--- a/Prateek Rastogi.docx
+++ b/Prateek Rastogi.docx
@@ -932,10 +932,10 @@
           <w:numId w:val="1"/>
         </w:numPr>
         <w:tabs>
-          <w:tab w:pos="604" w:val="left" w:leader="none"/>
+          <w:tab w:pos="605" w:val="left" w:leader="none"/>
         </w:tabs>
-        <w:spacing w:line="240" w:lineRule="auto" w:before="17" w:after="0"/>
-        <w:ind w:left="604" w:right="0" w:hanging="253"/>
+        <w:spacing w:line="268" w:lineRule="auto" w:before="17" w:after="0"/>
+        <w:ind w:left="605" w:right="1763" w:hanging="254"/>
         <w:jc w:val="left"/>
         <w:rPr>
           <w:sz w:val="22"/>
@@ -947,169 +947,7 @@
           <w:w w:val="110"/>
           <w:sz w:val="22"/>
         </w:rPr>
-        <w:t>Built</w:t>
-      </w:r>
-      <w:r>
-        <w:rPr>
-          <w:color w:val="1D1D1D"/>
-          <w:spacing w:val="5"/>
-          <w:w w:val="110"/>
-          <w:sz w:val="22"/>
-        </w:rPr>
-        <w:t> </w:t>
-      </w:r>
-      <w:r>
-        <w:rPr>
-          <w:color w:val="1D1D1D"/>
-          <w:w w:val="110"/>
-          <w:sz w:val="22"/>
-        </w:rPr>
-        <w:t>AI/ML</w:t>
-      </w:r>
-      <w:r>
-        <w:rPr>
-          <w:color w:val="1D1D1D"/>
-          <w:spacing w:val="5"/>
-          <w:w w:val="110"/>
-          <w:sz w:val="22"/>
-        </w:rPr>
-        <w:t> </w:t>
-      </w:r>
-      <w:r>
-        <w:rPr>
-          <w:color w:val="1D1D1D"/>
-          <w:w w:val="110"/>
-          <w:sz w:val="22"/>
-        </w:rPr>
-        <w:t>integrations</w:t>
-      </w:r>
-      <w:r>
-        <w:rPr>
-          <w:color w:val="1D1D1D"/>
-          <w:spacing w:val="5"/>
-          <w:w w:val="110"/>
-          <w:sz w:val="22"/>
-        </w:rPr>
-        <w:t> </w:t>
-      </w:r>
-      <w:r>
-        <w:rPr>
-          <w:color w:val="1D1D1D"/>
-          <w:w w:val="110"/>
-          <w:sz w:val="22"/>
-        </w:rPr>
-        <w:t>using</w:t>
-      </w:r>
-      <w:r>
-        <w:rPr>
-          <w:color w:val="1D1D1D"/>
-          <w:spacing w:val="5"/>
-          <w:w w:val="110"/>
-          <w:sz w:val="22"/>
-        </w:rPr>
-        <w:t> </w:t>
-      </w:r>
-      <w:r>
-        <w:rPr>
-          <w:color w:val="1D1D1D"/>
-          <w:w w:val="110"/>
-          <w:sz w:val="22"/>
-        </w:rPr>
-        <w:t>LLMs,</w:t>
-      </w:r>
-      <w:r>
-        <w:rPr>
-          <w:color w:val="1D1D1D"/>
-          <w:spacing w:val="5"/>
-          <w:w w:val="110"/>
-          <w:sz w:val="22"/>
-        </w:rPr>
-        <w:t> </w:t>
-      </w:r>
-      <w:r>
-        <w:rPr>
-          <w:color w:val="1D1D1D"/>
-          <w:w w:val="110"/>
-          <w:sz w:val="22"/>
-        </w:rPr>
-        <w:t>RAG,</w:t>
-      </w:r>
-      <w:r>
-        <w:rPr>
-          <w:color w:val="1D1D1D"/>
-          <w:spacing w:val="5"/>
-          <w:w w:val="110"/>
-          <w:sz w:val="22"/>
-        </w:rPr>
-        <w:t> </w:t>
-      </w:r>
-      <w:r>
-        <w:rPr>
-          <w:color w:val="1D1D1D"/>
-          <w:w w:val="110"/>
-          <w:sz w:val="22"/>
-        </w:rPr>
-        <w:t>Voice</w:t>
-      </w:r>
-      <w:r>
-        <w:rPr>
-          <w:color w:val="1D1D1D"/>
-          <w:spacing w:val="5"/>
-          <w:w w:val="110"/>
-          <w:sz w:val="22"/>
-        </w:rPr>
-        <w:t> </w:t>
-      </w:r>
-      <w:r>
-        <w:rPr>
-          <w:color w:val="1D1D1D"/>
-          <w:w w:val="110"/>
-          <w:sz w:val="22"/>
-        </w:rPr>
-        <w:t>Agents,</w:t>
-      </w:r>
-      <w:r>
-        <w:rPr>
-          <w:color w:val="1D1D1D"/>
-          <w:spacing w:val="5"/>
-          <w:w w:val="110"/>
-          <w:sz w:val="22"/>
-        </w:rPr>
-        <w:t> </w:t>
-      </w:r>
-      <w:r>
-        <w:rPr>
-          <w:color w:val="1D1D1D"/>
-          <w:w w:val="110"/>
-          <w:sz w:val="22"/>
-        </w:rPr>
-        <w:t>and</w:t>
-      </w:r>
-      <w:r>
-        <w:rPr>
-          <w:color w:val="1D1D1D"/>
-          <w:spacing w:val="5"/>
-          <w:w w:val="110"/>
-          <w:sz w:val="22"/>
-        </w:rPr>
-        <w:t> </w:t>
-      </w:r>
-      <w:r>
-        <w:rPr>
-          <w:color w:val="1D1D1D"/>
-          <w:w w:val="110"/>
-          <w:sz w:val="22"/>
-        </w:rPr>
-        <w:t>n8n</w:t>
-      </w:r>
-      <w:r>
-        <w:rPr>
-          <w:color w:val="1D1D1D"/>
-          <w:spacing w:val="5"/>
-          <w:w w:val="110"/>
-          <w:sz w:val="22"/>
-        </w:rPr>
-        <w:t> </w:t>
+        <w:t>Crafted AI/ML integrations using LLMs, RAG, Voice Agents, and n8n </w:t>
       </w:r>
       <w:r>
         <w:rPr>
@@ -1131,13 +969,91 @@
         <w:tabs>
           <w:tab w:pos="605" w:val="left" w:leader="none"/>
         </w:tabs>
-        <w:spacing w:line="268" w:lineRule="auto" w:before="32" w:after="0"/>
+        <w:spacing w:line="268" w:lineRule="auto" w:before="0" w:after="0"/>
         <w:ind w:left="605" w:right="1171" w:hanging="254"/>
         <w:jc w:val="left"/>
         <w:rPr>
           <w:sz w:val="22"/>
         </w:rPr>
       </w:pPr>
+      <w:r>
+        <w:rPr>
+          <w:sz w:val="22"/>
+        </w:rPr>
+        <mc:AlternateContent>
+          <mc:Choice Requires="wps">
+            <w:drawing>
+              <wp:anchor distT="0" distB="0" distL="0" distR="0" allowOverlap="1" layoutInCell="1" locked="0" behindDoc="0" simplePos="0" relativeHeight="15729152">
+                <wp:simplePos x="0" y="0"/>
+                <wp:positionH relativeFrom="page">
+                  <wp:posOffset>1515257</wp:posOffset>
+                </wp:positionH>
+                <wp:positionV relativeFrom="paragraph">
+                  <wp:posOffset>-2195343</wp:posOffset>
+                </wp:positionV>
+                <wp:extent cx="1270" cy="8498205"/>
+                <wp:effectExtent l="0" t="0" r="0" b="0"/>
+                <wp:wrapNone/>
+                <wp:docPr id="1" name="Graphic 1"/>
+                <wp:cNvGraphicFramePr>
+                  <a:graphicFrameLocks/>
+                </wp:cNvGraphicFramePr>
+                <a:graphic>
+                  <a:graphicData uri="http://schemas.microsoft.com/office/word/2010/wordprocessingShape">
+                    <wps:wsp>
+                      <wps:cNvPr id="1" name="Graphic 1"/>
+                      <wps:cNvSpPr/>
+                      <wps:spPr>
+                        <a:xfrm>
+                          <a:off x="0" y="0"/>
+                          <a:ext cx="1270" cy="8498205"/>
+                        </a:xfrm>
+                        <a:custGeom>
+                          <a:avLst/>
+                          <a:gdLst/>
+                          <a:ahLst/>
+                          <a:cxnLst/>
+                          <a:rect l="l" t="t" r="r" b="b"/>
+                          <a:pathLst>
+                            <a:path w="0" h="8498205">
+                              <a:moveTo>
+                                <a:pt x="0" y="0"/>
+                              </a:moveTo>
+                              <a:lnTo>
+                                <a:pt x="0" y="8497670"/>
+                              </a:lnTo>
+                            </a:path>
+                          </a:pathLst>
+                        </a:custGeom>
+                        <a:ln w="9528">
+                          <a:solidFill>
+                            <a:srgbClr val="2E3729"/>
+                          </a:solidFill>
+                          <a:prstDash val="solid"/>
+                        </a:ln>
+                      </wps:spPr>
+                      <wps:bodyPr wrap="square" lIns="0" tIns="0" rIns="0" bIns="0" rtlCol="0">
+                        <a:prstTxWarp prst="textNoShape">
+                          <a:avLst/>
+                        </a:prstTxWarp>
+                        <a:noAutofit/>
+                      </wps:bodyPr>
+                    </wps:wsp>
+                  </a:graphicData>
+                </a:graphic>
+              </wp:anchor>
+            </w:drawing>
+          </mc:Choice>
+          <mc:Fallback>
+            <w:pict>
+              <v:line style="position:absolute;mso-position-horizontal-relative:page;mso-position-vertical-relative:paragraph;z-index:15729152" from="119.311577pt,-172.861694pt" to="119.311577pt,496.246184pt" stroked="true" strokeweight=".750283pt" strokecolor="#2e3729">
+                <v:stroke dashstyle="solid"/>
+                <w10:wrap type="none"/>
+              </v:line>
+            </w:pict>
+          </mc:Fallback>
+        </mc:AlternateContent>
+      </w:r>
       <w:r>
         <w:rPr>
           <w:color w:val="1D1D1D"/>
@@ -1317,7 +1233,7 @@
         <w:tabs>
           <w:tab w:pos="8859" w:val="left" w:leader="none"/>
         </w:tabs>
-        <w:spacing w:before="255"/>
+        <w:spacing w:line="223" w:lineRule="exact" w:before="0"/>
         <w:ind w:left="2275"/>
       </w:pPr>
       <w:r>
@@ -1336,14 +1252,14 @@
                 <wp:extent cx="7562850" cy="10696575"/>
                 <wp:effectExtent l="0" t="0" r="0" b="0"/>
                 <wp:wrapNone/>
-                <wp:docPr id="1" name="Graphic 1"/>
+                <wp:docPr id="2" name="Graphic 2"/>
                 <wp:cNvGraphicFramePr>
                   <a:graphicFrameLocks/>
                 </wp:cNvGraphicFramePr>
                 <a:graphic>
                   <a:graphicData uri="http://schemas.microsoft.com/office/word/2010/wordprocessingShape">
                     <wps:wsp>
-                      <wps:cNvPr id="1" name="Graphic 1"/>
+                      <wps:cNvPr id="2" name="Graphic 2"/>
                       <wps:cNvSpPr/>
                       <wps:spPr>
                         <a:xfrm>
@@ -1399,82 +1315,6 @@
                 <v:fill type="solid"/>
                 <w10:wrap type="none"/>
               </v:rect>
-            </w:pict>
-          </mc:Fallback>
-        </mc:AlternateContent>
-      </w:r>
-      <w:r>
-        <w:rPr/>
-        <mc:AlternateContent>
-          <mc:Choice Requires="wps">
-            <w:drawing>
-              <wp:anchor distT="0" distB="0" distL="0" distR="0" allowOverlap="1" layoutInCell="1" locked="0" behindDoc="0" simplePos="0" relativeHeight="15729152">
-                <wp:simplePos x="0" y="0"/>
-                <wp:positionH relativeFrom="page">
-                  <wp:posOffset>1515257</wp:posOffset>
-                </wp:positionH>
-                <wp:positionV relativeFrom="paragraph">
-                  <wp:posOffset>-2386195</wp:posOffset>
-                </wp:positionV>
-                <wp:extent cx="1270" cy="8498205"/>
-                <wp:effectExtent l="0" t="0" r="0" b="0"/>
-                <wp:wrapNone/>
-                <wp:docPr id="2" name="Graphic 2"/>
-                <wp:cNvGraphicFramePr>
-                  <a:graphicFrameLocks/>
-                </wp:cNvGraphicFramePr>
-                <a:graphic>
-                  <a:graphicData uri="http://schemas.microsoft.com/office/word/2010/wordprocessingShape">
-                    <wps:wsp>
-                      <wps:cNvPr id="2" name="Graphic 2"/>
-                      <wps:cNvSpPr/>
-                      <wps:spPr>
-                        <a:xfrm>
-                          <a:off x="0" y="0"/>
-                          <a:ext cx="1270" cy="8498205"/>
-                        </a:xfrm>
-                        <a:custGeom>
-                          <a:avLst/>
-                          <a:gdLst/>
-                          <a:ahLst/>
-                          <a:cxnLst/>
-                          <a:rect l="l" t="t" r="r" b="b"/>
-                          <a:pathLst>
-                            <a:path w="0" h="8498205">
-                              <a:moveTo>
-                                <a:pt x="0" y="0"/>
-                              </a:moveTo>
-                              <a:lnTo>
-                                <a:pt x="0" y="8497670"/>
-                              </a:lnTo>
-                            </a:path>
-                          </a:pathLst>
-                        </a:custGeom>
-                        <a:ln w="9528">
-                          <a:solidFill>
-                            <a:srgbClr val="2E3729"/>
-                          </a:solidFill>
-                          <a:prstDash val="solid"/>
-                        </a:ln>
-                      </wps:spPr>
-                      <wps:bodyPr wrap="square" lIns="0" tIns="0" rIns="0" bIns="0" rtlCol="0">
-                        <a:prstTxWarp prst="textNoShape">
-                          <a:avLst/>
-                        </a:prstTxWarp>
-                        <a:noAutofit/>
-                      </wps:bodyPr>
-                    </wps:wsp>
-                  </a:graphicData>
-                </a:graphic>
-              </wp:anchor>
-            </w:drawing>
-          </mc:Choice>
-          <mc:Fallback>
-            <w:pict>
-              <v:line style="position:absolute;mso-position-horizontal-relative:page;mso-position-vertical-relative:paragraph;z-index:15729152" from="119.311577pt,-187.889435pt" to="119.311577pt,481.218444pt" stroked="true" strokeweight=".750283pt" strokecolor="#2e3729">
-                <v:stroke dashstyle="solid"/>
-                <w10:wrap type="none"/>
-              </v:line>
             </w:pict>
           </mc:Fallback>
         </mc:AlternateContent>

--- a/Prateek Rastogi.docx
+++ b/Prateek Rastogi.docx
@@ -725,10 +725,13 @@
       <w:pPr>
         <w:pStyle w:val="Heading3"/>
         <w:tabs>
-          <w:tab w:pos="6900" w:val="left" w:leader="none"/>
+          <w:tab w:pos="6953" w:val="left" w:leader="none"/>
         </w:tabs>
-        <w:spacing w:before="116"/>
+        <w:spacing w:line="302" w:lineRule="exact" w:before="116"/>
         <w:ind w:left="283"/>
+        <w:rPr>
+          <w:position w:val="5"/>
+        </w:rPr>
       </w:pPr>
       <w:r>
         <w:rPr>
@@ -874,6 +877,7 @@
         <w:rPr>
           <w:color w:val="1D1D1D"/>
           <w:w w:val="115"/>
+          <w:position w:val="5"/>
         </w:rPr>
         <w:t>April</w:t>
       </w:r>
@@ -882,6 +886,7 @@
           <w:color w:val="1D1D1D"/>
           <w:spacing w:val="7"/>
           <w:w w:val="115"/>
+          <w:position w:val="5"/>
         </w:rPr>
         <w:t> </w:t>
       </w:r>
@@ -889,6 +894,7 @@
         <w:rPr>
           <w:color w:val="1D1D1D"/>
           <w:w w:val="115"/>
+          <w:position w:val="5"/>
         </w:rPr>
         <w:t>2024</w:t>
       </w:r>
@@ -897,6 +903,7 @@
           <w:color w:val="1D1D1D"/>
           <w:spacing w:val="-7"/>
           <w:w w:val="145"/>
+          <w:position w:val="5"/>
         </w:rPr>
         <w:t> </w:t>
       </w:r>
@@ -904,6 +911,7 @@
         <w:rPr>
           <w:color w:val="1D1D1D"/>
           <w:w w:val="145"/>
+          <w:position w:val="5"/>
         </w:rPr>
         <w:t>-</w:t>
       </w:r>
@@ -912,6 +920,7 @@
           <w:color w:val="1D1D1D"/>
           <w:spacing w:val="-7"/>
           <w:w w:val="145"/>
+          <w:position w:val="5"/>
         </w:rPr>
         <w:t> </w:t>
       </w:r>
@@ -920,6 +929,7 @@
           <w:color w:val="1D1D1D"/>
           <w:spacing w:val="-2"/>
           <w:w w:val="115"/>
+          <w:position w:val="5"/>
         </w:rPr>
         <w:t>Present</w:t>
       </w:r>
@@ -932,10 +942,10 @@
           <w:numId w:val="1"/>
         </w:numPr>
         <w:tabs>
-          <w:tab w:pos="605" w:val="left" w:leader="none"/>
+          <w:tab w:pos="656" w:val="left" w:leader="none"/>
         </w:tabs>
-        <w:spacing w:line="268" w:lineRule="auto" w:before="17" w:after="0"/>
-        <w:ind w:left="605" w:right="1763" w:hanging="254"/>
+        <w:spacing w:line="252" w:lineRule="exact" w:before="0" w:after="0"/>
+        <w:ind w:left="656" w:right="0" w:hanging="253"/>
         <w:jc w:val="left"/>
         <w:rPr>
           <w:sz w:val="22"/>
@@ -947,7 +957,135 @@
           <w:w w:val="110"/>
           <w:sz w:val="22"/>
         </w:rPr>
-        <w:t>Crafted AI/ML integrations using LLMs, RAG, Voice Agents, and n8n </w:t>
+        <w:t>Crafted</w:t>
+      </w:r>
+      <w:r>
+        <w:rPr>
+          <w:color w:val="1D1D1D"/>
+          <w:spacing w:val="13"/>
+          <w:w w:val="110"/>
+          <w:sz w:val="22"/>
+        </w:rPr>
+        <w:t> </w:t>
+      </w:r>
+      <w:r>
+        <w:rPr>
+          <w:color w:val="1D1D1D"/>
+          <w:w w:val="110"/>
+          <w:sz w:val="22"/>
+        </w:rPr>
+        <w:t>complex</w:t>
+      </w:r>
+      <w:r>
+        <w:rPr>
+          <w:color w:val="1D1D1D"/>
+          <w:spacing w:val="14"/>
+          <w:w w:val="110"/>
+          <w:sz w:val="22"/>
+        </w:rPr>
+        <w:t> </w:t>
+      </w:r>
+      <w:r>
+        <w:rPr>
+          <w:color w:val="1D1D1D"/>
+          <w:w w:val="110"/>
+          <w:sz w:val="22"/>
+        </w:rPr>
+        <w:t>AI/ML</w:t>
+      </w:r>
+      <w:r>
+        <w:rPr>
+          <w:color w:val="1D1D1D"/>
+          <w:spacing w:val="14"/>
+          <w:w w:val="110"/>
+          <w:sz w:val="22"/>
+        </w:rPr>
+        <w:t> </w:t>
+      </w:r>
+      <w:r>
+        <w:rPr>
+          <w:color w:val="1D1D1D"/>
+          <w:w w:val="110"/>
+          <w:sz w:val="22"/>
+        </w:rPr>
+        <w:t>integrations</w:t>
+      </w:r>
+      <w:r>
+        <w:rPr>
+          <w:color w:val="1D1D1D"/>
+          <w:spacing w:val="14"/>
+          <w:w w:val="110"/>
+          <w:sz w:val="22"/>
+        </w:rPr>
+        <w:t> </w:t>
+      </w:r>
+      <w:r>
+        <w:rPr>
+          <w:color w:val="1D1D1D"/>
+          <w:w w:val="110"/>
+          <w:sz w:val="22"/>
+        </w:rPr>
+        <w:t>using</w:t>
+      </w:r>
+      <w:r>
+        <w:rPr>
+          <w:color w:val="1D1D1D"/>
+          <w:spacing w:val="14"/>
+          <w:w w:val="110"/>
+          <w:sz w:val="22"/>
+        </w:rPr>
+        <w:t> </w:t>
+      </w:r>
+      <w:r>
+        <w:rPr>
+          <w:color w:val="1D1D1D"/>
+          <w:w w:val="110"/>
+          <w:sz w:val="22"/>
+        </w:rPr>
+        <w:t>LLMs,</w:t>
+      </w:r>
+      <w:r>
+        <w:rPr>
+          <w:color w:val="1D1D1D"/>
+          <w:spacing w:val="14"/>
+          <w:w w:val="110"/>
+          <w:sz w:val="22"/>
+        </w:rPr>
+        <w:t> </w:t>
+      </w:r>
+      <w:r>
+        <w:rPr>
+          <w:color w:val="1D1D1D"/>
+          <w:w w:val="110"/>
+          <w:sz w:val="22"/>
+        </w:rPr>
+        <w:t>RAG,</w:t>
+      </w:r>
+      <w:r>
+        <w:rPr>
+          <w:color w:val="1D1D1D"/>
+          <w:spacing w:val="14"/>
+          <w:w w:val="110"/>
+          <w:sz w:val="22"/>
+        </w:rPr>
+        <w:t> </w:t>
+      </w:r>
+      <w:r>
+        <w:rPr>
+          <w:color w:val="1D1D1D"/>
+          <w:w w:val="110"/>
+          <w:sz w:val="22"/>
+        </w:rPr>
+        <w:t>Voice</w:t>
+      </w:r>
+      <w:r>
+        <w:rPr>
+          <w:color w:val="1D1D1D"/>
+          <w:spacing w:val="14"/>
+          <w:w w:val="110"/>
+          <w:sz w:val="22"/>
+        </w:rPr>
+        <w:t> </w:t>
       </w:r>
       <w:r>
         <w:rPr>
@@ -955,6 +1093,96 @@
           <w:spacing w:val="-2"/>
           <w:w w:val="110"/>
           <w:sz w:val="22"/>
+        </w:rPr>
+        <w:t>Agents,</w:t>
+      </w:r>
+    </w:p>
+    <w:p>
+      <w:pPr>
+        <w:pStyle w:val="BodyText"/>
+        <w:spacing w:before="32"/>
+        <w:ind w:left="657"/>
+      </w:pPr>
+      <w:r>
+        <w:rPr>
+          <w:color w:val="1D1D1D"/>
+          <w:w w:val="110"/>
+        </w:rPr>
+        <w:t>SageMaker,</w:t>
+      </w:r>
+      <w:r>
+        <w:rPr>
+          <w:color w:val="1D1D1D"/>
+          <w:spacing w:val="-2"/>
+          <w:w w:val="110"/>
+        </w:rPr>
+        <w:t> </w:t>
+      </w:r>
+      <w:r>
+        <w:rPr>
+          <w:color w:val="1D1D1D"/>
+          <w:w w:val="110"/>
+        </w:rPr>
+        <w:t>Vertex</w:t>
+      </w:r>
+      <w:r>
+        <w:rPr>
+          <w:color w:val="1D1D1D"/>
+          <w:spacing w:val="-1"/>
+          <w:w w:val="110"/>
+        </w:rPr>
+        <w:t> </w:t>
+      </w:r>
+      <w:r>
+        <w:rPr>
+          <w:color w:val="1D1D1D"/>
+          <w:w w:val="110"/>
+        </w:rPr>
+        <w:t>AI,</w:t>
+      </w:r>
+      <w:r>
+        <w:rPr>
+          <w:color w:val="1D1D1D"/>
+          <w:spacing w:val="-1"/>
+          <w:w w:val="110"/>
+        </w:rPr>
+        <w:t> </w:t>
+      </w:r>
+      <w:r>
+        <w:rPr>
+          <w:color w:val="1D1D1D"/>
+          <w:w w:val="110"/>
+        </w:rPr>
+        <w:t>and</w:t>
+      </w:r>
+      <w:r>
+        <w:rPr>
+          <w:color w:val="1D1D1D"/>
+          <w:spacing w:val="-1"/>
+          <w:w w:val="110"/>
+        </w:rPr>
+        <w:t> </w:t>
+      </w:r>
+      <w:r>
+        <w:rPr>
+          <w:color w:val="1D1D1D"/>
+          <w:w w:val="110"/>
+        </w:rPr>
+        <w:t>n8n</w:t>
+      </w:r>
+      <w:r>
+        <w:rPr>
+          <w:color w:val="1D1D1D"/>
+          <w:spacing w:val="-1"/>
+          <w:w w:val="110"/>
+        </w:rPr>
+        <w:t> </w:t>
+      </w:r>
+      <w:r>
+        <w:rPr>
+          <w:color w:val="1D1D1D"/>
+          <w:spacing w:val="-2"/>
+          <w:w w:val="110"/>
         </w:rPr>
         <w:t>pipelines.</w:t>
       </w:r>
@@ -967,10 +1195,10 @@
           <w:numId w:val="1"/>
         </w:numPr>
         <w:tabs>
-          <w:tab w:pos="605" w:val="left" w:leader="none"/>
+          <w:tab w:pos="656" w:val="left" w:leader="none"/>
         </w:tabs>
-        <w:spacing w:line="268" w:lineRule="auto" w:before="0" w:after="0"/>
-        <w:ind w:left="605" w:right="1171" w:hanging="254"/>
+        <w:spacing w:line="240" w:lineRule="auto" w:before="31" w:after="0"/>
+        <w:ind w:left="656" w:right="0" w:hanging="253"/>
         <w:jc w:val="left"/>
         <w:rPr>
           <w:sz w:val="22"/>
@@ -978,20 +1206,174 @@
       </w:pPr>
       <w:r>
         <w:rPr>
-          <w:sz w:val="22"/>
-        </w:rPr>
+          <w:color w:val="1D1D1D"/>
+          <w:w w:val="110"/>
+          <w:sz w:val="22"/>
+        </w:rPr>
+        <w:t>Developed</w:t>
+      </w:r>
+      <w:r>
+        <w:rPr>
+          <w:color w:val="1D1D1D"/>
+          <w:spacing w:val="24"/>
+          <w:w w:val="110"/>
+          <w:sz w:val="22"/>
+        </w:rPr>
+        <w:t> </w:t>
+      </w:r>
+      <w:r>
+        <w:rPr>
+          <w:color w:val="1D1D1D"/>
+          <w:w w:val="110"/>
+          <w:sz w:val="22"/>
+        </w:rPr>
+        <w:t>full-stack</w:t>
+      </w:r>
+      <w:r>
+        <w:rPr>
+          <w:color w:val="1D1D1D"/>
+          <w:spacing w:val="24"/>
+          <w:w w:val="110"/>
+          <w:sz w:val="22"/>
+        </w:rPr>
+        <w:t> </w:t>
+      </w:r>
+      <w:r>
+        <w:rPr>
+          <w:color w:val="1D1D1D"/>
+          <w:w w:val="110"/>
+          <w:sz w:val="22"/>
+        </w:rPr>
+        <w:t>AI</w:t>
+      </w:r>
+      <w:r>
+        <w:rPr>
+          <w:color w:val="1D1D1D"/>
+          <w:spacing w:val="24"/>
+          <w:w w:val="110"/>
+          <w:sz w:val="22"/>
+        </w:rPr>
+        <w:t> </w:t>
+      </w:r>
+      <w:r>
+        <w:rPr>
+          <w:color w:val="1D1D1D"/>
+          <w:w w:val="110"/>
+          <w:sz w:val="22"/>
+        </w:rPr>
+        <w:t>enabled</w:t>
+      </w:r>
+      <w:r>
+        <w:rPr>
+          <w:color w:val="1D1D1D"/>
+          <w:spacing w:val="24"/>
+          <w:w w:val="110"/>
+          <w:sz w:val="22"/>
+        </w:rPr>
+        <w:t> </w:t>
+      </w:r>
+      <w:r>
+        <w:rPr>
+          <w:color w:val="1D1D1D"/>
+          <w:w w:val="110"/>
+          <w:sz w:val="22"/>
+        </w:rPr>
+        <w:t>apps,</w:t>
+      </w:r>
+      <w:r>
+        <w:rPr>
+          <w:color w:val="1D1D1D"/>
+          <w:spacing w:val="24"/>
+          <w:w w:val="110"/>
+          <w:sz w:val="22"/>
+        </w:rPr>
+        <w:t> </w:t>
+      </w:r>
+      <w:r>
+        <w:rPr>
+          <w:color w:val="1D1D1D"/>
+          <w:w w:val="110"/>
+          <w:sz w:val="22"/>
+        </w:rPr>
+        <w:t>leveraging</w:t>
+      </w:r>
+      <w:r>
+        <w:rPr>
+          <w:color w:val="1D1D1D"/>
+          <w:spacing w:val="24"/>
+          <w:w w:val="110"/>
+          <w:sz w:val="22"/>
+        </w:rPr>
+        <w:t> </w:t>
+      </w:r>
+      <w:r>
+        <w:rPr>
+          <w:color w:val="1D1D1D"/>
+          <w:w w:val="110"/>
+          <w:sz w:val="22"/>
+        </w:rPr>
+        <w:t>AI-native</w:t>
+      </w:r>
+      <w:r>
+        <w:rPr>
+          <w:color w:val="1D1D1D"/>
+          <w:spacing w:val="24"/>
+          <w:w w:val="110"/>
+          <w:sz w:val="22"/>
+        </w:rPr>
+        <w:t> </w:t>
+      </w:r>
+      <w:r>
+        <w:rPr>
+          <w:color w:val="1D1D1D"/>
+          <w:spacing w:val="-2"/>
+          <w:w w:val="110"/>
+          <w:sz w:val="22"/>
+        </w:rPr>
+        <w:t>tooling.</w:t>
+      </w:r>
+    </w:p>
+    <w:p>
+      <w:pPr>
+        <w:pStyle w:val="ListParagraph"/>
+        <w:spacing w:after="0" w:line="240" w:lineRule="auto"/>
+        <w:jc w:val="left"/>
+        <w:rPr>
+          <w:sz w:val="22"/>
+        </w:rPr>
+        <w:sectPr>
+          <w:type w:val="continuous"/>
+          <w:pgSz w:w="11910" w:h="16850"/>
+          <w:pgMar w:top="700" w:bottom="280" w:left="425" w:right="283"/>
+          <w:cols w:num="2" w:equalWidth="0">
+            <w:col w:w="1746" w:space="246"/>
+            <w:col w:w="9210"/>
+          </w:cols>
+        </w:sectPr>
+      </w:pPr>
+    </w:p>
+    <w:p>
+      <w:pPr>
+        <w:pStyle w:val="Heading3"/>
+        <w:tabs>
+          <w:tab w:pos="8859" w:val="left" w:leader="none"/>
+        </w:tabs>
+        <w:spacing w:before="268"/>
+      </w:pPr>
+      <w:r>
+        <w:rPr/>
         <mc:AlternateContent>
           <mc:Choice Requires="wps">
             <w:drawing>
-              <wp:anchor distT="0" distB="0" distL="0" distR="0" allowOverlap="1" layoutInCell="1" locked="0" behindDoc="0" simplePos="0" relativeHeight="15729152">
+              <wp:anchor distT="0" distB="0" distL="0" distR="0" allowOverlap="1" layoutInCell="1" locked="0" behindDoc="1" simplePos="0" relativeHeight="487130112">
                 <wp:simplePos x="0" y="0"/>
                 <wp:positionH relativeFrom="page">
-                  <wp:posOffset>1515257</wp:posOffset>
+                  <wp:posOffset>0</wp:posOffset>
                 </wp:positionH>
-                <wp:positionV relativeFrom="paragraph">
-                  <wp:posOffset>-2195343</wp:posOffset>
+                <wp:positionV relativeFrom="page">
+                  <wp:posOffset>0</wp:posOffset>
                 </wp:positionV>
-                <wp:extent cx="1270" cy="8498205"/>
+                <wp:extent cx="7562850" cy="10696575"/>
                 <wp:effectExtent l="0" t="0" r="0" b="0"/>
                 <wp:wrapNone/>
                 <wp:docPr id="1" name="Graphic 1"/>
@@ -1002,264 +1384,6 @@
                   <a:graphicData uri="http://schemas.microsoft.com/office/word/2010/wordprocessingShape">
                     <wps:wsp>
                       <wps:cNvPr id="1" name="Graphic 1"/>
-                      <wps:cNvSpPr/>
-                      <wps:spPr>
-                        <a:xfrm>
-                          <a:off x="0" y="0"/>
-                          <a:ext cx="1270" cy="8498205"/>
-                        </a:xfrm>
-                        <a:custGeom>
-                          <a:avLst/>
-                          <a:gdLst/>
-                          <a:ahLst/>
-                          <a:cxnLst/>
-                          <a:rect l="l" t="t" r="r" b="b"/>
-                          <a:pathLst>
-                            <a:path w="0" h="8498205">
-                              <a:moveTo>
-                                <a:pt x="0" y="0"/>
-                              </a:moveTo>
-                              <a:lnTo>
-                                <a:pt x="0" y="8497670"/>
-                              </a:lnTo>
-                            </a:path>
-                          </a:pathLst>
-                        </a:custGeom>
-                        <a:ln w="9528">
-                          <a:solidFill>
-                            <a:srgbClr val="2E3729"/>
-                          </a:solidFill>
-                          <a:prstDash val="solid"/>
-                        </a:ln>
-                      </wps:spPr>
-                      <wps:bodyPr wrap="square" lIns="0" tIns="0" rIns="0" bIns="0" rtlCol="0">
-                        <a:prstTxWarp prst="textNoShape">
-                          <a:avLst/>
-                        </a:prstTxWarp>
-                        <a:noAutofit/>
-                      </wps:bodyPr>
-                    </wps:wsp>
-                  </a:graphicData>
-                </a:graphic>
-              </wp:anchor>
-            </w:drawing>
-          </mc:Choice>
-          <mc:Fallback>
-            <w:pict>
-              <v:line style="position:absolute;mso-position-horizontal-relative:page;mso-position-vertical-relative:paragraph;z-index:15729152" from="119.311577pt,-172.861694pt" to="119.311577pt,496.246184pt" stroked="true" strokeweight=".750283pt" strokecolor="#2e3729">
-                <v:stroke dashstyle="solid"/>
-                <w10:wrap type="none"/>
-              </v:line>
-            </w:pict>
-          </mc:Fallback>
-        </mc:AlternateContent>
-      </w:r>
-      <w:r>
-        <w:rPr>
-          <w:color w:val="1D1D1D"/>
-          <w:w w:val="115"/>
-          <w:sz w:val="22"/>
-        </w:rPr>
-        <w:t>Developed</w:t>
-      </w:r>
-      <w:r>
-        <w:rPr>
-          <w:color w:val="1D1D1D"/>
-          <w:spacing w:val="-4"/>
-          <w:w w:val="115"/>
-          <w:sz w:val="22"/>
-        </w:rPr>
-        <w:t> </w:t>
-      </w:r>
-      <w:r>
-        <w:rPr>
-          <w:color w:val="1D1D1D"/>
-          <w:w w:val="115"/>
-          <w:sz w:val="22"/>
-        </w:rPr>
-        <w:t>full-stack</w:t>
-      </w:r>
-      <w:r>
-        <w:rPr>
-          <w:color w:val="1D1D1D"/>
-          <w:spacing w:val="-4"/>
-          <w:w w:val="115"/>
-          <w:sz w:val="22"/>
-        </w:rPr>
-        <w:t> </w:t>
-      </w:r>
-      <w:r>
-        <w:rPr>
-          <w:color w:val="1D1D1D"/>
-          <w:w w:val="115"/>
-          <w:sz w:val="22"/>
-        </w:rPr>
-        <w:t>AI</w:t>
-      </w:r>
-      <w:r>
-        <w:rPr>
-          <w:color w:val="1D1D1D"/>
-          <w:spacing w:val="-4"/>
-          <w:w w:val="115"/>
-          <w:sz w:val="22"/>
-        </w:rPr>
-        <w:t> </w:t>
-      </w:r>
-      <w:r>
-        <w:rPr>
-          <w:color w:val="1D1D1D"/>
-          <w:w w:val="115"/>
-          <w:sz w:val="22"/>
-        </w:rPr>
-        <w:t>systems</w:t>
-      </w:r>
-      <w:r>
-        <w:rPr>
-          <w:color w:val="1D1D1D"/>
-          <w:spacing w:val="-4"/>
-          <w:w w:val="115"/>
-          <w:sz w:val="22"/>
-        </w:rPr>
-        <w:t> </w:t>
-      </w:r>
-      <w:r>
-        <w:rPr>
-          <w:color w:val="1D1D1D"/>
-          <w:w w:val="115"/>
-          <w:sz w:val="22"/>
-        </w:rPr>
-        <w:t>leveraging</w:t>
-      </w:r>
-      <w:r>
-        <w:rPr>
-          <w:color w:val="1D1D1D"/>
-          <w:spacing w:val="-4"/>
-          <w:w w:val="115"/>
-          <w:sz w:val="22"/>
-        </w:rPr>
-        <w:t> </w:t>
-      </w:r>
-      <w:r>
-        <w:rPr>
-          <w:color w:val="1D1D1D"/>
-          <w:w w:val="115"/>
-          <w:sz w:val="22"/>
-        </w:rPr>
-        <w:t>AI-native</w:t>
-      </w:r>
-      <w:r>
-        <w:rPr>
-          <w:color w:val="1D1D1D"/>
-          <w:spacing w:val="-4"/>
-          <w:w w:val="115"/>
-          <w:sz w:val="22"/>
-        </w:rPr>
-        <w:t> </w:t>
-      </w:r>
-      <w:r>
-        <w:rPr>
-          <w:color w:val="1D1D1D"/>
-          <w:w w:val="115"/>
-          <w:sz w:val="22"/>
-        </w:rPr>
-        <w:t>tooling</w:t>
-      </w:r>
-      <w:r>
-        <w:rPr>
-          <w:color w:val="1D1D1D"/>
-          <w:spacing w:val="-4"/>
-          <w:w w:val="115"/>
-          <w:sz w:val="22"/>
-        </w:rPr>
-        <w:t> </w:t>
-      </w:r>
-      <w:r>
-        <w:rPr>
-          <w:color w:val="1D1D1D"/>
-          <w:w w:val="115"/>
-          <w:sz w:val="22"/>
-        </w:rPr>
-        <w:t>and</w:t>
-      </w:r>
-      <w:r>
-        <w:rPr>
-          <w:color w:val="1D1D1D"/>
-          <w:spacing w:val="-4"/>
-          <w:w w:val="115"/>
-          <w:sz w:val="22"/>
-        </w:rPr>
-        <w:t> </w:t>
-      </w:r>
-      <w:r>
-        <w:rPr>
-          <w:color w:val="1D1D1D"/>
-          <w:w w:val="115"/>
-          <w:sz w:val="22"/>
-        </w:rPr>
-        <w:t>agentic </w:t>
-      </w:r>
-      <w:r>
-        <w:rPr>
-          <w:color w:val="1D1D1D"/>
-          <w:spacing w:val="-2"/>
-          <w:w w:val="115"/>
-          <w:sz w:val="22"/>
-        </w:rPr>
-        <w:t>workflows.</w:t>
-      </w:r>
-    </w:p>
-    <w:p>
-      <w:pPr>
-        <w:pStyle w:val="ListParagraph"/>
-        <w:spacing w:after="0" w:line="268" w:lineRule="auto"/>
-        <w:jc w:val="left"/>
-        <w:rPr>
-          <w:sz w:val="22"/>
-        </w:rPr>
-        <w:sectPr>
-          <w:type w:val="continuous"/>
-          <w:pgSz w:w="11910" w:h="16850"/>
-          <w:pgMar w:top="700" w:bottom="280" w:left="425" w:right="283"/>
-          <w:cols w:num="2" w:equalWidth="0">
-            <w:col w:w="1746" w:space="299"/>
-            <w:col w:w="9157"/>
-          </w:cols>
-        </w:sectPr>
-      </w:pPr>
-    </w:p>
-    <w:p>
-      <w:pPr>
-        <w:pStyle w:val="Heading3"/>
-        <w:tabs>
-          <w:tab w:pos="8859" w:val="left" w:leader="none"/>
-        </w:tabs>
-        <w:spacing w:line="223" w:lineRule="exact" w:before="0"/>
-        <w:ind w:left="2275"/>
-      </w:pPr>
-      <w:r>
-        <w:rPr/>
-        <mc:AlternateContent>
-          <mc:Choice Requires="wps">
-            <w:drawing>
-              <wp:anchor distT="0" distB="0" distL="0" distR="0" allowOverlap="1" layoutInCell="1" locked="0" behindDoc="1" simplePos="0" relativeHeight="487130624">
-                <wp:simplePos x="0" y="0"/>
-                <wp:positionH relativeFrom="page">
-                  <wp:posOffset>0</wp:posOffset>
-                </wp:positionH>
-                <wp:positionV relativeFrom="page">
-                  <wp:posOffset>0</wp:posOffset>
-                </wp:positionV>
-                <wp:extent cx="7562850" cy="10696575"/>
-                <wp:effectExtent l="0" t="0" r="0" b="0"/>
-                <wp:wrapNone/>
-                <wp:docPr id="2" name="Graphic 2"/>
-                <wp:cNvGraphicFramePr>
-                  <a:graphicFrameLocks/>
-                </wp:cNvGraphicFramePr>
-                <a:graphic>
-                  <a:graphicData uri="http://schemas.microsoft.com/office/word/2010/wordprocessingShape">
-                    <wps:wsp>
-                      <wps:cNvPr id="2" name="Graphic 2"/>
                       <wps:cNvSpPr/>
                       <wps:spPr>
                         <a:xfrm>
@@ -1311,7 +1435,7 @@
           </mc:Choice>
           <mc:Fallback>
             <w:pict>
-              <v:rect style="position:absolute;margin-left:0pt;margin-top:.000007pt;width:595.499986pt;height:842.249955pt;mso-position-horizontal-relative:page;mso-position-vertical-relative:page;z-index:-16185856" id="docshape1" filled="true" fillcolor="#f7f6f1" stroked="false">
+              <v:rect style="position:absolute;margin-left:0pt;margin-top:.000007pt;width:595.499986pt;height:842.249955pt;mso-position-horizontal-relative:page;mso-position-vertical-relative:page;z-index:-16186368" id="docshape1" filled="true" fillcolor="#f7f6f1" stroked="false">
                 <v:fill type="solid"/>
                 <w10:wrap type="none"/>
               </v:rect>
@@ -1320,9 +1444,86 @@
         </mc:AlternateContent>
       </w:r>
       <w:r>
-        <w:rPr>
-          <w:color w:val="1D1D1D"/>
-          <w:w w:val="115"/>
+        <w:rPr/>
+        <mc:AlternateContent>
+          <mc:Choice Requires="wps">
+            <w:drawing>
+              <wp:anchor distT="0" distB="0" distL="0" distR="0" allowOverlap="1" layoutInCell="1" locked="0" behindDoc="0" simplePos="0" relativeHeight="15729152">
+                <wp:simplePos x="0" y="0"/>
+                <wp:positionH relativeFrom="page">
+                  <wp:posOffset>1515257</wp:posOffset>
+                </wp:positionH>
+                <wp:positionV relativeFrom="paragraph">
+                  <wp:posOffset>-2365292</wp:posOffset>
+                </wp:positionV>
+                <wp:extent cx="1270" cy="8498205"/>
+                <wp:effectExtent l="0" t="0" r="0" b="0"/>
+                <wp:wrapNone/>
+                <wp:docPr id="2" name="Graphic 2"/>
+                <wp:cNvGraphicFramePr>
+                  <a:graphicFrameLocks/>
+                </wp:cNvGraphicFramePr>
+                <a:graphic>
+                  <a:graphicData uri="http://schemas.microsoft.com/office/word/2010/wordprocessingShape">
+                    <wps:wsp>
+                      <wps:cNvPr id="2" name="Graphic 2"/>
+                      <wps:cNvSpPr/>
+                      <wps:spPr>
+                        <a:xfrm>
+                          <a:off x="0" y="0"/>
+                          <a:ext cx="1270" cy="8498205"/>
+                        </a:xfrm>
+                        <a:custGeom>
+                          <a:avLst/>
+                          <a:gdLst/>
+                          <a:ahLst/>
+                          <a:cxnLst/>
+                          <a:rect l="l" t="t" r="r" b="b"/>
+                          <a:pathLst>
+                            <a:path w="0" h="8498205">
+                              <a:moveTo>
+                                <a:pt x="0" y="0"/>
+                              </a:moveTo>
+                              <a:lnTo>
+                                <a:pt x="0" y="8497670"/>
+                              </a:lnTo>
+                            </a:path>
+                          </a:pathLst>
+                        </a:custGeom>
+                        <a:ln w="9528">
+                          <a:solidFill>
+                            <a:srgbClr val="2E3729"/>
+                          </a:solidFill>
+                          <a:prstDash val="solid"/>
+                        </a:ln>
+                      </wps:spPr>
+                      <wps:bodyPr wrap="square" lIns="0" tIns="0" rIns="0" bIns="0" rtlCol="0">
+                        <a:prstTxWarp prst="textNoShape">
+                          <a:avLst/>
+                        </a:prstTxWarp>
+                        <a:noAutofit/>
+                      </wps:bodyPr>
+                    </wps:wsp>
+                  </a:graphicData>
+                </a:graphic>
+              </wp:anchor>
+            </w:drawing>
+          </mc:Choice>
+          <mc:Fallback>
+            <w:pict>
+              <v:line style="position:absolute;mso-position-horizontal-relative:page;mso-position-vertical-relative:paragraph;z-index:15729152" from="119.311577pt,-186.243484pt" to="119.311577pt,482.864394pt" stroked="true" strokeweight=".750283pt" strokecolor="#2e3729">
+                <v:stroke dashstyle="solid"/>
+                <w10:wrap type="none"/>
+              </v:line>
+            </w:pict>
+          </mc:Fallback>
+        </mc:AlternateContent>
+      </w:r>
+      <w:r>
+        <w:rPr>
+          <w:color w:val="1D1D1D"/>
+          <w:w w:val="115"/>
+          <w:position w:val="2"/>
         </w:rPr>
         <w:t>Expert</w:t>
       </w:r>
@@ -1331,6 +1532,7 @@
           <w:color w:val="1D1D1D"/>
           <w:spacing w:val="-13"/>
           <w:w w:val="115"/>
+          <w:position w:val="2"/>
         </w:rPr>
         <w:t> </w:t>
       </w:r>
@@ -1338,6 +1540,7 @@
         <w:rPr>
           <w:color w:val="1D1D1D"/>
           <w:w w:val="115"/>
+          <w:position w:val="2"/>
         </w:rPr>
         <w:t>-</w:t>
       </w:r>
@@ -1346,6 +1549,7 @@
           <w:color w:val="1D1D1D"/>
           <w:spacing w:val="-12"/>
           <w:w w:val="115"/>
+          <w:position w:val="2"/>
         </w:rPr>
         <w:t> </w:t>
       </w:r>
@@ -1353,6 +1557,7 @@
         <w:rPr>
           <w:color w:val="1D1D1D"/>
           <w:w w:val="115"/>
+          <w:position w:val="2"/>
         </w:rPr>
         <w:t>Digitization</w:t>
       </w:r>
@@ -1361,6 +1566,7 @@
           <w:color w:val="1D1D1D"/>
           <w:spacing w:val="-12"/>
           <w:w w:val="115"/>
+          <w:position w:val="2"/>
         </w:rPr>
         <w:t> </w:t>
       </w:r>
@@ -1368,6 +1574,7 @@
         <w:rPr>
           <w:color w:val="1D1D1D"/>
           <w:w w:val="115"/>
+          <w:position w:val="2"/>
         </w:rPr>
         <w:t>&amp;</w:t>
       </w:r>
@@ -1376,6 +1583,7 @@
           <w:color w:val="1D1D1D"/>
           <w:spacing w:val="-12"/>
           <w:w w:val="115"/>
+          <w:position w:val="2"/>
         </w:rPr>
         <w:t> </w:t>
       </w:r>
@@ -1383,6 +1591,7 @@
         <w:rPr>
           <w:color w:val="1D1D1D"/>
           <w:w w:val="115"/>
+          <w:position w:val="2"/>
         </w:rPr>
         <w:t>IT,</w:t>
       </w:r>
@@ -1391,6 +1600,7 @@
           <w:color w:val="1D1D1D"/>
           <w:spacing w:val="-13"/>
           <w:w w:val="115"/>
+          <w:position w:val="2"/>
         </w:rPr>
         <w:t> </w:t>
       </w:r>
@@ -1398,6 +1608,7 @@
         <w:rPr>
           <w:color w:val="1D1D1D"/>
           <w:w w:val="115"/>
+          <w:position w:val="2"/>
         </w:rPr>
         <w:t>INDORAMA</w:t>
       </w:r>
@@ -1406,6 +1617,7 @@
           <w:color w:val="1D1D1D"/>
           <w:spacing w:val="-12"/>
           <w:w w:val="115"/>
+          <w:position w:val="2"/>
         </w:rPr>
         <w:t> </w:t>
       </w:r>
@@ -1413,6 +1625,7 @@
         <w:rPr>
           <w:color w:val="1D1D1D"/>
           <w:w w:val="115"/>
+          <w:position w:val="2"/>
         </w:rPr>
         <w:t>[</w:t>
       </w:r>
@@ -1421,6 +1634,7 @@
           <w:color w:val="1D1D1D"/>
           <w:spacing w:val="-12"/>
           <w:w w:val="115"/>
+          <w:position w:val="2"/>
         </w:rPr>
         <w:t> </w:t>
       </w:r>
@@ -1428,6 +1642,7 @@
         <w:rPr>
           <w:color w:val="1D1D1D"/>
           <w:w w:val="115"/>
+          <w:position w:val="2"/>
         </w:rPr>
         <w:t>Fergana,</w:t>
       </w:r>
@@ -1436,6 +1651,7 @@
           <w:color w:val="1D1D1D"/>
           <w:spacing w:val="-12"/>
           <w:w w:val="115"/>
+          <w:position w:val="2"/>
         </w:rPr>
         <w:t> </w:t>
       </w:r>
@@ -1443,6 +1659,7 @@
         <w:rPr>
           <w:color w:val="1D1D1D"/>
           <w:w w:val="115"/>
+          <w:position w:val="2"/>
         </w:rPr>
         <w:t>Uzbekistan</w:t>
       </w:r>
@@ -1451,6 +1668,7 @@
           <w:color w:val="1D1D1D"/>
           <w:spacing w:val="-13"/>
           <w:w w:val="115"/>
+          <w:position w:val="2"/>
         </w:rPr>
         <w:t> </w:t>
       </w:r>
@@ -1459,12 +1677,14 @@
           <w:color w:val="1D1D1D"/>
           <w:spacing w:val="-10"/>
           <w:w w:val="115"/>
+          <w:position w:val="2"/>
         </w:rPr>
         <w:t>]</w:t>
       </w:r>
       <w:r>
         <w:rPr>
           <w:color w:val="1D1D1D"/>
+          <w:position w:val="2"/>
         </w:rPr>
         <w:tab/>
       </w:r>
@@ -1868,14 +2088,15 @@
         <w:tabs>
           <w:tab w:pos="8925" w:val="left" w:leader="none"/>
         </w:tabs>
-        <w:spacing w:before="255"/>
-        <w:ind w:left="2328"/>
+        <w:spacing w:before="235"/>
+        <w:ind w:left="2268"/>
       </w:pPr>
       <w:r>
         <w:rPr>
           <w:color w:val="1D1D1D"/>
           <w:spacing w:val="-2"/>
           <w:w w:val="115"/>
+          <w:position w:val="2"/>
         </w:rPr>
         <w:t>Founding</w:t>
       </w:r>
@@ -1884,6 +2105,7 @@
           <w:color w:val="1D1D1D"/>
           <w:spacing w:val="-3"/>
           <w:w w:val="115"/>
+          <w:position w:val="2"/>
         </w:rPr>
         <w:t> </w:t>
       </w:r>
@@ -1892,6 +2114,7 @@
           <w:color w:val="1D1D1D"/>
           <w:spacing w:val="-2"/>
           <w:w w:val="115"/>
+          <w:position w:val="2"/>
         </w:rPr>
         <w:t>Engineer, FEMZRD [</w:t>
       </w:r>
@@ -1900,6 +2123,7 @@
           <w:color w:val="1D1D1D"/>
           <w:spacing w:val="-3"/>
           <w:w w:val="115"/>
+          <w:position w:val="2"/>
         </w:rPr>
         <w:t> </w:t>
       </w:r>
@@ -1908,6 +2132,7 @@
           <w:color w:val="1D1D1D"/>
           <w:spacing w:val="-2"/>
           <w:w w:val="115"/>
+          <w:position w:val="2"/>
         </w:rPr>
         <w:t>Dover, United States</w:t>
       </w:r>
@@ -1916,6 +2141,7 @@
           <w:color w:val="1D1D1D"/>
           <w:spacing w:val="-3"/>
           <w:w w:val="115"/>
+          <w:position w:val="2"/>
         </w:rPr>
         <w:t> </w:t>
       </w:r>
@@ -1924,12 +2150,14 @@
           <w:color w:val="1D1D1D"/>
           <w:spacing w:val="-10"/>
           <w:w w:val="115"/>
+          <w:position w:val="2"/>
         </w:rPr>
         <w:t>]</w:t>
       </w:r>
       <w:r>
         <w:rPr>
           <w:color w:val="1D1D1D"/>
+          <w:position w:val="2"/>
         </w:rPr>
         <w:tab/>
       </w:r>
@@ -2162,12 +2390,14 @@
         <w:tabs>
           <w:tab w:pos="8985" w:val="left" w:leader="none"/>
         </w:tabs>
-        <w:ind w:left="2328"/>
+        <w:spacing w:before="243"/>
+        <w:ind w:left="2268"/>
       </w:pPr>
       <w:r>
         <w:rPr>
           <w:color w:val="1D1D1D"/>
           <w:w w:val="110"/>
+          <w:position w:val="1"/>
         </w:rPr>
         <w:t>Manager</w:t>
       </w:r>
@@ -2176,6 +2406,7 @@
           <w:color w:val="1D1D1D"/>
           <w:spacing w:val="7"/>
           <w:w w:val="110"/>
+          <w:position w:val="1"/>
         </w:rPr>
         <w:t> </w:t>
       </w:r>
@@ -2183,6 +2414,7 @@
         <w:rPr>
           <w:color w:val="1D1D1D"/>
           <w:w w:val="110"/>
+          <w:position w:val="1"/>
         </w:rPr>
         <w:t>Level</w:t>
       </w:r>
@@ -2191,6 +2423,7 @@
           <w:color w:val="1D1D1D"/>
           <w:spacing w:val="7"/>
           <w:w w:val="110"/>
+          <w:position w:val="1"/>
         </w:rPr>
         <w:t> </w:t>
       </w:r>
@@ -2198,6 +2431,7 @@
         <w:rPr>
           <w:color w:val="1D1D1D"/>
           <w:w w:val="110"/>
+          <w:position w:val="1"/>
         </w:rPr>
         <w:t>2,</w:t>
       </w:r>
@@ -2206,6 +2440,7 @@
           <w:color w:val="1D1D1D"/>
           <w:spacing w:val="7"/>
           <w:w w:val="110"/>
+          <w:position w:val="1"/>
         </w:rPr>
         <w:t> </w:t>
       </w:r>
@@ -2213,6 +2448,7 @@
         <w:rPr>
           <w:color w:val="1D1D1D"/>
           <w:w w:val="110"/>
+          <w:position w:val="1"/>
         </w:rPr>
         <w:t>TIMES</w:t>
       </w:r>
@@ -2221,6 +2457,7 @@
           <w:color w:val="1D1D1D"/>
           <w:spacing w:val="7"/>
           <w:w w:val="110"/>
+          <w:position w:val="1"/>
         </w:rPr>
         <w:t> </w:t>
       </w:r>
@@ -2228,6 +2465,7 @@
         <w:rPr>
           <w:color w:val="1D1D1D"/>
           <w:w w:val="110"/>
+          <w:position w:val="1"/>
         </w:rPr>
         <w:t>INTERNET</w:t>
       </w:r>
@@ -2236,6 +2474,7 @@
           <w:color w:val="1D1D1D"/>
           <w:spacing w:val="7"/>
           <w:w w:val="110"/>
+          <w:position w:val="1"/>
         </w:rPr>
         <w:t> </w:t>
       </w:r>
@@ -2243,6 +2482,7 @@
         <w:rPr>
           <w:color w:val="1D1D1D"/>
           <w:w w:val="110"/>
+          <w:position w:val="1"/>
         </w:rPr>
         <w:t>[</w:t>
       </w:r>
@@ -2251,6 +2491,7 @@
           <w:color w:val="1D1D1D"/>
           <w:spacing w:val="7"/>
           <w:w w:val="110"/>
+          <w:position w:val="1"/>
         </w:rPr>
         <w:t> </w:t>
       </w:r>
@@ -2258,6 +2499,7 @@
         <w:rPr>
           <w:color w:val="1D1D1D"/>
           <w:w w:val="110"/>
+          <w:position w:val="1"/>
         </w:rPr>
         <w:t>Noida,</w:t>
       </w:r>
@@ -2266,6 +2508,7 @@
           <w:color w:val="1D1D1D"/>
           <w:spacing w:val="7"/>
           <w:w w:val="110"/>
+          <w:position w:val="1"/>
         </w:rPr>
         <w:t> </w:t>
       </w:r>
@@ -2273,6 +2516,7 @@
         <w:rPr>
           <w:color w:val="1D1D1D"/>
           <w:w w:val="110"/>
+          <w:position w:val="1"/>
         </w:rPr>
         <w:t>India</w:t>
       </w:r>
@@ -2281,6 +2525,7 @@
           <w:color w:val="1D1D1D"/>
           <w:spacing w:val="7"/>
           <w:w w:val="110"/>
+          <w:position w:val="1"/>
         </w:rPr>
         <w:t> </w:t>
       </w:r>
@@ -2289,12 +2534,14 @@
           <w:color w:val="1D1D1D"/>
           <w:spacing w:val="-10"/>
           <w:w w:val="110"/>
+          <w:position w:val="1"/>
         </w:rPr>
         <w:t>]</w:t>
       </w:r>
       <w:r>
         <w:rPr>
           <w:color w:val="1D1D1D"/>
+          <w:position w:val="1"/>
         </w:rPr>
         <w:tab/>
       </w:r>
@@ -2425,12 +2672,13 @@
         <w:tabs>
           <w:tab w:pos="8983" w:val="left" w:leader="none"/>
         </w:tabs>
-        <w:ind w:left="2268"/>
+        <w:spacing w:before="233"/>
       </w:pPr>
       <w:r>
         <w:rPr>
           <w:color w:val="1D1D1D"/>
           <w:w w:val="115"/>
+          <w:position w:val="2"/>
         </w:rPr>
         <w:t>Full-Stack</w:t>
       </w:r>
@@ -2439,6 +2687,7 @@
           <w:color w:val="1D1D1D"/>
           <w:spacing w:val="-7"/>
           <w:w w:val="115"/>
+          <w:position w:val="2"/>
         </w:rPr>
         <w:t> </w:t>
       </w:r>
@@ -2446,6 +2695,7 @@
         <w:rPr>
           <w:color w:val="1D1D1D"/>
           <w:w w:val="115"/>
+          <w:position w:val="2"/>
         </w:rPr>
         <w:t>Developer,</w:t>
       </w:r>
@@ -2454,6 +2704,7 @@
           <w:color w:val="1D1D1D"/>
           <w:spacing w:val="-7"/>
           <w:w w:val="115"/>
+          <w:position w:val="2"/>
         </w:rPr>
         <w:t> </w:t>
       </w:r>
@@ -2461,6 +2712,7 @@
         <w:rPr>
           <w:color w:val="1D1D1D"/>
           <w:w w:val="115"/>
+          <w:position w:val="2"/>
         </w:rPr>
         <w:t>HOUSE</w:t>
       </w:r>
@@ -2469,6 +2721,7 @@
           <w:color w:val="1D1D1D"/>
           <w:spacing w:val="-6"/>
           <w:w w:val="115"/>
+          <w:position w:val="2"/>
         </w:rPr>
         <w:t> </w:t>
       </w:r>
@@ -2476,6 +2729,7 @@
         <w:rPr>
           <w:color w:val="1D1D1D"/>
           <w:w w:val="115"/>
+          <w:position w:val="2"/>
         </w:rPr>
         <w:t>OF</w:t>
       </w:r>
@@ -2484,6 +2738,7 @@
           <w:color w:val="1D1D1D"/>
           <w:spacing w:val="-7"/>
           <w:w w:val="115"/>
+          <w:position w:val="2"/>
         </w:rPr>
         <w:t> </w:t>
       </w:r>
@@ -2491,6 +2746,7 @@
         <w:rPr>
           <w:color w:val="1D1D1D"/>
           <w:w w:val="115"/>
+          <w:position w:val="2"/>
         </w:rPr>
         <w:t>QUOTES</w:t>
       </w:r>
@@ -2499,6 +2755,7 @@
           <w:color w:val="1D1D1D"/>
           <w:spacing w:val="-6"/>
           <w:w w:val="115"/>
+          <w:position w:val="2"/>
         </w:rPr>
         <w:t> </w:t>
       </w:r>
@@ -2506,6 +2763,7 @@
         <w:rPr>
           <w:color w:val="1D1D1D"/>
           <w:w w:val="115"/>
+          <w:position w:val="2"/>
         </w:rPr>
         <w:t>[</w:t>
       </w:r>
@@ -2514,6 +2772,7 @@
           <w:color w:val="1D1D1D"/>
           <w:spacing w:val="-7"/>
           <w:w w:val="115"/>
+          <w:position w:val="2"/>
         </w:rPr>
         <w:t> </w:t>
       </w:r>
@@ -2521,6 +2780,7 @@
         <w:rPr>
           <w:color w:val="1D1D1D"/>
           <w:w w:val="115"/>
+          <w:position w:val="2"/>
         </w:rPr>
         <w:t>Bengaluru,</w:t>
       </w:r>
@@ -2529,6 +2789,7 @@
           <w:color w:val="1D1D1D"/>
           <w:spacing w:val="-6"/>
           <w:w w:val="115"/>
+          <w:position w:val="2"/>
         </w:rPr>
         <w:t> </w:t>
       </w:r>
@@ -2536,6 +2797,7 @@
         <w:rPr>
           <w:color w:val="1D1D1D"/>
           <w:w w:val="115"/>
+          <w:position w:val="2"/>
         </w:rPr>
         <w:t>India</w:t>
       </w:r>
@@ -2544,6 +2806,7 @@
           <w:color w:val="1D1D1D"/>
           <w:spacing w:val="-7"/>
           <w:w w:val="115"/>
+          <w:position w:val="2"/>
         </w:rPr>
         <w:t> </w:t>
       </w:r>
@@ -2552,12 +2815,14 @@
           <w:color w:val="1D1D1D"/>
           <w:spacing w:val="-10"/>
           <w:w w:val="115"/>
+          <w:position w:val="2"/>
         </w:rPr>
         <w:t>]</w:t>
       </w:r>
       <w:r>
         <w:rPr>
           <w:color w:val="1D1D1D"/>
+          <w:position w:val="2"/>
         </w:rPr>
         <w:tab/>
       </w:r>
@@ -2994,13 +3259,14 @@
         <w:tabs>
           <w:tab w:pos="9079" w:val="left" w:leader="none"/>
         </w:tabs>
-        <w:ind w:left="2239"/>
+        <w:spacing w:before="233"/>
       </w:pPr>
       <w:r>
         <w:rPr>
           <w:color w:val="1D1D1D"/>
           <w:spacing w:val="-2"/>
           <w:w w:val="115"/>
+          <w:position w:val="2"/>
         </w:rPr>
         <w:t>Software</w:t>
       </w:r>
@@ -3009,6 +3275,7 @@
           <w:color w:val="1D1D1D"/>
           <w:spacing w:val="-4"/>
           <w:w w:val="115"/>
+          <w:position w:val="2"/>
         </w:rPr>
         <w:t> </w:t>
       </w:r>
@@ -3017,6 +3284,7 @@
           <w:color w:val="1D1D1D"/>
           <w:spacing w:val="-2"/>
           <w:w w:val="115"/>
+          <w:position w:val="2"/>
         </w:rPr>
         <w:t>Engineer</w:t>
       </w:r>
@@ -3025,6 +3293,7 @@
           <w:color w:val="1D1D1D"/>
           <w:spacing w:val="-4"/>
           <w:w w:val="115"/>
+          <w:position w:val="2"/>
         </w:rPr>
         <w:t> </w:t>
       </w:r>
@@ -3033,6 +3302,7 @@
           <w:color w:val="1D1D1D"/>
           <w:spacing w:val="-2"/>
           <w:w w:val="115"/>
+          <w:position w:val="2"/>
         </w:rPr>
         <w:t>I,</w:t>
       </w:r>
@@ -3041,6 +3311,7 @@
           <w:color w:val="1D1D1D"/>
           <w:spacing w:val="-3"/>
           <w:w w:val="115"/>
+          <w:position w:val="2"/>
         </w:rPr>
         <w:t> </w:t>
       </w:r>
@@ -3049,6 +3320,7 @@
           <w:color w:val="1D1D1D"/>
           <w:spacing w:val="-2"/>
           <w:w w:val="115"/>
+          <w:position w:val="2"/>
         </w:rPr>
         <w:t>FICO</w:t>
       </w:r>
@@ -3057,6 +3329,7 @@
           <w:color w:val="1D1D1D"/>
           <w:spacing w:val="-4"/>
           <w:w w:val="115"/>
+          <w:position w:val="2"/>
         </w:rPr>
         <w:t> </w:t>
       </w:r>
@@ -3065,6 +3338,7 @@
           <w:color w:val="1D1D1D"/>
           <w:spacing w:val="-2"/>
           <w:w w:val="115"/>
+          <w:position w:val="2"/>
         </w:rPr>
         <w:t>[</w:t>
       </w:r>
@@ -3073,6 +3347,7 @@
           <w:color w:val="1D1D1D"/>
           <w:spacing w:val="-3"/>
           <w:w w:val="115"/>
+          <w:position w:val="2"/>
         </w:rPr>
         <w:t> </w:t>
       </w:r>
@@ -3081,6 +3356,7 @@
           <w:color w:val="1D1D1D"/>
           <w:spacing w:val="-2"/>
           <w:w w:val="115"/>
+          <w:position w:val="2"/>
         </w:rPr>
         <w:t>Bengaluru,</w:t>
       </w:r>
@@ -3089,6 +3365,7 @@
           <w:color w:val="1D1D1D"/>
           <w:spacing w:val="-4"/>
           <w:w w:val="115"/>
+          <w:position w:val="2"/>
         </w:rPr>
         <w:t> </w:t>
       </w:r>
@@ -3097,6 +3374,7 @@
           <w:color w:val="1D1D1D"/>
           <w:spacing w:val="-2"/>
           <w:w w:val="115"/>
+          <w:position w:val="2"/>
         </w:rPr>
         <w:t>India</w:t>
       </w:r>
@@ -3105,6 +3383,7 @@
           <w:color w:val="1D1D1D"/>
           <w:spacing w:val="-3"/>
           <w:w w:val="115"/>
+          <w:position w:val="2"/>
         </w:rPr>
         <w:t> </w:t>
       </w:r>
@@ -3113,12 +3392,14 @@
           <w:color w:val="1D1D1D"/>
           <w:spacing w:val="-10"/>
           <w:w w:val="115"/>
+          <w:position w:val="2"/>
         </w:rPr>
         <w:t>]</w:t>
       </w:r>
       <w:r>
         <w:rPr>
           <w:color w:val="1D1D1D"/>
+          <w:position w:val="2"/>
         </w:rPr>
         <w:tab/>
       </w:r>
@@ -3266,8 +3547,10 @@
         <w:tabs>
           <w:tab w:pos="9030" w:val="left" w:leader="none"/>
         </w:tabs>
-        <w:spacing w:line="259" w:lineRule="exact" w:before="260"/>
-        <w:ind w:left="2323"/>
+        <w:spacing w:line="280" w:lineRule="exact" w:before="238"/>
+        <w:rPr>
+          <w:position w:val="-1"/>
+        </w:rPr>
       </w:pPr>
       <w:r>
         <w:rPr>
@@ -3362,6 +3645,7 @@
         <w:rPr>
           <w:color w:val="1D1D1D"/>
           <w:w w:val="115"/>
+          <w:position w:val="-1"/>
         </w:rPr>
         <w:t>May</w:t>
       </w:r>
@@ -3370,6 +3654,7 @@
           <w:color w:val="1D1D1D"/>
           <w:spacing w:val="-2"/>
           <w:w w:val="115"/>
+          <w:position w:val="-1"/>
         </w:rPr>
         <w:t> </w:t>
       </w:r>
@@ -3377,6 +3662,7 @@
         <w:rPr>
           <w:color w:val="1D1D1D"/>
           <w:w w:val="115"/>
+          <w:position w:val="-1"/>
         </w:rPr>
         <w:t>2013</w:t>
       </w:r>
@@ -3385,6 +3671,7 @@
           <w:color w:val="1D1D1D"/>
           <w:spacing w:val="-1"/>
           <w:w w:val="115"/>
+          <w:position w:val="-1"/>
         </w:rPr>
         <w:t> </w:t>
       </w:r>
@@ -3392,6 +3679,7 @@
         <w:rPr>
           <w:color w:val="1D1D1D"/>
           <w:w w:val="115"/>
+          <w:position w:val="-1"/>
         </w:rPr>
         <w:t>-</w:t>
       </w:r>
@@ -3400,6 +3688,7 @@
           <w:color w:val="1D1D1D"/>
           <w:spacing w:val="-2"/>
           <w:w w:val="115"/>
+          <w:position w:val="-1"/>
         </w:rPr>
         <w:t> </w:t>
       </w:r>
@@ -3407,6 +3696,7 @@
         <w:rPr>
           <w:color w:val="1D1D1D"/>
           <w:w w:val="115"/>
+          <w:position w:val="-1"/>
         </w:rPr>
         <w:t>Jul</w:t>
       </w:r>
@@ -3415,6 +3705,7 @@
           <w:color w:val="1D1D1D"/>
           <w:spacing w:val="-1"/>
           <w:w w:val="115"/>
+          <w:position w:val="-1"/>
         </w:rPr>
         <w:t> </w:t>
       </w:r>
@@ -3423,6 +3714,7 @@
           <w:color w:val="1D1D1D"/>
           <w:spacing w:val="-4"/>
           <w:w w:val="115"/>
+          <w:position w:val="-1"/>
         </w:rPr>
         <w:t>2013</w:t>
       </w:r>
@@ -3836,7 +4128,8 @@
     <w:p>
       <w:pPr>
         <w:pStyle w:val="Heading3"/>
-        <w:spacing w:line="262" w:lineRule="exact" w:before="184"/>
+        <w:spacing w:line="262" w:lineRule="exact"/>
+        <w:ind w:left="77"/>
       </w:pPr>
       <w:r>
         <w:rPr>
@@ -5266,7 +5559,7 @@
         <mc:AlternateContent>
           <mc:Choice Requires="wps">
             <w:drawing>
-              <wp:anchor distT="0" distB="0" distL="0" distR="0" allowOverlap="1" layoutInCell="1" locked="0" behindDoc="1" simplePos="0" relativeHeight="487131648">
+              <wp:anchor distT="0" distB="0" distL="0" distR="0" allowOverlap="1" layoutInCell="1" locked="0" behindDoc="1" simplePos="0" relativeHeight="487131136">
                 <wp:simplePos x="0" y="0"/>
                 <wp:positionH relativeFrom="page">
                   <wp:posOffset>0</wp:posOffset>
@@ -5336,7 +5629,7 @@
           </mc:Choice>
           <mc:Fallback>
             <w:pict>
-              <v:rect style="position:absolute;margin-left:0pt;margin-top:.000007pt;width:595.499986pt;height:842.249955pt;mso-position-horizontal-relative:page;mso-position-vertical-relative:page;z-index:-16184832" id="docshape10" filled="true" fillcolor="#f7f6f1" stroked="false">
+              <v:rect style="position:absolute;margin-left:0pt;margin-top:.000007pt;width:595.499986pt;height:842.249955pt;mso-position-horizontal-relative:page;mso-position-vertical-relative:page;z-index:-16185344" id="docshape10" filled="true" fillcolor="#f7f6f1" stroked="false">
                 <v:fill type="solid"/>
                 <w10:wrap type="none"/>
               </v:rect>
@@ -5352,7 +5645,7 @@
         <mc:AlternateContent>
           <mc:Choice Requires="wps">
             <w:drawing>
-              <wp:anchor distT="0" distB="0" distL="0" distR="0" allowOverlap="1" layoutInCell="1" locked="0" behindDoc="1" simplePos="0" relativeHeight="487132160">
+              <wp:anchor distT="0" distB="0" distL="0" distR="0" allowOverlap="1" layoutInCell="1" locked="0" behindDoc="1" simplePos="0" relativeHeight="487131648">
                 <wp:simplePos x="0" y="0"/>
                 <wp:positionH relativeFrom="page">
                   <wp:posOffset>1384243</wp:posOffset>
@@ -5415,7 +5708,7 @@
           </mc:Choice>
           <mc:Fallback>
             <w:pict>
-              <v:line style="position:absolute;mso-position-horizontal-relative:page;mso-position-vertical-relative:page;z-index:-16184320" from="108.995552pt,85.689758pt" to="108.995552pt,810.635356pt" stroked="true" strokeweight=".750283pt" strokecolor="#2e3729">
+              <v:line style="position:absolute;mso-position-horizontal-relative:page;mso-position-vertical-relative:page;z-index:-16184832" from="108.995552pt,85.689758pt" to="108.995552pt,810.635356pt" stroked="true" strokeweight=".750283pt" strokecolor="#2e3729">
                 <v:stroke dashstyle="solid"/>
                 <w10:wrap type="none"/>
               </v:line>
@@ -5656,7 +5949,7 @@
               <mc:AlternateContent>
                 <mc:Choice Requires="wps">
                   <w:drawing>
-                    <wp:anchor distT="0" distB="0" distL="0" distR="0" allowOverlap="1" layoutInCell="1" locked="0" behindDoc="1" simplePos="0" relativeHeight="487136768">
+                    <wp:anchor distT="0" distB="0" distL="0" distR="0" allowOverlap="1" layoutInCell="1" locked="0" behindDoc="1" simplePos="0" relativeHeight="487136256">
                       <wp:simplePos x="0" y="0"/>
                       <wp:positionH relativeFrom="column">
                         <wp:posOffset>363596</wp:posOffset>
@@ -5752,7 +6045,7 @@
                 </mc:Choice>
                 <mc:Fallback>
                   <w:pict>
-                    <v:group style="position:absolute;margin-left:28.629654pt;margin-top:4.771353pt;width:3.8pt;height:3.8pt;mso-position-horizontal-relative:column;mso-position-vertical-relative:paragraph;z-index:-16179712" id="docshapegroup11" coordorigin="573,95" coordsize="76,76">
+                    <v:group style="position:absolute;margin-left:28.629654pt;margin-top:4.771353pt;width:3.8pt;height:3.8pt;mso-position-horizontal-relative:column;mso-position-vertical-relative:paragraph;z-index:-16180224" id="docshapegroup11" coordorigin="573,95" coordsize="76,76">
                       <v:shape style="position:absolute;left:572;top:95;width:76;height:76" id="docshape12" coordorigin="573,95" coordsize="76,76" path="m615,170l605,170,600,170,573,138,573,128,605,95,615,95,648,133,648,138,615,170xe" filled="true" fillcolor="#1d1d1d" stroked="false">
                         <v:path arrowok="t"/>
                         <v:fill type="solid"/>
@@ -5794,7 +6087,7 @@
               <mc:AlternateContent>
                 <mc:Choice Requires="wps">
                   <w:drawing>
-                    <wp:anchor distT="0" distB="0" distL="0" distR="0" allowOverlap="1" layoutInCell="1" locked="0" behindDoc="1" simplePos="0" relativeHeight="487151104">
+                    <wp:anchor distT="0" distB="0" distL="0" distR="0" allowOverlap="1" layoutInCell="1" locked="0" behindDoc="1" simplePos="0" relativeHeight="487150592">
                       <wp:simplePos x="0" y="0"/>
                       <wp:positionH relativeFrom="column">
                         <wp:posOffset>184082</wp:posOffset>
@@ -5890,7 +6183,7 @@
                 </mc:Choice>
                 <mc:Fallback>
                   <w:pict>
-                    <v:group style="position:absolute;margin-left:14.494654pt;margin-top:4.771353pt;width:3.8pt;height:3.8pt;mso-position-horizontal-relative:column;mso-position-vertical-relative:paragraph;z-index:-16165376" id="docshapegroup13" coordorigin="290,95" coordsize="76,76">
+                    <v:group style="position:absolute;margin-left:14.494654pt;margin-top:4.771353pt;width:3.8pt;height:3.8pt;mso-position-horizontal-relative:column;mso-position-vertical-relative:paragraph;z-index:-16165888" id="docshapegroup13" coordorigin="290,95" coordsize="76,76">
                       <v:shape style="position:absolute;left:289;top:95;width:76;height:76" id="docshape14" coordorigin="290,95" coordsize="76,76" path="m332,170l322,170,318,170,290,138,290,128,322,95,332,95,365,133,365,138,332,170xe" filled="true" fillcolor="#1d1d1d" stroked="false">
                         <v:path arrowok="t"/>
                         <v:fill type="solid"/>
@@ -5932,7 +6225,7 @@
               <mc:AlternateContent>
                 <mc:Choice Requires="wps">
                   <w:drawing>
-                    <wp:anchor distT="0" distB="0" distL="0" distR="0" allowOverlap="1" layoutInCell="1" locked="0" behindDoc="1" simplePos="0" relativeHeight="487165952">
+                    <wp:anchor distT="0" distB="0" distL="0" distR="0" allowOverlap="1" layoutInCell="1" locked="0" behindDoc="1" simplePos="0" relativeHeight="487165440">
                       <wp:simplePos x="0" y="0"/>
                       <wp:positionH relativeFrom="column">
                         <wp:posOffset>180509</wp:posOffset>
@@ -6028,7 +6321,7 @@
                 </mc:Choice>
                 <mc:Fallback>
                   <w:pict>
-                    <v:group style="position:absolute;margin-left:14.213369pt;margin-top:4.771353pt;width:3.8pt;height:3.8pt;mso-position-horizontal-relative:column;mso-position-vertical-relative:paragraph;z-index:-16150528" id="docshapegroup15" coordorigin="284,95" coordsize="76,76">
+                    <v:group style="position:absolute;margin-left:14.213369pt;margin-top:4.771353pt;width:3.8pt;height:3.8pt;mso-position-horizontal-relative:column;mso-position-vertical-relative:paragraph;z-index:-16151040" id="docshapegroup15" coordorigin="284,95" coordsize="76,76">
                       <v:shape style="position:absolute;left:284;top:95;width:76;height:76" id="docshape16" coordorigin="284,95" coordsize="76,76" path="m327,170l317,170,312,170,284,138,284,128,317,95,327,95,359,133,359,138,327,170xe" filled="true" fillcolor="#1d1d1d" stroked="false">
                         <v:path arrowok="t"/>
                         <v:fill type="solid"/>
@@ -6070,7 +6363,7 @@
               <mc:AlternateContent>
                 <mc:Choice Requires="wps">
                   <w:drawing>
-                    <wp:anchor distT="0" distB="0" distL="0" distR="0" allowOverlap="1" layoutInCell="1" locked="0" behindDoc="1" simplePos="0" relativeHeight="487180288">
+                    <wp:anchor distT="0" distB="0" distL="0" distR="0" allowOverlap="1" layoutInCell="1" locked="0" behindDoc="1" simplePos="0" relativeHeight="487179776">
                       <wp:simplePos x="0" y="0"/>
                       <wp:positionH relativeFrom="column">
                         <wp:posOffset>235208</wp:posOffset>
@@ -6166,7 +6459,7 @@
                 </mc:Choice>
                 <mc:Fallback>
                   <w:pict>
-                    <v:group style="position:absolute;margin-left:18.520393pt;margin-top:4.771353pt;width:3.8pt;height:3.8pt;mso-position-horizontal-relative:column;mso-position-vertical-relative:paragraph;z-index:-16136192" id="docshapegroup17" coordorigin="370,95" coordsize="76,76">
+                    <v:group style="position:absolute;margin-left:18.520393pt;margin-top:4.771353pt;width:3.8pt;height:3.8pt;mso-position-horizontal-relative:column;mso-position-vertical-relative:paragraph;z-index:-16136704" id="docshapegroup17" coordorigin="370,95" coordsize="76,76">
                       <v:shape style="position:absolute;left:370;top:95;width:76;height:76" id="docshape18" coordorigin="370,95" coordsize="76,76" path="m413,170l403,170,398,170,370,138,370,128,403,95,413,95,445,133,445,138,413,170xe" filled="true" fillcolor="#1d1d1d" stroked="false">
                         <v:path arrowok="t"/>
                         <v:fill type="solid"/>
@@ -6229,7 +6522,7 @@
               <mc:AlternateContent>
                 <mc:Choice Requires="wps">
                   <w:drawing>
-                    <wp:anchor distT="0" distB="0" distL="0" distR="0" allowOverlap="1" layoutInCell="1" locked="0" behindDoc="1" simplePos="0" relativeHeight="487137280">
+                    <wp:anchor distT="0" distB="0" distL="0" distR="0" allowOverlap="1" layoutInCell="1" locked="0" behindDoc="1" simplePos="0" relativeHeight="487136768">
                       <wp:simplePos x="0" y="0"/>
                       <wp:positionH relativeFrom="column">
                         <wp:posOffset>363596</wp:posOffset>
@@ -6325,7 +6618,7 @@
                 </mc:Choice>
                 <mc:Fallback>
                   <w:pict>
-                    <v:group style="position:absolute;margin-left:28.629654pt;margin-top:4.020041pt;width:3.8pt;height:3.8pt;mso-position-horizontal-relative:column;mso-position-vertical-relative:paragraph;z-index:-16179200" id="docshapegroup19" coordorigin="573,80" coordsize="76,76">
+                    <v:group style="position:absolute;margin-left:28.629654pt;margin-top:4.020041pt;width:3.8pt;height:3.8pt;mso-position-horizontal-relative:column;mso-position-vertical-relative:paragraph;z-index:-16179712" id="docshapegroup19" coordorigin="573,80" coordsize="76,76">
                       <v:shape style="position:absolute;left:572;top:80;width:76;height:76" id="docshape20" coordorigin="573,80" coordsize="76,76" path="m615,155l605,155,600,154,573,123,573,113,605,80,615,80,648,118,648,123,615,155xe" filled="true" fillcolor="#1d1d1d" stroked="false">
                         <v:path arrowok="t"/>
                         <v:fill type="solid"/>
@@ -6367,7 +6660,7 @@
               <mc:AlternateContent>
                 <mc:Choice Requires="wps">
                   <w:drawing>
-                    <wp:anchor distT="0" distB="0" distL="0" distR="0" allowOverlap="1" layoutInCell="1" locked="0" behindDoc="1" simplePos="0" relativeHeight="487151616">
+                    <wp:anchor distT="0" distB="0" distL="0" distR="0" allowOverlap="1" layoutInCell="1" locked="0" behindDoc="1" simplePos="0" relativeHeight="487151104">
                       <wp:simplePos x="0" y="0"/>
                       <wp:positionH relativeFrom="column">
                         <wp:posOffset>184082</wp:posOffset>
@@ -6463,7 +6756,7 @@
                 </mc:Choice>
                 <mc:Fallback>
                   <w:pict>
-                    <v:group style="position:absolute;margin-left:14.494654pt;margin-top:4.020041pt;width:3.8pt;height:3.8pt;mso-position-horizontal-relative:column;mso-position-vertical-relative:paragraph;z-index:-16164864" id="docshapegroup21" coordorigin="290,80" coordsize="76,76">
+                    <v:group style="position:absolute;margin-left:14.494654pt;margin-top:4.020041pt;width:3.8pt;height:3.8pt;mso-position-horizontal-relative:column;mso-position-vertical-relative:paragraph;z-index:-16165376" id="docshapegroup21" coordorigin="290,80" coordsize="76,76">
                       <v:shape style="position:absolute;left:289;top:80;width:76;height:76" id="docshape22" coordorigin="290,80" coordsize="76,76" path="m332,155l322,155,318,154,290,123,290,113,322,80,332,80,365,118,365,123,332,155xe" filled="true" fillcolor="#1d1d1d" stroked="false">
                         <v:path arrowok="t"/>
                         <v:fill type="solid"/>
@@ -6522,7 +6815,7 @@
               <mc:AlternateContent>
                 <mc:Choice Requires="wps">
                   <w:drawing>
-                    <wp:anchor distT="0" distB="0" distL="0" distR="0" allowOverlap="1" layoutInCell="1" locked="0" behindDoc="1" simplePos="0" relativeHeight="487166464">
+                    <wp:anchor distT="0" distB="0" distL="0" distR="0" allowOverlap="1" layoutInCell="1" locked="0" behindDoc="1" simplePos="0" relativeHeight="487165952">
                       <wp:simplePos x="0" y="0"/>
                       <wp:positionH relativeFrom="column">
                         <wp:posOffset>180509</wp:posOffset>
@@ -6618,7 +6911,7 @@
                 </mc:Choice>
                 <mc:Fallback>
                   <w:pict>
-                    <v:group style="position:absolute;margin-left:14.213369pt;margin-top:4.020041pt;width:3.8pt;height:3.8pt;mso-position-horizontal-relative:column;mso-position-vertical-relative:paragraph;z-index:-16150016" id="docshapegroup23" coordorigin="284,80" coordsize="76,76">
+                    <v:group style="position:absolute;margin-left:14.213369pt;margin-top:4.020041pt;width:3.8pt;height:3.8pt;mso-position-horizontal-relative:column;mso-position-vertical-relative:paragraph;z-index:-16150528" id="docshapegroup23" coordorigin="284,80" coordsize="76,76">
                       <v:shape style="position:absolute;left:284;top:80;width:76;height:76" id="docshape24" coordorigin="284,80" coordsize="76,76" path="m327,155l317,155,312,154,284,123,284,113,317,80,327,80,359,118,359,123,327,155xe" filled="true" fillcolor="#1d1d1d" stroked="false">
                         <v:path arrowok="t"/>
                         <v:fill type="solid"/>
@@ -6660,7 +6953,7 @@
               <mc:AlternateContent>
                 <mc:Choice Requires="wps">
                   <w:drawing>
-                    <wp:anchor distT="0" distB="0" distL="0" distR="0" allowOverlap="1" layoutInCell="1" locked="0" behindDoc="1" simplePos="0" relativeHeight="487180800">
+                    <wp:anchor distT="0" distB="0" distL="0" distR="0" allowOverlap="1" layoutInCell="1" locked="0" behindDoc="1" simplePos="0" relativeHeight="487180288">
                       <wp:simplePos x="0" y="0"/>
                       <wp:positionH relativeFrom="column">
                         <wp:posOffset>235208</wp:posOffset>
@@ -6756,7 +7049,7 @@
                 </mc:Choice>
                 <mc:Fallback>
                   <w:pict>
-                    <v:group style="position:absolute;margin-left:18.520393pt;margin-top:4.020041pt;width:3.8pt;height:3.8pt;mso-position-horizontal-relative:column;mso-position-vertical-relative:paragraph;z-index:-16135680" id="docshapegroup25" coordorigin="370,80" coordsize="76,76">
+                    <v:group style="position:absolute;margin-left:18.520393pt;margin-top:4.020041pt;width:3.8pt;height:3.8pt;mso-position-horizontal-relative:column;mso-position-vertical-relative:paragraph;z-index:-16136192" id="docshapegroup25" coordorigin="370,80" coordsize="76,76">
                       <v:shape style="position:absolute;left:370;top:80;width:76;height:76" id="docshape26" coordorigin="370,80" coordsize="76,76" path="m413,155l403,155,398,154,370,123,370,113,403,80,413,80,445,118,445,123,413,155xe" filled="true" fillcolor="#1d1d1d" stroked="false">
                         <v:path arrowok="t"/>
                         <v:fill type="solid"/>
@@ -6818,7 +7111,7 @@
               <mc:AlternateContent>
                 <mc:Choice Requires="wps">
                   <w:drawing>
-                    <wp:anchor distT="0" distB="0" distL="0" distR="0" allowOverlap="1" layoutInCell="1" locked="0" behindDoc="1" simplePos="0" relativeHeight="487137792">
+                    <wp:anchor distT="0" distB="0" distL="0" distR="0" allowOverlap="1" layoutInCell="1" locked="0" behindDoc="1" simplePos="0" relativeHeight="487137280">
                       <wp:simplePos x="0" y="0"/>
                       <wp:positionH relativeFrom="column">
                         <wp:posOffset>363596</wp:posOffset>
@@ -6914,7 +7207,7 @@
                 </mc:Choice>
                 <mc:Fallback>
                   <w:pict>
-                    <v:group style="position:absolute;margin-left:28.629654pt;margin-top:5.221369pt;width:3.8pt;height:3.8pt;mso-position-horizontal-relative:column;mso-position-vertical-relative:paragraph;z-index:-16178688" id="docshapegroup27" coordorigin="573,104" coordsize="76,76">
+                    <v:group style="position:absolute;margin-left:28.629654pt;margin-top:5.221369pt;width:3.8pt;height:3.8pt;mso-position-horizontal-relative:column;mso-position-vertical-relative:paragraph;z-index:-16179200" id="docshapegroup27" coordorigin="573,104" coordsize="76,76">
                       <v:shape style="position:absolute;left:572;top:104;width:76;height:76" id="docshape28" coordorigin="573,104" coordsize="76,76" path="m615,179l605,179,600,179,573,147,573,137,605,104,615,104,648,142,648,147,615,179xe" filled="true" fillcolor="#1d1d1d" stroked="false">
                         <v:path arrowok="t"/>
                         <v:fill type="solid"/>
@@ -6955,7 +7248,7 @@
               <mc:AlternateContent>
                 <mc:Choice Requires="wps">
                   <w:drawing>
-                    <wp:anchor distT="0" distB="0" distL="0" distR="0" allowOverlap="1" layoutInCell="1" locked="0" behindDoc="1" simplePos="0" relativeHeight="487152128">
+                    <wp:anchor distT="0" distB="0" distL="0" distR="0" allowOverlap="1" layoutInCell="1" locked="0" behindDoc="1" simplePos="0" relativeHeight="487151616">
                       <wp:simplePos x="0" y="0"/>
                       <wp:positionH relativeFrom="column">
                         <wp:posOffset>184082</wp:posOffset>
@@ -7051,7 +7344,7 @@
                 </mc:Choice>
                 <mc:Fallback>
                   <w:pict>
-                    <v:group style="position:absolute;margin-left:14.494654pt;margin-top:5.221369pt;width:3.8pt;height:3.8pt;mso-position-horizontal-relative:column;mso-position-vertical-relative:paragraph;z-index:-16164352" id="docshapegroup29" coordorigin="290,104" coordsize="76,76">
+                    <v:group style="position:absolute;margin-left:14.494654pt;margin-top:5.221369pt;width:3.8pt;height:3.8pt;mso-position-horizontal-relative:column;mso-position-vertical-relative:paragraph;z-index:-16164864" id="docshapegroup29" coordorigin="290,104" coordsize="76,76">
                       <v:shape style="position:absolute;left:289;top:104;width:76;height:76" id="docshape30" coordorigin="290,104" coordsize="76,76" path="m332,179l322,179,318,179,290,147,290,137,322,104,332,104,365,142,365,147,332,179xe" filled="true" fillcolor="#1d1d1d" stroked="false">
                         <v:path arrowok="t"/>
                         <v:fill type="solid"/>
@@ -7092,7 +7385,7 @@
               <mc:AlternateContent>
                 <mc:Choice Requires="wps">
                   <w:drawing>
-                    <wp:anchor distT="0" distB="0" distL="0" distR="0" allowOverlap="1" layoutInCell="1" locked="0" behindDoc="1" simplePos="0" relativeHeight="487166976">
+                    <wp:anchor distT="0" distB="0" distL="0" distR="0" allowOverlap="1" layoutInCell="1" locked="0" behindDoc="1" simplePos="0" relativeHeight="487166464">
                       <wp:simplePos x="0" y="0"/>
                       <wp:positionH relativeFrom="column">
                         <wp:posOffset>180509</wp:posOffset>
@@ -7188,7 +7481,7 @@
                 </mc:Choice>
                 <mc:Fallback>
                   <w:pict>
-                    <v:group style="position:absolute;margin-left:14.213369pt;margin-top:5.221369pt;width:3.8pt;height:3.8pt;mso-position-horizontal-relative:column;mso-position-vertical-relative:paragraph;z-index:-16149504" id="docshapegroup31" coordorigin="284,104" coordsize="76,76">
+                    <v:group style="position:absolute;margin-left:14.213369pt;margin-top:5.221369pt;width:3.8pt;height:3.8pt;mso-position-horizontal-relative:column;mso-position-vertical-relative:paragraph;z-index:-16150016" id="docshapegroup31" coordorigin="284,104" coordsize="76,76">
                       <v:shape style="position:absolute;left:284;top:104;width:76;height:76" id="docshape32" coordorigin="284,104" coordsize="76,76" path="m327,179l317,179,312,179,284,147,284,137,317,104,327,104,359,142,359,147,327,179xe" filled="true" fillcolor="#1d1d1d" stroked="false">
                         <v:path arrowok="t"/>
                         <v:fill type="solid"/>
@@ -7229,7 +7522,7 @@
               <mc:AlternateContent>
                 <mc:Choice Requires="wps">
                   <w:drawing>
-                    <wp:anchor distT="0" distB="0" distL="0" distR="0" allowOverlap="1" layoutInCell="1" locked="0" behindDoc="1" simplePos="0" relativeHeight="487181312">
+                    <wp:anchor distT="0" distB="0" distL="0" distR="0" allowOverlap="1" layoutInCell="1" locked="0" behindDoc="1" simplePos="0" relativeHeight="487180800">
                       <wp:simplePos x="0" y="0"/>
                       <wp:positionH relativeFrom="column">
                         <wp:posOffset>235208</wp:posOffset>
@@ -7325,7 +7618,7 @@
                 </mc:Choice>
                 <mc:Fallback>
                   <w:pict>
-                    <v:group style="position:absolute;margin-left:18.520393pt;margin-top:5.221369pt;width:3.8pt;height:3.8pt;mso-position-horizontal-relative:column;mso-position-vertical-relative:paragraph;z-index:-16135168" id="docshapegroup33" coordorigin="370,104" coordsize="76,76">
+                    <v:group style="position:absolute;margin-left:18.520393pt;margin-top:5.221369pt;width:3.8pt;height:3.8pt;mso-position-horizontal-relative:column;mso-position-vertical-relative:paragraph;z-index:-16135680" id="docshapegroup33" coordorigin="370,104" coordsize="76,76">
                       <v:shape style="position:absolute;left:370;top:104;width:76;height:76" id="docshape34" coordorigin="370,104" coordsize="76,76" path="m413,179l403,179,398,179,370,147,370,137,403,104,413,104,445,142,445,147,413,179xe" filled="true" fillcolor="#1d1d1d" stroked="false">
                         <v:path arrowok="t"/>
                         <v:fill type="solid"/>
@@ -7387,7 +7680,7 @@
               <mc:AlternateContent>
                 <mc:Choice Requires="wps">
                   <w:drawing>
-                    <wp:anchor distT="0" distB="0" distL="0" distR="0" allowOverlap="1" layoutInCell="1" locked="0" behindDoc="1" simplePos="0" relativeHeight="487138304">
+                    <wp:anchor distT="0" distB="0" distL="0" distR="0" allowOverlap="1" layoutInCell="1" locked="0" behindDoc="1" simplePos="0" relativeHeight="487137792">
                       <wp:simplePos x="0" y="0"/>
                       <wp:positionH relativeFrom="column">
                         <wp:posOffset>363596</wp:posOffset>
@@ -7483,7 +7776,7 @@
                 </mc:Choice>
                 <mc:Fallback>
                   <w:pict>
-                    <v:group style="position:absolute;margin-left:28.629654pt;margin-top:5.221378pt;width:3.8pt;height:3.8pt;mso-position-horizontal-relative:column;mso-position-vertical-relative:paragraph;z-index:-16178176" id="docshapegroup35" coordorigin="573,104" coordsize="76,76">
+                    <v:group style="position:absolute;margin-left:28.629654pt;margin-top:5.221378pt;width:3.8pt;height:3.8pt;mso-position-horizontal-relative:column;mso-position-vertical-relative:paragraph;z-index:-16178688" id="docshapegroup35" coordorigin="573,104" coordsize="76,76">
                       <v:shape style="position:absolute;left:572;top:104;width:76;height:76" id="docshape36" coordorigin="573,104" coordsize="76,76" path="m615,179l605,179,600,179,573,147,573,137,605,104,615,104,648,142,648,147,615,179xe" filled="true" fillcolor="#1d1d1d" stroked="false">
                         <v:path arrowok="t"/>
                         <v:fill type="solid"/>
@@ -7524,7 +7817,7 @@
               <mc:AlternateContent>
                 <mc:Choice Requires="wps">
                   <w:drawing>
-                    <wp:anchor distT="0" distB="0" distL="0" distR="0" allowOverlap="1" layoutInCell="1" locked="0" behindDoc="1" simplePos="0" relativeHeight="487152640">
+                    <wp:anchor distT="0" distB="0" distL="0" distR="0" allowOverlap="1" layoutInCell="1" locked="0" behindDoc="1" simplePos="0" relativeHeight="487152128">
                       <wp:simplePos x="0" y="0"/>
                       <wp:positionH relativeFrom="column">
                         <wp:posOffset>184082</wp:posOffset>
@@ -7620,7 +7913,7 @@
                 </mc:Choice>
                 <mc:Fallback>
                   <w:pict>
-                    <v:group style="position:absolute;margin-left:14.494654pt;margin-top:5.221378pt;width:3.8pt;height:3.8pt;mso-position-horizontal-relative:column;mso-position-vertical-relative:paragraph;z-index:-16163840" id="docshapegroup37" coordorigin="290,104" coordsize="76,76">
+                    <v:group style="position:absolute;margin-left:14.494654pt;margin-top:5.221378pt;width:3.8pt;height:3.8pt;mso-position-horizontal-relative:column;mso-position-vertical-relative:paragraph;z-index:-16164352" id="docshapegroup37" coordorigin="290,104" coordsize="76,76">
                       <v:shape style="position:absolute;left:289;top:104;width:76;height:76" id="docshape38" coordorigin="290,104" coordsize="76,76" path="m332,179l322,179,318,179,290,147,290,137,322,104,332,104,365,142,365,147,332,179xe" filled="true" fillcolor="#1d1d1d" stroked="false">
                         <v:path arrowok="t"/>
                         <v:fill type="solid"/>
@@ -7661,7 +7954,7 @@
               <mc:AlternateContent>
                 <mc:Choice Requires="wps">
                   <w:drawing>
-                    <wp:anchor distT="0" distB="0" distL="0" distR="0" allowOverlap="1" layoutInCell="1" locked="0" behindDoc="1" simplePos="0" relativeHeight="487167488">
+                    <wp:anchor distT="0" distB="0" distL="0" distR="0" allowOverlap="1" layoutInCell="1" locked="0" behindDoc="1" simplePos="0" relativeHeight="487166976">
                       <wp:simplePos x="0" y="0"/>
                       <wp:positionH relativeFrom="column">
                         <wp:posOffset>180509</wp:posOffset>
@@ -7757,7 +8050,7 @@
                 </mc:Choice>
                 <mc:Fallback>
                   <w:pict>
-                    <v:group style="position:absolute;margin-left:14.213369pt;margin-top:5.221378pt;width:3.8pt;height:3.8pt;mso-position-horizontal-relative:column;mso-position-vertical-relative:paragraph;z-index:-16148992" id="docshapegroup39" coordorigin="284,104" coordsize="76,76">
+                    <v:group style="position:absolute;margin-left:14.213369pt;margin-top:5.221378pt;width:3.8pt;height:3.8pt;mso-position-horizontal-relative:column;mso-position-vertical-relative:paragraph;z-index:-16149504" id="docshapegroup39" coordorigin="284,104" coordsize="76,76">
                       <v:shape style="position:absolute;left:284;top:104;width:76;height:76" id="docshape40" coordorigin="284,104" coordsize="76,76" path="m327,179l317,179,312,179,284,147,284,137,317,104,327,104,359,142,359,147,327,179xe" filled="true" fillcolor="#1d1d1d" stroked="false">
                         <v:path arrowok="t"/>
                         <v:fill type="solid"/>
@@ -7798,7 +8091,7 @@
               <mc:AlternateContent>
                 <mc:Choice Requires="wps">
                   <w:drawing>
-                    <wp:anchor distT="0" distB="0" distL="0" distR="0" allowOverlap="1" layoutInCell="1" locked="0" behindDoc="1" simplePos="0" relativeHeight="487181824">
+                    <wp:anchor distT="0" distB="0" distL="0" distR="0" allowOverlap="1" layoutInCell="1" locked="0" behindDoc="1" simplePos="0" relativeHeight="487181312">
                       <wp:simplePos x="0" y="0"/>
                       <wp:positionH relativeFrom="column">
                         <wp:posOffset>235208</wp:posOffset>
@@ -7894,7 +8187,7 @@
                 </mc:Choice>
                 <mc:Fallback>
                   <w:pict>
-                    <v:group style="position:absolute;margin-left:18.520393pt;margin-top:5.221378pt;width:3.8pt;height:3.8pt;mso-position-horizontal-relative:column;mso-position-vertical-relative:paragraph;z-index:-16134656" id="docshapegroup41" coordorigin="370,104" coordsize="76,76">
+                    <v:group style="position:absolute;margin-left:18.520393pt;margin-top:5.221378pt;width:3.8pt;height:3.8pt;mso-position-horizontal-relative:column;mso-position-vertical-relative:paragraph;z-index:-16135168" id="docshapegroup41" coordorigin="370,104" coordsize="76,76">
                       <v:shape style="position:absolute;left:370;top:104;width:76;height:76" id="docshape42" coordorigin="370,104" coordsize="76,76" path="m413,179l403,179,398,179,370,147,370,137,403,104,413,104,445,142,445,147,413,179xe" filled="true" fillcolor="#1d1d1d" stroked="false">
                         <v:path arrowok="t"/>
                         <v:fill type="solid"/>
@@ -7956,7 +8249,7 @@
               <mc:AlternateContent>
                 <mc:Choice Requires="wps">
                   <w:drawing>
-                    <wp:anchor distT="0" distB="0" distL="0" distR="0" allowOverlap="1" layoutInCell="1" locked="0" behindDoc="1" simplePos="0" relativeHeight="487138816">
+                    <wp:anchor distT="0" distB="0" distL="0" distR="0" allowOverlap="1" layoutInCell="1" locked="0" behindDoc="1" simplePos="0" relativeHeight="487138304">
                       <wp:simplePos x="0" y="0"/>
                       <wp:positionH relativeFrom="column">
                         <wp:posOffset>363596</wp:posOffset>
@@ -8052,7 +8345,7 @@
                 </mc:Choice>
                 <mc:Fallback>
                   <w:pict>
-                    <v:group style="position:absolute;margin-left:28.629654pt;margin-top:5.221386pt;width:3.8pt;height:3.8pt;mso-position-horizontal-relative:column;mso-position-vertical-relative:paragraph;z-index:-16177664" id="docshapegroup43" coordorigin="573,104" coordsize="76,76">
+                    <v:group style="position:absolute;margin-left:28.629654pt;margin-top:5.221386pt;width:3.8pt;height:3.8pt;mso-position-horizontal-relative:column;mso-position-vertical-relative:paragraph;z-index:-16178176" id="docshapegroup43" coordorigin="573,104" coordsize="76,76">
                       <v:shape style="position:absolute;left:572;top:104;width:76;height:76" id="docshape44" coordorigin="573,104" coordsize="76,76" path="m615,179l605,179,600,179,573,147,573,137,605,104,615,104,648,142,648,147,615,179xe" filled="true" fillcolor="#1d1d1d" stroked="false">
                         <v:path arrowok="t"/>
                         <v:fill type="solid"/>
@@ -8093,7 +8386,7 @@
               <mc:AlternateContent>
                 <mc:Choice Requires="wps">
                   <w:drawing>
-                    <wp:anchor distT="0" distB="0" distL="0" distR="0" allowOverlap="1" layoutInCell="1" locked="0" behindDoc="1" simplePos="0" relativeHeight="487153152">
+                    <wp:anchor distT="0" distB="0" distL="0" distR="0" allowOverlap="1" layoutInCell="1" locked="0" behindDoc="1" simplePos="0" relativeHeight="487152640">
                       <wp:simplePos x="0" y="0"/>
                       <wp:positionH relativeFrom="column">
                         <wp:posOffset>184082</wp:posOffset>
@@ -8189,7 +8482,7 @@
                 </mc:Choice>
                 <mc:Fallback>
                   <w:pict>
-                    <v:group style="position:absolute;margin-left:14.494654pt;margin-top:5.221386pt;width:3.8pt;height:3.8pt;mso-position-horizontal-relative:column;mso-position-vertical-relative:paragraph;z-index:-16163328" id="docshapegroup45" coordorigin="290,104" coordsize="76,76">
+                    <v:group style="position:absolute;margin-left:14.494654pt;margin-top:5.221386pt;width:3.8pt;height:3.8pt;mso-position-horizontal-relative:column;mso-position-vertical-relative:paragraph;z-index:-16163840" id="docshapegroup45" coordorigin="290,104" coordsize="76,76">
                       <v:shape style="position:absolute;left:289;top:104;width:76;height:76" id="docshape46" coordorigin="290,104" coordsize="76,76" path="m332,179l322,179,318,179,290,147,290,137,322,104,332,104,365,142,365,147,332,179xe" filled="true" fillcolor="#1d1d1d" stroked="false">
                         <v:path arrowok="t"/>
                         <v:fill type="solid"/>
@@ -8247,7 +8540,7 @@
               <mc:AlternateContent>
                 <mc:Choice Requires="wps">
                   <w:drawing>
-                    <wp:anchor distT="0" distB="0" distL="0" distR="0" allowOverlap="1" layoutInCell="1" locked="0" behindDoc="1" simplePos="0" relativeHeight="487168000">
+                    <wp:anchor distT="0" distB="0" distL="0" distR="0" allowOverlap="1" layoutInCell="1" locked="0" behindDoc="1" simplePos="0" relativeHeight="487167488">
                       <wp:simplePos x="0" y="0"/>
                       <wp:positionH relativeFrom="column">
                         <wp:posOffset>180509</wp:posOffset>
@@ -8343,7 +8636,7 @@
                 </mc:Choice>
                 <mc:Fallback>
                   <w:pict>
-                    <v:group style="position:absolute;margin-left:14.213369pt;margin-top:5.221386pt;width:3.8pt;height:3.8pt;mso-position-horizontal-relative:column;mso-position-vertical-relative:paragraph;z-index:-16148480" id="docshapegroup47" coordorigin="284,104" coordsize="76,76">
+                    <v:group style="position:absolute;margin-left:14.213369pt;margin-top:5.221386pt;width:3.8pt;height:3.8pt;mso-position-horizontal-relative:column;mso-position-vertical-relative:paragraph;z-index:-16148992" id="docshapegroup47" coordorigin="284,104" coordsize="76,76">
                       <v:shape style="position:absolute;left:284;top:104;width:76;height:76" id="docshape48" coordorigin="284,104" coordsize="76,76" path="m327,179l317,179,312,179,284,147,284,137,317,104,327,104,359,142,359,147,327,179xe" filled="true" fillcolor="#1d1d1d" stroked="false">
                         <v:path arrowok="t"/>
                         <v:fill type="solid"/>
@@ -8384,7 +8677,7 @@
               <mc:AlternateContent>
                 <mc:Choice Requires="wps">
                   <w:drawing>
-                    <wp:anchor distT="0" distB="0" distL="0" distR="0" allowOverlap="1" layoutInCell="1" locked="0" behindDoc="1" simplePos="0" relativeHeight="487182336">
+                    <wp:anchor distT="0" distB="0" distL="0" distR="0" allowOverlap="1" layoutInCell="1" locked="0" behindDoc="1" simplePos="0" relativeHeight="487181824">
                       <wp:simplePos x="0" y="0"/>
                       <wp:positionH relativeFrom="column">
                         <wp:posOffset>235208</wp:posOffset>
@@ -8480,7 +8773,7 @@
                 </mc:Choice>
                 <mc:Fallback>
                   <w:pict>
-                    <v:group style="position:absolute;margin-left:18.520393pt;margin-top:5.221386pt;width:3.8pt;height:3.8pt;mso-position-horizontal-relative:column;mso-position-vertical-relative:paragraph;z-index:-16134144" id="docshapegroup49" coordorigin="370,104" coordsize="76,76">
+                    <v:group style="position:absolute;margin-left:18.520393pt;margin-top:5.221386pt;width:3.8pt;height:3.8pt;mso-position-horizontal-relative:column;mso-position-vertical-relative:paragraph;z-index:-16134656" id="docshapegroup49" coordorigin="370,104" coordsize="76,76">
                       <v:shape style="position:absolute;left:370;top:104;width:76;height:76" id="docshape50" coordorigin="370,104" coordsize="76,76" path="m413,179l403,179,398,179,370,147,370,137,403,104,413,104,445,142,445,147,413,179xe" filled="true" fillcolor="#1d1d1d" stroked="false">
                         <v:path arrowok="t"/>
                         <v:fill type="solid"/>
@@ -8542,7 +8835,7 @@
               <mc:AlternateContent>
                 <mc:Choice Requires="wps">
                   <w:drawing>
-                    <wp:anchor distT="0" distB="0" distL="0" distR="0" allowOverlap="1" layoutInCell="1" locked="0" behindDoc="1" simplePos="0" relativeHeight="487139328">
+                    <wp:anchor distT="0" distB="0" distL="0" distR="0" allowOverlap="1" layoutInCell="1" locked="0" behindDoc="1" simplePos="0" relativeHeight="487138816">
                       <wp:simplePos x="0" y="0"/>
                       <wp:positionH relativeFrom="column">
                         <wp:posOffset>363596</wp:posOffset>
@@ -8638,7 +8931,7 @@
                 </mc:Choice>
                 <mc:Fallback>
                   <w:pict>
-                    <v:group style="position:absolute;margin-left:28.629654pt;margin-top:5.221364pt;width:3.8pt;height:3.8pt;mso-position-horizontal-relative:column;mso-position-vertical-relative:paragraph;z-index:-16177152" id="docshapegroup51" coordorigin="573,104" coordsize="76,76">
+                    <v:group style="position:absolute;margin-left:28.629654pt;margin-top:5.221364pt;width:3.8pt;height:3.8pt;mso-position-horizontal-relative:column;mso-position-vertical-relative:paragraph;z-index:-16177664" id="docshapegroup51" coordorigin="573,104" coordsize="76,76">
                       <v:shape style="position:absolute;left:572;top:104;width:76;height:76" id="docshape52" coordorigin="573,104" coordsize="76,76" path="m615,179l605,179,600,179,573,147,573,137,605,104,615,104,648,142,648,147,615,179xe" filled="true" fillcolor="#1d1d1d" stroked="false">
                         <v:path arrowok="t"/>
                         <v:fill type="solid"/>
@@ -8679,7 +8972,7 @@
               <mc:AlternateContent>
                 <mc:Choice Requires="wps">
                   <w:drawing>
-                    <wp:anchor distT="0" distB="0" distL="0" distR="0" allowOverlap="1" layoutInCell="1" locked="0" behindDoc="1" simplePos="0" relativeHeight="487153664">
+                    <wp:anchor distT="0" distB="0" distL="0" distR="0" allowOverlap="1" layoutInCell="1" locked="0" behindDoc="1" simplePos="0" relativeHeight="487153152">
                       <wp:simplePos x="0" y="0"/>
                       <wp:positionH relativeFrom="column">
                         <wp:posOffset>184082</wp:posOffset>
@@ -8775,7 +9068,7 @@
                 </mc:Choice>
                 <mc:Fallback>
                   <w:pict>
-                    <v:group style="position:absolute;margin-left:14.494654pt;margin-top:5.221364pt;width:3.8pt;height:3.8pt;mso-position-horizontal-relative:column;mso-position-vertical-relative:paragraph;z-index:-16162816" id="docshapegroup53" coordorigin="290,104" coordsize="76,76">
+                    <v:group style="position:absolute;margin-left:14.494654pt;margin-top:5.221364pt;width:3.8pt;height:3.8pt;mso-position-horizontal-relative:column;mso-position-vertical-relative:paragraph;z-index:-16163328" id="docshapegroup53" coordorigin="290,104" coordsize="76,76">
                       <v:shape style="position:absolute;left:289;top:104;width:76;height:76" id="docshape54" coordorigin="290,104" coordsize="76,76" path="m332,179l322,179,318,179,290,147,290,137,322,104,332,104,365,142,365,147,332,179xe" filled="true" fillcolor="#1d1d1d" stroked="false">
                         <v:path arrowok="t"/>
                         <v:fill type="solid"/>
@@ -8816,7 +9109,7 @@
               <mc:AlternateContent>
                 <mc:Choice Requires="wps">
                   <w:drawing>
-                    <wp:anchor distT="0" distB="0" distL="0" distR="0" allowOverlap="1" layoutInCell="1" locked="0" behindDoc="1" simplePos="0" relativeHeight="487168512">
+                    <wp:anchor distT="0" distB="0" distL="0" distR="0" allowOverlap="1" layoutInCell="1" locked="0" behindDoc="1" simplePos="0" relativeHeight="487168000">
                       <wp:simplePos x="0" y="0"/>
                       <wp:positionH relativeFrom="column">
                         <wp:posOffset>180509</wp:posOffset>
@@ -8912,7 +9205,7 @@
                 </mc:Choice>
                 <mc:Fallback>
                   <w:pict>
-                    <v:group style="position:absolute;margin-left:14.213369pt;margin-top:5.221364pt;width:3.8pt;height:3.8pt;mso-position-horizontal-relative:column;mso-position-vertical-relative:paragraph;z-index:-16147968" id="docshapegroup55" coordorigin="284,104" coordsize="76,76">
+                    <v:group style="position:absolute;margin-left:14.213369pt;margin-top:5.221364pt;width:3.8pt;height:3.8pt;mso-position-horizontal-relative:column;mso-position-vertical-relative:paragraph;z-index:-16148480" id="docshapegroup55" coordorigin="284,104" coordsize="76,76">
                       <v:shape style="position:absolute;left:284;top:104;width:76;height:76" id="docshape56" coordorigin="284,104" coordsize="76,76" path="m327,179l317,179,312,179,284,147,284,137,317,104,327,104,359,142,359,147,327,179xe" filled="true" fillcolor="#1d1d1d" stroked="false">
                         <v:path arrowok="t"/>
                         <v:fill type="solid"/>
@@ -8953,7 +9246,7 @@
               <mc:AlternateContent>
                 <mc:Choice Requires="wps">
                   <w:drawing>
-                    <wp:anchor distT="0" distB="0" distL="0" distR="0" allowOverlap="1" layoutInCell="1" locked="0" behindDoc="1" simplePos="0" relativeHeight="487182848">
+                    <wp:anchor distT="0" distB="0" distL="0" distR="0" allowOverlap="1" layoutInCell="1" locked="0" behindDoc="1" simplePos="0" relativeHeight="487182336">
                       <wp:simplePos x="0" y="0"/>
                       <wp:positionH relativeFrom="column">
                         <wp:posOffset>235208</wp:posOffset>
@@ -9049,7 +9342,7 @@
                 </mc:Choice>
                 <mc:Fallback>
                   <w:pict>
-                    <v:group style="position:absolute;margin-left:18.520393pt;margin-top:5.221364pt;width:3.8pt;height:3.8pt;mso-position-horizontal-relative:column;mso-position-vertical-relative:paragraph;z-index:-16133632" id="docshapegroup57" coordorigin="370,104" coordsize="76,76">
+                    <v:group style="position:absolute;margin-left:18.520393pt;margin-top:5.221364pt;width:3.8pt;height:3.8pt;mso-position-horizontal-relative:column;mso-position-vertical-relative:paragraph;z-index:-16134144" id="docshapegroup57" coordorigin="370,104" coordsize="76,76">
                       <v:shape style="position:absolute;left:370;top:104;width:76;height:76" id="docshape58" coordorigin="370,104" coordsize="76,76" path="m413,179l403,179,398,179,370,147,370,137,403,104,413,104,445,142,445,147,413,179xe" filled="true" fillcolor="#1d1d1d" stroked="false">
                         <v:path arrowok="t"/>
                         <v:fill type="solid"/>
@@ -9110,7 +9403,7 @@
               <mc:AlternateContent>
                 <mc:Choice Requires="wps">
                   <w:drawing>
-                    <wp:anchor distT="0" distB="0" distL="0" distR="0" allowOverlap="1" layoutInCell="1" locked="0" behindDoc="1" simplePos="0" relativeHeight="487139840">
+                    <wp:anchor distT="0" distB="0" distL="0" distR="0" allowOverlap="1" layoutInCell="1" locked="0" behindDoc="1" simplePos="0" relativeHeight="487139328">
                       <wp:simplePos x="0" y="0"/>
                       <wp:positionH relativeFrom="column">
                         <wp:posOffset>363596</wp:posOffset>
@@ -9206,7 +9499,7 @@
                 </mc:Choice>
                 <mc:Fallback>
                   <w:pict>
-                    <v:group style="position:absolute;margin-left:28.629654pt;margin-top:5.221372pt;width:3.8pt;height:3.8pt;mso-position-horizontal-relative:column;mso-position-vertical-relative:paragraph;z-index:-16176640" id="docshapegroup59" coordorigin="573,104" coordsize="76,76">
+                    <v:group style="position:absolute;margin-left:28.629654pt;margin-top:5.221372pt;width:3.8pt;height:3.8pt;mso-position-horizontal-relative:column;mso-position-vertical-relative:paragraph;z-index:-16177152" id="docshapegroup59" coordorigin="573,104" coordsize="76,76">
                       <v:shape style="position:absolute;left:572;top:104;width:76;height:76" id="docshape60" coordorigin="573,104" coordsize="76,76" path="m615,179l605,179,600,179,573,147,573,137,605,104,615,104,648,142,648,147,615,179xe" filled="true" fillcolor="#1d1d1d" stroked="false">
                         <v:path arrowok="t"/>
                         <v:fill type="solid"/>
@@ -9247,7 +9540,7 @@
               <mc:AlternateContent>
                 <mc:Choice Requires="wps">
                   <w:drawing>
-                    <wp:anchor distT="0" distB="0" distL="0" distR="0" allowOverlap="1" layoutInCell="1" locked="0" behindDoc="1" simplePos="0" relativeHeight="487154176">
+                    <wp:anchor distT="0" distB="0" distL="0" distR="0" allowOverlap="1" layoutInCell="1" locked="0" behindDoc="1" simplePos="0" relativeHeight="487153664">
                       <wp:simplePos x="0" y="0"/>
                       <wp:positionH relativeFrom="column">
                         <wp:posOffset>184082</wp:posOffset>
@@ -9343,7 +9636,7 @@
                 </mc:Choice>
                 <mc:Fallback>
                   <w:pict>
-                    <v:group style="position:absolute;margin-left:14.494654pt;margin-top:5.221372pt;width:3.8pt;height:3.8pt;mso-position-horizontal-relative:column;mso-position-vertical-relative:paragraph;z-index:-16162304" id="docshapegroup61" coordorigin="290,104" coordsize="76,76">
+                    <v:group style="position:absolute;margin-left:14.494654pt;margin-top:5.221372pt;width:3.8pt;height:3.8pt;mso-position-horizontal-relative:column;mso-position-vertical-relative:paragraph;z-index:-16162816" id="docshapegroup61" coordorigin="290,104" coordsize="76,76">
                       <v:shape style="position:absolute;left:289;top:104;width:76;height:76" id="docshape62" coordorigin="290,104" coordsize="76,76" path="m332,179l322,179,318,179,290,147,290,137,322,104,332,104,365,142,365,147,332,179xe" filled="true" fillcolor="#1d1d1d" stroked="false">
                         <v:path arrowok="t"/>
                         <v:fill type="solid"/>
@@ -9384,7 +9677,7 @@
               <mc:AlternateContent>
                 <mc:Choice Requires="wps">
                   <w:drawing>
-                    <wp:anchor distT="0" distB="0" distL="0" distR="0" allowOverlap="1" layoutInCell="1" locked="0" behindDoc="1" simplePos="0" relativeHeight="487169024">
+                    <wp:anchor distT="0" distB="0" distL="0" distR="0" allowOverlap="1" layoutInCell="1" locked="0" behindDoc="1" simplePos="0" relativeHeight="487168512">
                       <wp:simplePos x="0" y="0"/>
                       <wp:positionH relativeFrom="column">
                         <wp:posOffset>180509</wp:posOffset>
@@ -9480,7 +9773,7 @@
                 </mc:Choice>
                 <mc:Fallback>
                   <w:pict>
-                    <v:group style="position:absolute;margin-left:14.213369pt;margin-top:5.221372pt;width:3.8pt;height:3.8pt;mso-position-horizontal-relative:column;mso-position-vertical-relative:paragraph;z-index:-16147456" id="docshapegroup63" coordorigin="284,104" coordsize="76,76">
+                    <v:group style="position:absolute;margin-left:14.213369pt;margin-top:5.221372pt;width:3.8pt;height:3.8pt;mso-position-horizontal-relative:column;mso-position-vertical-relative:paragraph;z-index:-16147968" id="docshapegroup63" coordorigin="284,104" coordsize="76,76">
                       <v:shape style="position:absolute;left:284;top:104;width:76;height:76" id="docshape64" coordorigin="284,104" coordsize="76,76" path="m327,179l317,179,312,179,284,147,284,137,317,104,327,104,359,142,359,147,327,179xe" filled="true" fillcolor="#1d1d1d" stroked="false">
                         <v:path arrowok="t"/>
                         <v:fill type="solid"/>
@@ -9538,7 +9831,7 @@
               <mc:AlternateContent>
                 <mc:Choice Requires="wps">
                   <w:drawing>
-                    <wp:anchor distT="0" distB="0" distL="0" distR="0" allowOverlap="1" layoutInCell="1" locked="0" behindDoc="1" simplePos="0" relativeHeight="487183360">
+                    <wp:anchor distT="0" distB="0" distL="0" distR="0" allowOverlap="1" layoutInCell="1" locked="0" behindDoc="1" simplePos="0" relativeHeight="487182848">
                       <wp:simplePos x="0" y="0"/>
                       <wp:positionH relativeFrom="column">
                         <wp:posOffset>235208</wp:posOffset>
@@ -9634,7 +9927,7 @@
                 </mc:Choice>
                 <mc:Fallback>
                   <w:pict>
-                    <v:group style="position:absolute;margin-left:18.520393pt;margin-top:5.221372pt;width:3.8pt;height:3.8pt;mso-position-horizontal-relative:column;mso-position-vertical-relative:paragraph;z-index:-16133120" id="docshapegroup65" coordorigin="370,104" coordsize="76,76">
+                    <v:group style="position:absolute;margin-left:18.520393pt;margin-top:5.221372pt;width:3.8pt;height:3.8pt;mso-position-horizontal-relative:column;mso-position-vertical-relative:paragraph;z-index:-16133632" id="docshapegroup65" coordorigin="370,104" coordsize="76,76">
                       <v:shape style="position:absolute;left:370;top:104;width:76;height:76" id="docshape66" coordorigin="370,104" coordsize="76,76" path="m413,179l403,179,398,179,370,147,370,137,403,104,413,104,445,142,445,147,413,179xe" filled="true" fillcolor="#1d1d1d" stroked="false">
                         <v:path arrowok="t"/>
                         <v:fill type="solid"/>
@@ -9696,7 +9989,7 @@
               <mc:AlternateContent>
                 <mc:Choice Requires="wps">
                   <w:drawing>
-                    <wp:anchor distT="0" distB="0" distL="0" distR="0" allowOverlap="1" layoutInCell="1" locked="0" behindDoc="1" simplePos="0" relativeHeight="487140352">
+                    <wp:anchor distT="0" distB="0" distL="0" distR="0" allowOverlap="1" layoutInCell="1" locked="0" behindDoc="1" simplePos="0" relativeHeight="487139840">
                       <wp:simplePos x="0" y="0"/>
                       <wp:positionH relativeFrom="column">
                         <wp:posOffset>363596</wp:posOffset>
@@ -9792,7 +10085,7 @@
                 </mc:Choice>
                 <mc:Fallback>
                   <w:pict>
-                    <v:group style="position:absolute;margin-left:28.629654pt;margin-top:5.221381pt;width:3.8pt;height:3.8pt;mso-position-horizontal-relative:column;mso-position-vertical-relative:paragraph;z-index:-16176128" id="docshapegroup67" coordorigin="573,104" coordsize="76,76">
+                    <v:group style="position:absolute;margin-left:28.629654pt;margin-top:5.221381pt;width:3.8pt;height:3.8pt;mso-position-horizontal-relative:column;mso-position-vertical-relative:paragraph;z-index:-16176640" id="docshapegroup67" coordorigin="573,104" coordsize="76,76">
                       <v:shape style="position:absolute;left:572;top:104;width:76;height:76" id="docshape68" coordorigin="573,104" coordsize="76,76" path="m615,179l605,179,600,179,573,147,573,137,605,104,615,104,648,142,648,147,615,179xe" filled="true" fillcolor="#1d1d1d" stroked="false">
                         <v:path arrowok="t"/>
                         <v:fill type="solid"/>
@@ -9833,7 +10126,7 @@
               <mc:AlternateContent>
                 <mc:Choice Requires="wps">
                   <w:drawing>
-                    <wp:anchor distT="0" distB="0" distL="0" distR="0" allowOverlap="1" layoutInCell="1" locked="0" behindDoc="1" simplePos="0" relativeHeight="487154688">
+                    <wp:anchor distT="0" distB="0" distL="0" distR="0" allowOverlap="1" layoutInCell="1" locked="0" behindDoc="1" simplePos="0" relativeHeight="487154176">
                       <wp:simplePos x="0" y="0"/>
                       <wp:positionH relativeFrom="column">
                         <wp:posOffset>184082</wp:posOffset>
@@ -9929,7 +10222,7 @@
                 </mc:Choice>
                 <mc:Fallback>
                   <w:pict>
-                    <v:group style="position:absolute;margin-left:14.494654pt;margin-top:5.221381pt;width:3.8pt;height:3.8pt;mso-position-horizontal-relative:column;mso-position-vertical-relative:paragraph;z-index:-16161792" id="docshapegroup69" coordorigin="290,104" coordsize="76,76">
+                    <v:group style="position:absolute;margin-left:14.494654pt;margin-top:5.221381pt;width:3.8pt;height:3.8pt;mso-position-horizontal-relative:column;mso-position-vertical-relative:paragraph;z-index:-16162304" id="docshapegroup69" coordorigin="290,104" coordsize="76,76">
                       <v:shape style="position:absolute;left:289;top:104;width:76;height:76" id="docshape70" coordorigin="290,104" coordsize="76,76" path="m332,179l322,179,318,179,290,147,290,137,322,104,332,104,365,142,365,147,332,179xe" filled="true" fillcolor="#1d1d1d" stroked="false">
                         <v:path arrowok="t"/>
                         <v:fill type="solid"/>
@@ -9970,7 +10263,7 @@
               <mc:AlternateContent>
                 <mc:Choice Requires="wps">
                   <w:drawing>
-                    <wp:anchor distT="0" distB="0" distL="0" distR="0" allowOverlap="1" layoutInCell="1" locked="0" behindDoc="1" simplePos="0" relativeHeight="487169536">
+                    <wp:anchor distT="0" distB="0" distL="0" distR="0" allowOverlap="1" layoutInCell="1" locked="0" behindDoc="1" simplePos="0" relativeHeight="487169024">
                       <wp:simplePos x="0" y="0"/>
                       <wp:positionH relativeFrom="column">
                         <wp:posOffset>180509</wp:posOffset>
@@ -10066,7 +10359,7 @@
                 </mc:Choice>
                 <mc:Fallback>
                   <w:pict>
-                    <v:group style="position:absolute;margin-left:14.213369pt;margin-top:5.221381pt;width:3.8pt;height:3.8pt;mso-position-horizontal-relative:column;mso-position-vertical-relative:paragraph;z-index:-16146944" id="docshapegroup71" coordorigin="284,104" coordsize="76,76">
+                    <v:group style="position:absolute;margin-left:14.213369pt;margin-top:5.221381pt;width:3.8pt;height:3.8pt;mso-position-horizontal-relative:column;mso-position-vertical-relative:paragraph;z-index:-16147456" id="docshapegroup71" coordorigin="284,104" coordsize="76,76">
                       <v:shape style="position:absolute;left:284;top:104;width:76;height:76" id="docshape72" coordorigin="284,104" coordsize="76,76" path="m327,179l317,179,312,179,284,147,284,137,317,104,327,104,359,142,359,147,327,179xe" filled="true" fillcolor="#1d1d1d" stroked="false">
                         <v:path arrowok="t"/>
                         <v:fill type="solid"/>
@@ -10107,7 +10400,7 @@
               <mc:AlternateContent>
                 <mc:Choice Requires="wps">
                   <w:drawing>
-                    <wp:anchor distT="0" distB="0" distL="0" distR="0" allowOverlap="1" layoutInCell="1" locked="0" behindDoc="1" simplePos="0" relativeHeight="487183872">
+                    <wp:anchor distT="0" distB="0" distL="0" distR="0" allowOverlap="1" layoutInCell="1" locked="0" behindDoc="1" simplePos="0" relativeHeight="487183360">
                       <wp:simplePos x="0" y="0"/>
                       <wp:positionH relativeFrom="column">
                         <wp:posOffset>235208</wp:posOffset>
@@ -10203,7 +10496,7 @@
                 </mc:Choice>
                 <mc:Fallback>
                   <w:pict>
-                    <v:group style="position:absolute;margin-left:18.520393pt;margin-top:5.221381pt;width:3.8pt;height:3.8pt;mso-position-horizontal-relative:column;mso-position-vertical-relative:paragraph;z-index:-16132608" id="docshapegroup73" coordorigin="370,104" coordsize="76,76">
+                    <v:group style="position:absolute;margin-left:18.520393pt;margin-top:5.221381pt;width:3.8pt;height:3.8pt;mso-position-horizontal-relative:column;mso-position-vertical-relative:paragraph;z-index:-16133120" id="docshapegroup73" coordorigin="370,104" coordsize="76,76">
                       <v:shape style="position:absolute;left:370;top:104;width:76;height:76" id="docshape74" coordorigin="370,104" coordsize="76,76" path="m413,179l403,179,398,179,370,147,370,137,403,104,413,104,445,142,445,147,413,179xe" filled="true" fillcolor="#1d1d1d" stroked="false">
                         <v:path arrowok="t"/>
                         <v:fill type="solid"/>
@@ -10265,7 +10558,7 @@
               <mc:AlternateContent>
                 <mc:Choice Requires="wps">
                   <w:drawing>
-                    <wp:anchor distT="0" distB="0" distL="0" distR="0" allowOverlap="1" layoutInCell="1" locked="0" behindDoc="1" simplePos="0" relativeHeight="487140864">
+                    <wp:anchor distT="0" distB="0" distL="0" distR="0" allowOverlap="1" layoutInCell="1" locked="0" behindDoc="1" simplePos="0" relativeHeight="487140352">
                       <wp:simplePos x="0" y="0"/>
                       <wp:positionH relativeFrom="column">
                         <wp:posOffset>363596</wp:posOffset>
@@ -10361,7 +10654,7 @@
                 </mc:Choice>
                 <mc:Fallback>
                   <w:pict>
-                    <v:group style="position:absolute;margin-left:28.629654pt;margin-top:5.221389pt;width:3.8pt;height:3.8pt;mso-position-horizontal-relative:column;mso-position-vertical-relative:paragraph;z-index:-16175616" id="docshapegroup75" coordorigin="573,104" coordsize="76,76">
+                    <v:group style="position:absolute;margin-left:28.629654pt;margin-top:5.221389pt;width:3.8pt;height:3.8pt;mso-position-horizontal-relative:column;mso-position-vertical-relative:paragraph;z-index:-16176128" id="docshapegroup75" coordorigin="573,104" coordsize="76,76">
                       <v:shape style="position:absolute;left:572;top:104;width:76;height:76" id="docshape76" coordorigin="573,104" coordsize="76,76" path="m615,179l605,179,600,179,573,147,573,137,605,104,615,104,648,142,648,147,615,179xe" filled="true" fillcolor="#1d1d1d" stroked="false">
                         <v:path arrowok="t"/>
                         <v:fill type="solid"/>
@@ -10402,7 +10695,7 @@
               <mc:AlternateContent>
                 <mc:Choice Requires="wps">
                   <w:drawing>
-                    <wp:anchor distT="0" distB="0" distL="0" distR="0" allowOverlap="1" layoutInCell="1" locked="0" behindDoc="1" simplePos="0" relativeHeight="487155200">
+                    <wp:anchor distT="0" distB="0" distL="0" distR="0" allowOverlap="1" layoutInCell="1" locked="0" behindDoc="1" simplePos="0" relativeHeight="487154688">
                       <wp:simplePos x="0" y="0"/>
                       <wp:positionH relativeFrom="column">
                         <wp:posOffset>184082</wp:posOffset>
@@ -10498,7 +10791,7 @@
                 </mc:Choice>
                 <mc:Fallback>
                   <w:pict>
-                    <v:group style="position:absolute;margin-left:14.494654pt;margin-top:5.221389pt;width:3.8pt;height:3.8pt;mso-position-horizontal-relative:column;mso-position-vertical-relative:paragraph;z-index:-16161280" id="docshapegroup77" coordorigin="290,104" coordsize="76,76">
+                    <v:group style="position:absolute;margin-left:14.494654pt;margin-top:5.221389pt;width:3.8pt;height:3.8pt;mso-position-horizontal-relative:column;mso-position-vertical-relative:paragraph;z-index:-16161792" id="docshapegroup77" coordorigin="290,104" coordsize="76,76">
                       <v:shape style="position:absolute;left:289;top:104;width:76;height:76" id="docshape78" coordorigin="290,104" coordsize="76,76" path="m332,179l322,179,318,179,290,147,290,137,322,104,332,104,365,142,365,147,332,179xe" filled="true" fillcolor="#1d1d1d" stroked="false">
                         <v:path arrowok="t"/>
                         <v:fill type="solid"/>
@@ -10539,7 +10832,7 @@
               <mc:AlternateContent>
                 <mc:Choice Requires="wps">
                   <w:drawing>
-                    <wp:anchor distT="0" distB="0" distL="0" distR="0" allowOverlap="1" layoutInCell="1" locked="0" behindDoc="1" simplePos="0" relativeHeight="487170048">
+                    <wp:anchor distT="0" distB="0" distL="0" distR="0" allowOverlap="1" layoutInCell="1" locked="0" behindDoc="1" simplePos="0" relativeHeight="487169536">
                       <wp:simplePos x="0" y="0"/>
                       <wp:positionH relativeFrom="column">
                         <wp:posOffset>180509</wp:posOffset>
@@ -10635,7 +10928,7 @@
                 </mc:Choice>
                 <mc:Fallback>
                   <w:pict>
-                    <v:group style="position:absolute;margin-left:14.213369pt;margin-top:5.221389pt;width:3.8pt;height:3.8pt;mso-position-horizontal-relative:column;mso-position-vertical-relative:paragraph;z-index:-16146432" id="docshapegroup79" coordorigin="284,104" coordsize="76,76">
+                    <v:group style="position:absolute;margin-left:14.213369pt;margin-top:5.221389pt;width:3.8pt;height:3.8pt;mso-position-horizontal-relative:column;mso-position-vertical-relative:paragraph;z-index:-16146944" id="docshapegroup79" coordorigin="284,104" coordsize="76,76">
                       <v:shape style="position:absolute;left:284;top:104;width:76;height:76" id="docshape80" coordorigin="284,104" coordsize="76,76" path="m327,179l317,179,312,179,284,147,284,137,317,104,327,104,359,142,359,147,327,179xe" filled="true" fillcolor="#1d1d1d" stroked="false">
                         <v:path arrowok="t"/>
                         <v:fill type="solid"/>
@@ -10676,7 +10969,7 @@
               <mc:AlternateContent>
                 <mc:Choice Requires="wps">
                   <w:drawing>
-                    <wp:anchor distT="0" distB="0" distL="0" distR="0" allowOverlap="1" layoutInCell="1" locked="0" behindDoc="1" simplePos="0" relativeHeight="487184384">
+                    <wp:anchor distT="0" distB="0" distL="0" distR="0" allowOverlap="1" layoutInCell="1" locked="0" behindDoc="1" simplePos="0" relativeHeight="487183872">
                       <wp:simplePos x="0" y="0"/>
                       <wp:positionH relativeFrom="column">
                         <wp:posOffset>235208</wp:posOffset>
@@ -10772,7 +11065,7 @@
                 </mc:Choice>
                 <mc:Fallback>
                   <w:pict>
-                    <v:group style="position:absolute;margin-left:18.520393pt;margin-top:5.221389pt;width:3.8pt;height:3.8pt;mso-position-horizontal-relative:column;mso-position-vertical-relative:paragraph;z-index:-16132096" id="docshapegroup81" coordorigin="370,104" coordsize="76,76">
+                    <v:group style="position:absolute;margin-left:18.520393pt;margin-top:5.221389pt;width:3.8pt;height:3.8pt;mso-position-horizontal-relative:column;mso-position-vertical-relative:paragraph;z-index:-16132608" id="docshapegroup81" coordorigin="370,104" coordsize="76,76">
                       <v:shape style="position:absolute;left:370;top:104;width:76;height:76" id="docshape82" coordorigin="370,104" coordsize="76,76" path="m413,179l403,179,398,179,370,147,370,137,403,104,413,104,445,142,445,147,413,179xe" filled="true" fillcolor="#1d1d1d" stroked="false">
                         <v:path arrowok="t"/>
                         <v:fill type="solid"/>
@@ -10858,7 +11151,7 @@
               <mc:AlternateContent>
                 <mc:Choice Requires="wps">
                   <w:drawing>
-                    <wp:anchor distT="0" distB="0" distL="0" distR="0" allowOverlap="1" layoutInCell="1" locked="0" behindDoc="1" simplePos="0" relativeHeight="487155712">
+                    <wp:anchor distT="0" distB="0" distL="0" distR="0" allowOverlap="1" layoutInCell="1" locked="0" behindDoc="1" simplePos="0" relativeHeight="487155200">
                       <wp:simplePos x="0" y="0"/>
                       <wp:positionH relativeFrom="column">
                         <wp:posOffset>184082</wp:posOffset>
@@ -10954,7 +11247,7 @@
                 </mc:Choice>
                 <mc:Fallback>
                   <w:pict>
-                    <v:group style="position:absolute;margin-left:14.494654pt;margin-top:5.221367pt;width:3.8pt;height:3.8pt;mso-position-horizontal-relative:column;mso-position-vertical-relative:paragraph;z-index:-16160768" id="docshapegroup83" coordorigin="290,104" coordsize="76,76">
+                    <v:group style="position:absolute;margin-left:14.494654pt;margin-top:5.221367pt;width:3.8pt;height:3.8pt;mso-position-horizontal-relative:column;mso-position-vertical-relative:paragraph;z-index:-16161280" id="docshapegroup83" coordorigin="290,104" coordsize="76,76">
                       <v:shape style="position:absolute;left:289;top:104;width:76;height:76" id="docshape84" coordorigin="290,104" coordsize="76,76" path="m332,179l322,179,318,179,290,147,290,137,322,104,332,104,365,142,365,147,332,179xe" filled="true" fillcolor="#1d1d1d" stroked="false">
                         <v:path arrowok="t"/>
                         <v:fill type="solid"/>
@@ -10995,7 +11288,7 @@
               <mc:AlternateContent>
                 <mc:Choice Requires="wps">
                   <w:drawing>
-                    <wp:anchor distT="0" distB="0" distL="0" distR="0" allowOverlap="1" layoutInCell="1" locked="0" behindDoc="1" simplePos="0" relativeHeight="487170560">
+                    <wp:anchor distT="0" distB="0" distL="0" distR="0" allowOverlap="1" layoutInCell="1" locked="0" behindDoc="1" simplePos="0" relativeHeight="487170048">
                       <wp:simplePos x="0" y="0"/>
                       <wp:positionH relativeFrom="column">
                         <wp:posOffset>180509</wp:posOffset>
@@ -11091,7 +11384,7 @@
                 </mc:Choice>
                 <mc:Fallback>
                   <w:pict>
-                    <v:group style="position:absolute;margin-left:14.213369pt;margin-top:5.221367pt;width:3.8pt;height:3.8pt;mso-position-horizontal-relative:column;mso-position-vertical-relative:paragraph;z-index:-16145920" id="docshapegroup85" coordorigin="284,104" coordsize="76,76">
+                    <v:group style="position:absolute;margin-left:14.213369pt;margin-top:5.221367pt;width:3.8pt;height:3.8pt;mso-position-horizontal-relative:column;mso-position-vertical-relative:paragraph;z-index:-16146432" id="docshapegroup85" coordorigin="284,104" coordsize="76,76">
                       <v:shape style="position:absolute;left:284;top:104;width:76;height:76" id="docshape86" coordorigin="284,104" coordsize="76,76" path="m327,179l317,179,312,179,284,147,284,137,317,104,327,104,359,142,359,147,327,179xe" filled="true" fillcolor="#1d1d1d" stroked="false">
                         <v:path arrowok="t"/>
                         <v:fill type="solid"/>
@@ -11132,7 +11425,7 @@
               <mc:AlternateContent>
                 <mc:Choice Requires="wps">
                   <w:drawing>
-                    <wp:anchor distT="0" distB="0" distL="0" distR="0" allowOverlap="1" layoutInCell="1" locked="0" behindDoc="1" simplePos="0" relativeHeight="487184896">
+                    <wp:anchor distT="0" distB="0" distL="0" distR="0" allowOverlap="1" layoutInCell="1" locked="0" behindDoc="1" simplePos="0" relativeHeight="487184384">
                       <wp:simplePos x="0" y="0"/>
                       <wp:positionH relativeFrom="column">
                         <wp:posOffset>235208</wp:posOffset>
@@ -11228,7 +11521,7 @@
                 </mc:Choice>
                 <mc:Fallback>
                   <w:pict>
-                    <v:group style="position:absolute;margin-left:18.520393pt;margin-top:5.221367pt;width:3.8pt;height:3.8pt;mso-position-horizontal-relative:column;mso-position-vertical-relative:paragraph;z-index:-16131584" id="docshapegroup87" coordorigin="370,104" coordsize="76,76">
+                    <v:group style="position:absolute;margin-left:18.520393pt;margin-top:5.221367pt;width:3.8pt;height:3.8pt;mso-position-horizontal-relative:column;mso-position-vertical-relative:paragraph;z-index:-16132096" id="docshapegroup87" coordorigin="370,104" coordsize="76,76">
                       <v:shape style="position:absolute;left:370;top:104;width:76;height:76" id="docshape88" coordorigin="370,104" coordsize="76,76" path="m413,179l403,179,398,179,370,147,370,137,403,104,413,104,445,142,445,147,413,179xe" filled="true" fillcolor="#1d1d1d" stroked="false">
                         <v:path arrowok="t"/>
                         <v:fill type="solid"/>
@@ -11289,7 +11582,7 @@
               <mc:AlternateContent>
                 <mc:Choice Requires="wps">
                   <w:drawing>
-                    <wp:anchor distT="0" distB="0" distL="0" distR="0" allowOverlap="1" layoutInCell="1" locked="0" behindDoc="1" simplePos="0" relativeHeight="487141376">
+                    <wp:anchor distT="0" distB="0" distL="0" distR="0" allowOverlap="1" layoutInCell="1" locked="0" behindDoc="1" simplePos="0" relativeHeight="487140864">
                       <wp:simplePos x="0" y="0"/>
                       <wp:positionH relativeFrom="column">
                         <wp:posOffset>363596</wp:posOffset>
@@ -11385,7 +11678,7 @@
                 </mc:Choice>
                 <mc:Fallback>
                   <w:pict>
-                    <v:group style="position:absolute;margin-left:28.629654pt;margin-top:5.221375pt;width:3.8pt;height:3.8pt;mso-position-horizontal-relative:column;mso-position-vertical-relative:paragraph;z-index:-16175104" id="docshapegroup89" coordorigin="573,104" coordsize="76,76">
+                    <v:group style="position:absolute;margin-left:28.629654pt;margin-top:5.221375pt;width:3.8pt;height:3.8pt;mso-position-horizontal-relative:column;mso-position-vertical-relative:paragraph;z-index:-16175616" id="docshapegroup89" coordorigin="573,104" coordsize="76,76">
                       <v:shape style="position:absolute;left:572;top:104;width:76;height:76" id="docshape90" coordorigin="573,104" coordsize="76,76" path="m615,179l605,179,600,179,573,147,573,137,605,104,615,104,648,142,648,147,615,179xe" filled="true" fillcolor="#1d1d1d" stroked="false">
                         <v:path arrowok="t"/>
                         <v:fill type="solid"/>
@@ -11427,7 +11720,7 @@
               <mc:AlternateContent>
                 <mc:Choice Requires="wps">
                   <w:drawing>
-                    <wp:anchor distT="0" distB="0" distL="0" distR="0" allowOverlap="1" layoutInCell="1" locked="0" behindDoc="1" simplePos="0" relativeHeight="487156224">
+                    <wp:anchor distT="0" distB="0" distL="0" distR="0" allowOverlap="1" layoutInCell="1" locked="0" behindDoc="1" simplePos="0" relativeHeight="487155712">
                       <wp:simplePos x="0" y="0"/>
                       <wp:positionH relativeFrom="column">
                         <wp:posOffset>184082</wp:posOffset>
@@ -11523,7 +11816,7 @@
                 </mc:Choice>
                 <mc:Fallback>
                   <w:pict>
-                    <v:group style="position:absolute;margin-left:14.494654pt;margin-top:5.221375pt;width:3.8pt;height:3.8pt;mso-position-horizontal-relative:column;mso-position-vertical-relative:paragraph;z-index:-16160256" id="docshapegroup91" coordorigin="290,104" coordsize="76,76">
+                    <v:group style="position:absolute;margin-left:14.494654pt;margin-top:5.221375pt;width:3.8pt;height:3.8pt;mso-position-horizontal-relative:column;mso-position-vertical-relative:paragraph;z-index:-16160768" id="docshapegroup91" coordorigin="290,104" coordsize="76,76">
                       <v:shape style="position:absolute;left:289;top:104;width:76;height:76" id="docshape92" coordorigin="290,104" coordsize="76,76" path="m332,179l322,179,318,179,290,147,290,137,322,104,332,104,365,142,365,147,332,179xe" filled="true" fillcolor="#1d1d1d" stroked="false">
                         <v:path arrowok="t"/>
                         <v:fill type="solid"/>
@@ -11564,7 +11857,7 @@
               <mc:AlternateContent>
                 <mc:Choice Requires="wps">
                   <w:drawing>
-                    <wp:anchor distT="0" distB="0" distL="0" distR="0" allowOverlap="1" layoutInCell="1" locked="0" behindDoc="1" simplePos="0" relativeHeight="487171072">
+                    <wp:anchor distT="0" distB="0" distL="0" distR="0" allowOverlap="1" layoutInCell="1" locked="0" behindDoc="1" simplePos="0" relativeHeight="487170560">
                       <wp:simplePos x="0" y="0"/>
                       <wp:positionH relativeFrom="column">
                         <wp:posOffset>180509</wp:posOffset>
@@ -11660,7 +11953,7 @@
                 </mc:Choice>
                 <mc:Fallback>
                   <w:pict>
-                    <v:group style="position:absolute;margin-left:14.213369pt;margin-top:5.221375pt;width:3.8pt;height:3.8pt;mso-position-horizontal-relative:column;mso-position-vertical-relative:paragraph;z-index:-16145408" id="docshapegroup93" coordorigin="284,104" coordsize="76,76">
+                    <v:group style="position:absolute;margin-left:14.213369pt;margin-top:5.221375pt;width:3.8pt;height:3.8pt;mso-position-horizontal-relative:column;mso-position-vertical-relative:paragraph;z-index:-16145920" id="docshapegroup93" coordorigin="284,104" coordsize="76,76">
                       <v:shape style="position:absolute;left:284;top:104;width:76;height:76" id="docshape94" coordorigin="284,104" coordsize="76,76" path="m327,179l317,179,312,179,284,147,284,137,317,104,327,104,359,142,359,147,327,179xe" filled="true" fillcolor="#1d1d1d" stroked="false">
                         <v:path arrowok="t"/>
                         <v:fill type="solid"/>
@@ -11701,7 +11994,7 @@
               <mc:AlternateContent>
                 <mc:Choice Requires="wps">
                   <w:drawing>
-                    <wp:anchor distT="0" distB="0" distL="0" distR="0" allowOverlap="1" layoutInCell="1" locked="0" behindDoc="1" simplePos="0" relativeHeight="487185408">
+                    <wp:anchor distT="0" distB="0" distL="0" distR="0" allowOverlap="1" layoutInCell="1" locked="0" behindDoc="1" simplePos="0" relativeHeight="487184896">
                       <wp:simplePos x="0" y="0"/>
                       <wp:positionH relativeFrom="column">
                         <wp:posOffset>235208</wp:posOffset>
@@ -11797,7 +12090,7 @@
                 </mc:Choice>
                 <mc:Fallback>
                   <w:pict>
-                    <v:group style="position:absolute;margin-left:18.520393pt;margin-top:5.221375pt;width:3.8pt;height:3.8pt;mso-position-horizontal-relative:column;mso-position-vertical-relative:paragraph;z-index:-16131072" id="docshapegroup95" coordorigin="370,104" coordsize="76,76">
+                    <v:group style="position:absolute;margin-left:18.520393pt;margin-top:5.221375pt;width:3.8pt;height:3.8pt;mso-position-horizontal-relative:column;mso-position-vertical-relative:paragraph;z-index:-16131584" id="docshapegroup95" coordorigin="370,104" coordsize="76,76">
                       <v:shape style="position:absolute;left:370;top:104;width:76;height:76" id="docshape96" coordorigin="370,104" coordsize="76,76" path="m413,179l403,179,398,179,370,147,370,137,403,104,413,104,445,142,445,147,413,179xe" filled="true" fillcolor="#1d1d1d" stroked="false">
                         <v:path arrowok="t"/>
                         <v:fill type="solid"/>
@@ -11859,7 +12152,7 @@
               <mc:AlternateContent>
                 <mc:Choice Requires="wps">
                   <w:drawing>
-                    <wp:anchor distT="0" distB="0" distL="0" distR="0" allowOverlap="1" layoutInCell="1" locked="0" behindDoc="1" simplePos="0" relativeHeight="487141888">
+                    <wp:anchor distT="0" distB="0" distL="0" distR="0" allowOverlap="1" layoutInCell="1" locked="0" behindDoc="1" simplePos="0" relativeHeight="487141376">
                       <wp:simplePos x="0" y="0"/>
                       <wp:positionH relativeFrom="column">
                         <wp:posOffset>363596</wp:posOffset>
@@ -11955,7 +12248,7 @@
                 </mc:Choice>
                 <mc:Fallback>
                   <w:pict>
-                    <v:group style="position:absolute;margin-left:28.629654pt;margin-top:5.221384pt;width:3.8pt;height:3.8pt;mso-position-horizontal-relative:column;mso-position-vertical-relative:paragraph;z-index:-16174592" id="docshapegroup97" coordorigin="573,104" coordsize="76,76">
+                    <v:group style="position:absolute;margin-left:28.629654pt;margin-top:5.221384pt;width:3.8pt;height:3.8pt;mso-position-horizontal-relative:column;mso-position-vertical-relative:paragraph;z-index:-16175104" id="docshapegroup97" coordorigin="573,104" coordsize="76,76">
                       <v:shape style="position:absolute;left:572;top:104;width:76;height:76" id="docshape98" coordorigin="573,104" coordsize="76,76" path="m615,179l605,179,600,179,573,147,573,137,605,104,615,104,648,142,648,147,615,179xe" filled="true" fillcolor="#1d1d1d" stroked="false">
                         <v:path arrowok="t"/>
                         <v:fill type="solid"/>
@@ -11996,7 +12289,7 @@
               <mc:AlternateContent>
                 <mc:Choice Requires="wps">
                   <w:drawing>
-                    <wp:anchor distT="0" distB="0" distL="0" distR="0" allowOverlap="1" layoutInCell="1" locked="0" behindDoc="1" simplePos="0" relativeHeight="487156736">
+                    <wp:anchor distT="0" distB="0" distL="0" distR="0" allowOverlap="1" layoutInCell="1" locked="0" behindDoc="1" simplePos="0" relativeHeight="487156224">
                       <wp:simplePos x="0" y="0"/>
                       <wp:positionH relativeFrom="column">
                         <wp:posOffset>184082</wp:posOffset>
@@ -12092,7 +12385,7 @@
                 </mc:Choice>
                 <mc:Fallback>
                   <w:pict>
-                    <v:group style="position:absolute;margin-left:14.494654pt;margin-top:5.221384pt;width:3.8pt;height:3.8pt;mso-position-horizontal-relative:column;mso-position-vertical-relative:paragraph;z-index:-16159744" id="docshapegroup99" coordorigin="290,104" coordsize="76,76">
+                    <v:group style="position:absolute;margin-left:14.494654pt;margin-top:5.221384pt;width:3.8pt;height:3.8pt;mso-position-horizontal-relative:column;mso-position-vertical-relative:paragraph;z-index:-16160256" id="docshapegroup99" coordorigin="290,104" coordsize="76,76">
                       <v:shape style="position:absolute;left:289;top:104;width:76;height:76" id="docshape100" coordorigin="290,104" coordsize="76,76" path="m332,179l322,179,318,179,290,147,290,137,322,104,332,104,365,142,365,147,332,179xe" filled="true" fillcolor="#1d1d1d" stroked="false">
                         <v:path arrowok="t"/>
                         <v:fill type="solid"/>
@@ -12133,7 +12426,7 @@
               <mc:AlternateContent>
                 <mc:Choice Requires="wps">
                   <w:drawing>
-                    <wp:anchor distT="0" distB="0" distL="0" distR="0" allowOverlap="1" layoutInCell="1" locked="0" behindDoc="1" simplePos="0" relativeHeight="487171584">
+                    <wp:anchor distT="0" distB="0" distL="0" distR="0" allowOverlap="1" layoutInCell="1" locked="0" behindDoc="1" simplePos="0" relativeHeight="487171072">
                       <wp:simplePos x="0" y="0"/>
                       <wp:positionH relativeFrom="column">
                         <wp:posOffset>180509</wp:posOffset>
@@ -12229,7 +12522,7 @@
                 </mc:Choice>
                 <mc:Fallback>
                   <w:pict>
-                    <v:group style="position:absolute;margin-left:14.213369pt;margin-top:5.221384pt;width:3.8pt;height:3.8pt;mso-position-horizontal-relative:column;mso-position-vertical-relative:paragraph;z-index:-16144896" id="docshapegroup101" coordorigin="284,104" coordsize="76,76">
+                    <v:group style="position:absolute;margin-left:14.213369pt;margin-top:5.221384pt;width:3.8pt;height:3.8pt;mso-position-horizontal-relative:column;mso-position-vertical-relative:paragraph;z-index:-16145408" id="docshapegroup101" coordorigin="284,104" coordsize="76,76">
                       <v:shape style="position:absolute;left:284;top:104;width:76;height:76" id="docshape102" coordorigin="284,104" coordsize="76,76" path="m327,179l317,179,312,179,284,147,284,137,317,104,327,104,359,142,359,147,327,179xe" filled="true" fillcolor="#1d1d1d" stroked="false">
                         <v:path arrowok="t"/>
                         <v:fill type="solid"/>
@@ -12270,7 +12563,7 @@
               <mc:AlternateContent>
                 <mc:Choice Requires="wps">
                   <w:drawing>
-                    <wp:anchor distT="0" distB="0" distL="0" distR="0" allowOverlap="1" layoutInCell="1" locked="0" behindDoc="1" simplePos="0" relativeHeight="487185920">
+                    <wp:anchor distT="0" distB="0" distL="0" distR="0" allowOverlap="1" layoutInCell="1" locked="0" behindDoc="1" simplePos="0" relativeHeight="487185408">
                       <wp:simplePos x="0" y="0"/>
                       <wp:positionH relativeFrom="column">
                         <wp:posOffset>235208</wp:posOffset>
@@ -12366,7 +12659,7 @@
                 </mc:Choice>
                 <mc:Fallback>
                   <w:pict>
-                    <v:group style="position:absolute;margin-left:18.520393pt;margin-top:5.221384pt;width:3.8pt;height:3.8pt;mso-position-horizontal-relative:column;mso-position-vertical-relative:paragraph;z-index:-16130560" id="docshapegroup103" coordorigin="370,104" coordsize="76,76">
+                    <v:group style="position:absolute;margin-left:18.520393pt;margin-top:5.221384pt;width:3.8pt;height:3.8pt;mso-position-horizontal-relative:column;mso-position-vertical-relative:paragraph;z-index:-16131072" id="docshapegroup103" coordorigin="370,104" coordsize="76,76">
                       <v:shape style="position:absolute;left:370;top:104;width:76;height:76" id="docshape104" coordorigin="370,104" coordsize="76,76" path="m413,179l403,179,398,179,370,147,370,137,403,104,413,104,445,142,445,147,413,179xe" filled="true" fillcolor="#1d1d1d" stroked="false">
                         <v:path arrowok="t"/>
                         <v:fill type="solid"/>
@@ -12428,7 +12721,7 @@
               <mc:AlternateContent>
                 <mc:Choice Requires="wps">
                   <w:drawing>
-                    <wp:anchor distT="0" distB="0" distL="0" distR="0" allowOverlap="1" layoutInCell="1" locked="0" behindDoc="1" simplePos="0" relativeHeight="487142400">
+                    <wp:anchor distT="0" distB="0" distL="0" distR="0" allowOverlap="1" layoutInCell="1" locked="0" behindDoc="1" simplePos="0" relativeHeight="487141888">
                       <wp:simplePos x="0" y="0"/>
                       <wp:positionH relativeFrom="column">
                         <wp:posOffset>363596</wp:posOffset>
@@ -12524,7 +12817,7 @@
                 </mc:Choice>
                 <mc:Fallback>
                   <w:pict>
-                    <v:group style="position:absolute;margin-left:28.629654pt;margin-top:5.221361pt;width:3.8pt;height:3.8pt;mso-position-horizontal-relative:column;mso-position-vertical-relative:paragraph;z-index:-16174080" id="docshapegroup105" coordorigin="573,104" coordsize="76,76">
+                    <v:group style="position:absolute;margin-left:28.629654pt;margin-top:5.221361pt;width:3.8pt;height:3.8pt;mso-position-horizontal-relative:column;mso-position-vertical-relative:paragraph;z-index:-16174592" id="docshapegroup105" coordorigin="573,104" coordsize="76,76">
                       <v:shape style="position:absolute;left:572;top:104;width:76;height:76" id="docshape106" coordorigin="573,104" coordsize="76,76" path="m615,179l605,179,600,179,573,147,573,137,605,104,615,104,648,142,648,147,615,179xe" filled="true" fillcolor="#1d1d1d" stroked="false">
                         <v:path arrowok="t"/>
                         <v:fill type="solid"/>
@@ -12565,7 +12858,7 @@
               <mc:AlternateContent>
                 <mc:Choice Requires="wps">
                   <w:drawing>
-                    <wp:anchor distT="0" distB="0" distL="0" distR="0" allowOverlap="1" layoutInCell="1" locked="0" behindDoc="1" simplePos="0" relativeHeight="487157248">
+                    <wp:anchor distT="0" distB="0" distL="0" distR="0" allowOverlap="1" layoutInCell="1" locked="0" behindDoc="1" simplePos="0" relativeHeight="487156736">
                       <wp:simplePos x="0" y="0"/>
                       <wp:positionH relativeFrom="column">
                         <wp:posOffset>184082</wp:posOffset>
@@ -12661,7 +12954,7 @@
                 </mc:Choice>
                 <mc:Fallback>
                   <w:pict>
-                    <v:group style="position:absolute;margin-left:14.494654pt;margin-top:5.221361pt;width:3.8pt;height:3.8pt;mso-position-horizontal-relative:column;mso-position-vertical-relative:paragraph;z-index:-16159232" id="docshapegroup107" coordorigin="290,104" coordsize="76,76">
+                    <v:group style="position:absolute;margin-left:14.494654pt;margin-top:5.221361pt;width:3.8pt;height:3.8pt;mso-position-horizontal-relative:column;mso-position-vertical-relative:paragraph;z-index:-16159744" id="docshapegroup107" coordorigin="290,104" coordsize="76,76">
                       <v:shape style="position:absolute;left:289;top:104;width:76;height:76" id="docshape108" coordorigin="290,104" coordsize="76,76" path="m332,179l322,179,318,179,290,147,290,137,322,104,332,104,365,142,365,147,332,179xe" filled="true" fillcolor="#1d1d1d" stroked="false">
                         <v:path arrowok="t"/>
                         <v:fill type="solid"/>
@@ -12702,7 +12995,7 @@
               <mc:AlternateContent>
                 <mc:Choice Requires="wps">
                   <w:drawing>
-                    <wp:anchor distT="0" distB="0" distL="0" distR="0" allowOverlap="1" layoutInCell="1" locked="0" behindDoc="1" simplePos="0" relativeHeight="487172096">
+                    <wp:anchor distT="0" distB="0" distL="0" distR="0" allowOverlap="1" layoutInCell="1" locked="0" behindDoc="1" simplePos="0" relativeHeight="487171584">
                       <wp:simplePos x="0" y="0"/>
                       <wp:positionH relativeFrom="column">
                         <wp:posOffset>180509</wp:posOffset>
@@ -12798,7 +13091,7 @@
                 </mc:Choice>
                 <mc:Fallback>
                   <w:pict>
-                    <v:group style="position:absolute;margin-left:14.213369pt;margin-top:5.221361pt;width:3.8pt;height:3.8pt;mso-position-horizontal-relative:column;mso-position-vertical-relative:paragraph;z-index:-16144384" id="docshapegroup109" coordorigin="284,104" coordsize="76,76">
+                    <v:group style="position:absolute;margin-left:14.213369pt;margin-top:5.221361pt;width:3.8pt;height:3.8pt;mso-position-horizontal-relative:column;mso-position-vertical-relative:paragraph;z-index:-16144896" id="docshapegroup109" coordorigin="284,104" coordsize="76,76">
                       <v:shape style="position:absolute;left:284;top:104;width:76;height:76" id="docshape110" coordorigin="284,104" coordsize="76,76" path="m327,179l317,179,312,179,284,147,284,137,317,104,327,104,359,142,359,147,327,179xe" filled="true" fillcolor="#1d1d1d" stroked="false">
                         <v:path arrowok="t"/>
                         <v:fill type="solid"/>
@@ -12839,7 +13132,7 @@
               <mc:AlternateContent>
                 <mc:Choice Requires="wps">
                   <w:drawing>
-                    <wp:anchor distT="0" distB="0" distL="0" distR="0" allowOverlap="1" layoutInCell="1" locked="0" behindDoc="1" simplePos="0" relativeHeight="487186432">
+                    <wp:anchor distT="0" distB="0" distL="0" distR="0" allowOverlap="1" layoutInCell="1" locked="0" behindDoc="1" simplePos="0" relativeHeight="487185920">
                       <wp:simplePos x="0" y="0"/>
                       <wp:positionH relativeFrom="column">
                         <wp:posOffset>235208</wp:posOffset>
@@ -12935,7 +13228,7 @@
                 </mc:Choice>
                 <mc:Fallback>
                   <w:pict>
-                    <v:group style="position:absolute;margin-left:18.520393pt;margin-top:5.221361pt;width:3.8pt;height:3.8pt;mso-position-horizontal-relative:column;mso-position-vertical-relative:paragraph;z-index:-16130048" id="docshapegroup111" coordorigin="370,104" coordsize="76,76">
+                    <v:group style="position:absolute;margin-left:18.520393pt;margin-top:5.221361pt;width:3.8pt;height:3.8pt;mso-position-horizontal-relative:column;mso-position-vertical-relative:paragraph;z-index:-16130560" id="docshapegroup111" coordorigin="370,104" coordsize="76,76">
                       <v:shape style="position:absolute;left:370;top:104;width:76;height:76" id="docshape112" coordorigin="370,104" coordsize="76,76" path="m413,179l403,179,398,179,370,147,370,137,403,104,413,104,445,142,445,147,413,179xe" filled="true" fillcolor="#1d1d1d" stroked="false">
                         <v:path arrowok="t"/>
                         <v:fill type="solid"/>
@@ -13021,7 +13314,7 @@
               <mc:AlternateContent>
                 <mc:Choice Requires="wps">
                   <w:drawing>
-                    <wp:anchor distT="0" distB="0" distL="0" distR="0" allowOverlap="1" layoutInCell="1" locked="0" behindDoc="1" simplePos="0" relativeHeight="487157760">
+                    <wp:anchor distT="0" distB="0" distL="0" distR="0" allowOverlap="1" layoutInCell="1" locked="0" behindDoc="1" simplePos="0" relativeHeight="487157248">
                       <wp:simplePos x="0" y="0"/>
                       <wp:positionH relativeFrom="column">
                         <wp:posOffset>184082</wp:posOffset>
@@ -13117,7 +13410,7 @@
                 </mc:Choice>
                 <mc:Fallback>
                   <w:pict>
-                    <v:group style="position:absolute;margin-left:14.494654pt;margin-top:5.22137pt;width:3.8pt;height:3.8pt;mso-position-horizontal-relative:column;mso-position-vertical-relative:paragraph;z-index:-16158720" id="docshapegroup113" coordorigin="290,104" coordsize="76,76">
+                    <v:group style="position:absolute;margin-left:14.494654pt;margin-top:5.22137pt;width:3.8pt;height:3.8pt;mso-position-horizontal-relative:column;mso-position-vertical-relative:paragraph;z-index:-16159232" id="docshapegroup113" coordorigin="290,104" coordsize="76,76">
                       <v:shape style="position:absolute;left:289;top:104;width:76;height:76" id="docshape114" coordorigin="290,104" coordsize="76,76" path="m332,179l322,179,318,179,290,147,290,137,322,104,332,104,365,142,365,147,332,179xe" filled="true" fillcolor="#1d1d1d" stroked="false">
                         <v:path arrowok="t"/>
                         <v:fill type="solid"/>
@@ -13158,7 +13451,7 @@
               <mc:AlternateContent>
                 <mc:Choice Requires="wps">
                   <w:drawing>
-                    <wp:anchor distT="0" distB="0" distL="0" distR="0" allowOverlap="1" layoutInCell="1" locked="0" behindDoc="1" simplePos="0" relativeHeight="487172608">
+                    <wp:anchor distT="0" distB="0" distL="0" distR="0" allowOverlap="1" layoutInCell="1" locked="0" behindDoc="1" simplePos="0" relativeHeight="487172096">
                       <wp:simplePos x="0" y="0"/>
                       <wp:positionH relativeFrom="column">
                         <wp:posOffset>180509</wp:posOffset>
@@ -13254,7 +13547,7 @@
                 </mc:Choice>
                 <mc:Fallback>
                   <w:pict>
-                    <v:group style="position:absolute;margin-left:14.213369pt;margin-top:5.22137pt;width:3.8pt;height:3.8pt;mso-position-horizontal-relative:column;mso-position-vertical-relative:paragraph;z-index:-16143872" id="docshapegroup115" coordorigin="284,104" coordsize="76,76">
+                    <v:group style="position:absolute;margin-left:14.213369pt;margin-top:5.22137pt;width:3.8pt;height:3.8pt;mso-position-horizontal-relative:column;mso-position-vertical-relative:paragraph;z-index:-16144384" id="docshapegroup115" coordorigin="284,104" coordsize="76,76">
                       <v:shape style="position:absolute;left:284;top:104;width:76;height:76" id="docshape116" coordorigin="284,104" coordsize="76,76" path="m327,179l317,179,312,179,284,147,284,137,317,104,327,104,359,142,359,147,327,179xe" filled="true" fillcolor="#1d1d1d" stroked="false">
                         <v:path arrowok="t"/>
                         <v:fill type="solid"/>
@@ -13295,7 +13588,7 @@
               <mc:AlternateContent>
                 <mc:Choice Requires="wps">
                   <w:drawing>
-                    <wp:anchor distT="0" distB="0" distL="0" distR="0" allowOverlap="1" layoutInCell="1" locked="0" behindDoc="1" simplePos="0" relativeHeight="487186944">
+                    <wp:anchor distT="0" distB="0" distL="0" distR="0" allowOverlap="1" layoutInCell="1" locked="0" behindDoc="1" simplePos="0" relativeHeight="487186432">
                       <wp:simplePos x="0" y="0"/>
                       <wp:positionH relativeFrom="column">
                         <wp:posOffset>235208</wp:posOffset>
@@ -13391,7 +13684,7 @@
                 </mc:Choice>
                 <mc:Fallback>
                   <w:pict>
-                    <v:group style="position:absolute;margin-left:18.520393pt;margin-top:5.22137pt;width:3.8pt;height:3.8pt;mso-position-horizontal-relative:column;mso-position-vertical-relative:paragraph;z-index:-16129536" id="docshapegroup117" coordorigin="370,104" coordsize="76,76">
+                    <v:group style="position:absolute;margin-left:18.520393pt;margin-top:5.22137pt;width:3.8pt;height:3.8pt;mso-position-horizontal-relative:column;mso-position-vertical-relative:paragraph;z-index:-16130048" id="docshapegroup117" coordorigin="370,104" coordsize="76,76">
                       <v:shape style="position:absolute;left:370;top:104;width:76;height:76" id="docshape118" coordorigin="370,104" coordsize="76,76" path="m413,179l403,179,398,179,370,147,370,137,403,104,413,104,445,142,445,147,413,179xe" filled="true" fillcolor="#1d1d1d" stroked="false">
                         <v:path arrowok="t"/>
                         <v:fill type="solid"/>
@@ -13453,7 +13746,7 @@
               <mc:AlternateContent>
                 <mc:Choice Requires="wps">
                   <w:drawing>
-                    <wp:anchor distT="0" distB="0" distL="0" distR="0" allowOverlap="1" layoutInCell="1" locked="0" behindDoc="1" simplePos="0" relativeHeight="487142912">
+                    <wp:anchor distT="0" distB="0" distL="0" distR="0" allowOverlap="1" layoutInCell="1" locked="0" behindDoc="1" simplePos="0" relativeHeight="487142400">
                       <wp:simplePos x="0" y="0"/>
                       <wp:positionH relativeFrom="column">
                         <wp:posOffset>363596</wp:posOffset>
@@ -13549,7 +13842,7 @@
                 </mc:Choice>
                 <mc:Fallback>
                   <w:pict>
-                    <v:group style="position:absolute;margin-left:28.629654pt;margin-top:5.221378pt;width:3.8pt;height:3.8pt;mso-position-horizontal-relative:column;mso-position-vertical-relative:paragraph;z-index:-16173568" id="docshapegroup119" coordorigin="573,104" coordsize="76,76">
+                    <v:group style="position:absolute;margin-left:28.629654pt;margin-top:5.221378pt;width:3.8pt;height:3.8pt;mso-position-horizontal-relative:column;mso-position-vertical-relative:paragraph;z-index:-16174080" id="docshapegroup119" coordorigin="573,104" coordsize="76,76">
                       <v:shape style="position:absolute;left:572;top:104;width:76;height:76" id="docshape120" coordorigin="573,104" coordsize="76,76" path="m615,179l605,179,600,179,573,147,573,137,605,104,615,104,648,142,648,147,615,179xe" filled="true" fillcolor="#1d1d1d" stroked="false">
                         <v:path arrowok="t"/>
                         <v:fill type="solid"/>
@@ -13590,7 +13883,7 @@
               <mc:AlternateContent>
                 <mc:Choice Requires="wps">
                   <w:drawing>
-                    <wp:anchor distT="0" distB="0" distL="0" distR="0" allowOverlap="1" layoutInCell="1" locked="0" behindDoc="1" simplePos="0" relativeHeight="487158272">
+                    <wp:anchor distT="0" distB="0" distL="0" distR="0" allowOverlap="1" layoutInCell="1" locked="0" behindDoc="1" simplePos="0" relativeHeight="487157760">
                       <wp:simplePos x="0" y="0"/>
                       <wp:positionH relativeFrom="column">
                         <wp:posOffset>184082</wp:posOffset>
@@ -13686,7 +13979,7 @@
                 </mc:Choice>
                 <mc:Fallback>
                   <w:pict>
-                    <v:group style="position:absolute;margin-left:14.494654pt;margin-top:5.221378pt;width:3.8pt;height:3.8pt;mso-position-horizontal-relative:column;mso-position-vertical-relative:paragraph;z-index:-16158208" id="docshapegroup121" coordorigin="290,104" coordsize="76,76">
+                    <v:group style="position:absolute;margin-left:14.494654pt;margin-top:5.221378pt;width:3.8pt;height:3.8pt;mso-position-horizontal-relative:column;mso-position-vertical-relative:paragraph;z-index:-16158720" id="docshapegroup121" coordorigin="290,104" coordsize="76,76">
                       <v:shape style="position:absolute;left:289;top:104;width:76;height:76" id="docshape122" coordorigin="290,104" coordsize="76,76" path="m332,179l322,179,318,179,290,147,290,137,322,104,332,104,365,142,365,147,332,179xe" filled="true" fillcolor="#1d1d1d" stroked="false">
                         <v:path arrowok="t"/>
                         <v:fill type="solid"/>
@@ -13727,7 +14020,7 @@
               <mc:AlternateContent>
                 <mc:Choice Requires="wps">
                   <w:drawing>
-                    <wp:anchor distT="0" distB="0" distL="0" distR="0" allowOverlap="1" layoutInCell="1" locked="0" behindDoc="1" simplePos="0" relativeHeight="487173120">
+                    <wp:anchor distT="0" distB="0" distL="0" distR="0" allowOverlap="1" layoutInCell="1" locked="0" behindDoc="1" simplePos="0" relativeHeight="487172608">
                       <wp:simplePos x="0" y="0"/>
                       <wp:positionH relativeFrom="column">
                         <wp:posOffset>180509</wp:posOffset>
@@ -13823,7 +14116,7 @@
                 </mc:Choice>
                 <mc:Fallback>
                   <w:pict>
-                    <v:group style="position:absolute;margin-left:14.213369pt;margin-top:5.221378pt;width:3.8pt;height:3.8pt;mso-position-horizontal-relative:column;mso-position-vertical-relative:paragraph;z-index:-16143360" id="docshapegroup123" coordorigin="284,104" coordsize="76,76">
+                    <v:group style="position:absolute;margin-left:14.213369pt;margin-top:5.221378pt;width:3.8pt;height:3.8pt;mso-position-horizontal-relative:column;mso-position-vertical-relative:paragraph;z-index:-16143872" id="docshapegroup123" coordorigin="284,104" coordsize="76,76">
                       <v:shape style="position:absolute;left:284;top:104;width:76;height:76" id="docshape124" coordorigin="284,104" coordsize="76,76" path="m327,179l317,179,312,179,284,147,284,137,317,104,327,104,359,142,359,147,327,179xe" filled="true" fillcolor="#1d1d1d" stroked="false">
                         <v:path arrowok="t"/>
                         <v:fill type="solid"/>
@@ -13864,7 +14157,7 @@
               <mc:AlternateContent>
                 <mc:Choice Requires="wps">
                   <w:drawing>
-                    <wp:anchor distT="0" distB="0" distL="0" distR="0" allowOverlap="1" layoutInCell="1" locked="0" behindDoc="1" simplePos="0" relativeHeight="487187456">
+                    <wp:anchor distT="0" distB="0" distL="0" distR="0" allowOverlap="1" layoutInCell="1" locked="0" behindDoc="1" simplePos="0" relativeHeight="487186944">
                       <wp:simplePos x="0" y="0"/>
                       <wp:positionH relativeFrom="column">
                         <wp:posOffset>235208</wp:posOffset>
@@ -13960,7 +14253,7 @@
                 </mc:Choice>
                 <mc:Fallback>
                   <w:pict>
-                    <v:group style="position:absolute;margin-left:18.520393pt;margin-top:5.221378pt;width:3.8pt;height:3.8pt;mso-position-horizontal-relative:column;mso-position-vertical-relative:paragraph;z-index:-16129024" id="docshapegroup125" coordorigin="370,104" coordsize="76,76">
+                    <v:group style="position:absolute;margin-left:18.520393pt;margin-top:5.221378pt;width:3.8pt;height:3.8pt;mso-position-horizontal-relative:column;mso-position-vertical-relative:paragraph;z-index:-16129536" id="docshapegroup125" coordorigin="370,104" coordsize="76,76">
                       <v:shape style="position:absolute;left:370;top:104;width:76;height:76" id="docshape126" coordorigin="370,104" coordsize="76,76" path="m413,179l403,179,398,179,370,147,370,137,403,104,413,104,445,142,445,147,413,179xe" filled="true" fillcolor="#1d1d1d" stroked="false">
                         <v:path arrowok="t"/>
                         <v:fill type="solid"/>
@@ -14022,7 +14315,7 @@
               <mc:AlternateContent>
                 <mc:Choice Requires="wps">
                   <w:drawing>
-                    <wp:anchor distT="0" distB="0" distL="0" distR="0" allowOverlap="1" layoutInCell="1" locked="0" behindDoc="1" simplePos="0" relativeHeight="487143424">
+                    <wp:anchor distT="0" distB="0" distL="0" distR="0" allowOverlap="1" layoutInCell="1" locked="0" behindDoc="1" simplePos="0" relativeHeight="487142912">
                       <wp:simplePos x="0" y="0"/>
                       <wp:positionH relativeFrom="column">
                         <wp:posOffset>363596</wp:posOffset>
@@ -14118,7 +14411,7 @@
                 </mc:Choice>
                 <mc:Fallback>
                   <w:pict>
-                    <v:group style="position:absolute;margin-left:28.629654pt;margin-top:5.221386pt;width:3.8pt;height:3.8pt;mso-position-horizontal-relative:column;mso-position-vertical-relative:paragraph;z-index:-16173056" id="docshapegroup127" coordorigin="573,104" coordsize="76,76">
+                    <v:group style="position:absolute;margin-left:28.629654pt;margin-top:5.221386pt;width:3.8pt;height:3.8pt;mso-position-horizontal-relative:column;mso-position-vertical-relative:paragraph;z-index:-16173568" id="docshapegroup127" coordorigin="573,104" coordsize="76,76">
                       <v:shape style="position:absolute;left:572;top:104;width:76;height:76" id="docshape128" coordorigin="573,104" coordsize="76,76" path="m615,179l605,179,600,179,573,147,573,137,605,104,615,104,648,142,648,147,615,179xe" filled="true" fillcolor="#1d1d1d" stroked="false">
                         <v:path arrowok="t"/>
                         <v:fill type="solid"/>
@@ -14159,7 +14452,7 @@
               <mc:AlternateContent>
                 <mc:Choice Requires="wps">
                   <w:drawing>
-                    <wp:anchor distT="0" distB="0" distL="0" distR="0" allowOverlap="1" layoutInCell="1" locked="0" behindDoc="1" simplePos="0" relativeHeight="487158784">
+                    <wp:anchor distT="0" distB="0" distL="0" distR="0" allowOverlap="1" layoutInCell="1" locked="0" behindDoc="1" simplePos="0" relativeHeight="487158272">
                       <wp:simplePos x="0" y="0"/>
                       <wp:positionH relativeFrom="column">
                         <wp:posOffset>184082</wp:posOffset>
@@ -14255,7 +14548,7 @@
                 </mc:Choice>
                 <mc:Fallback>
                   <w:pict>
-                    <v:group style="position:absolute;margin-left:14.494654pt;margin-top:5.221386pt;width:3.8pt;height:3.8pt;mso-position-horizontal-relative:column;mso-position-vertical-relative:paragraph;z-index:-16157696" id="docshapegroup129" coordorigin="290,104" coordsize="76,76">
+                    <v:group style="position:absolute;margin-left:14.494654pt;margin-top:5.221386pt;width:3.8pt;height:3.8pt;mso-position-horizontal-relative:column;mso-position-vertical-relative:paragraph;z-index:-16158208" id="docshapegroup129" coordorigin="290,104" coordsize="76,76">
                       <v:shape style="position:absolute;left:289;top:104;width:76;height:76" id="docshape130" coordorigin="290,104" coordsize="76,76" path="m332,179l322,179,318,179,290,147,290,137,322,104,332,104,365,142,365,147,332,179xe" filled="true" fillcolor="#1d1d1d" stroked="false">
                         <v:path arrowok="t"/>
                         <v:fill type="solid"/>
@@ -14296,7 +14589,7 @@
               <mc:AlternateContent>
                 <mc:Choice Requires="wps">
                   <w:drawing>
-                    <wp:anchor distT="0" distB="0" distL="0" distR="0" allowOverlap="1" layoutInCell="1" locked="0" behindDoc="1" simplePos="0" relativeHeight="487173632">
+                    <wp:anchor distT="0" distB="0" distL="0" distR="0" allowOverlap="1" layoutInCell="1" locked="0" behindDoc="1" simplePos="0" relativeHeight="487173120">
                       <wp:simplePos x="0" y="0"/>
                       <wp:positionH relativeFrom="column">
                         <wp:posOffset>180509</wp:posOffset>
@@ -14392,7 +14685,7 @@
                 </mc:Choice>
                 <mc:Fallback>
                   <w:pict>
-                    <v:group style="position:absolute;margin-left:14.213369pt;margin-top:5.221386pt;width:3.8pt;height:3.8pt;mso-position-horizontal-relative:column;mso-position-vertical-relative:paragraph;z-index:-16142848" id="docshapegroup131" coordorigin="284,104" coordsize="76,76">
+                    <v:group style="position:absolute;margin-left:14.213369pt;margin-top:5.221386pt;width:3.8pt;height:3.8pt;mso-position-horizontal-relative:column;mso-position-vertical-relative:paragraph;z-index:-16143360" id="docshapegroup131" coordorigin="284,104" coordsize="76,76">
                       <v:shape style="position:absolute;left:284;top:104;width:76;height:76" id="docshape132" coordorigin="284,104" coordsize="76,76" path="m327,179l317,179,312,179,284,147,284,137,317,104,327,104,359,142,359,147,327,179xe" filled="true" fillcolor="#1d1d1d" stroked="false">
                         <v:path arrowok="t"/>
                         <v:fill type="solid"/>
@@ -14433,7 +14726,7 @@
               <mc:AlternateContent>
                 <mc:Choice Requires="wps">
                   <w:drawing>
-                    <wp:anchor distT="0" distB="0" distL="0" distR="0" allowOverlap="1" layoutInCell="1" locked="0" behindDoc="1" simplePos="0" relativeHeight="487187968">
+                    <wp:anchor distT="0" distB="0" distL="0" distR="0" allowOverlap="1" layoutInCell="1" locked="0" behindDoc="1" simplePos="0" relativeHeight="487187456">
                       <wp:simplePos x="0" y="0"/>
                       <wp:positionH relativeFrom="column">
                         <wp:posOffset>235208</wp:posOffset>
@@ -14529,7 +14822,7 @@
                 </mc:Choice>
                 <mc:Fallback>
                   <w:pict>
-                    <v:group style="position:absolute;margin-left:18.520393pt;margin-top:5.221386pt;width:3.8pt;height:3.8pt;mso-position-horizontal-relative:column;mso-position-vertical-relative:paragraph;z-index:-16128512" id="docshapegroup133" coordorigin="370,104" coordsize="76,76">
+                    <v:group style="position:absolute;margin-left:18.520393pt;margin-top:5.221386pt;width:3.8pt;height:3.8pt;mso-position-horizontal-relative:column;mso-position-vertical-relative:paragraph;z-index:-16129024" id="docshapegroup133" coordorigin="370,104" coordsize="76,76">
                       <v:shape style="position:absolute;left:370;top:104;width:76;height:76" id="docshape134" coordorigin="370,104" coordsize="76,76" path="m413,179l403,179,398,179,370,147,370,137,403,104,413,104,445,142,445,147,413,179xe" filled="true" fillcolor="#1d1d1d" stroked="false">
                         <v:path arrowok="t"/>
                         <v:fill type="solid"/>
@@ -14591,7 +14884,7 @@
               <mc:AlternateContent>
                 <mc:Choice Requires="wps">
                   <w:drawing>
-                    <wp:anchor distT="0" distB="0" distL="0" distR="0" allowOverlap="1" layoutInCell="1" locked="0" behindDoc="1" simplePos="0" relativeHeight="487143936">
+                    <wp:anchor distT="0" distB="0" distL="0" distR="0" allowOverlap="1" layoutInCell="1" locked="0" behindDoc="1" simplePos="0" relativeHeight="487143424">
                       <wp:simplePos x="0" y="0"/>
                       <wp:positionH relativeFrom="column">
                         <wp:posOffset>363596</wp:posOffset>
@@ -14687,7 +14980,7 @@
                 </mc:Choice>
                 <mc:Fallback>
                   <w:pict>
-                    <v:group style="position:absolute;margin-left:28.629654pt;margin-top:5.221364pt;width:3.8pt;height:3.8pt;mso-position-horizontal-relative:column;mso-position-vertical-relative:paragraph;z-index:-16172544" id="docshapegroup135" coordorigin="573,104" coordsize="76,76">
+                    <v:group style="position:absolute;margin-left:28.629654pt;margin-top:5.221364pt;width:3.8pt;height:3.8pt;mso-position-horizontal-relative:column;mso-position-vertical-relative:paragraph;z-index:-16173056" id="docshapegroup135" coordorigin="573,104" coordsize="76,76">
                       <v:shape style="position:absolute;left:572;top:104;width:76;height:76" id="docshape136" coordorigin="573,104" coordsize="76,76" path="m615,179l605,179,600,179,573,147,573,137,605,104,615,104,648,142,648,147,615,179xe" filled="true" fillcolor="#1d1d1d" stroked="false">
                         <v:path arrowok="t"/>
                         <v:fill type="solid"/>
@@ -14728,7 +15021,7 @@
               <mc:AlternateContent>
                 <mc:Choice Requires="wps">
                   <w:drawing>
-                    <wp:anchor distT="0" distB="0" distL="0" distR="0" allowOverlap="1" layoutInCell="1" locked="0" behindDoc="1" simplePos="0" relativeHeight="487159296">
+                    <wp:anchor distT="0" distB="0" distL="0" distR="0" allowOverlap="1" layoutInCell="1" locked="0" behindDoc="1" simplePos="0" relativeHeight="487158784">
                       <wp:simplePos x="0" y="0"/>
                       <wp:positionH relativeFrom="column">
                         <wp:posOffset>184082</wp:posOffset>
@@ -14824,7 +15117,7 @@
                 </mc:Choice>
                 <mc:Fallback>
                   <w:pict>
-                    <v:group style="position:absolute;margin-left:14.494654pt;margin-top:5.221364pt;width:3.8pt;height:3.8pt;mso-position-horizontal-relative:column;mso-position-vertical-relative:paragraph;z-index:-16157184" id="docshapegroup137" coordorigin="290,104" coordsize="76,76">
+                    <v:group style="position:absolute;margin-left:14.494654pt;margin-top:5.221364pt;width:3.8pt;height:3.8pt;mso-position-horizontal-relative:column;mso-position-vertical-relative:paragraph;z-index:-16157696" id="docshapegroup137" coordorigin="290,104" coordsize="76,76">
                       <v:shape style="position:absolute;left:289;top:104;width:76;height:76" id="docshape138" coordorigin="290,104" coordsize="76,76" path="m332,179l322,179,318,179,290,147,290,137,322,104,332,104,365,142,365,147,332,179xe" filled="true" fillcolor="#1d1d1d" stroked="false">
                         <v:path arrowok="t"/>
                         <v:fill type="solid"/>
@@ -14865,7 +15158,7 @@
               <mc:AlternateContent>
                 <mc:Choice Requires="wps">
                   <w:drawing>
-                    <wp:anchor distT="0" distB="0" distL="0" distR="0" allowOverlap="1" layoutInCell="1" locked="0" behindDoc="1" simplePos="0" relativeHeight="487174144">
+                    <wp:anchor distT="0" distB="0" distL="0" distR="0" allowOverlap="1" layoutInCell="1" locked="0" behindDoc="1" simplePos="0" relativeHeight="487173632">
                       <wp:simplePos x="0" y="0"/>
                       <wp:positionH relativeFrom="column">
                         <wp:posOffset>180509</wp:posOffset>
@@ -14961,7 +15254,7 @@
                 </mc:Choice>
                 <mc:Fallback>
                   <w:pict>
-                    <v:group style="position:absolute;margin-left:14.213369pt;margin-top:5.221364pt;width:3.8pt;height:3.8pt;mso-position-horizontal-relative:column;mso-position-vertical-relative:paragraph;z-index:-16142336" id="docshapegroup139" coordorigin="284,104" coordsize="76,76">
+                    <v:group style="position:absolute;margin-left:14.213369pt;margin-top:5.221364pt;width:3.8pt;height:3.8pt;mso-position-horizontal-relative:column;mso-position-vertical-relative:paragraph;z-index:-16142848" id="docshapegroup139" coordorigin="284,104" coordsize="76,76">
                       <v:shape style="position:absolute;left:284;top:104;width:76;height:76" id="docshape140" coordorigin="284,104" coordsize="76,76" path="m327,179l317,179,312,179,284,147,284,137,317,104,327,104,359,142,359,147,327,179xe" filled="true" fillcolor="#1d1d1d" stroked="false">
                         <v:path arrowok="t"/>
                         <v:fill type="solid"/>
@@ -15002,7 +15295,7 @@
               <mc:AlternateContent>
                 <mc:Choice Requires="wps">
                   <w:drawing>
-                    <wp:anchor distT="0" distB="0" distL="0" distR="0" allowOverlap="1" layoutInCell="1" locked="0" behindDoc="1" simplePos="0" relativeHeight="487188480">
+                    <wp:anchor distT="0" distB="0" distL="0" distR="0" allowOverlap="1" layoutInCell="1" locked="0" behindDoc="1" simplePos="0" relativeHeight="487187968">
                       <wp:simplePos x="0" y="0"/>
                       <wp:positionH relativeFrom="column">
                         <wp:posOffset>235208</wp:posOffset>
@@ -15098,7 +15391,7 @@
                 </mc:Choice>
                 <mc:Fallback>
                   <w:pict>
-                    <v:group style="position:absolute;margin-left:18.520393pt;margin-top:5.221364pt;width:3.8pt;height:3.8pt;mso-position-horizontal-relative:column;mso-position-vertical-relative:paragraph;z-index:-16128000" id="docshapegroup141" coordorigin="370,104" coordsize="76,76">
+                    <v:group style="position:absolute;margin-left:18.520393pt;margin-top:5.221364pt;width:3.8pt;height:3.8pt;mso-position-horizontal-relative:column;mso-position-vertical-relative:paragraph;z-index:-16128512" id="docshapegroup141" coordorigin="370,104" coordsize="76,76">
                       <v:shape style="position:absolute;left:370;top:104;width:76;height:76" id="docshape142" coordorigin="370,104" coordsize="76,76" path="m413,179l403,179,398,179,370,147,370,137,403,104,413,104,445,142,445,147,413,179xe" filled="true" fillcolor="#1d1d1d" stroked="false">
                         <v:path arrowok="t"/>
                         <v:fill type="solid"/>
@@ -15159,7 +15452,7 @@
               <mc:AlternateContent>
                 <mc:Choice Requires="wps">
                   <w:drawing>
-                    <wp:anchor distT="0" distB="0" distL="0" distR="0" allowOverlap="1" layoutInCell="1" locked="0" behindDoc="1" simplePos="0" relativeHeight="487144448">
+                    <wp:anchor distT="0" distB="0" distL="0" distR="0" allowOverlap="1" layoutInCell="1" locked="0" behindDoc="1" simplePos="0" relativeHeight="487143936">
                       <wp:simplePos x="0" y="0"/>
                       <wp:positionH relativeFrom="column">
                         <wp:posOffset>363596</wp:posOffset>
@@ -15255,7 +15548,7 @@
                 </mc:Choice>
                 <mc:Fallback>
                   <w:pict>
-                    <v:group style="position:absolute;margin-left:28.629654pt;margin-top:5.221373pt;width:3.8pt;height:3.8pt;mso-position-horizontal-relative:column;mso-position-vertical-relative:paragraph;z-index:-16172032" id="docshapegroup143" coordorigin="573,104" coordsize="76,76">
+                    <v:group style="position:absolute;margin-left:28.629654pt;margin-top:5.221373pt;width:3.8pt;height:3.8pt;mso-position-horizontal-relative:column;mso-position-vertical-relative:paragraph;z-index:-16172544" id="docshapegroup143" coordorigin="573,104" coordsize="76,76">
                       <v:shape style="position:absolute;left:572;top:104;width:76;height:76" id="docshape144" coordorigin="573,104" coordsize="76,76" path="m615,179l605,179,600,179,573,147,573,137,605,104,615,104,648,142,648,147,615,179xe" filled="true" fillcolor="#1d1d1d" stroked="false">
                         <v:path arrowok="t"/>
                         <v:fill type="solid"/>
@@ -15321,7 +15614,7 @@
               <mc:AlternateContent>
                 <mc:Choice Requires="wps">
                   <w:drawing>
-                    <wp:anchor distT="0" distB="0" distL="0" distR="0" allowOverlap="1" layoutInCell="1" locked="0" behindDoc="1" simplePos="0" relativeHeight="487174656">
+                    <wp:anchor distT="0" distB="0" distL="0" distR="0" allowOverlap="1" layoutInCell="1" locked="0" behindDoc="1" simplePos="0" relativeHeight="487174144">
                       <wp:simplePos x="0" y="0"/>
                       <wp:positionH relativeFrom="column">
                         <wp:posOffset>180509</wp:posOffset>
@@ -15417,7 +15710,7 @@
                 </mc:Choice>
                 <mc:Fallback>
                   <w:pict>
-                    <v:group style="position:absolute;margin-left:14.213369pt;margin-top:5.221373pt;width:3.8pt;height:3.8pt;mso-position-horizontal-relative:column;mso-position-vertical-relative:paragraph;z-index:-16141824" id="docshapegroup145" coordorigin="284,104" coordsize="76,76">
+                    <v:group style="position:absolute;margin-left:14.213369pt;margin-top:5.221373pt;width:3.8pt;height:3.8pt;mso-position-horizontal-relative:column;mso-position-vertical-relative:paragraph;z-index:-16142336" id="docshapegroup145" coordorigin="284,104" coordsize="76,76">
                       <v:shape style="position:absolute;left:284;top:104;width:76;height:76" id="docshape146" coordorigin="284,104" coordsize="76,76" path="m327,179l317,179,312,179,284,147,284,137,317,104,327,104,359,142,359,147,327,179xe" filled="true" fillcolor="#1d1d1d" stroked="false">
                         <v:path arrowok="t"/>
                         <v:fill type="solid"/>
@@ -15503,7 +15796,7 @@
               <mc:AlternateContent>
                 <mc:Choice Requires="wps">
                   <w:drawing>
-                    <wp:anchor distT="0" distB="0" distL="0" distR="0" allowOverlap="1" layoutInCell="1" locked="0" behindDoc="1" simplePos="0" relativeHeight="487144960">
+                    <wp:anchor distT="0" distB="0" distL="0" distR="0" allowOverlap="1" layoutInCell="1" locked="0" behindDoc="1" simplePos="0" relativeHeight="487144448">
                       <wp:simplePos x="0" y="0"/>
                       <wp:positionH relativeFrom="column">
                         <wp:posOffset>363596</wp:posOffset>
@@ -15599,7 +15892,7 @@
                 </mc:Choice>
                 <mc:Fallback>
                   <w:pict>
-                    <v:group style="position:absolute;margin-left:28.629654pt;margin-top:5.221381pt;width:3.8pt;height:3.8pt;mso-position-horizontal-relative:column;mso-position-vertical-relative:paragraph;z-index:-16171520" id="docshapegroup147" coordorigin="573,104" coordsize="76,76">
+                    <v:group style="position:absolute;margin-left:28.629654pt;margin-top:5.221381pt;width:3.8pt;height:3.8pt;mso-position-horizontal-relative:column;mso-position-vertical-relative:paragraph;z-index:-16172032" id="docshapegroup147" coordorigin="573,104" coordsize="76,76">
                       <v:shape style="position:absolute;left:572;top:104;width:76;height:76" id="docshape148" coordorigin="573,104" coordsize="76,76" path="m615,179l605,179,600,179,573,147,573,137,605,104,615,104,648,142,648,147,615,179xe" filled="true" fillcolor="#1d1d1d" stroked="false">
                         <v:path arrowok="t"/>
                         <v:fill type="solid"/>
@@ -15640,7 +15933,7 @@
               <mc:AlternateContent>
                 <mc:Choice Requires="wps">
                   <w:drawing>
-                    <wp:anchor distT="0" distB="0" distL="0" distR="0" allowOverlap="1" layoutInCell="1" locked="0" behindDoc="1" simplePos="0" relativeHeight="487159808">
+                    <wp:anchor distT="0" distB="0" distL="0" distR="0" allowOverlap="1" layoutInCell="1" locked="0" behindDoc="1" simplePos="0" relativeHeight="487159296">
                       <wp:simplePos x="0" y="0"/>
                       <wp:positionH relativeFrom="column">
                         <wp:posOffset>184082</wp:posOffset>
@@ -15736,7 +16029,7 @@
                 </mc:Choice>
                 <mc:Fallback>
                   <w:pict>
-                    <v:group style="position:absolute;margin-left:14.494654pt;margin-top:5.221381pt;width:3.8pt;height:3.8pt;mso-position-horizontal-relative:column;mso-position-vertical-relative:paragraph;z-index:-16156672" id="docshapegroup149" coordorigin="290,104" coordsize="76,76">
+                    <v:group style="position:absolute;margin-left:14.494654pt;margin-top:5.221381pt;width:3.8pt;height:3.8pt;mso-position-horizontal-relative:column;mso-position-vertical-relative:paragraph;z-index:-16157184" id="docshapegroup149" coordorigin="290,104" coordsize="76,76">
                       <v:shape style="position:absolute;left:289;top:104;width:76;height:76" id="docshape150" coordorigin="290,104" coordsize="76,76" path="m332,179l322,179,318,179,290,147,290,137,322,104,332,104,365,142,365,147,332,179xe" filled="true" fillcolor="#1d1d1d" stroked="false">
                         <v:path arrowok="t"/>
                         <v:fill type="solid"/>
@@ -15777,7 +16070,7 @@
               <mc:AlternateContent>
                 <mc:Choice Requires="wps">
                   <w:drawing>
-                    <wp:anchor distT="0" distB="0" distL="0" distR="0" allowOverlap="1" layoutInCell="1" locked="0" behindDoc="1" simplePos="0" relativeHeight="487175168">
+                    <wp:anchor distT="0" distB="0" distL="0" distR="0" allowOverlap="1" layoutInCell="1" locked="0" behindDoc="1" simplePos="0" relativeHeight="487174656">
                       <wp:simplePos x="0" y="0"/>
                       <wp:positionH relativeFrom="column">
                         <wp:posOffset>180509</wp:posOffset>
@@ -15873,7 +16166,7 @@
                 </mc:Choice>
                 <mc:Fallback>
                   <w:pict>
-                    <v:group style="position:absolute;margin-left:14.213369pt;margin-top:5.221381pt;width:3.8pt;height:3.8pt;mso-position-horizontal-relative:column;mso-position-vertical-relative:paragraph;z-index:-16141312" id="docshapegroup151" coordorigin="284,104" coordsize="76,76">
+                    <v:group style="position:absolute;margin-left:14.213369pt;margin-top:5.221381pt;width:3.8pt;height:3.8pt;mso-position-horizontal-relative:column;mso-position-vertical-relative:paragraph;z-index:-16141824" id="docshapegroup151" coordorigin="284,104" coordsize="76,76">
                       <v:shape style="position:absolute;left:284;top:104;width:76;height:76" id="docshape152" coordorigin="284,104" coordsize="76,76" path="m327,179l317,179,312,179,284,147,284,137,317,104,327,104,359,142,359,147,327,179xe" filled="true" fillcolor="#1d1d1d" stroked="false">
                         <v:path arrowok="t"/>
                         <v:fill type="solid"/>
@@ -15914,7 +16207,7 @@
               <mc:AlternateContent>
                 <mc:Choice Requires="wps">
                   <w:drawing>
-                    <wp:anchor distT="0" distB="0" distL="0" distR="0" allowOverlap="1" layoutInCell="1" locked="0" behindDoc="1" simplePos="0" relativeHeight="487188992">
+                    <wp:anchor distT="0" distB="0" distL="0" distR="0" allowOverlap="1" layoutInCell="1" locked="0" behindDoc="1" simplePos="0" relativeHeight="487188480">
                       <wp:simplePos x="0" y="0"/>
                       <wp:positionH relativeFrom="column">
                         <wp:posOffset>235208</wp:posOffset>
@@ -16010,7 +16303,7 @@
                 </mc:Choice>
                 <mc:Fallback>
                   <w:pict>
-                    <v:group style="position:absolute;margin-left:18.520393pt;margin-top:5.221381pt;width:3.8pt;height:3.8pt;mso-position-horizontal-relative:column;mso-position-vertical-relative:paragraph;z-index:-16127488" id="docshapegroup153" coordorigin="370,104" coordsize="76,76">
+                    <v:group style="position:absolute;margin-left:18.520393pt;margin-top:5.221381pt;width:3.8pt;height:3.8pt;mso-position-horizontal-relative:column;mso-position-vertical-relative:paragraph;z-index:-16128000" id="docshapegroup153" coordorigin="370,104" coordsize="76,76">
                       <v:shape style="position:absolute;left:370;top:104;width:76;height:76" id="docshape154" coordorigin="370,104" coordsize="76,76" path="m413,179l403,179,398,179,370,147,370,137,403,104,413,104,445,142,445,147,413,179xe" filled="true" fillcolor="#1d1d1d" stroked="false">
                         <v:path arrowok="t"/>
                         <v:fill type="solid"/>
@@ -16150,7 +16443,7 @@
               <mc:AlternateContent>
                 <mc:Choice Requires="wps">
                   <w:drawing>
-                    <wp:anchor distT="0" distB="0" distL="0" distR="0" allowOverlap="1" layoutInCell="1" locked="0" behindDoc="1" simplePos="0" relativeHeight="487160320">
+                    <wp:anchor distT="0" distB="0" distL="0" distR="0" allowOverlap="1" layoutInCell="1" locked="0" behindDoc="1" simplePos="0" relativeHeight="487159808">
                       <wp:simplePos x="0" y="0"/>
                       <wp:positionH relativeFrom="column">
                         <wp:posOffset>184082</wp:posOffset>
@@ -16246,7 +16539,7 @@
                 </mc:Choice>
                 <mc:Fallback>
                   <w:pict>
-                    <v:group style="position:absolute;margin-left:14.494654pt;margin-top:5.221374pt;width:3.8pt;height:3.8pt;mso-position-horizontal-relative:column;mso-position-vertical-relative:paragraph;z-index:-16156160" id="docshapegroup155" coordorigin="290,104" coordsize="76,76">
+                    <v:group style="position:absolute;margin-left:14.494654pt;margin-top:5.221374pt;width:3.8pt;height:3.8pt;mso-position-horizontal-relative:column;mso-position-vertical-relative:paragraph;z-index:-16156672" id="docshapegroup155" coordorigin="290,104" coordsize="76,76">
                       <v:shape style="position:absolute;left:289;top:104;width:76;height:76" id="docshape156" coordorigin="290,104" coordsize="76,76" path="m332,179l322,179,318,179,290,147,290,137,322,104,332,104,365,142,365,147,332,179xe" filled="true" fillcolor="#1d1d1d" stroked="false">
                         <v:path arrowok="t"/>
                         <v:fill type="solid"/>
@@ -16288,7 +16581,7 @@
               <mc:AlternateContent>
                 <mc:Choice Requires="wps">
                   <w:drawing>
-                    <wp:anchor distT="0" distB="0" distL="0" distR="0" allowOverlap="1" layoutInCell="1" locked="0" behindDoc="1" simplePos="0" relativeHeight="487175680">
+                    <wp:anchor distT="0" distB="0" distL="0" distR="0" allowOverlap="1" layoutInCell="1" locked="0" behindDoc="1" simplePos="0" relativeHeight="487175168">
                       <wp:simplePos x="0" y="0"/>
                       <wp:positionH relativeFrom="column">
                         <wp:posOffset>180509</wp:posOffset>
@@ -16384,7 +16677,7 @@
                 </mc:Choice>
                 <mc:Fallback>
                   <w:pict>
-                    <v:group style="position:absolute;margin-left:14.213369pt;margin-top:5.221374pt;width:3.8pt;height:3.8pt;mso-position-horizontal-relative:column;mso-position-vertical-relative:paragraph;z-index:-16140800" id="docshapegroup157" coordorigin="284,104" coordsize="76,76">
+                    <v:group style="position:absolute;margin-left:14.213369pt;margin-top:5.221374pt;width:3.8pt;height:3.8pt;mso-position-horizontal-relative:column;mso-position-vertical-relative:paragraph;z-index:-16141312" id="docshapegroup157" coordorigin="284,104" coordsize="76,76">
                       <v:shape style="position:absolute;left:284;top:104;width:76;height:76" id="docshape158" coordorigin="284,104" coordsize="76,76" path="m327,179l317,179,312,179,284,147,284,137,317,104,327,104,359,142,359,147,327,179xe" filled="true" fillcolor="#1d1d1d" stroked="false">
                         <v:path arrowok="t"/>
                         <v:fill type="solid"/>
@@ -16425,7 +16718,7 @@
               <mc:AlternateContent>
                 <mc:Choice Requires="wps">
                   <w:drawing>
-                    <wp:anchor distT="0" distB="0" distL="0" distR="0" allowOverlap="1" layoutInCell="1" locked="0" behindDoc="1" simplePos="0" relativeHeight="487189504">
+                    <wp:anchor distT="0" distB="0" distL="0" distR="0" allowOverlap="1" layoutInCell="1" locked="0" behindDoc="1" simplePos="0" relativeHeight="487188992">
                       <wp:simplePos x="0" y="0"/>
                       <wp:positionH relativeFrom="column">
                         <wp:posOffset>235208</wp:posOffset>
@@ -16521,7 +16814,7 @@
                 </mc:Choice>
                 <mc:Fallback>
                   <w:pict>
-                    <v:group style="position:absolute;margin-left:18.520393pt;margin-top:5.221374pt;width:3.8pt;height:3.8pt;mso-position-horizontal-relative:column;mso-position-vertical-relative:paragraph;z-index:-16126976" id="docshapegroup159" coordorigin="370,104" coordsize="76,76">
+                    <v:group style="position:absolute;margin-left:18.520393pt;margin-top:5.221374pt;width:3.8pt;height:3.8pt;mso-position-horizontal-relative:column;mso-position-vertical-relative:paragraph;z-index:-16127488" id="docshapegroup159" coordorigin="370,104" coordsize="76,76">
                       <v:shape style="position:absolute;left:370;top:104;width:76;height:76" id="docshape160" coordorigin="370,104" coordsize="76,76" path="m413,179l403,179,398,179,370,147,370,137,403,104,413,104,445,142,445,147,413,179xe" filled="true" fillcolor="#1d1d1d" stroked="false">
                         <v:path arrowok="t"/>
                         <v:fill type="solid"/>
@@ -16599,7 +16892,7 @@
               <mc:AlternateContent>
                 <mc:Choice Requires="wps">
                   <w:drawing>
-                    <wp:anchor distT="0" distB="0" distL="0" distR="0" allowOverlap="1" layoutInCell="1" locked="0" behindDoc="1" simplePos="0" relativeHeight="487145472">
+                    <wp:anchor distT="0" distB="0" distL="0" distR="0" allowOverlap="1" layoutInCell="1" locked="0" behindDoc="1" simplePos="0" relativeHeight="487144960">
                       <wp:simplePos x="0" y="0"/>
                       <wp:positionH relativeFrom="column">
                         <wp:posOffset>363596</wp:posOffset>
@@ -16695,7 +16988,7 @@
                 </mc:Choice>
                 <mc:Fallback>
                   <w:pict>
-                    <v:group style="position:absolute;margin-left:28.629654pt;margin-top:5.221382pt;width:3.8pt;height:3.8pt;mso-position-horizontal-relative:column;mso-position-vertical-relative:paragraph;z-index:-16171008" id="docshapegroup161" coordorigin="573,104" coordsize="76,76">
+                    <v:group style="position:absolute;margin-left:28.629654pt;margin-top:5.221382pt;width:3.8pt;height:3.8pt;mso-position-horizontal-relative:column;mso-position-vertical-relative:paragraph;z-index:-16171520" id="docshapegroup161" coordorigin="573,104" coordsize="76,76">
                       <v:shape style="position:absolute;left:572;top:104;width:76;height:76" id="docshape162" coordorigin="573,104" coordsize="76,76" path="m615,179l605,179,600,179,573,147,573,137,605,104,615,104,648,142,648,147,615,179xe" filled="true" fillcolor="#1d1d1d" stroked="false">
                         <v:path arrowok="t"/>
                         <v:fill type="solid"/>
@@ -16736,7 +17029,7 @@
               <mc:AlternateContent>
                 <mc:Choice Requires="wps">
                   <w:drawing>
-                    <wp:anchor distT="0" distB="0" distL="0" distR="0" allowOverlap="1" layoutInCell="1" locked="0" behindDoc="1" simplePos="0" relativeHeight="487160832">
+                    <wp:anchor distT="0" distB="0" distL="0" distR="0" allowOverlap="1" layoutInCell="1" locked="0" behindDoc="1" simplePos="0" relativeHeight="487160320">
                       <wp:simplePos x="0" y="0"/>
                       <wp:positionH relativeFrom="column">
                         <wp:posOffset>184082</wp:posOffset>
@@ -16832,7 +17125,7 @@
                 </mc:Choice>
                 <mc:Fallback>
                   <w:pict>
-                    <v:group style="position:absolute;margin-left:14.494654pt;margin-top:5.221382pt;width:3.8pt;height:3.8pt;mso-position-horizontal-relative:column;mso-position-vertical-relative:paragraph;z-index:-16155648" id="docshapegroup163" coordorigin="290,104" coordsize="76,76">
+                    <v:group style="position:absolute;margin-left:14.494654pt;margin-top:5.221382pt;width:3.8pt;height:3.8pt;mso-position-horizontal-relative:column;mso-position-vertical-relative:paragraph;z-index:-16156160" id="docshapegroup163" coordorigin="290,104" coordsize="76,76">
                       <v:shape style="position:absolute;left:289;top:104;width:76;height:76" id="docshape164" coordorigin="290,104" coordsize="76,76" path="m332,179l322,179,318,179,290,147,290,137,322,104,332,104,365,142,365,147,332,179xe" filled="true" fillcolor="#1d1d1d" stroked="false">
                         <v:path arrowok="t"/>
                         <v:fill type="solid"/>
@@ -16916,7 +17209,7 @@
               <mc:AlternateContent>
                 <mc:Choice Requires="wps">
                   <w:drawing>
-                    <wp:anchor distT="0" distB="0" distL="0" distR="0" allowOverlap="1" layoutInCell="1" locked="0" behindDoc="1" simplePos="0" relativeHeight="487190016">
+                    <wp:anchor distT="0" distB="0" distL="0" distR="0" allowOverlap="1" layoutInCell="1" locked="0" behindDoc="1" simplePos="0" relativeHeight="487189504">
                       <wp:simplePos x="0" y="0"/>
                       <wp:positionH relativeFrom="column">
                         <wp:posOffset>235208</wp:posOffset>
@@ -17012,7 +17305,7 @@
                 </mc:Choice>
                 <mc:Fallback>
                   <w:pict>
-                    <v:group style="position:absolute;margin-left:18.520393pt;margin-top:5.221382pt;width:3.8pt;height:3.8pt;mso-position-horizontal-relative:column;mso-position-vertical-relative:paragraph;z-index:-16126464" id="docshapegroup165" coordorigin="370,104" coordsize="76,76">
+                    <v:group style="position:absolute;margin-left:18.520393pt;margin-top:5.221382pt;width:3.8pt;height:3.8pt;mso-position-horizontal-relative:column;mso-position-vertical-relative:paragraph;z-index:-16126976" id="docshapegroup165" coordorigin="370,104" coordsize="76,76">
                       <v:shape style="position:absolute;left:370;top:104;width:76;height:76" id="docshape166" coordorigin="370,104" coordsize="76,76" path="m413,179l403,179,398,179,370,147,370,137,403,104,413,104,445,142,445,147,413,179xe" filled="true" fillcolor="#1d1d1d" stroked="false">
                         <v:path arrowok="t"/>
                         <v:fill type="solid"/>
@@ -17074,7 +17367,7 @@
               <mc:AlternateContent>
                 <mc:Choice Requires="wps">
                   <w:drawing>
-                    <wp:anchor distT="0" distB="0" distL="0" distR="0" allowOverlap="1" layoutInCell="1" locked="0" behindDoc="1" simplePos="0" relativeHeight="487145984">
+                    <wp:anchor distT="0" distB="0" distL="0" distR="0" allowOverlap="1" layoutInCell="1" locked="0" behindDoc="1" simplePos="0" relativeHeight="487145472">
                       <wp:simplePos x="0" y="0"/>
                       <wp:positionH relativeFrom="column">
                         <wp:posOffset>363596</wp:posOffset>
@@ -17170,7 +17463,7 @@
                 </mc:Choice>
                 <mc:Fallback>
                   <w:pict>
-                    <v:group style="position:absolute;margin-left:28.629654pt;margin-top:5.221375pt;width:3.8pt;height:3.8pt;mso-position-horizontal-relative:column;mso-position-vertical-relative:paragraph;z-index:-16170496" id="docshapegroup167" coordorigin="573,104" coordsize="76,76">
+                    <v:group style="position:absolute;margin-left:28.629654pt;margin-top:5.221375pt;width:3.8pt;height:3.8pt;mso-position-horizontal-relative:column;mso-position-vertical-relative:paragraph;z-index:-16171008" id="docshapegroup167" coordorigin="573,104" coordsize="76,76">
                       <v:shape style="position:absolute;left:572;top:104;width:76;height:76" id="docshape168" coordorigin="573,104" coordsize="76,76" path="m615,179l605,179,600,179,573,147,573,137,605,104,615,104,648,142,648,147,615,179xe" filled="true" fillcolor="#1d1d1d" stroked="false">
                         <v:path arrowok="t"/>
                         <v:fill type="solid"/>
@@ -17212,7 +17505,7 @@
               <mc:AlternateContent>
                 <mc:Choice Requires="wps">
                   <w:drawing>
-                    <wp:anchor distT="0" distB="0" distL="0" distR="0" allowOverlap="1" layoutInCell="1" locked="0" behindDoc="1" simplePos="0" relativeHeight="487161344">
+                    <wp:anchor distT="0" distB="0" distL="0" distR="0" allowOverlap="1" layoutInCell="1" locked="0" behindDoc="1" simplePos="0" relativeHeight="487160832">
                       <wp:simplePos x="0" y="0"/>
                       <wp:positionH relativeFrom="column">
                         <wp:posOffset>184082</wp:posOffset>
@@ -17308,7 +17601,7 @@
                 </mc:Choice>
                 <mc:Fallback>
                   <w:pict>
-                    <v:group style="position:absolute;margin-left:14.494654pt;margin-top:5.221375pt;width:3.8pt;height:3.8pt;mso-position-horizontal-relative:column;mso-position-vertical-relative:paragraph;z-index:-16155136" id="docshapegroup169" coordorigin="290,104" coordsize="76,76">
+                    <v:group style="position:absolute;margin-left:14.494654pt;margin-top:5.221375pt;width:3.8pt;height:3.8pt;mso-position-horizontal-relative:column;mso-position-vertical-relative:paragraph;z-index:-16155648" id="docshapegroup169" coordorigin="290,104" coordsize="76,76">
                       <v:shape style="position:absolute;left:289;top:104;width:76;height:76" id="docshape170" coordorigin="290,104" coordsize="76,76" path="m332,179l322,179,318,179,290,147,290,137,322,104,332,104,365,142,365,147,332,179xe" filled="true" fillcolor="#1d1d1d" stroked="false">
                         <v:path arrowok="t"/>
                         <v:fill type="solid"/>
@@ -17367,7 +17660,7 @@
               <mc:AlternateContent>
                 <mc:Choice Requires="wps">
                   <w:drawing>
-                    <wp:anchor distT="0" distB="0" distL="0" distR="0" allowOverlap="1" layoutInCell="1" locked="0" behindDoc="1" simplePos="0" relativeHeight="487176192">
+                    <wp:anchor distT="0" distB="0" distL="0" distR="0" allowOverlap="1" layoutInCell="1" locked="0" behindDoc="1" simplePos="0" relativeHeight="487175680">
                       <wp:simplePos x="0" y="0"/>
                       <wp:positionH relativeFrom="column">
                         <wp:posOffset>180509</wp:posOffset>
@@ -17463,7 +17756,7 @@
                 </mc:Choice>
                 <mc:Fallback>
                   <w:pict>
-                    <v:group style="position:absolute;margin-left:14.213369pt;margin-top:5.221375pt;width:3.8pt;height:3.8pt;mso-position-horizontal-relative:column;mso-position-vertical-relative:paragraph;z-index:-16140288" id="docshapegroup171" coordorigin="284,104" coordsize="76,76">
+                    <v:group style="position:absolute;margin-left:14.213369pt;margin-top:5.221375pt;width:3.8pt;height:3.8pt;mso-position-horizontal-relative:column;mso-position-vertical-relative:paragraph;z-index:-16140800" id="docshapegroup171" coordorigin="284,104" coordsize="76,76">
                       <v:shape style="position:absolute;left:284;top:104;width:76;height:76" id="docshape172" coordorigin="284,104" coordsize="76,76" path="m327,179l317,179,312,179,284,147,284,137,317,104,327,104,359,142,359,147,327,179xe" filled="true" fillcolor="#1d1d1d" stroked="false">
                         <v:path arrowok="t"/>
                         <v:fill type="solid"/>
@@ -17504,7 +17797,7 @@
               <mc:AlternateContent>
                 <mc:Choice Requires="wps">
                   <w:drawing>
-                    <wp:anchor distT="0" distB="0" distL="0" distR="0" allowOverlap="1" layoutInCell="1" locked="0" behindDoc="1" simplePos="0" relativeHeight="487190528">
+                    <wp:anchor distT="0" distB="0" distL="0" distR="0" allowOverlap="1" layoutInCell="1" locked="0" behindDoc="1" simplePos="0" relativeHeight="487190016">
                       <wp:simplePos x="0" y="0"/>
                       <wp:positionH relativeFrom="column">
                         <wp:posOffset>235208</wp:posOffset>
@@ -17600,7 +17893,7 @@
                 </mc:Choice>
                 <mc:Fallback>
                   <w:pict>
-                    <v:group style="position:absolute;margin-left:18.520393pt;margin-top:5.221375pt;width:3.8pt;height:3.8pt;mso-position-horizontal-relative:column;mso-position-vertical-relative:paragraph;z-index:-16125952" id="docshapegroup173" coordorigin="370,104" coordsize="76,76">
+                    <v:group style="position:absolute;margin-left:18.520393pt;margin-top:5.221375pt;width:3.8pt;height:3.8pt;mso-position-horizontal-relative:column;mso-position-vertical-relative:paragraph;z-index:-16126464" id="docshapegroup173" coordorigin="370,104" coordsize="76,76">
                       <v:shape style="position:absolute;left:370;top:104;width:76;height:76" id="docshape174" coordorigin="370,104" coordsize="76,76" path="m413,179l403,179,398,179,370,147,370,137,403,104,413,104,445,142,445,147,413,179xe" filled="true" fillcolor="#1d1d1d" stroked="false">
                         <v:path arrowok="t"/>
                         <v:fill type="solid"/>
@@ -17662,7 +17955,7 @@
               <mc:AlternateContent>
                 <mc:Choice Requires="wps">
                   <w:drawing>
-                    <wp:anchor distT="0" distB="0" distL="0" distR="0" allowOverlap="1" layoutInCell="1" locked="0" behindDoc="1" simplePos="0" relativeHeight="487146496">
+                    <wp:anchor distT="0" distB="0" distL="0" distR="0" allowOverlap="1" layoutInCell="1" locked="0" behindDoc="1" simplePos="0" relativeHeight="487145984">
                       <wp:simplePos x="0" y="0"/>
                       <wp:positionH relativeFrom="column">
                         <wp:posOffset>363596</wp:posOffset>
@@ -17758,7 +18051,7 @@
                 </mc:Choice>
                 <mc:Fallback>
                   <w:pict>
-                    <v:group style="position:absolute;margin-left:28.629654pt;margin-top:5.221384pt;width:3.8pt;height:3.8pt;mso-position-horizontal-relative:column;mso-position-vertical-relative:paragraph;z-index:-16169984" id="docshapegroup175" coordorigin="573,104" coordsize="76,76">
+                    <v:group style="position:absolute;margin-left:28.629654pt;margin-top:5.221384pt;width:3.8pt;height:3.8pt;mso-position-horizontal-relative:column;mso-position-vertical-relative:paragraph;z-index:-16170496" id="docshapegroup175" coordorigin="573,104" coordsize="76,76">
                       <v:shape style="position:absolute;left:572;top:104;width:76;height:76" id="docshape176" coordorigin="573,104" coordsize="76,76" path="m615,179l605,179,600,179,573,147,573,137,605,104,615,104,648,142,648,147,615,179xe" filled="true" fillcolor="#1d1d1d" stroked="false">
                         <v:path arrowok="t"/>
                         <v:fill type="solid"/>
@@ -17799,7 +18092,7 @@
               <mc:AlternateContent>
                 <mc:Choice Requires="wps">
                   <w:drawing>
-                    <wp:anchor distT="0" distB="0" distL="0" distR="0" allowOverlap="1" layoutInCell="1" locked="0" behindDoc="1" simplePos="0" relativeHeight="487161856">
+                    <wp:anchor distT="0" distB="0" distL="0" distR="0" allowOverlap="1" layoutInCell="1" locked="0" behindDoc="1" simplePos="0" relativeHeight="487161344">
                       <wp:simplePos x="0" y="0"/>
                       <wp:positionH relativeFrom="column">
                         <wp:posOffset>184082</wp:posOffset>
@@ -17895,7 +18188,7 @@
                 </mc:Choice>
                 <mc:Fallback>
                   <w:pict>
-                    <v:group style="position:absolute;margin-left:14.494654pt;margin-top:5.221384pt;width:3.8pt;height:3.8pt;mso-position-horizontal-relative:column;mso-position-vertical-relative:paragraph;z-index:-16154624" id="docshapegroup177" coordorigin="290,104" coordsize="76,76">
+                    <v:group style="position:absolute;margin-left:14.494654pt;margin-top:5.221384pt;width:3.8pt;height:3.8pt;mso-position-horizontal-relative:column;mso-position-vertical-relative:paragraph;z-index:-16155136" id="docshapegroup177" coordorigin="290,104" coordsize="76,76">
                       <v:shape style="position:absolute;left:289;top:104;width:76;height:76" id="docshape178" coordorigin="290,104" coordsize="76,76" path="m332,179l322,179,318,179,290,147,290,137,322,104,332,104,365,142,365,147,332,179xe" filled="true" fillcolor="#1d1d1d" stroked="false">
                         <v:path arrowok="t"/>
                         <v:fill type="solid"/>
@@ -17953,7 +18246,7 @@
               <mc:AlternateContent>
                 <mc:Choice Requires="wps">
                   <w:drawing>
-                    <wp:anchor distT="0" distB="0" distL="0" distR="0" allowOverlap="1" layoutInCell="1" locked="0" behindDoc="1" simplePos="0" relativeHeight="487176704">
+                    <wp:anchor distT="0" distB="0" distL="0" distR="0" allowOverlap="1" layoutInCell="1" locked="0" behindDoc="1" simplePos="0" relativeHeight="487176192">
                       <wp:simplePos x="0" y="0"/>
                       <wp:positionH relativeFrom="column">
                         <wp:posOffset>180509</wp:posOffset>
@@ -18049,7 +18342,7 @@
                 </mc:Choice>
                 <mc:Fallback>
                   <w:pict>
-                    <v:group style="position:absolute;margin-left:14.213369pt;margin-top:5.221384pt;width:3.8pt;height:3.8pt;mso-position-horizontal-relative:column;mso-position-vertical-relative:paragraph;z-index:-16139776" id="docshapegroup179" coordorigin="284,104" coordsize="76,76">
+                    <v:group style="position:absolute;margin-left:14.213369pt;margin-top:5.221384pt;width:3.8pt;height:3.8pt;mso-position-horizontal-relative:column;mso-position-vertical-relative:paragraph;z-index:-16140288" id="docshapegroup179" coordorigin="284,104" coordsize="76,76">
                       <v:shape style="position:absolute;left:284;top:104;width:76;height:76" id="docshape180" coordorigin="284,104" coordsize="76,76" path="m327,179l317,179,312,179,284,147,284,137,317,104,327,104,359,142,359,147,327,179xe" filled="true" fillcolor="#1d1d1d" stroked="false">
                         <v:path arrowok="t"/>
                         <v:fill type="solid"/>
@@ -18090,7 +18383,7 @@
               <mc:AlternateContent>
                 <mc:Choice Requires="wps">
                   <w:drawing>
-                    <wp:anchor distT="0" distB="0" distL="0" distR="0" allowOverlap="1" layoutInCell="1" locked="0" behindDoc="1" simplePos="0" relativeHeight="487191040">
+                    <wp:anchor distT="0" distB="0" distL="0" distR="0" allowOverlap="1" layoutInCell="1" locked="0" behindDoc="1" simplePos="0" relativeHeight="487190528">
                       <wp:simplePos x="0" y="0"/>
                       <wp:positionH relativeFrom="column">
                         <wp:posOffset>235208</wp:posOffset>
@@ -18186,7 +18479,7 @@
                 </mc:Choice>
                 <mc:Fallback>
                   <w:pict>
-                    <v:group style="position:absolute;margin-left:18.520393pt;margin-top:5.221384pt;width:3.8pt;height:3.8pt;mso-position-horizontal-relative:column;mso-position-vertical-relative:paragraph;z-index:-16125440" id="docshapegroup181" coordorigin="370,104" coordsize="76,76">
+                    <v:group style="position:absolute;margin-left:18.520393pt;margin-top:5.221384pt;width:3.8pt;height:3.8pt;mso-position-horizontal-relative:column;mso-position-vertical-relative:paragraph;z-index:-16125952" id="docshapegroup181" coordorigin="370,104" coordsize="76,76">
                       <v:shape style="position:absolute;left:370;top:104;width:76;height:76" id="docshape182" coordorigin="370,104" coordsize="76,76" path="m413,179l403,179,398,179,370,147,370,137,403,104,413,104,445,142,445,147,413,179xe" filled="true" fillcolor="#1d1d1d" stroked="false">
                         <v:path arrowok="t"/>
                         <v:fill type="solid"/>
@@ -18248,7 +18541,7 @@
               <mc:AlternateContent>
                 <mc:Choice Requires="wps">
                   <w:drawing>
-                    <wp:anchor distT="0" distB="0" distL="0" distR="0" allowOverlap="1" layoutInCell="1" locked="0" behindDoc="1" simplePos="0" relativeHeight="487147008">
+                    <wp:anchor distT="0" distB="0" distL="0" distR="0" allowOverlap="1" layoutInCell="1" locked="0" behindDoc="1" simplePos="0" relativeHeight="487146496">
                       <wp:simplePos x="0" y="0"/>
                       <wp:positionH relativeFrom="column">
                         <wp:posOffset>363596</wp:posOffset>
@@ -18344,7 +18637,7 @@
                 </mc:Choice>
                 <mc:Fallback>
                   <w:pict>
-                    <v:group style="position:absolute;margin-left:28.629654pt;margin-top:5.221377pt;width:3.8pt;height:3.8pt;mso-position-horizontal-relative:column;mso-position-vertical-relative:paragraph;z-index:-16169472" id="docshapegroup183" coordorigin="573,104" coordsize="76,76">
+                    <v:group style="position:absolute;margin-left:28.629654pt;margin-top:5.221377pt;width:3.8pt;height:3.8pt;mso-position-horizontal-relative:column;mso-position-vertical-relative:paragraph;z-index:-16169984" id="docshapegroup183" coordorigin="573,104" coordsize="76,76">
                       <v:shape style="position:absolute;left:572;top:104;width:76;height:76" id="docshape184" coordorigin="573,104" coordsize="76,76" path="m615,179l605,179,600,179,573,147,573,137,605,104,615,104,648,142,648,147,615,179xe" filled="true" fillcolor="#1d1d1d" stroked="false">
                         <v:path arrowok="t"/>
                         <v:fill type="solid"/>
@@ -18429,7 +18722,7 @@
               <mc:AlternateContent>
                 <mc:Choice Requires="wps">
                   <w:drawing>
-                    <wp:anchor distT="0" distB="0" distL="0" distR="0" allowOverlap="1" layoutInCell="1" locked="0" behindDoc="1" simplePos="0" relativeHeight="487177216">
+                    <wp:anchor distT="0" distB="0" distL="0" distR="0" allowOverlap="1" layoutInCell="1" locked="0" behindDoc="1" simplePos="0" relativeHeight="487176704">
                       <wp:simplePos x="0" y="0"/>
                       <wp:positionH relativeFrom="column">
                         <wp:posOffset>180509</wp:posOffset>
@@ -18525,7 +18818,7 @@
                 </mc:Choice>
                 <mc:Fallback>
                   <w:pict>
-                    <v:group style="position:absolute;margin-left:14.213369pt;margin-top:5.221377pt;width:3.8pt;height:3.8pt;mso-position-horizontal-relative:column;mso-position-vertical-relative:paragraph;z-index:-16139264" id="docshapegroup185" coordorigin="284,104" coordsize="76,76">
+                    <v:group style="position:absolute;margin-left:14.213369pt;margin-top:5.221377pt;width:3.8pt;height:3.8pt;mso-position-horizontal-relative:column;mso-position-vertical-relative:paragraph;z-index:-16139776" id="docshapegroup185" coordorigin="284,104" coordsize="76,76">
                       <v:shape style="position:absolute;left:284;top:104;width:76;height:76" id="docshape186" coordorigin="284,104" coordsize="76,76" path="m327,179l317,179,312,179,284,147,284,137,317,104,327,104,359,142,359,147,327,179xe" filled="true" fillcolor="#1d1d1d" stroked="false">
                         <v:path arrowok="t"/>
                         <v:fill type="solid"/>
@@ -18566,7 +18859,7 @@
               <mc:AlternateContent>
                 <mc:Choice Requires="wps">
                   <w:drawing>
-                    <wp:anchor distT="0" distB="0" distL="0" distR="0" allowOverlap="1" layoutInCell="1" locked="0" behindDoc="1" simplePos="0" relativeHeight="487191552">
+                    <wp:anchor distT="0" distB="0" distL="0" distR="0" allowOverlap="1" layoutInCell="1" locked="0" behindDoc="1" simplePos="0" relativeHeight="487191040">
                       <wp:simplePos x="0" y="0"/>
                       <wp:positionH relativeFrom="column">
                         <wp:posOffset>235208</wp:posOffset>
@@ -18662,7 +18955,7 @@
                 </mc:Choice>
                 <mc:Fallback>
                   <w:pict>
-                    <v:group style="position:absolute;margin-left:18.520393pt;margin-top:5.221377pt;width:3.8pt;height:3.8pt;mso-position-horizontal-relative:column;mso-position-vertical-relative:paragraph;z-index:-16124928" id="docshapegroup187" coordorigin="370,104" coordsize="76,76">
+                    <v:group style="position:absolute;margin-left:18.520393pt;margin-top:5.221377pt;width:3.8pt;height:3.8pt;mso-position-horizontal-relative:column;mso-position-vertical-relative:paragraph;z-index:-16125440" id="docshapegroup187" coordorigin="370,104" coordsize="76,76">
                       <v:shape style="position:absolute;left:370;top:104;width:76;height:76" id="docshape188" coordorigin="370,104" coordsize="76,76" path="m413,179l403,179,398,179,370,147,370,137,403,104,413,104,445,142,445,147,413,179xe" filled="true" fillcolor="#1d1d1d" stroked="false">
                         <v:path arrowok="t"/>
                         <v:fill type="solid"/>
@@ -18741,7 +19034,7 @@
               <mc:AlternateContent>
                 <mc:Choice Requires="wps">
                   <w:drawing>
-                    <wp:anchor distT="0" distB="0" distL="0" distR="0" allowOverlap="1" layoutInCell="1" locked="0" behindDoc="1" simplePos="0" relativeHeight="487147520">
+                    <wp:anchor distT="0" distB="0" distL="0" distR="0" allowOverlap="1" layoutInCell="1" locked="0" behindDoc="1" simplePos="0" relativeHeight="487147008">
                       <wp:simplePos x="0" y="0"/>
                       <wp:positionH relativeFrom="column">
                         <wp:posOffset>363596</wp:posOffset>
@@ -18837,7 +19130,7 @@
                 </mc:Choice>
                 <mc:Fallback>
                   <w:pict>
-                    <v:group style="position:absolute;margin-left:28.629654pt;margin-top:5.221385pt;width:3.8pt;height:3.8pt;mso-position-horizontal-relative:column;mso-position-vertical-relative:paragraph;z-index:-16168960" id="docshapegroup189" coordorigin="573,104" coordsize="76,76">
+                    <v:group style="position:absolute;margin-left:28.629654pt;margin-top:5.221385pt;width:3.8pt;height:3.8pt;mso-position-horizontal-relative:column;mso-position-vertical-relative:paragraph;z-index:-16169472" id="docshapegroup189" coordorigin="573,104" coordsize="76,76">
                       <v:shape style="position:absolute;left:572;top:104;width:76;height:76" id="docshape190" coordorigin="573,104" coordsize="76,76" path="m615,179l605,179,600,179,573,147,573,137,605,104,615,104,648,142,648,147,615,179xe" filled="true" fillcolor="#1d1d1d" stroked="false">
                         <v:path arrowok="t"/>
                         <v:fill type="solid"/>
@@ -18895,7 +19188,7 @@
               <mc:AlternateContent>
                 <mc:Choice Requires="wps">
                   <w:drawing>
-                    <wp:anchor distT="0" distB="0" distL="0" distR="0" allowOverlap="1" layoutInCell="1" locked="0" behindDoc="1" simplePos="0" relativeHeight="487162368">
+                    <wp:anchor distT="0" distB="0" distL="0" distR="0" allowOverlap="1" layoutInCell="1" locked="0" behindDoc="1" simplePos="0" relativeHeight="487161856">
                       <wp:simplePos x="0" y="0"/>
                       <wp:positionH relativeFrom="column">
                         <wp:posOffset>184082</wp:posOffset>
@@ -18991,7 +19284,7 @@
                 </mc:Choice>
                 <mc:Fallback>
                   <w:pict>
-                    <v:group style="position:absolute;margin-left:14.494654pt;margin-top:5.221385pt;width:3.8pt;height:3.8pt;mso-position-horizontal-relative:column;mso-position-vertical-relative:paragraph;z-index:-16154112" id="docshapegroup191" coordorigin="290,104" coordsize="76,76">
+                    <v:group style="position:absolute;margin-left:14.494654pt;margin-top:5.221385pt;width:3.8pt;height:3.8pt;mso-position-horizontal-relative:column;mso-position-vertical-relative:paragraph;z-index:-16154624" id="docshapegroup191" coordorigin="290,104" coordsize="76,76">
                       <v:shape style="position:absolute;left:289;top:104;width:76;height:76" id="docshape192" coordorigin="290,104" coordsize="76,76" path="m332,179l322,179,318,179,290,147,290,137,322,104,332,104,365,142,365,147,332,179xe" filled="true" fillcolor="#1d1d1d" stroked="false">
                         <v:path arrowok="t"/>
                         <v:fill type="solid"/>
@@ -19049,7 +19342,7 @@
               <mc:AlternateContent>
                 <mc:Choice Requires="wps">
                   <w:drawing>
-                    <wp:anchor distT="0" distB="0" distL="0" distR="0" allowOverlap="1" layoutInCell="1" locked="0" behindDoc="1" simplePos="0" relativeHeight="487177728">
+                    <wp:anchor distT="0" distB="0" distL="0" distR="0" allowOverlap="1" layoutInCell="1" locked="0" behindDoc="1" simplePos="0" relativeHeight="487177216">
                       <wp:simplePos x="0" y="0"/>
                       <wp:positionH relativeFrom="column">
                         <wp:posOffset>180509</wp:posOffset>
@@ -19145,7 +19438,7 @@
                 </mc:Choice>
                 <mc:Fallback>
                   <w:pict>
-                    <v:group style="position:absolute;margin-left:14.213369pt;margin-top:5.221385pt;width:3.8pt;height:3.8pt;mso-position-horizontal-relative:column;mso-position-vertical-relative:paragraph;z-index:-16138752" id="docshapegroup193" coordorigin="284,104" coordsize="76,76">
+                    <v:group style="position:absolute;margin-left:14.213369pt;margin-top:5.221385pt;width:3.8pt;height:3.8pt;mso-position-horizontal-relative:column;mso-position-vertical-relative:paragraph;z-index:-16139264" id="docshapegroup193" coordorigin="284,104" coordsize="76,76">
                       <v:shape style="position:absolute;left:284;top:104;width:76;height:76" id="docshape194" coordorigin="284,104" coordsize="76,76" path="m327,179l317,179,312,179,284,147,284,137,317,104,327,104,359,142,359,147,327,179xe" filled="true" fillcolor="#1d1d1d" stroked="false">
                         <v:path arrowok="t"/>
                         <v:fill type="solid"/>
@@ -19186,7 +19479,7 @@
               <mc:AlternateContent>
                 <mc:Choice Requires="wps">
                   <w:drawing>
-                    <wp:anchor distT="0" distB="0" distL="0" distR="0" allowOverlap="1" layoutInCell="1" locked="0" behindDoc="1" simplePos="0" relativeHeight="487192064">
+                    <wp:anchor distT="0" distB="0" distL="0" distR="0" allowOverlap="1" layoutInCell="1" locked="0" behindDoc="1" simplePos="0" relativeHeight="487191552">
                       <wp:simplePos x="0" y="0"/>
                       <wp:positionH relativeFrom="column">
                         <wp:posOffset>235208</wp:posOffset>
@@ -19282,7 +19575,7 @@
                 </mc:Choice>
                 <mc:Fallback>
                   <w:pict>
-                    <v:group style="position:absolute;margin-left:18.520393pt;margin-top:5.221385pt;width:3.8pt;height:3.8pt;mso-position-horizontal-relative:column;mso-position-vertical-relative:paragraph;z-index:-16124416" id="docshapegroup195" coordorigin="370,104" coordsize="76,76">
+                    <v:group style="position:absolute;margin-left:18.520393pt;margin-top:5.221385pt;width:3.8pt;height:3.8pt;mso-position-horizontal-relative:column;mso-position-vertical-relative:paragraph;z-index:-16124928" id="docshapegroup195" coordorigin="370,104" coordsize="76,76">
                       <v:shape style="position:absolute;left:370;top:104;width:76;height:76" id="docshape196" coordorigin="370,104" coordsize="76,76" path="m413,179l403,179,398,179,370,147,370,137,403,104,413,104,445,142,445,147,413,179xe" filled="true" fillcolor="#1d1d1d" stroked="false">
                         <v:path arrowok="t"/>
                         <v:fill type="solid"/>
@@ -19361,7 +19654,7 @@
               <mc:AlternateContent>
                 <mc:Choice Requires="wps">
                   <w:drawing>
-                    <wp:anchor distT="0" distB="0" distL="0" distR="0" allowOverlap="1" layoutInCell="1" locked="0" behindDoc="1" simplePos="0" relativeHeight="487148032">
+                    <wp:anchor distT="0" distB="0" distL="0" distR="0" allowOverlap="1" layoutInCell="1" locked="0" behindDoc="1" simplePos="0" relativeHeight="487147520">
                       <wp:simplePos x="0" y="0"/>
                       <wp:positionH relativeFrom="column">
                         <wp:posOffset>363596</wp:posOffset>
@@ -19457,7 +19750,7 @@
                 </mc:Choice>
                 <mc:Fallback>
                   <w:pict>
-                    <v:group style="position:absolute;margin-left:28.629654pt;margin-top:5.221378pt;width:3.8pt;height:3.8pt;mso-position-horizontal-relative:column;mso-position-vertical-relative:paragraph;z-index:-16168448" id="docshapegroup197" coordorigin="573,104" coordsize="76,76">
+                    <v:group style="position:absolute;margin-left:28.629654pt;margin-top:5.221378pt;width:3.8pt;height:3.8pt;mso-position-horizontal-relative:column;mso-position-vertical-relative:paragraph;z-index:-16168960" id="docshapegroup197" coordorigin="573,104" coordsize="76,76">
                       <v:shape style="position:absolute;left:572;top:104;width:76;height:76" id="docshape198" coordorigin="573,104" coordsize="76,76" path="m615,179l605,179,600,179,573,147,573,137,605,104,615,104,648,142,648,147,615,179xe" filled="true" fillcolor="#1d1d1d" stroked="false">
                         <v:path arrowok="t"/>
                         <v:fill type="solid"/>
@@ -19498,7 +19791,7 @@
               <mc:AlternateContent>
                 <mc:Choice Requires="wps">
                   <w:drawing>
-                    <wp:anchor distT="0" distB="0" distL="0" distR="0" allowOverlap="1" layoutInCell="1" locked="0" behindDoc="1" simplePos="0" relativeHeight="487162880">
+                    <wp:anchor distT="0" distB="0" distL="0" distR="0" allowOverlap="1" layoutInCell="1" locked="0" behindDoc="1" simplePos="0" relativeHeight="487162368">
                       <wp:simplePos x="0" y="0"/>
                       <wp:positionH relativeFrom="column">
                         <wp:posOffset>184082</wp:posOffset>
@@ -19594,7 +19887,7 @@
                 </mc:Choice>
                 <mc:Fallback>
                   <w:pict>
-                    <v:group style="position:absolute;margin-left:14.494654pt;margin-top:5.221378pt;width:3.8pt;height:3.8pt;mso-position-horizontal-relative:column;mso-position-vertical-relative:paragraph;z-index:-16153600" id="docshapegroup199" coordorigin="290,104" coordsize="76,76">
+                    <v:group style="position:absolute;margin-left:14.494654pt;margin-top:5.221378pt;width:3.8pt;height:3.8pt;mso-position-horizontal-relative:column;mso-position-vertical-relative:paragraph;z-index:-16154112" id="docshapegroup199" coordorigin="290,104" coordsize="76,76">
                       <v:shape style="position:absolute;left:289;top:104;width:76;height:76" id="docshape200" coordorigin="290,104" coordsize="76,76" path="m332,179l322,179,318,179,290,147,290,137,322,104,332,104,365,142,365,147,332,179xe" filled="true" fillcolor="#1d1d1d" stroked="false">
                         <v:path arrowok="t"/>
                         <v:fill type="solid"/>
@@ -19635,7 +19928,7 @@
               <mc:AlternateContent>
                 <mc:Choice Requires="wps">
                   <w:drawing>
-                    <wp:anchor distT="0" distB="0" distL="0" distR="0" allowOverlap="1" layoutInCell="1" locked="0" behindDoc="1" simplePos="0" relativeHeight="487178240">
+                    <wp:anchor distT="0" distB="0" distL="0" distR="0" allowOverlap="1" layoutInCell="1" locked="0" behindDoc="1" simplePos="0" relativeHeight="487177728">
                       <wp:simplePos x="0" y="0"/>
                       <wp:positionH relativeFrom="column">
                         <wp:posOffset>180509</wp:posOffset>
@@ -19731,7 +20024,7 @@
                 </mc:Choice>
                 <mc:Fallback>
                   <w:pict>
-                    <v:group style="position:absolute;margin-left:14.213369pt;margin-top:5.221378pt;width:3.8pt;height:3.8pt;mso-position-horizontal-relative:column;mso-position-vertical-relative:paragraph;z-index:-16138240" id="docshapegroup201" coordorigin="284,104" coordsize="76,76">
+                    <v:group style="position:absolute;margin-left:14.213369pt;margin-top:5.221378pt;width:3.8pt;height:3.8pt;mso-position-horizontal-relative:column;mso-position-vertical-relative:paragraph;z-index:-16138752" id="docshapegroup201" coordorigin="284,104" coordsize="76,76">
                       <v:shape style="position:absolute;left:284;top:104;width:76;height:76" id="docshape202" coordorigin="284,104" coordsize="76,76" path="m327,179l317,179,312,179,284,147,284,137,317,104,327,104,359,142,359,147,327,179xe" filled="true" fillcolor="#1d1d1d" stroked="false">
                         <v:path arrowok="t"/>
                         <v:fill type="solid"/>
@@ -19772,7 +20065,7 @@
               <mc:AlternateContent>
                 <mc:Choice Requires="wps">
                   <w:drawing>
-                    <wp:anchor distT="0" distB="0" distL="0" distR="0" allowOverlap="1" layoutInCell="1" locked="0" behindDoc="1" simplePos="0" relativeHeight="487192576">
+                    <wp:anchor distT="0" distB="0" distL="0" distR="0" allowOverlap="1" layoutInCell="1" locked="0" behindDoc="1" simplePos="0" relativeHeight="487192064">
                       <wp:simplePos x="0" y="0"/>
                       <wp:positionH relativeFrom="column">
                         <wp:posOffset>235208</wp:posOffset>
@@ -19868,7 +20161,7 @@
                 </mc:Choice>
                 <mc:Fallback>
                   <w:pict>
-                    <v:group style="position:absolute;margin-left:18.520393pt;margin-top:5.221378pt;width:3.8pt;height:3.8pt;mso-position-horizontal-relative:column;mso-position-vertical-relative:paragraph;z-index:-16123904" id="docshapegroup203" coordorigin="370,104" coordsize="76,76">
+                    <v:group style="position:absolute;margin-left:18.520393pt;margin-top:5.221378pt;width:3.8pt;height:3.8pt;mso-position-horizontal-relative:column;mso-position-vertical-relative:paragraph;z-index:-16124416" id="docshapegroup203" coordorigin="370,104" coordsize="76,76">
                       <v:shape style="position:absolute;left:370;top:104;width:76;height:76" id="docshape204" coordorigin="370,104" coordsize="76,76" path="m413,179l403,179,398,179,370,147,370,137,403,104,413,104,445,142,445,147,413,179xe" filled="true" fillcolor="#1d1d1d" stroked="false">
                         <v:path arrowok="t"/>
                         <v:fill type="solid"/>
@@ -19930,7 +20223,7 @@
               <mc:AlternateContent>
                 <mc:Choice Requires="wps">
                   <w:drawing>
-                    <wp:anchor distT="0" distB="0" distL="0" distR="0" allowOverlap="1" layoutInCell="1" locked="0" behindDoc="1" simplePos="0" relativeHeight="487148544">
+                    <wp:anchor distT="0" distB="0" distL="0" distR="0" allowOverlap="1" layoutInCell="1" locked="0" behindDoc="1" simplePos="0" relativeHeight="487148032">
                       <wp:simplePos x="0" y="0"/>
                       <wp:positionH relativeFrom="column">
                         <wp:posOffset>363596</wp:posOffset>
@@ -20026,7 +20319,7 @@
                 </mc:Choice>
                 <mc:Fallback>
                   <w:pict>
-                    <v:group style="position:absolute;margin-left:28.629654pt;margin-top:5.221379pt;width:3.8pt;height:3.8pt;mso-position-horizontal-relative:column;mso-position-vertical-relative:paragraph;z-index:-16167936" id="docshapegroup205" coordorigin="573,104" coordsize="76,76">
+                    <v:group style="position:absolute;margin-left:28.629654pt;margin-top:5.221379pt;width:3.8pt;height:3.8pt;mso-position-horizontal-relative:column;mso-position-vertical-relative:paragraph;z-index:-16168448" id="docshapegroup205" coordorigin="573,104" coordsize="76,76">
                       <v:shape style="position:absolute;left:572;top:104;width:76;height:76" id="docshape206" coordorigin="573,104" coordsize="76,76" path="m615,179l605,179,600,179,573,147,573,137,605,104,615,104,648,142,648,147,615,179xe" filled="true" fillcolor="#1d1d1d" stroked="false">
                         <v:path arrowok="t"/>
                         <v:fill type="solid"/>
@@ -20067,7 +20360,7 @@
               <mc:AlternateContent>
                 <mc:Choice Requires="wps">
                   <w:drawing>
-                    <wp:anchor distT="0" distB="0" distL="0" distR="0" allowOverlap="1" layoutInCell="1" locked="0" behindDoc="1" simplePos="0" relativeHeight="487163392">
+                    <wp:anchor distT="0" distB="0" distL="0" distR="0" allowOverlap="1" layoutInCell="1" locked="0" behindDoc="1" simplePos="0" relativeHeight="487162880">
                       <wp:simplePos x="0" y="0"/>
                       <wp:positionH relativeFrom="column">
                         <wp:posOffset>184082</wp:posOffset>
@@ -20163,7 +20456,7 @@
                 </mc:Choice>
                 <mc:Fallback>
                   <w:pict>
-                    <v:group style="position:absolute;margin-left:14.494654pt;margin-top:5.221379pt;width:3.8pt;height:3.8pt;mso-position-horizontal-relative:column;mso-position-vertical-relative:paragraph;z-index:-16153088" id="docshapegroup207" coordorigin="290,104" coordsize="76,76">
+                    <v:group style="position:absolute;margin-left:14.494654pt;margin-top:5.221379pt;width:3.8pt;height:3.8pt;mso-position-horizontal-relative:column;mso-position-vertical-relative:paragraph;z-index:-16153600" id="docshapegroup207" coordorigin="290,104" coordsize="76,76">
                       <v:shape style="position:absolute;left:289;top:104;width:76;height:76" id="docshape208" coordorigin="290,104" coordsize="76,76" path="m332,179l322,179,318,179,290,147,290,137,322,104,332,104,365,142,365,147,332,179xe" filled="true" fillcolor="#1d1d1d" stroked="false">
                         <v:path arrowok="t"/>
                         <v:fill type="solid"/>
@@ -20204,7 +20497,7 @@
               <mc:AlternateContent>
                 <mc:Choice Requires="wps">
                   <w:drawing>
-                    <wp:anchor distT="0" distB="0" distL="0" distR="0" allowOverlap="1" layoutInCell="1" locked="0" behindDoc="1" simplePos="0" relativeHeight="487178752">
+                    <wp:anchor distT="0" distB="0" distL="0" distR="0" allowOverlap="1" layoutInCell="1" locked="0" behindDoc="1" simplePos="0" relativeHeight="487178240">
                       <wp:simplePos x="0" y="0"/>
                       <wp:positionH relativeFrom="column">
                         <wp:posOffset>180509</wp:posOffset>
@@ -20300,7 +20593,7 @@
                 </mc:Choice>
                 <mc:Fallback>
                   <w:pict>
-                    <v:group style="position:absolute;margin-left:14.213369pt;margin-top:5.221379pt;width:3.8pt;height:3.8pt;mso-position-horizontal-relative:column;mso-position-vertical-relative:paragraph;z-index:-16137728" id="docshapegroup209" coordorigin="284,104" coordsize="76,76">
+                    <v:group style="position:absolute;margin-left:14.213369pt;margin-top:5.221379pt;width:3.8pt;height:3.8pt;mso-position-horizontal-relative:column;mso-position-vertical-relative:paragraph;z-index:-16138240" id="docshapegroup209" coordorigin="284,104" coordsize="76,76">
                       <v:shape style="position:absolute;left:284;top:104;width:76;height:76" id="docshape210" coordorigin="284,104" coordsize="76,76" path="m327,179l317,179,312,179,284,147,284,137,317,104,327,104,359,142,359,147,327,179xe" filled="true" fillcolor="#1d1d1d" stroked="false">
                         <v:path arrowok="t"/>
                         <v:fill type="solid"/>
@@ -20341,7 +20634,7 @@
               <mc:AlternateContent>
                 <mc:Choice Requires="wps">
                   <w:drawing>
-                    <wp:anchor distT="0" distB="0" distL="0" distR="0" allowOverlap="1" layoutInCell="1" locked="0" behindDoc="1" simplePos="0" relativeHeight="487193088">
+                    <wp:anchor distT="0" distB="0" distL="0" distR="0" allowOverlap="1" layoutInCell="1" locked="0" behindDoc="1" simplePos="0" relativeHeight="487192576">
                       <wp:simplePos x="0" y="0"/>
                       <wp:positionH relativeFrom="column">
                         <wp:posOffset>235208</wp:posOffset>
@@ -20437,7 +20730,7 @@
                 </mc:Choice>
                 <mc:Fallback>
                   <w:pict>
-                    <v:group style="position:absolute;margin-left:18.520393pt;margin-top:5.221379pt;width:3.8pt;height:3.8pt;mso-position-horizontal-relative:column;mso-position-vertical-relative:paragraph;z-index:-16123392" id="docshapegroup211" coordorigin="370,104" coordsize="76,76">
+                    <v:group style="position:absolute;margin-left:18.520393pt;margin-top:5.221379pt;width:3.8pt;height:3.8pt;mso-position-horizontal-relative:column;mso-position-vertical-relative:paragraph;z-index:-16123904" id="docshapegroup211" coordorigin="370,104" coordsize="76,76">
                       <v:shape style="position:absolute;left:370;top:104;width:76;height:76" id="docshape212" coordorigin="370,104" coordsize="76,76" path="m413,179l403,179,398,179,370,147,370,137,403,104,413,104,445,142,445,147,413,179xe" filled="true" fillcolor="#1d1d1d" stroked="false">
                         <v:path arrowok="t"/>
                         <v:fill type="solid"/>
@@ -20523,7 +20816,7 @@
               <mc:AlternateContent>
                 <mc:Choice Requires="wps">
                   <w:drawing>
-                    <wp:anchor distT="0" distB="0" distL="0" distR="0" allowOverlap="1" layoutInCell="1" locked="0" behindDoc="1" simplePos="0" relativeHeight="487163904">
+                    <wp:anchor distT="0" distB="0" distL="0" distR="0" allowOverlap="1" layoutInCell="1" locked="0" behindDoc="1" simplePos="0" relativeHeight="487163392">
                       <wp:simplePos x="0" y="0"/>
                       <wp:positionH relativeFrom="column">
                         <wp:posOffset>184082</wp:posOffset>
@@ -20619,7 +20912,7 @@
                 </mc:Choice>
                 <mc:Fallback>
                   <w:pict>
-                    <v:group style="position:absolute;margin-left:14.494654pt;margin-top:5.22138pt;width:3.8pt;height:3.8pt;mso-position-horizontal-relative:column;mso-position-vertical-relative:paragraph;z-index:-16152576" id="docshapegroup213" coordorigin="290,104" coordsize="76,76">
+                    <v:group style="position:absolute;margin-left:14.494654pt;margin-top:5.22138pt;width:3.8pt;height:3.8pt;mso-position-horizontal-relative:column;mso-position-vertical-relative:paragraph;z-index:-16153088" id="docshapegroup213" coordorigin="290,104" coordsize="76,76">
                       <v:shape style="position:absolute;left:289;top:104;width:76;height:76" id="docshape214" coordorigin="290,104" coordsize="76,76" path="m332,179l322,179,318,179,290,147,290,137,322,104,332,104,365,142,365,147,332,179xe" filled="true" fillcolor="#1d1d1d" stroked="false">
                         <v:path arrowok="t"/>
                         <v:fill type="solid"/>
@@ -20685,7 +20978,7 @@
               <mc:AlternateContent>
                 <mc:Choice Requires="wps">
                   <w:drawing>
-                    <wp:anchor distT="0" distB="0" distL="0" distR="0" allowOverlap="1" layoutInCell="1" locked="0" behindDoc="1" simplePos="0" relativeHeight="487193600">
+                    <wp:anchor distT="0" distB="0" distL="0" distR="0" allowOverlap="1" layoutInCell="1" locked="0" behindDoc="1" simplePos="0" relativeHeight="487193088">
                       <wp:simplePos x="0" y="0"/>
                       <wp:positionH relativeFrom="column">
                         <wp:posOffset>235208</wp:posOffset>
@@ -20781,7 +21074,7 @@
                 </mc:Choice>
                 <mc:Fallback>
                   <w:pict>
-                    <v:group style="position:absolute;margin-left:18.520393pt;margin-top:5.22138pt;width:3.8pt;height:3.8pt;mso-position-horizontal-relative:column;mso-position-vertical-relative:paragraph;z-index:-16122880" id="docshapegroup215" coordorigin="370,104" coordsize="76,76">
+                    <v:group style="position:absolute;margin-left:18.520393pt;margin-top:5.22138pt;width:3.8pt;height:3.8pt;mso-position-horizontal-relative:column;mso-position-vertical-relative:paragraph;z-index:-16123392" id="docshapegroup215" coordorigin="370,104" coordsize="76,76">
                       <v:shape style="position:absolute;left:370;top:104;width:76;height:76" id="docshape216" coordorigin="370,104" coordsize="76,76" path="m413,179l403,179,398,179,370,147,370,137,403,104,413,104,445,142,445,147,413,179xe" filled="true" fillcolor="#1d1d1d" stroked="false">
                         <v:path arrowok="t"/>
                         <v:fill type="solid"/>
@@ -20860,7 +21153,7 @@
               <mc:AlternateContent>
                 <mc:Choice Requires="wps">
                   <w:drawing>
-                    <wp:anchor distT="0" distB="0" distL="0" distR="0" allowOverlap="1" layoutInCell="1" locked="0" behindDoc="1" simplePos="0" relativeHeight="487149056">
+                    <wp:anchor distT="0" distB="0" distL="0" distR="0" allowOverlap="1" layoutInCell="1" locked="0" behindDoc="1" simplePos="0" relativeHeight="487148544">
                       <wp:simplePos x="0" y="0"/>
                       <wp:positionH relativeFrom="column">
                         <wp:posOffset>363596</wp:posOffset>
@@ -20956,7 +21249,7 @@
                 </mc:Choice>
                 <mc:Fallback>
                   <w:pict>
-                    <v:group style="position:absolute;margin-left:28.629654pt;margin-top:5.22138pt;width:3.8pt;height:3.8pt;mso-position-horizontal-relative:column;mso-position-vertical-relative:paragraph;z-index:-16167424" id="docshapegroup217" coordorigin="573,104" coordsize="76,76">
+                    <v:group style="position:absolute;margin-left:28.629654pt;margin-top:5.22138pt;width:3.8pt;height:3.8pt;mso-position-horizontal-relative:column;mso-position-vertical-relative:paragraph;z-index:-16167936" id="docshapegroup217" coordorigin="573,104" coordsize="76,76">
                       <v:shape style="position:absolute;left:572;top:104;width:76;height:76" id="docshape218" coordorigin="573,104" coordsize="76,76" path="m615,179l605,179,600,179,573,147,573,137,605,104,615,104,648,142,648,147,615,179xe" filled="true" fillcolor="#1d1d1d" stroked="false">
                         <v:path arrowok="t"/>
                         <v:fill type="solid"/>
@@ -20997,7 +21290,7 @@
               <mc:AlternateContent>
                 <mc:Choice Requires="wps">
                   <w:drawing>
-                    <wp:anchor distT="0" distB="0" distL="0" distR="0" allowOverlap="1" layoutInCell="1" locked="0" behindDoc="1" simplePos="0" relativeHeight="487164416">
+                    <wp:anchor distT="0" distB="0" distL="0" distR="0" allowOverlap="1" layoutInCell="1" locked="0" behindDoc="1" simplePos="0" relativeHeight="487163904">
                       <wp:simplePos x="0" y="0"/>
                       <wp:positionH relativeFrom="column">
                         <wp:posOffset>184082</wp:posOffset>
@@ -21093,7 +21386,7 @@
                 </mc:Choice>
                 <mc:Fallback>
                   <w:pict>
-                    <v:group style="position:absolute;margin-left:14.494654pt;margin-top:5.22138pt;width:3.8pt;height:3.8pt;mso-position-horizontal-relative:column;mso-position-vertical-relative:paragraph;z-index:-16152064" id="docshapegroup219" coordorigin="290,104" coordsize="76,76">
+                    <v:group style="position:absolute;margin-left:14.494654pt;margin-top:5.22138pt;width:3.8pt;height:3.8pt;mso-position-horizontal-relative:column;mso-position-vertical-relative:paragraph;z-index:-16152576" id="docshapegroup219" coordorigin="290,104" coordsize="76,76">
                       <v:shape style="position:absolute;left:289;top:104;width:76;height:76" id="docshape220" coordorigin="290,104" coordsize="76,76" path="m332,179l322,179,318,179,290,147,290,137,322,104,332,104,365,142,365,147,332,179xe" filled="true" fillcolor="#1d1d1d" stroked="false">
                         <v:path arrowok="t"/>
                         <v:fill type="solid"/>
@@ -21135,7 +21428,7 @@
               <mc:AlternateContent>
                 <mc:Choice Requires="wps">
                   <w:drawing>
-                    <wp:anchor distT="0" distB="0" distL="0" distR="0" allowOverlap="1" layoutInCell="1" locked="0" behindDoc="1" simplePos="0" relativeHeight="487179264">
+                    <wp:anchor distT="0" distB="0" distL="0" distR="0" allowOverlap="1" layoutInCell="1" locked="0" behindDoc="1" simplePos="0" relativeHeight="487178752">
                       <wp:simplePos x="0" y="0"/>
                       <wp:positionH relativeFrom="column">
                         <wp:posOffset>180509</wp:posOffset>
@@ -21231,7 +21524,7 @@
                 </mc:Choice>
                 <mc:Fallback>
                   <w:pict>
-                    <v:group style="position:absolute;margin-left:14.213369pt;margin-top:5.22138pt;width:3.8pt;height:3.8pt;mso-position-horizontal-relative:column;mso-position-vertical-relative:paragraph;z-index:-16137216" id="docshapegroup221" coordorigin="284,104" coordsize="76,76">
+                    <v:group style="position:absolute;margin-left:14.213369pt;margin-top:5.22138pt;width:3.8pt;height:3.8pt;mso-position-horizontal-relative:column;mso-position-vertical-relative:paragraph;z-index:-16137728" id="docshapegroup221" coordorigin="284,104" coordsize="76,76">
                       <v:shape style="position:absolute;left:284;top:104;width:76;height:76" id="docshape222" coordorigin="284,104" coordsize="76,76" path="m327,179l317,179,312,179,284,147,284,137,317,104,327,104,359,142,359,147,327,179xe" filled="true" fillcolor="#1d1d1d" stroked="false">
                         <v:path arrowok="t"/>
                         <v:fill type="solid"/>
@@ -21272,7 +21565,7 @@
               <mc:AlternateContent>
                 <mc:Choice Requires="wps">
                   <w:drawing>
-                    <wp:anchor distT="0" distB="0" distL="0" distR="0" allowOverlap="1" layoutInCell="1" locked="0" behindDoc="1" simplePos="0" relativeHeight="487194112">
+                    <wp:anchor distT="0" distB="0" distL="0" distR="0" allowOverlap="1" layoutInCell="1" locked="0" behindDoc="1" simplePos="0" relativeHeight="487193600">
                       <wp:simplePos x="0" y="0"/>
                       <wp:positionH relativeFrom="column">
                         <wp:posOffset>235208</wp:posOffset>
@@ -21368,7 +21661,7 @@
                 </mc:Choice>
                 <mc:Fallback>
                   <w:pict>
-                    <v:group style="position:absolute;margin-left:18.520393pt;margin-top:5.22138pt;width:3.8pt;height:3.8pt;mso-position-horizontal-relative:column;mso-position-vertical-relative:paragraph;z-index:-16122368" id="docshapegroup223" coordorigin="370,104" coordsize="76,76">
+                    <v:group style="position:absolute;margin-left:18.520393pt;margin-top:5.22138pt;width:3.8pt;height:3.8pt;mso-position-horizontal-relative:column;mso-position-vertical-relative:paragraph;z-index:-16122880" id="docshapegroup223" coordorigin="370,104" coordsize="76,76">
                       <v:shape style="position:absolute;left:370;top:104;width:76;height:76" id="docshape224" coordorigin="370,104" coordsize="76,76" path="m413,179l403,179,398,179,370,147,370,137,403,104,413,104,445,142,445,147,413,179xe" filled="true" fillcolor="#1d1d1d" stroked="false">
                         <v:path arrowok="t"/>
                         <v:fill type="solid"/>
@@ -21430,7 +21723,7 @@
               <mc:AlternateContent>
                 <mc:Choice Requires="wps">
                   <w:drawing>
-                    <wp:anchor distT="0" distB="0" distL="0" distR="0" allowOverlap="1" layoutInCell="1" locked="0" behindDoc="1" simplePos="0" relativeHeight="487149568">
+                    <wp:anchor distT="0" distB="0" distL="0" distR="0" allowOverlap="1" layoutInCell="1" locked="0" behindDoc="1" simplePos="0" relativeHeight="487149056">
                       <wp:simplePos x="0" y="0"/>
                       <wp:positionH relativeFrom="column">
                         <wp:posOffset>363596</wp:posOffset>
@@ -21526,7 +21819,7 @@
                 </mc:Choice>
                 <mc:Fallback>
                   <w:pict>
-                    <v:group style="position:absolute;margin-left:28.629654pt;margin-top:5.221381pt;width:3.8pt;height:3.8pt;mso-position-horizontal-relative:column;mso-position-vertical-relative:paragraph;z-index:-16166912" id="docshapegroup225" coordorigin="573,104" coordsize="76,76">
+                    <v:group style="position:absolute;margin-left:28.629654pt;margin-top:5.221381pt;width:3.8pt;height:3.8pt;mso-position-horizontal-relative:column;mso-position-vertical-relative:paragraph;z-index:-16167424" id="docshapegroup225" coordorigin="573,104" coordsize="76,76">
                       <v:shape style="position:absolute;left:572;top:104;width:76;height:76" id="docshape226" coordorigin="573,104" coordsize="76,76" path="m615,179l605,179,600,179,573,147,573,137,605,104,615,104,648,142,648,147,615,179xe" filled="true" fillcolor="#1d1d1d" stroked="false">
                         <v:path arrowok="t"/>
                         <v:fill type="solid"/>
@@ -21567,7 +21860,7 @@
               <mc:AlternateContent>
                 <mc:Choice Requires="wps">
                   <w:drawing>
-                    <wp:anchor distT="0" distB="0" distL="0" distR="0" allowOverlap="1" layoutInCell="1" locked="0" behindDoc="1" simplePos="0" relativeHeight="487164928">
+                    <wp:anchor distT="0" distB="0" distL="0" distR="0" allowOverlap="1" layoutInCell="1" locked="0" behindDoc="1" simplePos="0" relativeHeight="487164416">
                       <wp:simplePos x="0" y="0"/>
                       <wp:positionH relativeFrom="column">
                         <wp:posOffset>184082</wp:posOffset>
@@ -21663,7 +21956,7 @@
                 </mc:Choice>
                 <mc:Fallback>
                   <w:pict>
-                    <v:group style="position:absolute;margin-left:14.494654pt;margin-top:5.221381pt;width:3.8pt;height:3.8pt;mso-position-horizontal-relative:column;mso-position-vertical-relative:paragraph;z-index:-16151552" id="docshapegroup227" coordorigin="290,104" coordsize="76,76">
+                    <v:group style="position:absolute;margin-left:14.494654pt;margin-top:5.221381pt;width:3.8pt;height:3.8pt;mso-position-horizontal-relative:column;mso-position-vertical-relative:paragraph;z-index:-16152064" id="docshapegroup227" coordorigin="290,104" coordsize="76,76">
                       <v:shape style="position:absolute;left:289;top:104;width:76;height:76" id="docshape228" coordorigin="290,104" coordsize="76,76" path="m332,179l322,179,318,179,290,147,290,137,322,104,332,104,365,142,365,147,332,179xe" filled="true" fillcolor="#1d1d1d" stroked="false">
                         <v:path arrowok="t"/>
                         <v:fill type="solid"/>
@@ -21704,7 +21997,7 @@
               <mc:AlternateContent>
                 <mc:Choice Requires="wps">
                   <w:drawing>
-                    <wp:anchor distT="0" distB="0" distL="0" distR="0" allowOverlap="1" layoutInCell="1" locked="0" behindDoc="1" simplePos="0" relativeHeight="487179776">
+                    <wp:anchor distT="0" distB="0" distL="0" distR="0" allowOverlap="1" layoutInCell="1" locked="0" behindDoc="1" simplePos="0" relativeHeight="487179264">
                       <wp:simplePos x="0" y="0"/>
                       <wp:positionH relativeFrom="column">
                         <wp:posOffset>180509</wp:posOffset>
@@ -21800,7 +22093,7 @@
                 </mc:Choice>
                 <mc:Fallback>
                   <w:pict>
-                    <v:group style="position:absolute;margin-left:14.213369pt;margin-top:5.221381pt;width:3.8pt;height:3.8pt;mso-position-horizontal-relative:column;mso-position-vertical-relative:paragraph;z-index:-16136704" id="docshapegroup229" coordorigin="284,104" coordsize="76,76">
+                    <v:group style="position:absolute;margin-left:14.213369pt;margin-top:5.221381pt;width:3.8pt;height:3.8pt;mso-position-horizontal-relative:column;mso-position-vertical-relative:paragraph;z-index:-16137216" id="docshapegroup229" coordorigin="284,104" coordsize="76,76">
                       <v:shape style="position:absolute;left:284;top:104;width:76;height:76" id="docshape230" coordorigin="284,104" coordsize="76,76" path="m327,179l317,179,312,179,284,147,284,137,317,104,327,104,359,142,359,147,327,179xe" filled="true" fillcolor="#1d1d1d" stroked="false">
                         <v:path arrowok="t"/>
                         <v:fill type="solid"/>
@@ -21877,7 +22170,7 @@
               <mc:AlternateContent>
                 <mc:Choice Requires="wps">
                   <w:drawing>
-                    <wp:anchor distT="0" distB="0" distL="0" distR="0" allowOverlap="1" layoutInCell="1" locked="0" behindDoc="1" simplePos="0" relativeHeight="487150080">
+                    <wp:anchor distT="0" distB="0" distL="0" distR="0" allowOverlap="1" layoutInCell="1" locked="0" behindDoc="1" simplePos="0" relativeHeight="487149568">
                       <wp:simplePos x="0" y="0"/>
                       <wp:positionH relativeFrom="column">
                         <wp:posOffset>363596</wp:posOffset>
@@ -21973,7 +22266,7 @@
                 </mc:Choice>
                 <mc:Fallback>
                   <w:pict>
-                    <v:group style="position:absolute;margin-left:28.629654pt;margin-top:5.221382pt;width:3.8pt;height:3.8pt;mso-position-horizontal-relative:column;mso-position-vertical-relative:paragraph;z-index:-16166400" id="docshapegroup231" coordorigin="573,104" coordsize="76,76">
+                    <v:group style="position:absolute;margin-left:28.629654pt;margin-top:5.221382pt;width:3.8pt;height:3.8pt;mso-position-horizontal-relative:column;mso-position-vertical-relative:paragraph;z-index:-16166912" id="docshapegroup231" coordorigin="573,104" coordsize="76,76">
                       <v:shape style="position:absolute;left:572;top:104;width:76;height:76" id="docshape232" coordorigin="573,104" coordsize="76,76" path="m615,179l605,179,600,179,573,147,573,137,605,104,615,104,648,142,648,147,615,179xe" filled="true" fillcolor="#1d1d1d" stroked="false">
                         <v:path arrowok="t"/>
                         <v:fill type="solid"/>
@@ -22014,7 +22307,7 @@
               <mc:AlternateContent>
                 <mc:Choice Requires="wps">
                   <w:drawing>
-                    <wp:anchor distT="0" distB="0" distL="0" distR="0" allowOverlap="1" layoutInCell="1" locked="0" behindDoc="1" simplePos="0" relativeHeight="487165440">
+                    <wp:anchor distT="0" distB="0" distL="0" distR="0" allowOverlap="1" layoutInCell="1" locked="0" behindDoc="1" simplePos="0" relativeHeight="487164928">
                       <wp:simplePos x="0" y="0"/>
                       <wp:positionH relativeFrom="column">
                         <wp:posOffset>184082</wp:posOffset>
@@ -22110,7 +22403,7 @@
                 </mc:Choice>
                 <mc:Fallback>
                   <w:pict>
-                    <v:group style="position:absolute;margin-left:14.494654pt;margin-top:5.221382pt;width:3.8pt;height:3.8pt;mso-position-horizontal-relative:column;mso-position-vertical-relative:paragraph;z-index:-16151040" id="docshapegroup233" coordorigin="290,104" coordsize="76,76">
+                    <v:group style="position:absolute;margin-left:14.494654pt;margin-top:5.221382pt;width:3.8pt;height:3.8pt;mso-position-horizontal-relative:column;mso-position-vertical-relative:paragraph;z-index:-16151552" id="docshapegroup233" coordorigin="290,104" coordsize="76,76">
                       <v:shape style="position:absolute;left:289;top:104;width:76;height:76" id="docshape234" coordorigin="290,104" coordsize="76,76" path="m332,179l322,179,318,179,290,147,290,137,322,104,332,104,365,142,365,147,332,179xe" filled="true" fillcolor="#1d1d1d" stroked="false">
                         <v:path arrowok="t"/>
                         <v:fill type="solid"/>
@@ -22203,7 +22496,7 @@
               <mc:AlternateContent>
                 <mc:Choice Requires="wps">
                   <w:drawing>
-                    <wp:anchor distT="0" distB="0" distL="0" distR="0" allowOverlap="1" layoutInCell="1" locked="0" behindDoc="1" simplePos="0" relativeHeight="487150592">
+                    <wp:anchor distT="0" distB="0" distL="0" distR="0" allowOverlap="1" layoutInCell="1" locked="0" behindDoc="1" simplePos="0" relativeHeight="487150080">
                       <wp:simplePos x="0" y="0"/>
                       <wp:positionH relativeFrom="column">
                         <wp:posOffset>363596</wp:posOffset>
@@ -22299,7 +22592,7 @@
                 </mc:Choice>
                 <mc:Fallback>
                   <w:pict>
-                    <v:group style="position:absolute;margin-left:28.629654pt;margin-top:5.221383pt;width:3.8pt;height:3.8pt;mso-position-horizontal-relative:column;mso-position-vertical-relative:paragraph;z-index:-16165888" id="docshapegroup235" coordorigin="573,104" coordsize="76,76">
+                    <v:group style="position:absolute;margin-left:28.629654pt;margin-top:5.221383pt;width:3.8pt;height:3.8pt;mso-position-horizontal-relative:column;mso-position-vertical-relative:paragraph;z-index:-16166400" id="docshapegroup235" coordorigin="573,104" coordsize="76,76">
                       <v:shape style="position:absolute;left:572;top:104;width:76;height:76" id="docshape236" coordorigin="573,104" coordsize="76,76" path="m615,179l605,179,600,179,573,147,573,137,605,104,615,104,648,142,648,147,615,179xe" filled="true" fillcolor="#1d1d1d" stroked="false">
                         <v:path arrowok="t"/>
                         <v:fill type="solid"/>
@@ -22557,7 +22850,7 @@
       <w:lvlPicBulletId w:val="0"/>
       <w:lvlJc w:val="left"/>
       <w:pPr>
-        <w:ind w:left="605" w:hanging="254"/>
+        <w:ind w:left="657" w:hanging="254"/>
       </w:pPr>
       <w:rPr>
         <w:rFonts w:hint="default" w:ascii="Times New Roman" w:hAnsi="Times New Roman" w:eastAsia="Times New Roman" w:cs="Times New Roman"/>
@@ -22600,7 +22893,7 @@
       <w:lvlText w:val="•"/>
       <w:lvlJc w:val="left"/>
       <w:pPr>
-        <w:ind w:left="3435" w:hanging="254"/>
+        <w:ind w:left="3441" w:hanging="254"/>
       </w:pPr>
       <w:rPr>
         <w:rFonts w:hint="default"/>
@@ -22613,7 +22906,7 @@
       <w:lvlText w:val="•"/>
       <w:lvlJc w:val="left"/>
       <w:pPr>
-        <w:ind w:left="4150" w:hanging="254"/>
+        <w:ind w:left="4162" w:hanging="254"/>
       </w:pPr>
       <w:rPr>
         <w:rFonts w:hint="default"/>
@@ -22626,7 +22919,7 @@
       <w:lvlText w:val="•"/>
       <w:lvlJc w:val="left"/>
       <w:pPr>
-        <w:ind w:left="4865" w:hanging="254"/>
+        <w:ind w:left="4883" w:hanging="254"/>
       </w:pPr>
       <w:rPr>
         <w:rFonts w:hint="default"/>
@@ -22639,7 +22932,7 @@
       <w:lvlText w:val="•"/>
       <w:lvlJc w:val="left"/>
       <w:pPr>
-        <w:ind w:left="5580" w:hanging="254"/>
+        <w:ind w:left="5604" w:hanging="254"/>
       </w:pPr>
       <w:rPr>
         <w:rFonts w:hint="default"/>
@@ -22652,7 +22945,7 @@
       <w:lvlText w:val="•"/>
       <w:lvlJc w:val="left"/>
       <w:pPr>
-        <w:ind w:left="6296" w:hanging="254"/>
+        <w:ind w:left="6325" w:hanging="254"/>
       </w:pPr>
       <w:rPr>
         <w:rFonts w:hint="default"/>
@@ -22665,7 +22958,7 @@
       <w:lvlText w:val="•"/>
       <w:lvlJc w:val="left"/>
       <w:pPr>
-        <w:ind w:left="7011" w:hanging="254"/>
+        <w:ind w:left="7046" w:hanging="254"/>
       </w:pPr>
       <w:rPr>
         <w:rFonts w:hint="default"/>
@@ -22678,7 +22971,7 @@
       <w:lvlText w:val="•"/>
       <w:lvlJc w:val="left"/>
       <w:pPr>
-        <w:ind w:left="7726" w:hanging="254"/>
+        <w:ind w:left="7767" w:hanging="254"/>
       </w:pPr>
       <w:rPr>
         <w:rFonts w:hint="default"/>
@@ -22813,8 +23106,8 @@
     <w:uiPriority w:val="1"/>
     <w:qFormat/>
     <w:pPr>
-      <w:spacing w:before="253"/>
-      <w:ind w:left="77"/>
+      <w:spacing w:before="184"/>
+      <w:ind w:left="2276"/>
       <w:outlineLvl w:val="3"/>
     </w:pPr>
     <w:rPr>
@@ -22832,7 +23125,7 @@
     <w:uiPriority w:val="1"/>
     <w:qFormat/>
     <w:pPr>
-      <w:ind w:left="323" w:hanging="254"/>
+      <w:ind w:left="323" w:hanging="253"/>
     </w:pPr>
     <w:rPr>
       <w:rFonts w:ascii="Calibri" w:hAnsi="Calibri" w:eastAsia="Calibri" w:cs="Calibri"/>

--- a/Prateek Rastogi.docx
+++ b/Prateek Rastogi.docx
@@ -1365,7 +1365,7 @@
         <mc:AlternateContent>
           <mc:Choice Requires="wps">
             <w:drawing>
-              <wp:anchor distT="0" distB="0" distL="0" distR="0" allowOverlap="1" layoutInCell="1" locked="0" behindDoc="1" simplePos="0" relativeHeight="487130112">
+              <wp:anchor distT="0" distB="0" distL="0" distR="0" allowOverlap="1" layoutInCell="1" locked="0" behindDoc="1" simplePos="0" relativeHeight="487123968">
                 <wp:simplePos x="0" y="0"/>
                 <wp:positionH relativeFrom="page">
                   <wp:posOffset>0</wp:posOffset>
@@ -1435,7 +1435,7 @@
           </mc:Choice>
           <mc:Fallback>
             <w:pict>
-              <v:rect style="position:absolute;margin-left:0pt;margin-top:.000007pt;width:595.499986pt;height:842.249955pt;mso-position-horizontal-relative:page;mso-position-vertical-relative:page;z-index:-16186368" id="docshape1" filled="true" fillcolor="#f7f6f1" stroked="false">
+              <v:rect style="position:absolute;margin-left:0pt;margin-top:.000007pt;width:595.499986pt;height:842.249955pt;mso-position-horizontal-relative:page;mso-position-vertical-relative:page;z-index:-16192512" id="docshape1" filled="true" fillcolor="#f7f6f1" stroked="false">
                 <v:fill type="solid"/>
                 <w10:wrap type="none"/>
               </v:rect>
@@ -5559,7 +5559,7 @@
         <mc:AlternateContent>
           <mc:Choice Requires="wps">
             <w:drawing>
-              <wp:anchor distT="0" distB="0" distL="0" distR="0" allowOverlap="1" layoutInCell="1" locked="0" behindDoc="1" simplePos="0" relativeHeight="487131136">
+              <wp:anchor distT="0" distB="0" distL="0" distR="0" allowOverlap="1" layoutInCell="1" locked="0" behindDoc="1" simplePos="0" relativeHeight="487124992">
                 <wp:simplePos x="0" y="0"/>
                 <wp:positionH relativeFrom="page">
                   <wp:posOffset>0</wp:posOffset>
@@ -5629,7 +5629,7 @@
           </mc:Choice>
           <mc:Fallback>
             <w:pict>
-              <v:rect style="position:absolute;margin-left:0pt;margin-top:.000007pt;width:595.499986pt;height:842.249955pt;mso-position-horizontal-relative:page;mso-position-vertical-relative:page;z-index:-16185344" id="docshape10" filled="true" fillcolor="#f7f6f1" stroked="false">
+              <v:rect style="position:absolute;margin-left:0pt;margin-top:.000007pt;width:595.499986pt;height:842.249955pt;mso-position-horizontal-relative:page;mso-position-vertical-relative:page;z-index:-16191488" id="docshape10" filled="true" fillcolor="#f7f6f1" stroked="false">
                 <v:fill type="solid"/>
                 <w10:wrap type="none"/>
               </v:rect>
@@ -5645,7 +5645,7 @@
         <mc:AlternateContent>
           <mc:Choice Requires="wps">
             <w:drawing>
-              <wp:anchor distT="0" distB="0" distL="0" distR="0" allowOverlap="1" layoutInCell="1" locked="0" behindDoc="1" simplePos="0" relativeHeight="487131648">
+              <wp:anchor distT="0" distB="0" distL="0" distR="0" allowOverlap="1" layoutInCell="1" locked="0" behindDoc="1" simplePos="0" relativeHeight="487125504">
                 <wp:simplePos x="0" y="0"/>
                 <wp:positionH relativeFrom="page">
                   <wp:posOffset>1384243</wp:posOffset>
@@ -5708,7 +5708,7 @@
           </mc:Choice>
           <mc:Fallback>
             <w:pict>
-              <v:line style="position:absolute;mso-position-horizontal-relative:page;mso-position-vertical-relative:page;z-index:-16184832" from="108.995552pt,85.689758pt" to="108.995552pt,810.635356pt" stroked="true" strokeweight=".750283pt" strokecolor="#2e3729">
+              <v:line style="position:absolute;mso-position-horizontal-relative:page;mso-position-vertical-relative:page;z-index:-16190976" from="108.995552pt,85.689758pt" to="108.995552pt,810.635356pt" stroked="true" strokeweight=".750283pt" strokecolor="#2e3729">
                 <v:stroke dashstyle="solid"/>
                 <w10:wrap type="none"/>
               </v:line>
@@ -5949,7 +5949,7 @@
               <mc:AlternateContent>
                 <mc:Choice Requires="wps">
                   <w:drawing>
-                    <wp:anchor distT="0" distB="0" distL="0" distR="0" allowOverlap="1" layoutInCell="1" locked="0" behindDoc="1" simplePos="0" relativeHeight="487136256">
+                    <wp:anchor distT="0" distB="0" distL="0" distR="0" allowOverlap="1" layoutInCell="1" locked="0" behindDoc="1" simplePos="0" relativeHeight="487130112">
                       <wp:simplePos x="0" y="0"/>
                       <wp:positionH relativeFrom="column">
                         <wp:posOffset>363596</wp:posOffset>
@@ -6045,7 +6045,7 @@
                 </mc:Choice>
                 <mc:Fallback>
                   <w:pict>
-                    <v:group style="position:absolute;margin-left:28.629654pt;margin-top:4.771353pt;width:3.8pt;height:3.8pt;mso-position-horizontal-relative:column;mso-position-vertical-relative:paragraph;z-index:-16180224" id="docshapegroup11" coordorigin="573,95" coordsize="76,76">
+                    <v:group style="position:absolute;margin-left:28.629654pt;margin-top:4.771353pt;width:3.8pt;height:3.8pt;mso-position-horizontal-relative:column;mso-position-vertical-relative:paragraph;z-index:-16186368" id="docshapegroup11" coordorigin="573,95" coordsize="76,76">
                       <v:shape style="position:absolute;left:572;top:95;width:76;height:76" id="docshape12" coordorigin="573,95" coordsize="76,76" path="m615,170l605,170,600,170,573,138,573,128,605,95,615,95,648,133,648,138,615,170xe" filled="true" fillcolor="#1d1d1d" stroked="false">
                         <v:path arrowok="t"/>
                         <v:fill type="solid"/>
@@ -6087,7 +6087,7 @@
               <mc:AlternateContent>
                 <mc:Choice Requires="wps">
                   <w:drawing>
-                    <wp:anchor distT="0" distB="0" distL="0" distR="0" allowOverlap="1" layoutInCell="1" locked="0" behindDoc="1" simplePos="0" relativeHeight="487150592">
+                    <wp:anchor distT="0" distB="0" distL="0" distR="0" allowOverlap="1" layoutInCell="1" locked="0" behindDoc="1" simplePos="0" relativeHeight="487144448">
                       <wp:simplePos x="0" y="0"/>
                       <wp:positionH relativeFrom="column">
                         <wp:posOffset>184082</wp:posOffset>
@@ -6183,7 +6183,7 @@
                 </mc:Choice>
                 <mc:Fallback>
                   <w:pict>
-                    <v:group style="position:absolute;margin-left:14.494654pt;margin-top:4.771353pt;width:3.8pt;height:3.8pt;mso-position-horizontal-relative:column;mso-position-vertical-relative:paragraph;z-index:-16165888" id="docshapegroup13" coordorigin="290,95" coordsize="76,76">
+                    <v:group style="position:absolute;margin-left:14.494654pt;margin-top:4.771353pt;width:3.8pt;height:3.8pt;mso-position-horizontal-relative:column;mso-position-vertical-relative:paragraph;z-index:-16172032" id="docshapegroup13" coordorigin="290,95" coordsize="76,76">
                       <v:shape style="position:absolute;left:289;top:95;width:76;height:76" id="docshape14" coordorigin="290,95" coordsize="76,76" path="m332,170l322,170,318,170,290,138,290,128,322,95,332,95,365,133,365,138,332,170xe" filled="true" fillcolor="#1d1d1d" stroked="false">
                         <v:path arrowok="t"/>
                         <v:fill type="solid"/>
@@ -6225,7 +6225,7 @@
               <mc:AlternateContent>
                 <mc:Choice Requires="wps">
                   <w:drawing>
-                    <wp:anchor distT="0" distB="0" distL="0" distR="0" allowOverlap="1" layoutInCell="1" locked="0" behindDoc="1" simplePos="0" relativeHeight="487165440">
+                    <wp:anchor distT="0" distB="0" distL="0" distR="0" allowOverlap="1" layoutInCell="1" locked="0" behindDoc="1" simplePos="0" relativeHeight="487159808">
                       <wp:simplePos x="0" y="0"/>
                       <wp:positionH relativeFrom="column">
                         <wp:posOffset>180509</wp:posOffset>
@@ -6321,7 +6321,7 @@
                 </mc:Choice>
                 <mc:Fallback>
                   <w:pict>
-                    <v:group style="position:absolute;margin-left:14.213369pt;margin-top:4.771353pt;width:3.8pt;height:3.8pt;mso-position-horizontal-relative:column;mso-position-vertical-relative:paragraph;z-index:-16151040" id="docshapegroup15" coordorigin="284,95" coordsize="76,76">
+                    <v:group style="position:absolute;margin-left:14.213369pt;margin-top:4.771353pt;width:3.8pt;height:3.8pt;mso-position-horizontal-relative:column;mso-position-vertical-relative:paragraph;z-index:-16156672" id="docshapegroup15" coordorigin="284,95" coordsize="76,76">
                       <v:shape style="position:absolute;left:284;top:95;width:76;height:76" id="docshape16" coordorigin="284,95" coordsize="76,76" path="m327,170l317,170,312,170,284,138,284,128,317,95,327,95,359,133,359,138,327,170xe" filled="true" fillcolor="#1d1d1d" stroked="false">
                         <v:path arrowok="t"/>
                         <v:fill type="solid"/>
@@ -6363,7 +6363,7 @@
               <mc:AlternateContent>
                 <mc:Choice Requires="wps">
                   <w:drawing>
-                    <wp:anchor distT="0" distB="0" distL="0" distR="0" allowOverlap="1" layoutInCell="1" locked="0" behindDoc="1" simplePos="0" relativeHeight="487179776">
+                    <wp:anchor distT="0" distB="0" distL="0" distR="0" allowOverlap="1" layoutInCell="1" locked="0" behindDoc="1" simplePos="0" relativeHeight="487175168">
                       <wp:simplePos x="0" y="0"/>
                       <wp:positionH relativeFrom="column">
                         <wp:posOffset>235208</wp:posOffset>
@@ -6459,7 +6459,7 @@
                 </mc:Choice>
                 <mc:Fallback>
                   <w:pict>
-                    <v:group style="position:absolute;margin-left:18.520393pt;margin-top:4.771353pt;width:3.8pt;height:3.8pt;mso-position-horizontal-relative:column;mso-position-vertical-relative:paragraph;z-index:-16136704" id="docshapegroup17" coordorigin="370,95" coordsize="76,76">
+                    <v:group style="position:absolute;margin-left:18.520393pt;margin-top:4.771353pt;width:3.8pt;height:3.8pt;mso-position-horizontal-relative:column;mso-position-vertical-relative:paragraph;z-index:-16141312" id="docshapegroup17" coordorigin="370,95" coordsize="76,76">
                       <v:shape style="position:absolute;left:370;top:95;width:76;height:76" id="docshape18" coordorigin="370,95" coordsize="76,76" path="m413,170l403,170,398,170,370,138,370,128,403,95,413,95,445,133,445,138,413,170xe" filled="true" fillcolor="#1d1d1d" stroked="false">
                         <v:path arrowok="t"/>
                         <v:fill type="solid"/>
@@ -6474,10 +6474,10 @@
               <w:rPr>
                 <w:color w:val="1D1D1D"/>
                 <w:spacing w:val="-2"/>
-                <w:w w:val="110"/>
-                <w:sz w:val="22"/>
-              </w:rPr>
-              <w:t>NumPy</w:t>
+                <w:w w:val="115"/>
+                <w:sz w:val="22"/>
+              </w:rPr>
+              <w:t>OpenClaw</w:t>
             </w:r>
           </w:p>
         </w:tc>
@@ -6522,7 +6522,7 @@
               <mc:AlternateContent>
                 <mc:Choice Requires="wps">
                   <w:drawing>
-                    <wp:anchor distT="0" distB="0" distL="0" distR="0" allowOverlap="1" layoutInCell="1" locked="0" behindDoc="1" simplePos="0" relativeHeight="487136768">
+                    <wp:anchor distT="0" distB="0" distL="0" distR="0" allowOverlap="1" layoutInCell="1" locked="0" behindDoc="1" simplePos="0" relativeHeight="487130624">
                       <wp:simplePos x="0" y="0"/>
                       <wp:positionH relativeFrom="column">
                         <wp:posOffset>363596</wp:posOffset>
@@ -6618,7 +6618,7 @@
                 </mc:Choice>
                 <mc:Fallback>
                   <w:pict>
-                    <v:group style="position:absolute;margin-left:28.629654pt;margin-top:4.020041pt;width:3.8pt;height:3.8pt;mso-position-horizontal-relative:column;mso-position-vertical-relative:paragraph;z-index:-16179712" id="docshapegroup19" coordorigin="573,80" coordsize="76,76">
+                    <v:group style="position:absolute;margin-left:28.629654pt;margin-top:4.020041pt;width:3.8pt;height:3.8pt;mso-position-horizontal-relative:column;mso-position-vertical-relative:paragraph;z-index:-16185856" id="docshapegroup19" coordorigin="573,80" coordsize="76,76">
                       <v:shape style="position:absolute;left:572;top:80;width:76;height:76" id="docshape20" coordorigin="573,80" coordsize="76,76" path="m615,155l605,155,600,154,573,123,573,113,605,80,615,80,648,118,648,123,615,155xe" filled="true" fillcolor="#1d1d1d" stroked="false">
                         <v:path arrowok="t"/>
                         <v:fill type="solid"/>
@@ -6660,7 +6660,7 @@
               <mc:AlternateContent>
                 <mc:Choice Requires="wps">
                   <w:drawing>
-                    <wp:anchor distT="0" distB="0" distL="0" distR="0" allowOverlap="1" layoutInCell="1" locked="0" behindDoc="1" simplePos="0" relativeHeight="487151104">
+                    <wp:anchor distT="0" distB="0" distL="0" distR="0" allowOverlap="1" layoutInCell="1" locked="0" behindDoc="1" simplePos="0" relativeHeight="487144960">
                       <wp:simplePos x="0" y="0"/>
                       <wp:positionH relativeFrom="column">
                         <wp:posOffset>184082</wp:posOffset>
@@ -6756,7 +6756,7 @@
                 </mc:Choice>
                 <mc:Fallback>
                   <w:pict>
-                    <v:group style="position:absolute;margin-left:14.494654pt;margin-top:4.020041pt;width:3.8pt;height:3.8pt;mso-position-horizontal-relative:column;mso-position-vertical-relative:paragraph;z-index:-16165376" id="docshapegroup21" coordorigin="290,80" coordsize="76,76">
+                    <v:group style="position:absolute;margin-left:14.494654pt;margin-top:4.020041pt;width:3.8pt;height:3.8pt;mso-position-horizontal-relative:column;mso-position-vertical-relative:paragraph;z-index:-16171520" id="docshapegroup21" coordorigin="290,80" coordsize="76,76">
                       <v:shape style="position:absolute;left:289;top:80;width:76;height:76" id="docshape22" coordorigin="290,80" coordsize="76,76" path="m332,155l322,155,318,154,290,123,290,113,322,80,332,80,365,118,365,123,332,155xe" filled="true" fillcolor="#1d1d1d" stroked="false">
                         <v:path arrowok="t"/>
                         <v:fill type="solid"/>
@@ -6815,7 +6815,7 @@
               <mc:AlternateContent>
                 <mc:Choice Requires="wps">
                   <w:drawing>
-                    <wp:anchor distT="0" distB="0" distL="0" distR="0" allowOverlap="1" layoutInCell="1" locked="0" behindDoc="1" simplePos="0" relativeHeight="487165952">
+                    <wp:anchor distT="0" distB="0" distL="0" distR="0" allowOverlap="1" layoutInCell="1" locked="0" behindDoc="1" simplePos="0" relativeHeight="487160320">
                       <wp:simplePos x="0" y="0"/>
                       <wp:positionH relativeFrom="column">
                         <wp:posOffset>180509</wp:posOffset>
@@ -6911,7 +6911,7 @@
                 </mc:Choice>
                 <mc:Fallback>
                   <w:pict>
-                    <v:group style="position:absolute;margin-left:14.213369pt;margin-top:4.020041pt;width:3.8pt;height:3.8pt;mso-position-horizontal-relative:column;mso-position-vertical-relative:paragraph;z-index:-16150528" id="docshapegroup23" coordorigin="284,80" coordsize="76,76">
+                    <v:group style="position:absolute;margin-left:14.213369pt;margin-top:4.020041pt;width:3.8pt;height:3.8pt;mso-position-horizontal-relative:column;mso-position-vertical-relative:paragraph;z-index:-16156160" id="docshapegroup23" coordorigin="284,80" coordsize="76,76">
                       <v:shape style="position:absolute;left:284;top:80;width:76;height:76" id="docshape24" coordorigin="284,80" coordsize="76,76" path="m327,155l317,155,312,154,284,123,284,113,317,80,327,80,359,118,359,123,327,155xe" filled="true" fillcolor="#1d1d1d" stroked="false">
                         <v:path arrowok="t"/>
                         <v:fill type="solid"/>
@@ -6953,7 +6953,7 @@
               <mc:AlternateContent>
                 <mc:Choice Requires="wps">
                   <w:drawing>
-                    <wp:anchor distT="0" distB="0" distL="0" distR="0" allowOverlap="1" layoutInCell="1" locked="0" behindDoc="1" simplePos="0" relativeHeight="487180288">
+                    <wp:anchor distT="0" distB="0" distL="0" distR="0" allowOverlap="1" layoutInCell="1" locked="0" behindDoc="1" simplePos="0" relativeHeight="487175680">
                       <wp:simplePos x="0" y="0"/>
                       <wp:positionH relativeFrom="column">
                         <wp:posOffset>235208</wp:posOffset>
@@ -7049,7 +7049,7 @@
                 </mc:Choice>
                 <mc:Fallback>
                   <w:pict>
-                    <v:group style="position:absolute;margin-left:18.520393pt;margin-top:4.020041pt;width:3.8pt;height:3.8pt;mso-position-horizontal-relative:column;mso-position-vertical-relative:paragraph;z-index:-16136192" id="docshapegroup25" coordorigin="370,80" coordsize="76,76">
+                    <v:group style="position:absolute;margin-left:18.520393pt;margin-top:4.020041pt;width:3.8pt;height:3.8pt;mso-position-horizontal-relative:column;mso-position-vertical-relative:paragraph;z-index:-16140800" id="docshapegroup25" coordorigin="370,80" coordsize="76,76">
                       <v:shape style="position:absolute;left:370;top:80;width:76;height:76" id="docshape26" coordorigin="370,80" coordsize="76,76" path="m413,155l403,155,398,154,370,123,370,113,403,80,413,80,445,118,445,123,413,155xe" filled="true" fillcolor="#1d1d1d" stroked="false">
                         <v:path arrowok="t"/>
                         <v:fill type="solid"/>
@@ -7064,10 +7064,10 @@
               <w:rPr>
                 <w:color w:val="1D1D1D"/>
                 <w:spacing w:val="-2"/>
-                <w:w w:val="115"/>
-                <w:sz w:val="22"/>
-              </w:rPr>
-              <w:t>pandas</w:t>
+                <w:w w:val="110"/>
+                <w:sz w:val="22"/>
+              </w:rPr>
+              <w:t>NumPy</w:t>
             </w:r>
           </w:p>
         </w:tc>
@@ -7111,7 +7111,7 @@
               <mc:AlternateContent>
                 <mc:Choice Requires="wps">
                   <w:drawing>
-                    <wp:anchor distT="0" distB="0" distL="0" distR="0" allowOverlap="1" layoutInCell="1" locked="0" behindDoc="1" simplePos="0" relativeHeight="487137280">
+                    <wp:anchor distT="0" distB="0" distL="0" distR="0" allowOverlap="1" layoutInCell="1" locked="0" behindDoc="1" simplePos="0" relativeHeight="487131136">
                       <wp:simplePos x="0" y="0"/>
                       <wp:positionH relativeFrom="column">
                         <wp:posOffset>363596</wp:posOffset>
@@ -7207,7 +7207,7 @@
                 </mc:Choice>
                 <mc:Fallback>
                   <w:pict>
-                    <v:group style="position:absolute;margin-left:28.629654pt;margin-top:5.221369pt;width:3.8pt;height:3.8pt;mso-position-horizontal-relative:column;mso-position-vertical-relative:paragraph;z-index:-16179200" id="docshapegroup27" coordorigin="573,104" coordsize="76,76">
+                    <v:group style="position:absolute;margin-left:28.629654pt;margin-top:5.221369pt;width:3.8pt;height:3.8pt;mso-position-horizontal-relative:column;mso-position-vertical-relative:paragraph;z-index:-16185344" id="docshapegroup27" coordorigin="573,104" coordsize="76,76">
                       <v:shape style="position:absolute;left:572;top:104;width:76;height:76" id="docshape28" coordorigin="573,104" coordsize="76,76" path="m615,179l605,179,600,179,573,147,573,137,605,104,615,104,648,142,648,147,615,179xe" filled="true" fillcolor="#1d1d1d" stroked="false">
                         <v:path arrowok="t"/>
                         <v:fill type="solid"/>
@@ -7248,7 +7248,7 @@
               <mc:AlternateContent>
                 <mc:Choice Requires="wps">
                   <w:drawing>
-                    <wp:anchor distT="0" distB="0" distL="0" distR="0" allowOverlap="1" layoutInCell="1" locked="0" behindDoc="1" simplePos="0" relativeHeight="487151616">
+                    <wp:anchor distT="0" distB="0" distL="0" distR="0" allowOverlap="1" layoutInCell="1" locked="0" behindDoc="1" simplePos="0" relativeHeight="487145472">
                       <wp:simplePos x="0" y="0"/>
                       <wp:positionH relativeFrom="column">
                         <wp:posOffset>184082</wp:posOffset>
@@ -7344,7 +7344,7 @@
                 </mc:Choice>
                 <mc:Fallback>
                   <w:pict>
-                    <v:group style="position:absolute;margin-left:14.494654pt;margin-top:5.221369pt;width:3.8pt;height:3.8pt;mso-position-horizontal-relative:column;mso-position-vertical-relative:paragraph;z-index:-16164864" id="docshapegroup29" coordorigin="290,104" coordsize="76,76">
+                    <v:group style="position:absolute;margin-left:14.494654pt;margin-top:5.221369pt;width:3.8pt;height:3.8pt;mso-position-horizontal-relative:column;mso-position-vertical-relative:paragraph;z-index:-16171008" id="docshapegroup29" coordorigin="290,104" coordsize="76,76">
                       <v:shape style="position:absolute;left:289;top:104;width:76;height:76" id="docshape30" coordorigin="290,104" coordsize="76,76" path="m332,179l322,179,318,179,290,147,290,137,322,104,332,104,365,142,365,147,332,179xe" filled="true" fillcolor="#1d1d1d" stroked="false">
                         <v:path arrowok="t"/>
                         <v:fill type="solid"/>
@@ -7385,7 +7385,7 @@
               <mc:AlternateContent>
                 <mc:Choice Requires="wps">
                   <w:drawing>
-                    <wp:anchor distT="0" distB="0" distL="0" distR="0" allowOverlap="1" layoutInCell="1" locked="0" behindDoc="1" simplePos="0" relativeHeight="487166464">
+                    <wp:anchor distT="0" distB="0" distL="0" distR="0" allowOverlap="1" layoutInCell="1" locked="0" behindDoc="1" simplePos="0" relativeHeight="487160832">
                       <wp:simplePos x="0" y="0"/>
                       <wp:positionH relativeFrom="column">
                         <wp:posOffset>180509</wp:posOffset>
@@ -7481,7 +7481,7 @@
                 </mc:Choice>
                 <mc:Fallback>
                   <w:pict>
-                    <v:group style="position:absolute;margin-left:14.213369pt;margin-top:5.221369pt;width:3.8pt;height:3.8pt;mso-position-horizontal-relative:column;mso-position-vertical-relative:paragraph;z-index:-16150016" id="docshapegroup31" coordorigin="284,104" coordsize="76,76">
+                    <v:group style="position:absolute;margin-left:14.213369pt;margin-top:5.221369pt;width:3.8pt;height:3.8pt;mso-position-horizontal-relative:column;mso-position-vertical-relative:paragraph;z-index:-16155648" id="docshapegroup31" coordorigin="284,104" coordsize="76,76">
                       <v:shape style="position:absolute;left:284;top:104;width:76;height:76" id="docshape32" coordorigin="284,104" coordsize="76,76" path="m327,179l317,179,312,179,284,147,284,137,317,104,327,104,359,142,359,147,327,179xe" filled="true" fillcolor="#1d1d1d" stroked="false">
                         <v:path arrowok="t"/>
                         <v:fill type="solid"/>
@@ -7522,7 +7522,7 @@
               <mc:AlternateContent>
                 <mc:Choice Requires="wps">
                   <w:drawing>
-                    <wp:anchor distT="0" distB="0" distL="0" distR="0" allowOverlap="1" layoutInCell="1" locked="0" behindDoc="1" simplePos="0" relativeHeight="487180800">
+                    <wp:anchor distT="0" distB="0" distL="0" distR="0" allowOverlap="1" layoutInCell="1" locked="0" behindDoc="1" simplePos="0" relativeHeight="487176192">
                       <wp:simplePos x="0" y="0"/>
                       <wp:positionH relativeFrom="column">
                         <wp:posOffset>235208</wp:posOffset>
@@ -7618,7 +7618,7 @@
                 </mc:Choice>
                 <mc:Fallback>
                   <w:pict>
-                    <v:group style="position:absolute;margin-left:18.520393pt;margin-top:5.221369pt;width:3.8pt;height:3.8pt;mso-position-horizontal-relative:column;mso-position-vertical-relative:paragraph;z-index:-16135680" id="docshapegroup33" coordorigin="370,104" coordsize="76,76">
+                    <v:group style="position:absolute;margin-left:18.520393pt;margin-top:5.221369pt;width:3.8pt;height:3.8pt;mso-position-horizontal-relative:column;mso-position-vertical-relative:paragraph;z-index:-16140288" id="docshapegroup33" coordorigin="370,104" coordsize="76,76">
                       <v:shape style="position:absolute;left:370;top:104;width:76;height:76" id="docshape34" coordorigin="370,104" coordsize="76,76" path="m413,179l403,179,398,179,370,147,370,137,403,104,413,104,445,142,445,147,413,179xe" filled="true" fillcolor="#1d1d1d" stroked="false">
                         <v:path arrowok="t"/>
                         <v:fill type="solid"/>
@@ -7633,10 +7633,10 @@
               <w:rPr>
                 <w:color w:val="1D1D1D"/>
                 <w:spacing w:val="-2"/>
-                <w:w w:val="120"/>
-                <w:sz w:val="22"/>
-              </w:rPr>
-              <w:t>JupyterLab</w:t>
+                <w:w w:val="115"/>
+                <w:sz w:val="22"/>
+              </w:rPr>
+              <w:t>pandas</w:t>
             </w:r>
           </w:p>
         </w:tc>
@@ -7680,7 +7680,7 @@
               <mc:AlternateContent>
                 <mc:Choice Requires="wps">
                   <w:drawing>
-                    <wp:anchor distT="0" distB="0" distL="0" distR="0" allowOverlap="1" layoutInCell="1" locked="0" behindDoc="1" simplePos="0" relativeHeight="487137792">
+                    <wp:anchor distT="0" distB="0" distL="0" distR="0" allowOverlap="1" layoutInCell="1" locked="0" behindDoc="1" simplePos="0" relativeHeight="487131648">
                       <wp:simplePos x="0" y="0"/>
                       <wp:positionH relativeFrom="column">
                         <wp:posOffset>363596</wp:posOffset>
@@ -7776,7 +7776,7 @@
                 </mc:Choice>
                 <mc:Fallback>
                   <w:pict>
-                    <v:group style="position:absolute;margin-left:28.629654pt;margin-top:5.221378pt;width:3.8pt;height:3.8pt;mso-position-horizontal-relative:column;mso-position-vertical-relative:paragraph;z-index:-16178688" id="docshapegroup35" coordorigin="573,104" coordsize="76,76">
+                    <v:group style="position:absolute;margin-left:28.629654pt;margin-top:5.221378pt;width:3.8pt;height:3.8pt;mso-position-horizontal-relative:column;mso-position-vertical-relative:paragraph;z-index:-16184832" id="docshapegroup35" coordorigin="573,104" coordsize="76,76">
                       <v:shape style="position:absolute;left:572;top:104;width:76;height:76" id="docshape36" coordorigin="573,104" coordsize="76,76" path="m615,179l605,179,600,179,573,147,573,137,605,104,615,104,648,142,648,147,615,179xe" filled="true" fillcolor="#1d1d1d" stroked="false">
                         <v:path arrowok="t"/>
                         <v:fill type="solid"/>
@@ -7817,7 +7817,7 @@
               <mc:AlternateContent>
                 <mc:Choice Requires="wps">
                   <w:drawing>
-                    <wp:anchor distT="0" distB="0" distL="0" distR="0" allowOverlap="1" layoutInCell="1" locked="0" behindDoc="1" simplePos="0" relativeHeight="487152128">
+                    <wp:anchor distT="0" distB="0" distL="0" distR="0" allowOverlap="1" layoutInCell="1" locked="0" behindDoc="1" simplePos="0" relativeHeight="487145984">
                       <wp:simplePos x="0" y="0"/>
                       <wp:positionH relativeFrom="column">
                         <wp:posOffset>184082</wp:posOffset>
@@ -7913,7 +7913,7 @@
                 </mc:Choice>
                 <mc:Fallback>
                   <w:pict>
-                    <v:group style="position:absolute;margin-left:14.494654pt;margin-top:5.221378pt;width:3.8pt;height:3.8pt;mso-position-horizontal-relative:column;mso-position-vertical-relative:paragraph;z-index:-16164352" id="docshapegroup37" coordorigin="290,104" coordsize="76,76">
+                    <v:group style="position:absolute;margin-left:14.494654pt;margin-top:5.221378pt;width:3.8pt;height:3.8pt;mso-position-horizontal-relative:column;mso-position-vertical-relative:paragraph;z-index:-16170496" id="docshapegroup37" coordorigin="290,104" coordsize="76,76">
                       <v:shape style="position:absolute;left:289;top:104;width:76;height:76" id="docshape38" coordorigin="290,104" coordsize="76,76" path="m332,179l322,179,318,179,290,147,290,137,322,104,332,104,365,142,365,147,332,179xe" filled="true" fillcolor="#1d1d1d" stroked="false">
                         <v:path arrowok="t"/>
                         <v:fill type="solid"/>
@@ -7954,7 +7954,7 @@
               <mc:AlternateContent>
                 <mc:Choice Requires="wps">
                   <w:drawing>
-                    <wp:anchor distT="0" distB="0" distL="0" distR="0" allowOverlap="1" layoutInCell="1" locked="0" behindDoc="1" simplePos="0" relativeHeight="487166976">
+                    <wp:anchor distT="0" distB="0" distL="0" distR="0" allowOverlap="1" layoutInCell="1" locked="0" behindDoc="1" simplePos="0" relativeHeight="487161344">
                       <wp:simplePos x="0" y="0"/>
                       <wp:positionH relativeFrom="column">
                         <wp:posOffset>180509</wp:posOffset>
@@ -8050,7 +8050,7 @@
                 </mc:Choice>
                 <mc:Fallback>
                   <w:pict>
-                    <v:group style="position:absolute;margin-left:14.213369pt;margin-top:5.221378pt;width:3.8pt;height:3.8pt;mso-position-horizontal-relative:column;mso-position-vertical-relative:paragraph;z-index:-16149504" id="docshapegroup39" coordorigin="284,104" coordsize="76,76">
+                    <v:group style="position:absolute;margin-left:14.213369pt;margin-top:5.221378pt;width:3.8pt;height:3.8pt;mso-position-horizontal-relative:column;mso-position-vertical-relative:paragraph;z-index:-16155136" id="docshapegroup39" coordorigin="284,104" coordsize="76,76">
                       <v:shape style="position:absolute;left:284;top:104;width:76;height:76" id="docshape40" coordorigin="284,104" coordsize="76,76" path="m327,179l317,179,312,179,284,147,284,137,317,104,327,104,359,142,359,147,327,179xe" filled="true" fillcolor="#1d1d1d" stroked="false">
                         <v:path arrowok="t"/>
                         <v:fill type="solid"/>
@@ -8091,7 +8091,7 @@
               <mc:AlternateContent>
                 <mc:Choice Requires="wps">
                   <w:drawing>
-                    <wp:anchor distT="0" distB="0" distL="0" distR="0" allowOverlap="1" layoutInCell="1" locked="0" behindDoc="1" simplePos="0" relativeHeight="487181312">
+                    <wp:anchor distT="0" distB="0" distL="0" distR="0" allowOverlap="1" layoutInCell="1" locked="0" behindDoc="1" simplePos="0" relativeHeight="487176704">
                       <wp:simplePos x="0" y="0"/>
                       <wp:positionH relativeFrom="column">
                         <wp:posOffset>235208</wp:posOffset>
@@ -8187,7 +8187,7 @@
                 </mc:Choice>
                 <mc:Fallback>
                   <w:pict>
-                    <v:group style="position:absolute;margin-left:18.520393pt;margin-top:5.221378pt;width:3.8pt;height:3.8pt;mso-position-horizontal-relative:column;mso-position-vertical-relative:paragraph;z-index:-16135168" id="docshapegroup41" coordorigin="370,104" coordsize="76,76">
+                    <v:group style="position:absolute;margin-left:18.520393pt;margin-top:5.221378pt;width:3.8pt;height:3.8pt;mso-position-horizontal-relative:column;mso-position-vertical-relative:paragraph;z-index:-16139776" id="docshapegroup41" coordorigin="370,104" coordsize="76,76">
                       <v:shape style="position:absolute;left:370;top:104;width:76;height:76" id="docshape42" coordorigin="370,104" coordsize="76,76" path="m413,179l403,179,398,179,370,147,370,137,403,104,413,104,445,142,445,147,413,179xe" filled="true" fillcolor="#1d1d1d" stroked="false">
                         <v:path arrowok="t"/>
                         <v:fill type="solid"/>
@@ -8202,10 +8202,10 @@
               <w:rPr>
                 <w:color w:val="1D1D1D"/>
                 <w:spacing w:val="-2"/>
-                <w:w w:val="115"/>
-                <w:sz w:val="22"/>
-              </w:rPr>
-              <w:t>PyTorch</w:t>
+                <w:w w:val="120"/>
+                <w:sz w:val="22"/>
+              </w:rPr>
+              <w:t>JupyterLab</w:t>
             </w:r>
           </w:p>
         </w:tc>
@@ -8249,7 +8249,7 @@
               <mc:AlternateContent>
                 <mc:Choice Requires="wps">
                   <w:drawing>
-                    <wp:anchor distT="0" distB="0" distL="0" distR="0" allowOverlap="1" layoutInCell="1" locked="0" behindDoc="1" simplePos="0" relativeHeight="487138304">
+                    <wp:anchor distT="0" distB="0" distL="0" distR="0" allowOverlap="1" layoutInCell="1" locked="0" behindDoc="1" simplePos="0" relativeHeight="487132160">
                       <wp:simplePos x="0" y="0"/>
                       <wp:positionH relativeFrom="column">
                         <wp:posOffset>363596</wp:posOffset>
@@ -8345,7 +8345,7 @@
                 </mc:Choice>
                 <mc:Fallback>
                   <w:pict>
-                    <v:group style="position:absolute;margin-left:28.629654pt;margin-top:5.221386pt;width:3.8pt;height:3.8pt;mso-position-horizontal-relative:column;mso-position-vertical-relative:paragraph;z-index:-16178176" id="docshapegroup43" coordorigin="573,104" coordsize="76,76">
+                    <v:group style="position:absolute;margin-left:28.629654pt;margin-top:5.221386pt;width:3.8pt;height:3.8pt;mso-position-horizontal-relative:column;mso-position-vertical-relative:paragraph;z-index:-16184320" id="docshapegroup43" coordorigin="573,104" coordsize="76,76">
                       <v:shape style="position:absolute;left:572;top:104;width:76;height:76" id="docshape44" coordorigin="573,104" coordsize="76,76" path="m615,179l605,179,600,179,573,147,573,137,605,104,615,104,648,142,648,147,615,179xe" filled="true" fillcolor="#1d1d1d" stroked="false">
                         <v:path arrowok="t"/>
                         <v:fill type="solid"/>
@@ -8386,7 +8386,7 @@
               <mc:AlternateContent>
                 <mc:Choice Requires="wps">
                   <w:drawing>
-                    <wp:anchor distT="0" distB="0" distL="0" distR="0" allowOverlap="1" layoutInCell="1" locked="0" behindDoc="1" simplePos="0" relativeHeight="487152640">
+                    <wp:anchor distT="0" distB="0" distL="0" distR="0" allowOverlap="1" layoutInCell="1" locked="0" behindDoc="1" simplePos="0" relativeHeight="487146496">
                       <wp:simplePos x="0" y="0"/>
                       <wp:positionH relativeFrom="column">
                         <wp:posOffset>184082</wp:posOffset>
@@ -8482,7 +8482,7 @@
                 </mc:Choice>
                 <mc:Fallback>
                   <w:pict>
-                    <v:group style="position:absolute;margin-left:14.494654pt;margin-top:5.221386pt;width:3.8pt;height:3.8pt;mso-position-horizontal-relative:column;mso-position-vertical-relative:paragraph;z-index:-16163840" id="docshapegroup45" coordorigin="290,104" coordsize="76,76">
+                    <v:group style="position:absolute;margin-left:14.494654pt;margin-top:5.221386pt;width:3.8pt;height:3.8pt;mso-position-horizontal-relative:column;mso-position-vertical-relative:paragraph;z-index:-16169984" id="docshapegroup45" coordorigin="290,104" coordsize="76,76">
                       <v:shape style="position:absolute;left:289;top:104;width:76;height:76" id="docshape46" coordorigin="290,104" coordsize="76,76" path="m332,179l322,179,318,179,290,147,290,137,322,104,332,104,365,142,365,147,332,179xe" filled="true" fillcolor="#1d1d1d" stroked="false">
                         <v:path arrowok="t"/>
                         <v:fill type="solid"/>
@@ -8540,7 +8540,7 @@
               <mc:AlternateContent>
                 <mc:Choice Requires="wps">
                   <w:drawing>
-                    <wp:anchor distT="0" distB="0" distL="0" distR="0" allowOverlap="1" layoutInCell="1" locked="0" behindDoc="1" simplePos="0" relativeHeight="487167488">
+                    <wp:anchor distT="0" distB="0" distL="0" distR="0" allowOverlap="1" layoutInCell="1" locked="0" behindDoc="1" simplePos="0" relativeHeight="487161856">
                       <wp:simplePos x="0" y="0"/>
                       <wp:positionH relativeFrom="column">
                         <wp:posOffset>180509</wp:posOffset>
@@ -8636,7 +8636,7 @@
                 </mc:Choice>
                 <mc:Fallback>
                   <w:pict>
-                    <v:group style="position:absolute;margin-left:14.213369pt;margin-top:5.221386pt;width:3.8pt;height:3.8pt;mso-position-horizontal-relative:column;mso-position-vertical-relative:paragraph;z-index:-16148992" id="docshapegroup47" coordorigin="284,104" coordsize="76,76">
+                    <v:group style="position:absolute;margin-left:14.213369pt;margin-top:5.221386pt;width:3.8pt;height:3.8pt;mso-position-horizontal-relative:column;mso-position-vertical-relative:paragraph;z-index:-16154624" id="docshapegroup47" coordorigin="284,104" coordsize="76,76">
                       <v:shape style="position:absolute;left:284;top:104;width:76;height:76" id="docshape48" coordorigin="284,104" coordsize="76,76" path="m327,179l317,179,312,179,284,147,284,137,317,104,327,104,359,142,359,147,327,179xe" filled="true" fillcolor="#1d1d1d" stroked="false">
                         <v:path arrowok="t"/>
                         <v:fill type="solid"/>
@@ -8677,7 +8677,7 @@
               <mc:AlternateContent>
                 <mc:Choice Requires="wps">
                   <w:drawing>
-                    <wp:anchor distT="0" distB="0" distL="0" distR="0" allowOverlap="1" layoutInCell="1" locked="0" behindDoc="1" simplePos="0" relativeHeight="487181824">
+                    <wp:anchor distT="0" distB="0" distL="0" distR="0" allowOverlap="1" layoutInCell="1" locked="0" behindDoc="1" simplePos="0" relativeHeight="487177216">
                       <wp:simplePos x="0" y="0"/>
                       <wp:positionH relativeFrom="column">
                         <wp:posOffset>235208</wp:posOffset>
@@ -8773,7 +8773,7 @@
                 </mc:Choice>
                 <mc:Fallback>
                   <w:pict>
-                    <v:group style="position:absolute;margin-left:18.520393pt;margin-top:5.221386pt;width:3.8pt;height:3.8pt;mso-position-horizontal-relative:column;mso-position-vertical-relative:paragraph;z-index:-16134656" id="docshapegroup49" coordorigin="370,104" coordsize="76,76">
+                    <v:group style="position:absolute;margin-left:18.520393pt;margin-top:5.221386pt;width:3.8pt;height:3.8pt;mso-position-horizontal-relative:column;mso-position-vertical-relative:paragraph;z-index:-16139264" id="docshapegroup49" coordorigin="370,104" coordsize="76,76">
                       <v:shape style="position:absolute;left:370;top:104;width:76;height:76" id="docshape50" coordorigin="370,104" coordsize="76,76" path="m413,179l403,179,398,179,370,147,370,137,403,104,413,104,445,142,445,147,413,179xe" filled="true" fillcolor="#1d1d1d" stroked="false">
                         <v:path arrowok="t"/>
                         <v:fill type="solid"/>
@@ -8788,10 +8788,10 @@
               <w:rPr>
                 <w:color w:val="1D1D1D"/>
                 <w:spacing w:val="-2"/>
-                <w:w w:val="110"/>
-                <w:sz w:val="22"/>
-              </w:rPr>
-              <w:t>TensorFlow</w:t>
+                <w:w w:val="115"/>
+                <w:sz w:val="22"/>
+              </w:rPr>
+              <w:t>PyTorch</w:t>
             </w:r>
           </w:p>
         </w:tc>
@@ -8835,7 +8835,7 @@
               <mc:AlternateContent>
                 <mc:Choice Requires="wps">
                   <w:drawing>
-                    <wp:anchor distT="0" distB="0" distL="0" distR="0" allowOverlap="1" layoutInCell="1" locked="0" behindDoc="1" simplePos="0" relativeHeight="487138816">
+                    <wp:anchor distT="0" distB="0" distL="0" distR="0" allowOverlap="1" layoutInCell="1" locked="0" behindDoc="1" simplePos="0" relativeHeight="487132672">
                       <wp:simplePos x="0" y="0"/>
                       <wp:positionH relativeFrom="column">
                         <wp:posOffset>363596</wp:posOffset>
@@ -8931,7 +8931,7 @@
                 </mc:Choice>
                 <mc:Fallback>
                   <w:pict>
-                    <v:group style="position:absolute;margin-left:28.629654pt;margin-top:5.221364pt;width:3.8pt;height:3.8pt;mso-position-horizontal-relative:column;mso-position-vertical-relative:paragraph;z-index:-16177664" id="docshapegroup51" coordorigin="573,104" coordsize="76,76">
+                    <v:group style="position:absolute;margin-left:28.629654pt;margin-top:5.221364pt;width:3.8pt;height:3.8pt;mso-position-horizontal-relative:column;mso-position-vertical-relative:paragraph;z-index:-16183808" id="docshapegroup51" coordorigin="573,104" coordsize="76,76">
                       <v:shape style="position:absolute;left:572;top:104;width:76;height:76" id="docshape52" coordorigin="573,104" coordsize="76,76" path="m615,179l605,179,600,179,573,147,573,137,605,104,615,104,648,142,648,147,615,179xe" filled="true" fillcolor="#1d1d1d" stroked="false">
                         <v:path arrowok="t"/>
                         <v:fill type="solid"/>
@@ -8972,7 +8972,7 @@
               <mc:AlternateContent>
                 <mc:Choice Requires="wps">
                   <w:drawing>
-                    <wp:anchor distT="0" distB="0" distL="0" distR="0" allowOverlap="1" layoutInCell="1" locked="0" behindDoc="1" simplePos="0" relativeHeight="487153152">
+                    <wp:anchor distT="0" distB="0" distL="0" distR="0" allowOverlap="1" layoutInCell="1" locked="0" behindDoc="1" simplePos="0" relativeHeight="487147008">
                       <wp:simplePos x="0" y="0"/>
                       <wp:positionH relativeFrom="column">
                         <wp:posOffset>184082</wp:posOffset>
@@ -9068,7 +9068,7 @@
                 </mc:Choice>
                 <mc:Fallback>
                   <w:pict>
-                    <v:group style="position:absolute;margin-left:14.494654pt;margin-top:5.221364pt;width:3.8pt;height:3.8pt;mso-position-horizontal-relative:column;mso-position-vertical-relative:paragraph;z-index:-16163328" id="docshapegroup53" coordorigin="290,104" coordsize="76,76">
+                    <v:group style="position:absolute;margin-left:14.494654pt;margin-top:5.221364pt;width:3.8pt;height:3.8pt;mso-position-horizontal-relative:column;mso-position-vertical-relative:paragraph;z-index:-16169472" id="docshapegroup53" coordorigin="290,104" coordsize="76,76">
                       <v:shape style="position:absolute;left:289;top:104;width:76;height:76" id="docshape54" coordorigin="290,104" coordsize="76,76" path="m332,179l322,179,318,179,290,147,290,137,322,104,332,104,365,142,365,147,332,179xe" filled="true" fillcolor="#1d1d1d" stroked="false">
                         <v:path arrowok="t"/>
                         <v:fill type="solid"/>
@@ -9109,7 +9109,7 @@
               <mc:AlternateContent>
                 <mc:Choice Requires="wps">
                   <w:drawing>
-                    <wp:anchor distT="0" distB="0" distL="0" distR="0" allowOverlap="1" layoutInCell="1" locked="0" behindDoc="1" simplePos="0" relativeHeight="487168000">
+                    <wp:anchor distT="0" distB="0" distL="0" distR="0" allowOverlap="1" layoutInCell="1" locked="0" behindDoc="1" simplePos="0" relativeHeight="487162368">
                       <wp:simplePos x="0" y="0"/>
                       <wp:positionH relativeFrom="column">
                         <wp:posOffset>180509</wp:posOffset>
@@ -9205,7 +9205,7 @@
                 </mc:Choice>
                 <mc:Fallback>
                   <w:pict>
-                    <v:group style="position:absolute;margin-left:14.213369pt;margin-top:5.221364pt;width:3.8pt;height:3.8pt;mso-position-horizontal-relative:column;mso-position-vertical-relative:paragraph;z-index:-16148480" id="docshapegroup55" coordorigin="284,104" coordsize="76,76">
+                    <v:group style="position:absolute;margin-left:14.213369pt;margin-top:5.221364pt;width:3.8pt;height:3.8pt;mso-position-horizontal-relative:column;mso-position-vertical-relative:paragraph;z-index:-16154112" id="docshapegroup55" coordorigin="284,104" coordsize="76,76">
                       <v:shape style="position:absolute;left:284;top:104;width:76;height:76" id="docshape56" coordorigin="284,104" coordsize="76,76" path="m327,179l317,179,312,179,284,147,284,137,317,104,327,104,359,142,359,147,327,179xe" filled="true" fillcolor="#1d1d1d" stroked="false">
                         <v:path arrowok="t"/>
                         <v:fill type="solid"/>
@@ -9246,7 +9246,7 @@
               <mc:AlternateContent>
                 <mc:Choice Requires="wps">
                   <w:drawing>
-                    <wp:anchor distT="0" distB="0" distL="0" distR="0" allowOverlap="1" layoutInCell="1" locked="0" behindDoc="1" simplePos="0" relativeHeight="487182336">
+                    <wp:anchor distT="0" distB="0" distL="0" distR="0" allowOverlap="1" layoutInCell="1" locked="0" behindDoc="1" simplePos="0" relativeHeight="487177728">
                       <wp:simplePos x="0" y="0"/>
                       <wp:positionH relativeFrom="column">
                         <wp:posOffset>235208</wp:posOffset>
@@ -9342,7 +9342,7 @@
                 </mc:Choice>
                 <mc:Fallback>
                   <w:pict>
-                    <v:group style="position:absolute;margin-left:18.520393pt;margin-top:5.221364pt;width:3.8pt;height:3.8pt;mso-position-horizontal-relative:column;mso-position-vertical-relative:paragraph;z-index:-16134144" id="docshapegroup57" coordorigin="370,104" coordsize="76,76">
+                    <v:group style="position:absolute;margin-left:18.520393pt;margin-top:5.221364pt;width:3.8pt;height:3.8pt;mso-position-horizontal-relative:column;mso-position-vertical-relative:paragraph;z-index:-16138752" id="docshapegroup57" coordorigin="370,104" coordsize="76,76">
                       <v:shape style="position:absolute;left:370;top:104;width:76;height:76" id="docshape58" coordorigin="370,104" coordsize="76,76" path="m413,179l403,179,398,179,370,147,370,137,403,104,413,104,445,142,445,147,413,179xe" filled="true" fillcolor="#1d1d1d" stroked="false">
                         <v:path arrowok="t"/>
                         <v:fill type="solid"/>
@@ -9360,7 +9360,7 @@
                 <w:w w:val="110"/>
                 <w:sz w:val="22"/>
               </w:rPr>
-              <w:t>Kubeflow</w:t>
+              <w:t>TensorFlow</w:t>
             </w:r>
           </w:p>
         </w:tc>
@@ -9403,7 +9403,7 @@
               <mc:AlternateContent>
                 <mc:Choice Requires="wps">
                   <w:drawing>
-                    <wp:anchor distT="0" distB="0" distL="0" distR="0" allowOverlap="1" layoutInCell="1" locked="0" behindDoc="1" simplePos="0" relativeHeight="487139328">
+                    <wp:anchor distT="0" distB="0" distL="0" distR="0" allowOverlap="1" layoutInCell="1" locked="0" behindDoc="1" simplePos="0" relativeHeight="487133184">
                       <wp:simplePos x="0" y="0"/>
                       <wp:positionH relativeFrom="column">
                         <wp:posOffset>363596</wp:posOffset>
@@ -9499,7 +9499,7 @@
                 </mc:Choice>
                 <mc:Fallback>
                   <w:pict>
-                    <v:group style="position:absolute;margin-left:28.629654pt;margin-top:5.221372pt;width:3.8pt;height:3.8pt;mso-position-horizontal-relative:column;mso-position-vertical-relative:paragraph;z-index:-16177152" id="docshapegroup59" coordorigin="573,104" coordsize="76,76">
+                    <v:group style="position:absolute;margin-left:28.629654pt;margin-top:5.221372pt;width:3.8pt;height:3.8pt;mso-position-horizontal-relative:column;mso-position-vertical-relative:paragraph;z-index:-16183296" id="docshapegroup59" coordorigin="573,104" coordsize="76,76">
                       <v:shape style="position:absolute;left:572;top:104;width:76;height:76" id="docshape60" coordorigin="573,104" coordsize="76,76" path="m615,179l605,179,600,179,573,147,573,137,605,104,615,104,648,142,648,147,615,179xe" filled="true" fillcolor="#1d1d1d" stroked="false">
                         <v:path arrowok="t"/>
                         <v:fill type="solid"/>
@@ -9540,7 +9540,7 @@
               <mc:AlternateContent>
                 <mc:Choice Requires="wps">
                   <w:drawing>
-                    <wp:anchor distT="0" distB="0" distL="0" distR="0" allowOverlap="1" layoutInCell="1" locked="0" behindDoc="1" simplePos="0" relativeHeight="487153664">
+                    <wp:anchor distT="0" distB="0" distL="0" distR="0" allowOverlap="1" layoutInCell="1" locked="0" behindDoc="1" simplePos="0" relativeHeight="487147520">
                       <wp:simplePos x="0" y="0"/>
                       <wp:positionH relativeFrom="column">
                         <wp:posOffset>184082</wp:posOffset>
@@ -9636,7 +9636,7 @@
                 </mc:Choice>
                 <mc:Fallback>
                   <w:pict>
-                    <v:group style="position:absolute;margin-left:14.494654pt;margin-top:5.221372pt;width:3.8pt;height:3.8pt;mso-position-horizontal-relative:column;mso-position-vertical-relative:paragraph;z-index:-16162816" id="docshapegroup61" coordorigin="290,104" coordsize="76,76">
+                    <v:group style="position:absolute;margin-left:14.494654pt;margin-top:5.221372pt;width:3.8pt;height:3.8pt;mso-position-horizontal-relative:column;mso-position-vertical-relative:paragraph;z-index:-16168960" id="docshapegroup61" coordorigin="290,104" coordsize="76,76">
                       <v:shape style="position:absolute;left:289;top:104;width:76;height:76" id="docshape62" coordorigin="290,104" coordsize="76,76" path="m332,179l322,179,318,179,290,147,290,137,322,104,332,104,365,142,365,147,332,179xe" filled="true" fillcolor="#1d1d1d" stroked="false">
                         <v:path arrowok="t"/>
                         <v:fill type="solid"/>
@@ -9677,7 +9677,7 @@
               <mc:AlternateContent>
                 <mc:Choice Requires="wps">
                   <w:drawing>
-                    <wp:anchor distT="0" distB="0" distL="0" distR="0" allowOverlap="1" layoutInCell="1" locked="0" behindDoc="1" simplePos="0" relativeHeight="487168512">
+                    <wp:anchor distT="0" distB="0" distL="0" distR="0" allowOverlap="1" layoutInCell="1" locked="0" behindDoc="1" simplePos="0" relativeHeight="487162880">
                       <wp:simplePos x="0" y="0"/>
                       <wp:positionH relativeFrom="column">
                         <wp:posOffset>180509</wp:posOffset>
@@ -9773,7 +9773,7 @@
                 </mc:Choice>
                 <mc:Fallback>
                   <w:pict>
-                    <v:group style="position:absolute;margin-left:14.213369pt;margin-top:5.221372pt;width:3.8pt;height:3.8pt;mso-position-horizontal-relative:column;mso-position-vertical-relative:paragraph;z-index:-16147968" id="docshapegroup63" coordorigin="284,104" coordsize="76,76">
+                    <v:group style="position:absolute;margin-left:14.213369pt;margin-top:5.221372pt;width:3.8pt;height:3.8pt;mso-position-horizontal-relative:column;mso-position-vertical-relative:paragraph;z-index:-16153600" id="docshapegroup63" coordorigin="284,104" coordsize="76,76">
                       <v:shape style="position:absolute;left:284;top:104;width:76;height:76" id="docshape64" coordorigin="284,104" coordsize="76,76" path="m327,179l317,179,312,179,284,147,284,137,317,104,327,104,359,142,359,147,327,179xe" filled="true" fillcolor="#1d1d1d" stroked="false">
                         <v:path arrowok="t"/>
                         <v:fill type="solid"/>
@@ -9831,7 +9831,7 @@
               <mc:AlternateContent>
                 <mc:Choice Requires="wps">
                   <w:drawing>
-                    <wp:anchor distT="0" distB="0" distL="0" distR="0" allowOverlap="1" layoutInCell="1" locked="0" behindDoc="1" simplePos="0" relativeHeight="487182848">
+                    <wp:anchor distT="0" distB="0" distL="0" distR="0" allowOverlap="1" layoutInCell="1" locked="0" behindDoc="1" simplePos="0" relativeHeight="487178240">
                       <wp:simplePos x="0" y="0"/>
                       <wp:positionH relativeFrom="column">
                         <wp:posOffset>235208</wp:posOffset>
@@ -9927,7 +9927,7 @@
                 </mc:Choice>
                 <mc:Fallback>
                   <w:pict>
-                    <v:group style="position:absolute;margin-left:18.520393pt;margin-top:5.221372pt;width:3.8pt;height:3.8pt;mso-position-horizontal-relative:column;mso-position-vertical-relative:paragraph;z-index:-16133632" id="docshapegroup65" coordorigin="370,104" coordsize="76,76">
+                    <v:group style="position:absolute;margin-left:18.520393pt;margin-top:5.221372pt;width:3.8pt;height:3.8pt;mso-position-horizontal-relative:column;mso-position-vertical-relative:paragraph;z-index:-16138240" id="docshapegroup65" coordorigin="370,104" coordsize="76,76">
                       <v:shape style="position:absolute;left:370;top:104;width:76;height:76" id="docshape66" coordorigin="370,104" coordsize="76,76" path="m413,179l403,179,398,179,370,147,370,137,403,104,413,104,445,142,445,147,413,179xe" filled="true" fillcolor="#1d1d1d" stroked="false">
                         <v:path arrowok="t"/>
                         <v:fill type="solid"/>
@@ -9945,7 +9945,7 @@
                 <w:w w:val="110"/>
                 <w:sz w:val="22"/>
               </w:rPr>
-              <w:t>MLflow</w:t>
+              <w:t>Kubeflow</w:t>
             </w:r>
           </w:p>
         </w:tc>
@@ -9989,7 +9989,7 @@
               <mc:AlternateContent>
                 <mc:Choice Requires="wps">
                   <w:drawing>
-                    <wp:anchor distT="0" distB="0" distL="0" distR="0" allowOverlap="1" layoutInCell="1" locked="0" behindDoc="1" simplePos="0" relativeHeight="487139840">
+                    <wp:anchor distT="0" distB="0" distL="0" distR="0" allowOverlap="1" layoutInCell="1" locked="0" behindDoc="1" simplePos="0" relativeHeight="487133696">
                       <wp:simplePos x="0" y="0"/>
                       <wp:positionH relativeFrom="column">
                         <wp:posOffset>363596</wp:posOffset>
@@ -10085,7 +10085,7 @@
                 </mc:Choice>
                 <mc:Fallback>
                   <w:pict>
-                    <v:group style="position:absolute;margin-left:28.629654pt;margin-top:5.221381pt;width:3.8pt;height:3.8pt;mso-position-horizontal-relative:column;mso-position-vertical-relative:paragraph;z-index:-16176640" id="docshapegroup67" coordorigin="573,104" coordsize="76,76">
+                    <v:group style="position:absolute;margin-left:28.629654pt;margin-top:5.221381pt;width:3.8pt;height:3.8pt;mso-position-horizontal-relative:column;mso-position-vertical-relative:paragraph;z-index:-16182784" id="docshapegroup67" coordorigin="573,104" coordsize="76,76">
                       <v:shape style="position:absolute;left:572;top:104;width:76;height:76" id="docshape68" coordorigin="573,104" coordsize="76,76" path="m615,179l605,179,600,179,573,147,573,137,605,104,615,104,648,142,648,147,615,179xe" filled="true" fillcolor="#1d1d1d" stroked="false">
                         <v:path arrowok="t"/>
                         <v:fill type="solid"/>
@@ -10126,7 +10126,7 @@
               <mc:AlternateContent>
                 <mc:Choice Requires="wps">
                   <w:drawing>
-                    <wp:anchor distT="0" distB="0" distL="0" distR="0" allowOverlap="1" layoutInCell="1" locked="0" behindDoc="1" simplePos="0" relativeHeight="487154176">
+                    <wp:anchor distT="0" distB="0" distL="0" distR="0" allowOverlap="1" layoutInCell="1" locked="0" behindDoc="1" simplePos="0" relativeHeight="487148032">
                       <wp:simplePos x="0" y="0"/>
                       <wp:positionH relativeFrom="column">
                         <wp:posOffset>184082</wp:posOffset>
@@ -10222,7 +10222,7 @@
                 </mc:Choice>
                 <mc:Fallback>
                   <w:pict>
-                    <v:group style="position:absolute;margin-left:14.494654pt;margin-top:5.221381pt;width:3.8pt;height:3.8pt;mso-position-horizontal-relative:column;mso-position-vertical-relative:paragraph;z-index:-16162304" id="docshapegroup69" coordorigin="290,104" coordsize="76,76">
+                    <v:group style="position:absolute;margin-left:14.494654pt;margin-top:5.221381pt;width:3.8pt;height:3.8pt;mso-position-horizontal-relative:column;mso-position-vertical-relative:paragraph;z-index:-16168448" id="docshapegroup69" coordorigin="290,104" coordsize="76,76">
                       <v:shape style="position:absolute;left:289;top:104;width:76;height:76" id="docshape70" coordorigin="290,104" coordsize="76,76" path="m332,179l322,179,318,179,290,147,290,137,322,104,332,104,365,142,365,147,332,179xe" filled="true" fillcolor="#1d1d1d" stroked="false">
                         <v:path arrowok="t"/>
                         <v:fill type="solid"/>
@@ -10263,7 +10263,7 @@
               <mc:AlternateContent>
                 <mc:Choice Requires="wps">
                   <w:drawing>
-                    <wp:anchor distT="0" distB="0" distL="0" distR="0" allowOverlap="1" layoutInCell="1" locked="0" behindDoc="1" simplePos="0" relativeHeight="487169024">
+                    <wp:anchor distT="0" distB="0" distL="0" distR="0" allowOverlap="1" layoutInCell="1" locked="0" behindDoc="1" simplePos="0" relativeHeight="487163392">
                       <wp:simplePos x="0" y="0"/>
                       <wp:positionH relativeFrom="column">
                         <wp:posOffset>180509</wp:posOffset>
@@ -10359,7 +10359,7 @@
                 </mc:Choice>
                 <mc:Fallback>
                   <w:pict>
-                    <v:group style="position:absolute;margin-left:14.213369pt;margin-top:5.221381pt;width:3.8pt;height:3.8pt;mso-position-horizontal-relative:column;mso-position-vertical-relative:paragraph;z-index:-16147456" id="docshapegroup71" coordorigin="284,104" coordsize="76,76">
+                    <v:group style="position:absolute;margin-left:14.213369pt;margin-top:5.221381pt;width:3.8pt;height:3.8pt;mso-position-horizontal-relative:column;mso-position-vertical-relative:paragraph;z-index:-16153088" id="docshapegroup71" coordorigin="284,104" coordsize="76,76">
                       <v:shape style="position:absolute;left:284;top:104;width:76;height:76" id="docshape72" coordorigin="284,104" coordsize="76,76" path="m327,179l317,179,312,179,284,147,284,137,317,104,327,104,359,142,359,147,327,179xe" filled="true" fillcolor="#1d1d1d" stroked="false">
                         <v:path arrowok="t"/>
                         <v:fill type="solid"/>
@@ -10400,7 +10400,7 @@
               <mc:AlternateContent>
                 <mc:Choice Requires="wps">
                   <w:drawing>
-                    <wp:anchor distT="0" distB="0" distL="0" distR="0" allowOverlap="1" layoutInCell="1" locked="0" behindDoc="1" simplePos="0" relativeHeight="487183360">
+                    <wp:anchor distT="0" distB="0" distL="0" distR="0" allowOverlap="1" layoutInCell="1" locked="0" behindDoc="1" simplePos="0" relativeHeight="487178752">
                       <wp:simplePos x="0" y="0"/>
                       <wp:positionH relativeFrom="column">
                         <wp:posOffset>235208</wp:posOffset>
@@ -10496,7 +10496,7 @@
                 </mc:Choice>
                 <mc:Fallback>
                   <w:pict>
-                    <v:group style="position:absolute;margin-left:18.520393pt;margin-top:5.221381pt;width:3.8pt;height:3.8pt;mso-position-horizontal-relative:column;mso-position-vertical-relative:paragraph;z-index:-16133120" id="docshapegroup73" coordorigin="370,104" coordsize="76,76">
+                    <v:group style="position:absolute;margin-left:18.520393pt;margin-top:5.221381pt;width:3.8pt;height:3.8pt;mso-position-horizontal-relative:column;mso-position-vertical-relative:paragraph;z-index:-16137728" id="docshapegroup73" coordorigin="370,104" coordsize="76,76">
                       <v:shape style="position:absolute;left:370;top:104;width:76;height:76" id="docshape74" coordorigin="370,104" coordsize="76,76" path="m413,179l403,179,398,179,370,147,370,137,403,104,413,104,445,142,445,147,413,179xe" filled="true" fillcolor="#1d1d1d" stroked="false">
                         <v:path arrowok="t"/>
                         <v:fill type="solid"/>
@@ -10510,11 +10510,11 @@
             <w:r>
               <w:rPr>
                 <w:color w:val="1D1D1D"/>
-                <w:spacing w:val="-5"/>
-                <w:w w:val="115"/>
-                <w:sz w:val="22"/>
-              </w:rPr>
-              <w:t>LLM</w:t>
+                <w:spacing w:val="-2"/>
+                <w:w w:val="110"/>
+                <w:sz w:val="22"/>
+              </w:rPr>
+              <w:t>MLflow</w:t>
             </w:r>
           </w:p>
         </w:tc>
@@ -10558,7 +10558,7 @@
               <mc:AlternateContent>
                 <mc:Choice Requires="wps">
                   <w:drawing>
-                    <wp:anchor distT="0" distB="0" distL="0" distR="0" allowOverlap="1" layoutInCell="1" locked="0" behindDoc="1" simplePos="0" relativeHeight="487140352">
+                    <wp:anchor distT="0" distB="0" distL="0" distR="0" allowOverlap="1" layoutInCell="1" locked="0" behindDoc="1" simplePos="0" relativeHeight="487134208">
                       <wp:simplePos x="0" y="0"/>
                       <wp:positionH relativeFrom="column">
                         <wp:posOffset>363596</wp:posOffset>
@@ -10654,7 +10654,7 @@
                 </mc:Choice>
                 <mc:Fallback>
                   <w:pict>
-                    <v:group style="position:absolute;margin-left:28.629654pt;margin-top:5.221389pt;width:3.8pt;height:3.8pt;mso-position-horizontal-relative:column;mso-position-vertical-relative:paragraph;z-index:-16176128" id="docshapegroup75" coordorigin="573,104" coordsize="76,76">
+                    <v:group style="position:absolute;margin-left:28.629654pt;margin-top:5.221389pt;width:3.8pt;height:3.8pt;mso-position-horizontal-relative:column;mso-position-vertical-relative:paragraph;z-index:-16182272" id="docshapegroup75" coordorigin="573,104" coordsize="76,76">
                       <v:shape style="position:absolute;left:572;top:104;width:76;height:76" id="docshape76" coordorigin="573,104" coordsize="76,76" path="m615,179l605,179,600,179,573,147,573,137,605,104,615,104,648,142,648,147,615,179xe" filled="true" fillcolor="#1d1d1d" stroked="false">
                         <v:path arrowok="t"/>
                         <v:fill type="solid"/>
@@ -10695,7 +10695,7 @@
               <mc:AlternateContent>
                 <mc:Choice Requires="wps">
                   <w:drawing>
-                    <wp:anchor distT="0" distB="0" distL="0" distR="0" allowOverlap="1" layoutInCell="1" locked="0" behindDoc="1" simplePos="0" relativeHeight="487154688">
+                    <wp:anchor distT="0" distB="0" distL="0" distR="0" allowOverlap="1" layoutInCell="1" locked="0" behindDoc="1" simplePos="0" relativeHeight="487148544">
                       <wp:simplePos x="0" y="0"/>
                       <wp:positionH relativeFrom="column">
                         <wp:posOffset>184082</wp:posOffset>
@@ -10791,7 +10791,7 @@
                 </mc:Choice>
                 <mc:Fallback>
                   <w:pict>
-                    <v:group style="position:absolute;margin-left:14.494654pt;margin-top:5.221389pt;width:3.8pt;height:3.8pt;mso-position-horizontal-relative:column;mso-position-vertical-relative:paragraph;z-index:-16161792" id="docshapegroup77" coordorigin="290,104" coordsize="76,76">
+                    <v:group style="position:absolute;margin-left:14.494654pt;margin-top:5.221389pt;width:3.8pt;height:3.8pt;mso-position-horizontal-relative:column;mso-position-vertical-relative:paragraph;z-index:-16167936" id="docshapegroup77" coordorigin="290,104" coordsize="76,76">
                       <v:shape style="position:absolute;left:289;top:104;width:76;height:76" id="docshape78" coordorigin="290,104" coordsize="76,76" path="m332,179l322,179,318,179,290,147,290,137,322,104,332,104,365,142,365,147,332,179xe" filled="true" fillcolor="#1d1d1d" stroked="false">
                         <v:path arrowok="t"/>
                         <v:fill type="solid"/>
@@ -10832,7 +10832,7 @@
               <mc:AlternateContent>
                 <mc:Choice Requires="wps">
                   <w:drawing>
-                    <wp:anchor distT="0" distB="0" distL="0" distR="0" allowOverlap="1" layoutInCell="1" locked="0" behindDoc="1" simplePos="0" relativeHeight="487169536">
+                    <wp:anchor distT="0" distB="0" distL="0" distR="0" allowOverlap="1" layoutInCell="1" locked="0" behindDoc="1" simplePos="0" relativeHeight="487163904">
                       <wp:simplePos x="0" y="0"/>
                       <wp:positionH relativeFrom="column">
                         <wp:posOffset>180509</wp:posOffset>
@@ -10928,7 +10928,7 @@
                 </mc:Choice>
                 <mc:Fallback>
                   <w:pict>
-                    <v:group style="position:absolute;margin-left:14.213369pt;margin-top:5.221389pt;width:3.8pt;height:3.8pt;mso-position-horizontal-relative:column;mso-position-vertical-relative:paragraph;z-index:-16146944" id="docshapegroup79" coordorigin="284,104" coordsize="76,76">
+                    <v:group style="position:absolute;margin-left:14.213369pt;margin-top:5.221389pt;width:3.8pt;height:3.8pt;mso-position-horizontal-relative:column;mso-position-vertical-relative:paragraph;z-index:-16152576" id="docshapegroup79" coordorigin="284,104" coordsize="76,76">
                       <v:shape style="position:absolute;left:284;top:104;width:76;height:76" id="docshape80" coordorigin="284,104" coordsize="76,76" path="m327,179l317,179,312,179,284,147,284,137,317,104,327,104,359,142,359,147,327,179xe" filled="true" fillcolor="#1d1d1d" stroked="false">
                         <v:path arrowok="t"/>
                         <v:fill type="solid"/>
@@ -10969,7 +10969,7 @@
               <mc:AlternateContent>
                 <mc:Choice Requires="wps">
                   <w:drawing>
-                    <wp:anchor distT="0" distB="0" distL="0" distR="0" allowOverlap="1" layoutInCell="1" locked="0" behindDoc="1" simplePos="0" relativeHeight="487183872">
+                    <wp:anchor distT="0" distB="0" distL="0" distR="0" allowOverlap="1" layoutInCell="1" locked="0" behindDoc="1" simplePos="0" relativeHeight="487179264">
                       <wp:simplePos x="0" y="0"/>
                       <wp:positionH relativeFrom="column">
                         <wp:posOffset>235208</wp:posOffset>
@@ -11065,7 +11065,7 @@
                 </mc:Choice>
                 <mc:Fallback>
                   <w:pict>
-                    <v:group style="position:absolute;margin-left:18.520393pt;margin-top:5.221389pt;width:3.8pt;height:3.8pt;mso-position-horizontal-relative:column;mso-position-vertical-relative:paragraph;z-index:-16132608" id="docshapegroup81" coordorigin="370,104" coordsize="76,76">
+                    <v:group style="position:absolute;margin-left:18.520393pt;margin-top:5.221389pt;width:3.8pt;height:3.8pt;mso-position-horizontal-relative:column;mso-position-vertical-relative:paragraph;z-index:-16137216" id="docshapegroup81" coordorigin="370,104" coordsize="76,76">
                       <v:shape style="position:absolute;left:370;top:104;width:76;height:76" id="docshape82" coordorigin="370,104" coordsize="76,76" path="m413,179l403,179,398,179,370,147,370,137,403,104,413,104,445,142,445,147,413,179xe" filled="true" fillcolor="#1d1d1d" stroked="false">
                         <v:path arrowok="t"/>
                         <v:fill type="solid"/>
@@ -11079,11 +11079,11 @@
             <w:r>
               <w:rPr>
                 <w:color w:val="1D1D1D"/>
-                <w:spacing w:val="-4"/>
+                <w:spacing w:val="-5"/>
                 <w:w w:val="115"/>
                 <w:sz w:val="22"/>
               </w:rPr>
-              <w:t>vLLM</w:t>
+              <w:t>LLM</w:t>
             </w:r>
           </w:p>
         </w:tc>
@@ -11151,7 +11151,7 @@
               <mc:AlternateContent>
                 <mc:Choice Requires="wps">
                   <w:drawing>
-                    <wp:anchor distT="0" distB="0" distL="0" distR="0" allowOverlap="1" layoutInCell="1" locked="0" behindDoc="1" simplePos="0" relativeHeight="487155200">
+                    <wp:anchor distT="0" distB="0" distL="0" distR="0" allowOverlap="1" layoutInCell="1" locked="0" behindDoc="1" simplePos="0" relativeHeight="487149056">
                       <wp:simplePos x="0" y="0"/>
                       <wp:positionH relativeFrom="column">
                         <wp:posOffset>184082</wp:posOffset>
@@ -11247,7 +11247,7 @@
                 </mc:Choice>
                 <mc:Fallback>
                   <w:pict>
-                    <v:group style="position:absolute;margin-left:14.494654pt;margin-top:5.221367pt;width:3.8pt;height:3.8pt;mso-position-horizontal-relative:column;mso-position-vertical-relative:paragraph;z-index:-16161280" id="docshapegroup83" coordorigin="290,104" coordsize="76,76">
+                    <v:group style="position:absolute;margin-left:14.494654pt;margin-top:5.221367pt;width:3.8pt;height:3.8pt;mso-position-horizontal-relative:column;mso-position-vertical-relative:paragraph;z-index:-16167424" id="docshapegroup83" coordorigin="290,104" coordsize="76,76">
                       <v:shape style="position:absolute;left:289;top:104;width:76;height:76" id="docshape84" coordorigin="290,104" coordsize="76,76" path="m332,179l322,179,318,179,290,147,290,137,322,104,332,104,365,142,365,147,332,179xe" filled="true" fillcolor="#1d1d1d" stroked="false">
                         <v:path arrowok="t"/>
                         <v:fill type="solid"/>
@@ -11288,7 +11288,7 @@
               <mc:AlternateContent>
                 <mc:Choice Requires="wps">
                   <w:drawing>
-                    <wp:anchor distT="0" distB="0" distL="0" distR="0" allowOverlap="1" layoutInCell="1" locked="0" behindDoc="1" simplePos="0" relativeHeight="487170048">
+                    <wp:anchor distT="0" distB="0" distL="0" distR="0" allowOverlap="1" layoutInCell="1" locked="0" behindDoc="1" simplePos="0" relativeHeight="487164416">
                       <wp:simplePos x="0" y="0"/>
                       <wp:positionH relativeFrom="column">
                         <wp:posOffset>180509</wp:posOffset>
@@ -11384,7 +11384,7 @@
                 </mc:Choice>
                 <mc:Fallback>
                   <w:pict>
-                    <v:group style="position:absolute;margin-left:14.213369pt;margin-top:5.221367pt;width:3.8pt;height:3.8pt;mso-position-horizontal-relative:column;mso-position-vertical-relative:paragraph;z-index:-16146432" id="docshapegroup85" coordorigin="284,104" coordsize="76,76">
+                    <v:group style="position:absolute;margin-left:14.213369pt;margin-top:5.221367pt;width:3.8pt;height:3.8pt;mso-position-horizontal-relative:column;mso-position-vertical-relative:paragraph;z-index:-16152064" id="docshapegroup85" coordorigin="284,104" coordsize="76,76">
                       <v:shape style="position:absolute;left:284;top:104;width:76;height:76" id="docshape86" coordorigin="284,104" coordsize="76,76" path="m327,179l317,179,312,179,284,147,284,137,317,104,327,104,359,142,359,147,327,179xe" filled="true" fillcolor="#1d1d1d" stroked="false">
                         <v:path arrowok="t"/>
                         <v:fill type="solid"/>
@@ -11425,7 +11425,7 @@
               <mc:AlternateContent>
                 <mc:Choice Requires="wps">
                   <w:drawing>
-                    <wp:anchor distT="0" distB="0" distL="0" distR="0" allowOverlap="1" layoutInCell="1" locked="0" behindDoc="1" simplePos="0" relativeHeight="487184384">
+                    <wp:anchor distT="0" distB="0" distL="0" distR="0" allowOverlap="1" layoutInCell="1" locked="0" behindDoc="1" simplePos="0" relativeHeight="487179776">
                       <wp:simplePos x="0" y="0"/>
                       <wp:positionH relativeFrom="column">
                         <wp:posOffset>235208</wp:posOffset>
@@ -11521,7 +11521,7 @@
                 </mc:Choice>
                 <mc:Fallback>
                   <w:pict>
-                    <v:group style="position:absolute;margin-left:18.520393pt;margin-top:5.221367pt;width:3.8pt;height:3.8pt;mso-position-horizontal-relative:column;mso-position-vertical-relative:paragraph;z-index:-16132096" id="docshapegroup87" coordorigin="370,104" coordsize="76,76">
+                    <v:group style="position:absolute;margin-left:18.520393pt;margin-top:5.221367pt;width:3.8pt;height:3.8pt;mso-position-horizontal-relative:column;mso-position-vertical-relative:paragraph;z-index:-16136704" id="docshapegroup87" coordorigin="370,104" coordsize="76,76">
                       <v:shape style="position:absolute;left:370;top:104;width:76;height:76" id="docshape88" coordorigin="370,104" coordsize="76,76" path="m413,179l403,179,398,179,370,147,370,137,403,104,413,104,445,142,445,147,413,179xe" filled="true" fillcolor="#1d1d1d" stroked="false">
                         <v:path arrowok="t"/>
                         <v:fill type="solid"/>
@@ -11535,11 +11535,11 @@
             <w:r>
               <w:rPr>
                 <w:color w:val="1D1D1D"/>
-                <w:spacing w:val="-2"/>
-                <w:w w:val="110"/>
-                <w:sz w:val="22"/>
-              </w:rPr>
-              <w:t>Ollama</w:t>
+                <w:spacing w:val="-4"/>
+                <w:w w:val="115"/>
+                <w:sz w:val="22"/>
+              </w:rPr>
+              <w:t>vLLM</w:t>
             </w:r>
           </w:p>
         </w:tc>
@@ -11582,7 +11582,7 @@
               <mc:AlternateContent>
                 <mc:Choice Requires="wps">
                   <w:drawing>
-                    <wp:anchor distT="0" distB="0" distL="0" distR="0" allowOverlap="1" layoutInCell="1" locked="0" behindDoc="1" simplePos="0" relativeHeight="487140864">
+                    <wp:anchor distT="0" distB="0" distL="0" distR="0" allowOverlap="1" layoutInCell="1" locked="0" behindDoc="1" simplePos="0" relativeHeight="487134720">
                       <wp:simplePos x="0" y="0"/>
                       <wp:positionH relativeFrom="column">
                         <wp:posOffset>363596</wp:posOffset>
@@ -11678,7 +11678,7 @@
                 </mc:Choice>
                 <mc:Fallback>
                   <w:pict>
-                    <v:group style="position:absolute;margin-left:28.629654pt;margin-top:5.221375pt;width:3.8pt;height:3.8pt;mso-position-horizontal-relative:column;mso-position-vertical-relative:paragraph;z-index:-16175616" id="docshapegroup89" coordorigin="573,104" coordsize="76,76">
+                    <v:group style="position:absolute;margin-left:28.629654pt;margin-top:5.221375pt;width:3.8pt;height:3.8pt;mso-position-horizontal-relative:column;mso-position-vertical-relative:paragraph;z-index:-16181760" id="docshapegroup89" coordorigin="573,104" coordsize="76,76">
                       <v:shape style="position:absolute;left:572;top:104;width:76;height:76" id="docshape90" coordorigin="573,104" coordsize="76,76" path="m615,179l605,179,600,179,573,147,573,137,605,104,615,104,648,142,648,147,615,179xe" filled="true" fillcolor="#1d1d1d" stroked="false">
                         <v:path arrowok="t"/>
                         <v:fill type="solid"/>
@@ -11720,7 +11720,7 @@
               <mc:AlternateContent>
                 <mc:Choice Requires="wps">
                   <w:drawing>
-                    <wp:anchor distT="0" distB="0" distL="0" distR="0" allowOverlap="1" layoutInCell="1" locked="0" behindDoc="1" simplePos="0" relativeHeight="487155712">
+                    <wp:anchor distT="0" distB="0" distL="0" distR="0" allowOverlap="1" layoutInCell="1" locked="0" behindDoc="1" simplePos="0" relativeHeight="487149568">
                       <wp:simplePos x="0" y="0"/>
                       <wp:positionH relativeFrom="column">
                         <wp:posOffset>184082</wp:posOffset>
@@ -11816,7 +11816,7 @@
                 </mc:Choice>
                 <mc:Fallback>
                   <w:pict>
-                    <v:group style="position:absolute;margin-left:14.494654pt;margin-top:5.221375pt;width:3.8pt;height:3.8pt;mso-position-horizontal-relative:column;mso-position-vertical-relative:paragraph;z-index:-16160768" id="docshapegroup91" coordorigin="290,104" coordsize="76,76">
+                    <v:group style="position:absolute;margin-left:14.494654pt;margin-top:5.221375pt;width:3.8pt;height:3.8pt;mso-position-horizontal-relative:column;mso-position-vertical-relative:paragraph;z-index:-16166912" id="docshapegroup91" coordorigin="290,104" coordsize="76,76">
                       <v:shape style="position:absolute;left:289;top:104;width:76;height:76" id="docshape92" coordorigin="290,104" coordsize="76,76" path="m332,179l322,179,318,179,290,147,290,137,322,104,332,104,365,142,365,147,332,179xe" filled="true" fillcolor="#1d1d1d" stroked="false">
                         <v:path arrowok="t"/>
                         <v:fill type="solid"/>
@@ -11857,7 +11857,7 @@
               <mc:AlternateContent>
                 <mc:Choice Requires="wps">
                   <w:drawing>
-                    <wp:anchor distT="0" distB="0" distL="0" distR="0" allowOverlap="1" layoutInCell="1" locked="0" behindDoc="1" simplePos="0" relativeHeight="487170560">
+                    <wp:anchor distT="0" distB="0" distL="0" distR="0" allowOverlap="1" layoutInCell="1" locked="0" behindDoc="1" simplePos="0" relativeHeight="487164928">
                       <wp:simplePos x="0" y="0"/>
                       <wp:positionH relativeFrom="column">
                         <wp:posOffset>180509</wp:posOffset>
@@ -11953,7 +11953,7 @@
                 </mc:Choice>
                 <mc:Fallback>
                   <w:pict>
-                    <v:group style="position:absolute;margin-left:14.213369pt;margin-top:5.221375pt;width:3.8pt;height:3.8pt;mso-position-horizontal-relative:column;mso-position-vertical-relative:paragraph;z-index:-16145920" id="docshapegroup93" coordorigin="284,104" coordsize="76,76">
+                    <v:group style="position:absolute;margin-left:14.213369pt;margin-top:5.221375pt;width:3.8pt;height:3.8pt;mso-position-horizontal-relative:column;mso-position-vertical-relative:paragraph;z-index:-16151552" id="docshapegroup93" coordorigin="284,104" coordsize="76,76">
                       <v:shape style="position:absolute;left:284;top:104;width:76;height:76" id="docshape94" coordorigin="284,104" coordsize="76,76" path="m327,179l317,179,312,179,284,147,284,137,317,104,327,104,359,142,359,147,327,179xe" filled="true" fillcolor="#1d1d1d" stroked="false">
                         <v:path arrowok="t"/>
                         <v:fill type="solid"/>
@@ -11994,7 +11994,7 @@
               <mc:AlternateContent>
                 <mc:Choice Requires="wps">
                   <w:drawing>
-                    <wp:anchor distT="0" distB="0" distL="0" distR="0" allowOverlap="1" layoutInCell="1" locked="0" behindDoc="1" simplePos="0" relativeHeight="487184896">
+                    <wp:anchor distT="0" distB="0" distL="0" distR="0" allowOverlap="1" layoutInCell="1" locked="0" behindDoc="1" simplePos="0" relativeHeight="487180288">
                       <wp:simplePos x="0" y="0"/>
                       <wp:positionH relativeFrom="column">
                         <wp:posOffset>235208</wp:posOffset>
@@ -12090,7 +12090,7 @@
                 </mc:Choice>
                 <mc:Fallback>
                   <w:pict>
-                    <v:group style="position:absolute;margin-left:18.520393pt;margin-top:5.221375pt;width:3.8pt;height:3.8pt;mso-position-horizontal-relative:column;mso-position-vertical-relative:paragraph;z-index:-16131584" id="docshapegroup95" coordorigin="370,104" coordsize="76,76">
+                    <v:group style="position:absolute;margin-left:18.520393pt;margin-top:5.221375pt;width:3.8pt;height:3.8pt;mso-position-horizontal-relative:column;mso-position-vertical-relative:paragraph;z-index:-16136192" id="docshapegroup95" coordorigin="370,104" coordsize="76,76">
                       <v:shape style="position:absolute;left:370;top:104;width:76;height:76" id="docshape96" coordorigin="370,104" coordsize="76,76" path="m413,179l403,179,398,179,370,147,370,137,403,104,413,104,445,142,445,147,413,179xe" filled="true" fillcolor="#1d1d1d" stroked="false">
                         <v:path arrowok="t"/>
                         <v:fill type="solid"/>
@@ -12105,10 +12105,10 @@
               <w:rPr>
                 <w:color w:val="1D1D1D"/>
                 <w:spacing w:val="-2"/>
-                <w:w w:val="115"/>
-                <w:sz w:val="22"/>
-              </w:rPr>
-              <w:t>LangGraph</w:t>
+                <w:w w:val="110"/>
+                <w:sz w:val="22"/>
+              </w:rPr>
+              <w:t>Ollama</w:t>
             </w:r>
           </w:p>
         </w:tc>
@@ -12152,7 +12152,7 @@
               <mc:AlternateContent>
                 <mc:Choice Requires="wps">
                   <w:drawing>
-                    <wp:anchor distT="0" distB="0" distL="0" distR="0" allowOverlap="1" layoutInCell="1" locked="0" behindDoc="1" simplePos="0" relativeHeight="487141376">
+                    <wp:anchor distT="0" distB="0" distL="0" distR="0" allowOverlap="1" layoutInCell="1" locked="0" behindDoc="1" simplePos="0" relativeHeight="487135232">
                       <wp:simplePos x="0" y="0"/>
                       <wp:positionH relativeFrom="column">
                         <wp:posOffset>363596</wp:posOffset>
@@ -12248,7 +12248,7 @@
                 </mc:Choice>
                 <mc:Fallback>
                   <w:pict>
-                    <v:group style="position:absolute;margin-left:28.629654pt;margin-top:5.221384pt;width:3.8pt;height:3.8pt;mso-position-horizontal-relative:column;mso-position-vertical-relative:paragraph;z-index:-16175104" id="docshapegroup97" coordorigin="573,104" coordsize="76,76">
+                    <v:group style="position:absolute;margin-left:28.629654pt;margin-top:5.221384pt;width:3.8pt;height:3.8pt;mso-position-horizontal-relative:column;mso-position-vertical-relative:paragraph;z-index:-16181248" id="docshapegroup97" coordorigin="573,104" coordsize="76,76">
                       <v:shape style="position:absolute;left:572;top:104;width:76;height:76" id="docshape98" coordorigin="573,104" coordsize="76,76" path="m615,179l605,179,600,179,573,147,573,137,605,104,615,104,648,142,648,147,615,179xe" filled="true" fillcolor="#1d1d1d" stroked="false">
                         <v:path arrowok="t"/>
                         <v:fill type="solid"/>
@@ -12289,7 +12289,7 @@
               <mc:AlternateContent>
                 <mc:Choice Requires="wps">
                   <w:drawing>
-                    <wp:anchor distT="0" distB="0" distL="0" distR="0" allowOverlap="1" layoutInCell="1" locked="0" behindDoc="1" simplePos="0" relativeHeight="487156224">
+                    <wp:anchor distT="0" distB="0" distL="0" distR="0" allowOverlap="1" layoutInCell="1" locked="0" behindDoc="1" simplePos="0" relativeHeight="487150080">
                       <wp:simplePos x="0" y="0"/>
                       <wp:positionH relativeFrom="column">
                         <wp:posOffset>184082</wp:posOffset>
@@ -12385,7 +12385,7 @@
                 </mc:Choice>
                 <mc:Fallback>
                   <w:pict>
-                    <v:group style="position:absolute;margin-left:14.494654pt;margin-top:5.221384pt;width:3.8pt;height:3.8pt;mso-position-horizontal-relative:column;mso-position-vertical-relative:paragraph;z-index:-16160256" id="docshapegroup99" coordorigin="290,104" coordsize="76,76">
+                    <v:group style="position:absolute;margin-left:14.494654pt;margin-top:5.221384pt;width:3.8pt;height:3.8pt;mso-position-horizontal-relative:column;mso-position-vertical-relative:paragraph;z-index:-16166400" id="docshapegroup99" coordorigin="290,104" coordsize="76,76">
                       <v:shape style="position:absolute;left:289;top:104;width:76;height:76" id="docshape100" coordorigin="290,104" coordsize="76,76" path="m332,179l322,179,318,179,290,147,290,137,322,104,332,104,365,142,365,147,332,179xe" filled="true" fillcolor="#1d1d1d" stroked="false">
                         <v:path arrowok="t"/>
                         <v:fill type="solid"/>
@@ -12426,7 +12426,7 @@
               <mc:AlternateContent>
                 <mc:Choice Requires="wps">
                   <w:drawing>
-                    <wp:anchor distT="0" distB="0" distL="0" distR="0" allowOverlap="1" layoutInCell="1" locked="0" behindDoc="1" simplePos="0" relativeHeight="487171072">
+                    <wp:anchor distT="0" distB="0" distL="0" distR="0" allowOverlap="1" layoutInCell="1" locked="0" behindDoc="1" simplePos="0" relativeHeight="487165440">
                       <wp:simplePos x="0" y="0"/>
                       <wp:positionH relativeFrom="column">
                         <wp:posOffset>180509</wp:posOffset>
@@ -12522,7 +12522,7 @@
                 </mc:Choice>
                 <mc:Fallback>
                   <w:pict>
-                    <v:group style="position:absolute;margin-left:14.213369pt;margin-top:5.221384pt;width:3.8pt;height:3.8pt;mso-position-horizontal-relative:column;mso-position-vertical-relative:paragraph;z-index:-16145408" id="docshapegroup101" coordorigin="284,104" coordsize="76,76">
+                    <v:group style="position:absolute;margin-left:14.213369pt;margin-top:5.221384pt;width:3.8pt;height:3.8pt;mso-position-horizontal-relative:column;mso-position-vertical-relative:paragraph;z-index:-16151040" id="docshapegroup101" coordorigin="284,104" coordsize="76,76">
                       <v:shape style="position:absolute;left:284;top:104;width:76;height:76" id="docshape102" coordorigin="284,104" coordsize="76,76" path="m327,179l317,179,312,179,284,147,284,137,317,104,327,104,359,142,359,147,327,179xe" filled="true" fillcolor="#1d1d1d" stroked="false">
                         <v:path arrowok="t"/>
                         <v:fill type="solid"/>
@@ -12563,7 +12563,7 @@
               <mc:AlternateContent>
                 <mc:Choice Requires="wps">
                   <w:drawing>
-                    <wp:anchor distT="0" distB="0" distL="0" distR="0" allowOverlap="1" layoutInCell="1" locked="0" behindDoc="1" simplePos="0" relativeHeight="487185408">
+                    <wp:anchor distT="0" distB="0" distL="0" distR="0" allowOverlap="1" layoutInCell="1" locked="0" behindDoc="1" simplePos="0" relativeHeight="487180800">
                       <wp:simplePos x="0" y="0"/>
                       <wp:positionH relativeFrom="column">
                         <wp:posOffset>235208</wp:posOffset>
@@ -12659,7 +12659,7 @@
                 </mc:Choice>
                 <mc:Fallback>
                   <w:pict>
-                    <v:group style="position:absolute;margin-left:18.520393pt;margin-top:5.221384pt;width:3.8pt;height:3.8pt;mso-position-horizontal-relative:column;mso-position-vertical-relative:paragraph;z-index:-16131072" id="docshapegroup103" coordorigin="370,104" coordsize="76,76">
+                    <v:group style="position:absolute;margin-left:18.520393pt;margin-top:5.221384pt;width:3.8pt;height:3.8pt;mso-position-horizontal-relative:column;mso-position-vertical-relative:paragraph;z-index:-16135680" id="docshapegroup103" coordorigin="370,104" coordsize="76,76">
                       <v:shape style="position:absolute;left:370;top:104;width:76;height:76" id="docshape104" coordorigin="370,104" coordsize="76,76" path="m413,179l403,179,398,179,370,147,370,137,403,104,413,104,445,142,445,147,413,179xe" filled="true" fillcolor="#1d1d1d" stroked="false">
                         <v:path arrowok="t"/>
                         <v:fill type="solid"/>
@@ -12674,10 +12674,10 @@
               <w:rPr>
                 <w:color w:val="1D1D1D"/>
                 <w:spacing w:val="-2"/>
-                <w:w w:val="110"/>
-                <w:sz w:val="22"/>
-              </w:rPr>
-              <w:t>crewai</w:t>
+                <w:w w:val="115"/>
+                <w:sz w:val="22"/>
+              </w:rPr>
+              <w:t>LangGraph</w:t>
             </w:r>
           </w:p>
         </w:tc>
@@ -12721,7 +12721,7 @@
               <mc:AlternateContent>
                 <mc:Choice Requires="wps">
                   <w:drawing>
-                    <wp:anchor distT="0" distB="0" distL="0" distR="0" allowOverlap="1" layoutInCell="1" locked="0" behindDoc="1" simplePos="0" relativeHeight="487141888">
+                    <wp:anchor distT="0" distB="0" distL="0" distR="0" allowOverlap="1" layoutInCell="1" locked="0" behindDoc="1" simplePos="0" relativeHeight="487135744">
                       <wp:simplePos x="0" y="0"/>
                       <wp:positionH relativeFrom="column">
                         <wp:posOffset>363596</wp:posOffset>
@@ -12817,7 +12817,7 @@
                 </mc:Choice>
                 <mc:Fallback>
                   <w:pict>
-                    <v:group style="position:absolute;margin-left:28.629654pt;margin-top:5.221361pt;width:3.8pt;height:3.8pt;mso-position-horizontal-relative:column;mso-position-vertical-relative:paragraph;z-index:-16174592" id="docshapegroup105" coordorigin="573,104" coordsize="76,76">
+                    <v:group style="position:absolute;margin-left:28.629654pt;margin-top:5.221361pt;width:3.8pt;height:3.8pt;mso-position-horizontal-relative:column;mso-position-vertical-relative:paragraph;z-index:-16180736" id="docshapegroup105" coordorigin="573,104" coordsize="76,76">
                       <v:shape style="position:absolute;left:572;top:104;width:76;height:76" id="docshape106" coordorigin="573,104" coordsize="76,76" path="m615,179l605,179,600,179,573,147,573,137,605,104,615,104,648,142,648,147,615,179xe" filled="true" fillcolor="#1d1d1d" stroked="false">
                         <v:path arrowok="t"/>
                         <v:fill type="solid"/>
@@ -12858,7 +12858,7 @@
               <mc:AlternateContent>
                 <mc:Choice Requires="wps">
                   <w:drawing>
-                    <wp:anchor distT="0" distB="0" distL="0" distR="0" allowOverlap="1" layoutInCell="1" locked="0" behindDoc="1" simplePos="0" relativeHeight="487156736">
+                    <wp:anchor distT="0" distB="0" distL="0" distR="0" allowOverlap="1" layoutInCell="1" locked="0" behindDoc="1" simplePos="0" relativeHeight="487150592">
                       <wp:simplePos x="0" y="0"/>
                       <wp:positionH relativeFrom="column">
                         <wp:posOffset>184082</wp:posOffset>
@@ -12954,7 +12954,7 @@
                 </mc:Choice>
                 <mc:Fallback>
                   <w:pict>
-                    <v:group style="position:absolute;margin-left:14.494654pt;margin-top:5.221361pt;width:3.8pt;height:3.8pt;mso-position-horizontal-relative:column;mso-position-vertical-relative:paragraph;z-index:-16159744" id="docshapegroup107" coordorigin="290,104" coordsize="76,76">
+                    <v:group style="position:absolute;margin-left:14.494654pt;margin-top:5.221361pt;width:3.8pt;height:3.8pt;mso-position-horizontal-relative:column;mso-position-vertical-relative:paragraph;z-index:-16165888" id="docshapegroup107" coordorigin="290,104" coordsize="76,76">
                       <v:shape style="position:absolute;left:289;top:104;width:76;height:76" id="docshape108" coordorigin="290,104" coordsize="76,76" path="m332,179l322,179,318,179,290,147,290,137,322,104,332,104,365,142,365,147,332,179xe" filled="true" fillcolor="#1d1d1d" stroked="false">
                         <v:path arrowok="t"/>
                         <v:fill type="solid"/>
@@ -12995,7 +12995,7 @@
               <mc:AlternateContent>
                 <mc:Choice Requires="wps">
                   <w:drawing>
-                    <wp:anchor distT="0" distB="0" distL="0" distR="0" allowOverlap="1" layoutInCell="1" locked="0" behindDoc="1" simplePos="0" relativeHeight="487171584">
+                    <wp:anchor distT="0" distB="0" distL="0" distR="0" allowOverlap="1" layoutInCell="1" locked="0" behindDoc="1" simplePos="0" relativeHeight="487165952">
                       <wp:simplePos x="0" y="0"/>
                       <wp:positionH relativeFrom="column">
                         <wp:posOffset>180509</wp:posOffset>
@@ -13091,7 +13091,7 @@
                 </mc:Choice>
                 <mc:Fallback>
                   <w:pict>
-                    <v:group style="position:absolute;margin-left:14.213369pt;margin-top:5.221361pt;width:3.8pt;height:3.8pt;mso-position-horizontal-relative:column;mso-position-vertical-relative:paragraph;z-index:-16144896" id="docshapegroup109" coordorigin="284,104" coordsize="76,76">
+                    <v:group style="position:absolute;margin-left:14.213369pt;margin-top:5.221361pt;width:3.8pt;height:3.8pt;mso-position-horizontal-relative:column;mso-position-vertical-relative:paragraph;z-index:-16150528" id="docshapegroup109" coordorigin="284,104" coordsize="76,76">
                       <v:shape style="position:absolute;left:284;top:104;width:76;height:76" id="docshape110" coordorigin="284,104" coordsize="76,76" path="m327,179l317,179,312,179,284,147,284,137,317,104,327,104,359,142,359,147,327,179xe" filled="true" fillcolor="#1d1d1d" stroked="false">
                         <v:path arrowok="t"/>
                         <v:fill type="solid"/>
@@ -13132,7 +13132,7 @@
               <mc:AlternateContent>
                 <mc:Choice Requires="wps">
                   <w:drawing>
-                    <wp:anchor distT="0" distB="0" distL="0" distR="0" allowOverlap="1" layoutInCell="1" locked="0" behindDoc="1" simplePos="0" relativeHeight="487185920">
+                    <wp:anchor distT="0" distB="0" distL="0" distR="0" allowOverlap="1" layoutInCell="1" locked="0" behindDoc="1" simplePos="0" relativeHeight="487181312">
                       <wp:simplePos x="0" y="0"/>
                       <wp:positionH relativeFrom="column">
                         <wp:posOffset>235208</wp:posOffset>
@@ -13228,7 +13228,7 @@
                 </mc:Choice>
                 <mc:Fallback>
                   <w:pict>
-                    <v:group style="position:absolute;margin-left:18.520393pt;margin-top:5.221361pt;width:3.8pt;height:3.8pt;mso-position-horizontal-relative:column;mso-position-vertical-relative:paragraph;z-index:-16130560" id="docshapegroup111" coordorigin="370,104" coordsize="76,76">
+                    <v:group style="position:absolute;margin-left:18.520393pt;margin-top:5.221361pt;width:3.8pt;height:3.8pt;mso-position-horizontal-relative:column;mso-position-vertical-relative:paragraph;z-index:-16135168" id="docshapegroup111" coordorigin="370,104" coordsize="76,76">
                       <v:shape style="position:absolute;left:370;top:104;width:76;height:76" id="docshape112" coordorigin="370,104" coordsize="76,76" path="m413,179l403,179,398,179,370,147,370,137,403,104,413,104,445,142,445,147,413,179xe" filled="true" fillcolor="#1d1d1d" stroked="false">
                         <v:path arrowok="t"/>
                         <v:fill type="solid"/>
@@ -13246,7 +13246,7 @@
                 <w:w w:val="110"/>
                 <w:sz w:val="22"/>
               </w:rPr>
-              <w:t>Milvus</w:t>
+              <w:t>crewai</w:t>
             </w:r>
           </w:p>
         </w:tc>
@@ -13314,7 +13314,7 @@
               <mc:AlternateContent>
                 <mc:Choice Requires="wps">
                   <w:drawing>
-                    <wp:anchor distT="0" distB="0" distL="0" distR="0" allowOverlap="1" layoutInCell="1" locked="0" behindDoc="1" simplePos="0" relativeHeight="487157248">
+                    <wp:anchor distT="0" distB="0" distL="0" distR="0" allowOverlap="1" layoutInCell="1" locked="0" behindDoc="1" simplePos="0" relativeHeight="487151104">
                       <wp:simplePos x="0" y="0"/>
                       <wp:positionH relativeFrom="column">
                         <wp:posOffset>184082</wp:posOffset>
@@ -13410,7 +13410,7 @@
                 </mc:Choice>
                 <mc:Fallback>
                   <w:pict>
-                    <v:group style="position:absolute;margin-left:14.494654pt;margin-top:5.22137pt;width:3.8pt;height:3.8pt;mso-position-horizontal-relative:column;mso-position-vertical-relative:paragraph;z-index:-16159232" id="docshapegroup113" coordorigin="290,104" coordsize="76,76">
+                    <v:group style="position:absolute;margin-left:14.494654pt;margin-top:5.22137pt;width:3.8pt;height:3.8pt;mso-position-horizontal-relative:column;mso-position-vertical-relative:paragraph;z-index:-16165376" id="docshapegroup113" coordorigin="290,104" coordsize="76,76">
                       <v:shape style="position:absolute;left:289;top:104;width:76;height:76" id="docshape114" coordorigin="290,104" coordsize="76,76" path="m332,179l322,179,318,179,290,147,290,137,322,104,332,104,365,142,365,147,332,179xe" filled="true" fillcolor="#1d1d1d" stroked="false">
                         <v:path arrowok="t"/>
                         <v:fill type="solid"/>
@@ -13451,7 +13451,7 @@
               <mc:AlternateContent>
                 <mc:Choice Requires="wps">
                   <w:drawing>
-                    <wp:anchor distT="0" distB="0" distL="0" distR="0" allowOverlap="1" layoutInCell="1" locked="0" behindDoc="1" simplePos="0" relativeHeight="487172096">
+                    <wp:anchor distT="0" distB="0" distL="0" distR="0" allowOverlap="1" layoutInCell="1" locked="0" behindDoc="1" simplePos="0" relativeHeight="487166464">
                       <wp:simplePos x="0" y="0"/>
                       <wp:positionH relativeFrom="column">
                         <wp:posOffset>180509</wp:posOffset>
@@ -13547,7 +13547,7 @@
                 </mc:Choice>
                 <mc:Fallback>
                   <w:pict>
-                    <v:group style="position:absolute;margin-left:14.213369pt;margin-top:5.22137pt;width:3.8pt;height:3.8pt;mso-position-horizontal-relative:column;mso-position-vertical-relative:paragraph;z-index:-16144384" id="docshapegroup115" coordorigin="284,104" coordsize="76,76">
+                    <v:group style="position:absolute;margin-left:14.213369pt;margin-top:5.22137pt;width:3.8pt;height:3.8pt;mso-position-horizontal-relative:column;mso-position-vertical-relative:paragraph;z-index:-16150016" id="docshapegroup115" coordorigin="284,104" coordsize="76,76">
                       <v:shape style="position:absolute;left:284;top:104;width:76;height:76" id="docshape116" coordorigin="284,104" coordsize="76,76" path="m327,179l317,179,312,179,284,147,284,137,317,104,327,104,359,142,359,147,327,179xe" filled="true" fillcolor="#1d1d1d" stroked="false">
                         <v:path arrowok="t"/>
                         <v:fill type="solid"/>
@@ -13588,7 +13588,7 @@
               <mc:AlternateContent>
                 <mc:Choice Requires="wps">
                   <w:drawing>
-                    <wp:anchor distT="0" distB="0" distL="0" distR="0" allowOverlap="1" layoutInCell="1" locked="0" behindDoc="1" simplePos="0" relativeHeight="487186432">
+                    <wp:anchor distT="0" distB="0" distL="0" distR="0" allowOverlap="1" layoutInCell="1" locked="0" behindDoc="1" simplePos="0" relativeHeight="487181824">
                       <wp:simplePos x="0" y="0"/>
                       <wp:positionH relativeFrom="column">
                         <wp:posOffset>235208</wp:posOffset>
@@ -13684,7 +13684,7 @@
                 </mc:Choice>
                 <mc:Fallback>
                   <w:pict>
-                    <v:group style="position:absolute;margin-left:18.520393pt;margin-top:5.22137pt;width:3.8pt;height:3.8pt;mso-position-horizontal-relative:column;mso-position-vertical-relative:paragraph;z-index:-16130048" id="docshapegroup117" coordorigin="370,104" coordsize="76,76">
+                    <v:group style="position:absolute;margin-left:18.520393pt;margin-top:5.22137pt;width:3.8pt;height:3.8pt;mso-position-horizontal-relative:column;mso-position-vertical-relative:paragraph;z-index:-16134656" id="docshapegroup117" coordorigin="370,104" coordsize="76,76">
                       <v:shape style="position:absolute;left:370;top:104;width:76;height:76" id="docshape118" coordorigin="370,104" coordsize="76,76" path="m413,179l403,179,398,179,370,147,370,137,403,104,413,104,445,142,445,147,413,179xe" filled="true" fillcolor="#1d1d1d" stroked="false">
                         <v:path arrowok="t"/>
                         <v:fill type="solid"/>
@@ -13698,11 +13698,11 @@
             <w:r>
               <w:rPr>
                 <w:color w:val="1D1D1D"/>
-                <w:spacing w:val="-5"/>
+                <w:spacing w:val="-2"/>
                 <w:w w:val="115"/>
                 <w:sz w:val="22"/>
               </w:rPr>
-              <w:t>RAG</w:t>
+              <w:t>Langfuse</w:t>
             </w:r>
           </w:p>
         </w:tc>
@@ -13746,7 +13746,7 @@
               <mc:AlternateContent>
                 <mc:Choice Requires="wps">
                   <w:drawing>
-                    <wp:anchor distT="0" distB="0" distL="0" distR="0" allowOverlap="1" layoutInCell="1" locked="0" behindDoc="1" simplePos="0" relativeHeight="487142400">
+                    <wp:anchor distT="0" distB="0" distL="0" distR="0" allowOverlap="1" layoutInCell="1" locked="0" behindDoc="1" simplePos="0" relativeHeight="487136256">
                       <wp:simplePos x="0" y="0"/>
                       <wp:positionH relativeFrom="column">
                         <wp:posOffset>363596</wp:posOffset>
@@ -13842,7 +13842,7 @@
                 </mc:Choice>
                 <mc:Fallback>
                   <w:pict>
-                    <v:group style="position:absolute;margin-left:28.629654pt;margin-top:5.221378pt;width:3.8pt;height:3.8pt;mso-position-horizontal-relative:column;mso-position-vertical-relative:paragraph;z-index:-16174080" id="docshapegroup119" coordorigin="573,104" coordsize="76,76">
+                    <v:group style="position:absolute;margin-left:28.629654pt;margin-top:5.221378pt;width:3.8pt;height:3.8pt;mso-position-horizontal-relative:column;mso-position-vertical-relative:paragraph;z-index:-16180224" id="docshapegroup119" coordorigin="573,104" coordsize="76,76">
                       <v:shape style="position:absolute;left:572;top:104;width:76;height:76" id="docshape120" coordorigin="573,104" coordsize="76,76" path="m615,179l605,179,600,179,573,147,573,137,605,104,615,104,648,142,648,147,615,179xe" filled="true" fillcolor="#1d1d1d" stroked="false">
                         <v:path arrowok="t"/>
                         <v:fill type="solid"/>
@@ -13883,7 +13883,7 @@
               <mc:AlternateContent>
                 <mc:Choice Requires="wps">
                   <w:drawing>
-                    <wp:anchor distT="0" distB="0" distL="0" distR="0" allowOverlap="1" layoutInCell="1" locked="0" behindDoc="1" simplePos="0" relativeHeight="487157760">
+                    <wp:anchor distT="0" distB="0" distL="0" distR="0" allowOverlap="1" layoutInCell="1" locked="0" behindDoc="1" simplePos="0" relativeHeight="487151616">
                       <wp:simplePos x="0" y="0"/>
                       <wp:positionH relativeFrom="column">
                         <wp:posOffset>184082</wp:posOffset>
@@ -13979,7 +13979,7 @@
                 </mc:Choice>
                 <mc:Fallback>
                   <w:pict>
-                    <v:group style="position:absolute;margin-left:14.494654pt;margin-top:5.221378pt;width:3.8pt;height:3.8pt;mso-position-horizontal-relative:column;mso-position-vertical-relative:paragraph;z-index:-16158720" id="docshapegroup121" coordorigin="290,104" coordsize="76,76">
+                    <v:group style="position:absolute;margin-left:14.494654pt;margin-top:5.221378pt;width:3.8pt;height:3.8pt;mso-position-horizontal-relative:column;mso-position-vertical-relative:paragraph;z-index:-16164864" id="docshapegroup121" coordorigin="290,104" coordsize="76,76">
                       <v:shape style="position:absolute;left:289;top:104;width:76;height:76" id="docshape122" coordorigin="290,104" coordsize="76,76" path="m332,179l322,179,318,179,290,147,290,137,322,104,332,104,365,142,365,147,332,179xe" filled="true" fillcolor="#1d1d1d" stroked="false">
                         <v:path arrowok="t"/>
                         <v:fill type="solid"/>
@@ -14020,7 +14020,7 @@
               <mc:AlternateContent>
                 <mc:Choice Requires="wps">
                   <w:drawing>
-                    <wp:anchor distT="0" distB="0" distL="0" distR="0" allowOverlap="1" layoutInCell="1" locked="0" behindDoc="1" simplePos="0" relativeHeight="487172608">
+                    <wp:anchor distT="0" distB="0" distL="0" distR="0" allowOverlap="1" layoutInCell="1" locked="0" behindDoc="1" simplePos="0" relativeHeight="487166976">
                       <wp:simplePos x="0" y="0"/>
                       <wp:positionH relativeFrom="column">
                         <wp:posOffset>180509</wp:posOffset>
@@ -14116,7 +14116,7 @@
                 </mc:Choice>
                 <mc:Fallback>
                   <w:pict>
-                    <v:group style="position:absolute;margin-left:14.213369pt;margin-top:5.221378pt;width:3.8pt;height:3.8pt;mso-position-horizontal-relative:column;mso-position-vertical-relative:paragraph;z-index:-16143872" id="docshapegroup123" coordorigin="284,104" coordsize="76,76">
+                    <v:group style="position:absolute;margin-left:14.213369pt;margin-top:5.221378pt;width:3.8pt;height:3.8pt;mso-position-horizontal-relative:column;mso-position-vertical-relative:paragraph;z-index:-16149504" id="docshapegroup123" coordorigin="284,104" coordsize="76,76">
                       <v:shape style="position:absolute;left:284;top:104;width:76;height:76" id="docshape124" coordorigin="284,104" coordsize="76,76" path="m327,179l317,179,312,179,284,147,284,137,317,104,327,104,359,142,359,147,327,179xe" filled="true" fillcolor="#1d1d1d" stroked="false">
                         <v:path arrowok="t"/>
                         <v:fill type="solid"/>
@@ -14157,7 +14157,7 @@
               <mc:AlternateContent>
                 <mc:Choice Requires="wps">
                   <w:drawing>
-                    <wp:anchor distT="0" distB="0" distL="0" distR="0" allowOverlap="1" layoutInCell="1" locked="0" behindDoc="1" simplePos="0" relativeHeight="487186944">
+                    <wp:anchor distT="0" distB="0" distL="0" distR="0" allowOverlap="1" layoutInCell="1" locked="0" behindDoc="1" simplePos="0" relativeHeight="487182336">
                       <wp:simplePos x="0" y="0"/>
                       <wp:positionH relativeFrom="column">
                         <wp:posOffset>235208</wp:posOffset>
@@ -14253,7 +14253,7 @@
                 </mc:Choice>
                 <mc:Fallback>
                   <w:pict>
-                    <v:group style="position:absolute;margin-left:18.520393pt;margin-top:5.221378pt;width:3.8pt;height:3.8pt;mso-position-horizontal-relative:column;mso-position-vertical-relative:paragraph;z-index:-16129536" id="docshapegroup125" coordorigin="370,104" coordsize="76,76">
+                    <v:group style="position:absolute;margin-left:18.520393pt;margin-top:5.221378pt;width:3.8pt;height:3.8pt;mso-position-horizontal-relative:column;mso-position-vertical-relative:paragraph;z-index:-16134144" id="docshapegroup125" coordorigin="370,104" coordsize="76,76">
                       <v:shape style="position:absolute;left:370;top:104;width:76;height:76" id="docshape126" coordorigin="370,104" coordsize="76,76" path="m413,179l403,179,398,179,370,147,370,137,403,104,413,104,445,142,445,147,413,179xe" filled="true" fillcolor="#1d1d1d" stroked="false">
                         <v:path arrowok="t"/>
                         <v:fill type="solid"/>
@@ -14267,11 +14267,11 @@
             <w:r>
               <w:rPr>
                 <w:color w:val="1D1D1D"/>
-                <w:spacing w:val="-5"/>
-                <w:w w:val="115"/>
-                <w:sz w:val="22"/>
-              </w:rPr>
-              <w:t>MCP</w:t>
+                <w:spacing w:val="-2"/>
+                <w:w w:val="110"/>
+                <w:sz w:val="22"/>
+              </w:rPr>
+              <w:t>DeepEval</w:t>
             </w:r>
           </w:p>
         </w:tc>
@@ -14315,7 +14315,7 @@
               <mc:AlternateContent>
                 <mc:Choice Requires="wps">
                   <w:drawing>
-                    <wp:anchor distT="0" distB="0" distL="0" distR="0" allowOverlap="1" layoutInCell="1" locked="0" behindDoc="1" simplePos="0" relativeHeight="487142912">
+                    <wp:anchor distT="0" distB="0" distL="0" distR="0" allowOverlap="1" layoutInCell="1" locked="0" behindDoc="1" simplePos="0" relativeHeight="487136768">
                       <wp:simplePos x="0" y="0"/>
                       <wp:positionH relativeFrom="column">
                         <wp:posOffset>363596</wp:posOffset>
@@ -14411,7 +14411,7 @@
                 </mc:Choice>
                 <mc:Fallback>
                   <w:pict>
-                    <v:group style="position:absolute;margin-left:28.629654pt;margin-top:5.221386pt;width:3.8pt;height:3.8pt;mso-position-horizontal-relative:column;mso-position-vertical-relative:paragraph;z-index:-16173568" id="docshapegroup127" coordorigin="573,104" coordsize="76,76">
+                    <v:group style="position:absolute;margin-left:28.629654pt;margin-top:5.221386pt;width:3.8pt;height:3.8pt;mso-position-horizontal-relative:column;mso-position-vertical-relative:paragraph;z-index:-16179712" id="docshapegroup127" coordorigin="573,104" coordsize="76,76">
                       <v:shape style="position:absolute;left:572;top:104;width:76;height:76" id="docshape128" coordorigin="573,104" coordsize="76,76" path="m615,179l605,179,600,179,573,147,573,137,605,104,615,104,648,142,648,147,615,179xe" filled="true" fillcolor="#1d1d1d" stroked="false">
                         <v:path arrowok="t"/>
                         <v:fill type="solid"/>
@@ -14452,7 +14452,7 @@
               <mc:AlternateContent>
                 <mc:Choice Requires="wps">
                   <w:drawing>
-                    <wp:anchor distT="0" distB="0" distL="0" distR="0" allowOverlap="1" layoutInCell="1" locked="0" behindDoc="1" simplePos="0" relativeHeight="487158272">
+                    <wp:anchor distT="0" distB="0" distL="0" distR="0" allowOverlap="1" layoutInCell="1" locked="0" behindDoc="1" simplePos="0" relativeHeight="487152128">
                       <wp:simplePos x="0" y="0"/>
                       <wp:positionH relativeFrom="column">
                         <wp:posOffset>184082</wp:posOffset>
@@ -14548,7 +14548,7 @@
                 </mc:Choice>
                 <mc:Fallback>
                   <w:pict>
-                    <v:group style="position:absolute;margin-left:14.494654pt;margin-top:5.221386pt;width:3.8pt;height:3.8pt;mso-position-horizontal-relative:column;mso-position-vertical-relative:paragraph;z-index:-16158208" id="docshapegroup129" coordorigin="290,104" coordsize="76,76">
+                    <v:group style="position:absolute;margin-left:14.494654pt;margin-top:5.221386pt;width:3.8pt;height:3.8pt;mso-position-horizontal-relative:column;mso-position-vertical-relative:paragraph;z-index:-16164352" id="docshapegroup129" coordorigin="290,104" coordsize="76,76">
                       <v:shape style="position:absolute;left:289;top:104;width:76;height:76" id="docshape130" coordorigin="290,104" coordsize="76,76" path="m332,179l322,179,318,179,290,147,290,137,322,104,332,104,365,142,365,147,332,179xe" filled="true" fillcolor="#1d1d1d" stroked="false">
                         <v:path arrowok="t"/>
                         <v:fill type="solid"/>
@@ -14589,7 +14589,7 @@
               <mc:AlternateContent>
                 <mc:Choice Requires="wps">
                   <w:drawing>
-                    <wp:anchor distT="0" distB="0" distL="0" distR="0" allowOverlap="1" layoutInCell="1" locked="0" behindDoc="1" simplePos="0" relativeHeight="487173120">
+                    <wp:anchor distT="0" distB="0" distL="0" distR="0" allowOverlap="1" layoutInCell="1" locked="0" behindDoc="1" simplePos="0" relativeHeight="487167488">
                       <wp:simplePos x="0" y="0"/>
                       <wp:positionH relativeFrom="column">
                         <wp:posOffset>180509</wp:posOffset>
@@ -14685,7 +14685,7 @@
                 </mc:Choice>
                 <mc:Fallback>
                   <w:pict>
-                    <v:group style="position:absolute;margin-left:14.213369pt;margin-top:5.221386pt;width:3.8pt;height:3.8pt;mso-position-horizontal-relative:column;mso-position-vertical-relative:paragraph;z-index:-16143360" id="docshapegroup131" coordorigin="284,104" coordsize="76,76">
+                    <v:group style="position:absolute;margin-left:14.213369pt;margin-top:5.221386pt;width:3.8pt;height:3.8pt;mso-position-horizontal-relative:column;mso-position-vertical-relative:paragraph;z-index:-16148992" id="docshapegroup131" coordorigin="284,104" coordsize="76,76">
                       <v:shape style="position:absolute;left:284;top:104;width:76;height:76" id="docshape132" coordorigin="284,104" coordsize="76,76" path="m327,179l317,179,312,179,284,147,284,137,317,104,327,104,359,142,359,147,327,179xe" filled="true" fillcolor="#1d1d1d" stroked="false">
                         <v:path arrowok="t"/>
                         <v:fill type="solid"/>
@@ -14726,7 +14726,7 @@
               <mc:AlternateContent>
                 <mc:Choice Requires="wps">
                   <w:drawing>
-                    <wp:anchor distT="0" distB="0" distL="0" distR="0" allowOverlap="1" layoutInCell="1" locked="0" behindDoc="1" simplePos="0" relativeHeight="487187456">
+                    <wp:anchor distT="0" distB="0" distL="0" distR="0" allowOverlap="1" layoutInCell="1" locked="0" behindDoc="1" simplePos="0" relativeHeight="487182848">
                       <wp:simplePos x="0" y="0"/>
                       <wp:positionH relativeFrom="column">
                         <wp:posOffset>235208</wp:posOffset>
@@ -14822,7 +14822,7 @@
                 </mc:Choice>
                 <mc:Fallback>
                   <w:pict>
-                    <v:group style="position:absolute;margin-left:18.520393pt;margin-top:5.221386pt;width:3.8pt;height:3.8pt;mso-position-horizontal-relative:column;mso-position-vertical-relative:paragraph;z-index:-16129024" id="docshapegroup133" coordorigin="370,104" coordsize="76,76">
+                    <v:group style="position:absolute;margin-left:18.520393pt;margin-top:5.221386pt;width:3.8pt;height:3.8pt;mso-position-horizontal-relative:column;mso-position-vertical-relative:paragraph;z-index:-16133632" id="docshapegroup133" coordorigin="370,104" coordsize="76,76">
                       <v:shape style="position:absolute;left:370;top:104;width:76;height:76" id="docshape134" coordorigin="370,104" coordsize="76,76" path="m413,179l403,179,398,179,370,147,370,137,403,104,413,104,445,142,445,147,413,179xe" filled="true" fillcolor="#1d1d1d" stroked="false">
                         <v:path arrowok="t"/>
                         <v:fill type="solid"/>
@@ -14836,11 +14836,11 @@
             <w:r>
               <w:rPr>
                 <w:color w:val="1D1D1D"/>
-                <w:spacing w:val="-5"/>
-                <w:w w:val="115"/>
-                <w:sz w:val="22"/>
-              </w:rPr>
-              <w:t>A2A</w:t>
+                <w:spacing w:val="-2"/>
+                <w:w w:val="110"/>
+                <w:sz w:val="22"/>
+              </w:rPr>
+              <w:t>Milvus</w:t>
             </w:r>
           </w:p>
         </w:tc>
@@ -14884,7 +14884,7 @@
               <mc:AlternateContent>
                 <mc:Choice Requires="wps">
                   <w:drawing>
-                    <wp:anchor distT="0" distB="0" distL="0" distR="0" allowOverlap="1" layoutInCell="1" locked="0" behindDoc="1" simplePos="0" relativeHeight="487143424">
+                    <wp:anchor distT="0" distB="0" distL="0" distR="0" allowOverlap="1" layoutInCell="1" locked="0" behindDoc="1" simplePos="0" relativeHeight="487137280">
                       <wp:simplePos x="0" y="0"/>
                       <wp:positionH relativeFrom="column">
                         <wp:posOffset>363596</wp:posOffset>
@@ -14980,7 +14980,7 @@
                 </mc:Choice>
                 <mc:Fallback>
                   <w:pict>
-                    <v:group style="position:absolute;margin-left:28.629654pt;margin-top:5.221364pt;width:3.8pt;height:3.8pt;mso-position-horizontal-relative:column;mso-position-vertical-relative:paragraph;z-index:-16173056" id="docshapegroup135" coordorigin="573,104" coordsize="76,76">
+                    <v:group style="position:absolute;margin-left:28.629654pt;margin-top:5.221364pt;width:3.8pt;height:3.8pt;mso-position-horizontal-relative:column;mso-position-vertical-relative:paragraph;z-index:-16179200" id="docshapegroup135" coordorigin="573,104" coordsize="76,76">
                       <v:shape style="position:absolute;left:572;top:104;width:76;height:76" id="docshape136" coordorigin="573,104" coordsize="76,76" path="m615,179l605,179,600,179,573,147,573,137,605,104,615,104,648,142,648,147,615,179xe" filled="true" fillcolor="#1d1d1d" stroked="false">
                         <v:path arrowok="t"/>
                         <v:fill type="solid"/>
@@ -15021,7 +15021,7 @@
               <mc:AlternateContent>
                 <mc:Choice Requires="wps">
                   <w:drawing>
-                    <wp:anchor distT="0" distB="0" distL="0" distR="0" allowOverlap="1" layoutInCell="1" locked="0" behindDoc="1" simplePos="0" relativeHeight="487158784">
+                    <wp:anchor distT="0" distB="0" distL="0" distR="0" allowOverlap="1" layoutInCell="1" locked="0" behindDoc="1" simplePos="0" relativeHeight="487152640">
                       <wp:simplePos x="0" y="0"/>
                       <wp:positionH relativeFrom="column">
                         <wp:posOffset>184082</wp:posOffset>
@@ -15117,7 +15117,7 @@
                 </mc:Choice>
                 <mc:Fallback>
                   <w:pict>
-                    <v:group style="position:absolute;margin-left:14.494654pt;margin-top:5.221364pt;width:3.8pt;height:3.8pt;mso-position-horizontal-relative:column;mso-position-vertical-relative:paragraph;z-index:-16157696" id="docshapegroup137" coordorigin="290,104" coordsize="76,76">
+                    <v:group style="position:absolute;margin-left:14.494654pt;margin-top:5.221364pt;width:3.8pt;height:3.8pt;mso-position-horizontal-relative:column;mso-position-vertical-relative:paragraph;z-index:-16163840" id="docshapegroup137" coordorigin="290,104" coordsize="76,76">
                       <v:shape style="position:absolute;left:289;top:104;width:76;height:76" id="docshape138" coordorigin="290,104" coordsize="76,76" path="m332,179l322,179,318,179,290,147,290,137,322,104,332,104,365,142,365,147,332,179xe" filled="true" fillcolor="#1d1d1d" stroked="false">
                         <v:path arrowok="t"/>
                         <v:fill type="solid"/>
@@ -15158,7 +15158,7 @@
               <mc:AlternateContent>
                 <mc:Choice Requires="wps">
                   <w:drawing>
-                    <wp:anchor distT="0" distB="0" distL="0" distR="0" allowOverlap="1" layoutInCell="1" locked="0" behindDoc="1" simplePos="0" relativeHeight="487173632">
+                    <wp:anchor distT="0" distB="0" distL="0" distR="0" allowOverlap="1" layoutInCell="1" locked="0" behindDoc="1" simplePos="0" relativeHeight="487168000">
                       <wp:simplePos x="0" y="0"/>
                       <wp:positionH relativeFrom="column">
                         <wp:posOffset>180509</wp:posOffset>
@@ -15254,7 +15254,7 @@
                 </mc:Choice>
                 <mc:Fallback>
                   <w:pict>
-                    <v:group style="position:absolute;margin-left:14.213369pt;margin-top:5.221364pt;width:3.8pt;height:3.8pt;mso-position-horizontal-relative:column;mso-position-vertical-relative:paragraph;z-index:-16142848" id="docshapegroup139" coordorigin="284,104" coordsize="76,76">
+                    <v:group style="position:absolute;margin-left:14.213369pt;margin-top:5.221364pt;width:3.8pt;height:3.8pt;mso-position-horizontal-relative:column;mso-position-vertical-relative:paragraph;z-index:-16148480" id="docshapegroup139" coordorigin="284,104" coordsize="76,76">
                       <v:shape style="position:absolute;left:284;top:104;width:76;height:76" id="docshape140" coordorigin="284,104" coordsize="76,76" path="m327,179l317,179,312,179,284,147,284,137,317,104,327,104,359,142,359,147,327,179xe" filled="true" fillcolor="#1d1d1d" stroked="false">
                         <v:path arrowok="t"/>
                         <v:fill type="solid"/>
@@ -15295,7 +15295,7 @@
               <mc:AlternateContent>
                 <mc:Choice Requires="wps">
                   <w:drawing>
-                    <wp:anchor distT="0" distB="0" distL="0" distR="0" allowOverlap="1" layoutInCell="1" locked="0" behindDoc="1" simplePos="0" relativeHeight="487187968">
+                    <wp:anchor distT="0" distB="0" distL="0" distR="0" allowOverlap="1" layoutInCell="1" locked="0" behindDoc="1" simplePos="0" relativeHeight="487183360">
                       <wp:simplePos x="0" y="0"/>
                       <wp:positionH relativeFrom="column">
                         <wp:posOffset>235208</wp:posOffset>
@@ -15391,7 +15391,7 @@
                 </mc:Choice>
                 <mc:Fallback>
                   <w:pict>
-                    <v:group style="position:absolute;margin-left:18.520393pt;margin-top:5.221364pt;width:3.8pt;height:3.8pt;mso-position-horizontal-relative:column;mso-position-vertical-relative:paragraph;z-index:-16128512" id="docshapegroup141" coordorigin="370,104" coordsize="76,76">
+                    <v:group style="position:absolute;margin-left:18.520393pt;margin-top:5.221364pt;width:3.8pt;height:3.8pt;mso-position-horizontal-relative:column;mso-position-vertical-relative:paragraph;z-index:-16133120" id="docshapegroup141" coordorigin="370,104" coordsize="76,76">
                       <v:shape style="position:absolute;left:370;top:104;width:76;height:76" id="docshape142" coordorigin="370,104" coordsize="76,76" path="m413,179l403,179,398,179,370,147,370,137,403,104,413,104,445,142,445,147,413,179xe" filled="true" fillcolor="#1d1d1d" stroked="false">
                         <v:path arrowok="t"/>
                         <v:fill type="solid"/>
@@ -15405,11 +15405,11 @@
             <w:r>
               <w:rPr>
                 <w:color w:val="1D1D1D"/>
-                <w:spacing w:val="-2"/>
-                <w:w w:val="110"/>
-                <w:sz w:val="22"/>
-              </w:rPr>
-              <w:t>AutoGluon</w:t>
+                <w:spacing w:val="-5"/>
+                <w:w w:val="115"/>
+                <w:sz w:val="22"/>
+              </w:rPr>
+              <w:t>RAG</w:t>
             </w:r>
           </w:p>
         </w:tc>
@@ -15452,7 +15452,7 @@
               <mc:AlternateContent>
                 <mc:Choice Requires="wps">
                   <w:drawing>
-                    <wp:anchor distT="0" distB="0" distL="0" distR="0" allowOverlap="1" layoutInCell="1" locked="0" behindDoc="1" simplePos="0" relativeHeight="487143936">
+                    <wp:anchor distT="0" distB="0" distL="0" distR="0" allowOverlap="1" layoutInCell="1" locked="0" behindDoc="1" simplePos="0" relativeHeight="487137792">
                       <wp:simplePos x="0" y="0"/>
                       <wp:positionH relativeFrom="column">
                         <wp:posOffset>363596</wp:posOffset>
@@ -15548,7 +15548,7 @@
                 </mc:Choice>
                 <mc:Fallback>
                   <w:pict>
-                    <v:group style="position:absolute;margin-left:28.629654pt;margin-top:5.221373pt;width:3.8pt;height:3.8pt;mso-position-horizontal-relative:column;mso-position-vertical-relative:paragraph;z-index:-16172544" id="docshapegroup143" coordorigin="573,104" coordsize="76,76">
+                    <v:group style="position:absolute;margin-left:28.629654pt;margin-top:5.221373pt;width:3.8pt;height:3.8pt;mso-position-horizontal-relative:column;mso-position-vertical-relative:paragraph;z-index:-16178688" id="docshapegroup143" coordorigin="573,104" coordsize="76,76">
                       <v:shape style="position:absolute;left:572;top:104;width:76;height:76" id="docshape144" coordorigin="573,104" coordsize="76,76" path="m615,179l605,179,600,179,573,147,573,137,605,104,615,104,648,142,648,147,615,179xe" filled="true" fillcolor="#1d1d1d" stroked="false">
                         <v:path arrowok="t"/>
                         <v:fill type="solid"/>
@@ -15614,7 +15614,7 @@
               <mc:AlternateContent>
                 <mc:Choice Requires="wps">
                   <w:drawing>
-                    <wp:anchor distT="0" distB="0" distL="0" distR="0" allowOverlap="1" layoutInCell="1" locked="0" behindDoc="1" simplePos="0" relativeHeight="487174144">
+                    <wp:anchor distT="0" distB="0" distL="0" distR="0" allowOverlap="1" layoutInCell="1" locked="0" behindDoc="1" simplePos="0" relativeHeight="487168512">
                       <wp:simplePos x="0" y="0"/>
                       <wp:positionH relativeFrom="column">
                         <wp:posOffset>180509</wp:posOffset>
@@ -15710,7 +15710,7 @@
                 </mc:Choice>
                 <mc:Fallback>
                   <w:pict>
-                    <v:group style="position:absolute;margin-left:14.213369pt;margin-top:5.221373pt;width:3.8pt;height:3.8pt;mso-position-horizontal-relative:column;mso-position-vertical-relative:paragraph;z-index:-16142336" id="docshapegroup145" coordorigin="284,104" coordsize="76,76">
+                    <v:group style="position:absolute;margin-left:14.213369pt;margin-top:5.221373pt;width:3.8pt;height:3.8pt;mso-position-horizontal-relative:column;mso-position-vertical-relative:paragraph;z-index:-16147968" id="docshapegroup145" coordorigin="284,104" coordsize="76,76">
                       <v:shape style="position:absolute;left:284;top:104;width:76;height:76" id="docshape146" coordorigin="284,104" coordsize="76,76" path="m327,179l317,179,312,179,284,147,284,137,317,104,327,104,359,142,359,147,327,179xe" filled="true" fillcolor="#1d1d1d" stroked="false">
                         <v:path arrowok="t"/>
                         <v:fill type="solid"/>
@@ -15739,52 +15739,7 @@
           <w:p>
             <w:pPr>
               <w:pStyle w:val="TableParagraph"/>
-              <w:ind w:left="252"/>
-              <w:rPr>
-                <w:b/>
-                <w:sz w:val="22"/>
-              </w:rPr>
-            </w:pPr>
-            <w:r>
-              <w:rPr>
-                <w:b/>
-                <w:color w:val="1D1D1D"/>
-                <w:spacing w:val="-5"/>
-                <w:w w:val="110"/>
-                <w:sz w:val="22"/>
-              </w:rPr>
-              <w:t>IDE</w:t>
-            </w:r>
-          </w:p>
-        </w:tc>
-      </w:tr>
-      <w:tr>
-        <w:trPr>
-          <w:trHeight w:val="300" w:hRule="atLeast"/>
-        </w:trPr>
-        <w:tc>
-          <w:tcPr>
-            <w:tcW w:w="1727" w:type="dxa"/>
-          </w:tcPr>
-          <w:p>
-            <w:pPr>
-              <w:pStyle w:val="TableParagraph"/>
-              <w:spacing w:line="240" w:lineRule="auto" w:before="0"/>
-              <w:rPr>
-                <w:rFonts w:ascii="Times New Roman"/>
-                <w:sz w:val="22"/>
-              </w:rPr>
-            </w:pPr>
-          </w:p>
-        </w:tc>
-        <w:tc>
-          <w:tcPr>
-            <w:tcW w:w="2208" w:type="dxa"/>
-          </w:tcPr>
-          <w:p>
-            <w:pPr>
-              <w:pStyle w:val="TableParagraph"/>
-              <w:ind w:left="826"/>
+              <w:ind w:left="625"/>
               <w:rPr>
                 <w:sz w:val="22"/>
               </w:rPr>
@@ -15796,10 +15751,10 @@
               <mc:AlternateContent>
                 <mc:Choice Requires="wps">
                   <w:drawing>
-                    <wp:anchor distT="0" distB="0" distL="0" distR="0" allowOverlap="1" layoutInCell="1" locked="0" behindDoc="1" simplePos="0" relativeHeight="487144448">
+                    <wp:anchor distT="0" distB="0" distL="0" distR="0" allowOverlap="1" layoutInCell="1" locked="0" behindDoc="1" simplePos="0" relativeHeight="487183872">
                       <wp:simplePos x="0" y="0"/>
                       <wp:positionH relativeFrom="column">
-                        <wp:posOffset>363596</wp:posOffset>
+                        <wp:posOffset>235208</wp:posOffset>
                       </wp:positionH>
                       <wp:positionV relativeFrom="paragraph">
                         <wp:posOffset>66311</wp:posOffset>
@@ -15892,8 +15847,8 @@
                 </mc:Choice>
                 <mc:Fallback>
                   <w:pict>
-                    <v:group style="position:absolute;margin-left:28.629654pt;margin-top:5.221381pt;width:3.8pt;height:3.8pt;mso-position-horizontal-relative:column;mso-position-vertical-relative:paragraph;z-index:-16172032" id="docshapegroup147" coordorigin="573,104" coordsize="76,76">
-                      <v:shape style="position:absolute;left:572;top:104;width:76;height:76" id="docshape148" coordorigin="573,104" coordsize="76,76" path="m615,179l605,179,600,179,573,147,573,137,605,104,615,104,648,142,648,147,615,179xe" filled="true" fillcolor="#1d1d1d" stroked="false">
+                    <v:group style="position:absolute;margin-left:18.520393pt;margin-top:5.221373pt;width:3.8pt;height:3.8pt;mso-position-horizontal-relative:column;mso-position-vertical-relative:paragraph;z-index:-16132608" id="docshapegroup147" coordorigin="370,104" coordsize="76,76">
+                      <v:shape style="position:absolute;left:370;top:104;width:76;height:76" id="docshape148" coordorigin="370,104" coordsize="76,76" path="m413,179l403,179,398,179,370,147,370,137,403,104,413,104,445,142,445,147,413,179xe" filled="true" fillcolor="#1d1d1d" stroked="false">
                         <v:path arrowok="t"/>
                         <v:fill type="solid"/>
                       </v:shape>
@@ -15906,22 +15861,42 @@
             <w:r>
               <w:rPr>
                 <w:color w:val="1D1D1D"/>
-                <w:spacing w:val="-2"/>
-                <w:w w:val="110"/>
-                <w:sz w:val="22"/>
-              </w:rPr>
-              <w:t>maven</w:t>
-            </w:r>
+                <w:spacing w:val="-5"/>
+                <w:w w:val="115"/>
+                <w:sz w:val="22"/>
+              </w:rPr>
+              <w:t>MCP</w:t>
+            </w:r>
+          </w:p>
+        </w:tc>
+      </w:tr>
+      <w:tr>
+        <w:trPr>
+          <w:trHeight w:val="300" w:hRule="atLeast"/>
+        </w:trPr>
+        <w:tc>
+          <w:tcPr>
+            <w:tcW w:w="1727" w:type="dxa"/>
+          </w:tcPr>
+          <w:p>
+            <w:pPr>
+              <w:pStyle w:val="TableParagraph"/>
+              <w:spacing w:line="240" w:lineRule="auto" w:before="0"/>
+              <w:rPr>
+                <w:rFonts w:ascii="Times New Roman"/>
+                <w:sz w:val="22"/>
+              </w:rPr>
+            </w:pPr>
           </w:p>
         </w:tc>
         <w:tc>
           <w:tcPr>
-            <w:tcW w:w="2315" w:type="dxa"/>
+            <w:tcW w:w="2208" w:type="dxa"/>
           </w:tcPr>
           <w:p>
             <w:pPr>
               <w:pStyle w:val="TableParagraph"/>
-              <w:ind w:left="544"/>
+              <w:ind w:left="826"/>
               <w:rPr>
                 <w:sz w:val="22"/>
               </w:rPr>
@@ -15933,10 +15908,10 @@
               <mc:AlternateContent>
                 <mc:Choice Requires="wps">
                   <w:drawing>
-                    <wp:anchor distT="0" distB="0" distL="0" distR="0" allowOverlap="1" layoutInCell="1" locked="0" behindDoc="1" simplePos="0" relativeHeight="487159296">
+                    <wp:anchor distT="0" distB="0" distL="0" distR="0" allowOverlap="1" layoutInCell="1" locked="0" behindDoc="1" simplePos="0" relativeHeight="487138304">
                       <wp:simplePos x="0" y="0"/>
                       <wp:positionH relativeFrom="column">
-                        <wp:posOffset>184082</wp:posOffset>
+                        <wp:posOffset>363596</wp:posOffset>
                       </wp:positionH>
                       <wp:positionV relativeFrom="paragraph">
                         <wp:posOffset>66311</wp:posOffset>
@@ -16029,8 +16004,8 @@
                 </mc:Choice>
                 <mc:Fallback>
                   <w:pict>
-                    <v:group style="position:absolute;margin-left:14.494654pt;margin-top:5.221381pt;width:3.8pt;height:3.8pt;mso-position-horizontal-relative:column;mso-position-vertical-relative:paragraph;z-index:-16157184" id="docshapegroup149" coordorigin="290,104" coordsize="76,76">
-                      <v:shape style="position:absolute;left:289;top:104;width:76;height:76" id="docshape150" coordorigin="290,104" coordsize="76,76" path="m332,179l322,179,318,179,290,147,290,137,322,104,332,104,365,142,365,147,332,179xe" filled="true" fillcolor="#1d1d1d" stroked="false">
+                    <v:group style="position:absolute;margin-left:28.629654pt;margin-top:5.221381pt;width:3.8pt;height:3.8pt;mso-position-horizontal-relative:column;mso-position-vertical-relative:paragraph;z-index:-16178176" id="docshapegroup149" coordorigin="573,104" coordsize="76,76">
+                      <v:shape style="position:absolute;left:572;top:104;width:76;height:76" id="docshape150" coordorigin="573,104" coordsize="76,76" path="m615,179l605,179,600,179,573,147,573,137,605,104,615,104,648,142,648,147,615,179xe" filled="true" fillcolor="#1d1d1d" stroked="false">
                         <v:path arrowok="t"/>
                         <v:fill type="solid"/>
                       </v:shape>
@@ -16043,22 +16018,22 @@
             <w:r>
               <w:rPr>
                 <w:color w:val="1D1D1D"/>
-                <w:spacing w:val="-4"/>
-                <w:w w:val="125"/>
-                <w:sz w:val="22"/>
-              </w:rPr>
-              <w:t>CNCF</w:t>
+                <w:spacing w:val="-2"/>
+                <w:w w:val="110"/>
+                <w:sz w:val="22"/>
+              </w:rPr>
+              <w:t>maven</w:t>
             </w:r>
           </w:p>
         </w:tc>
         <w:tc>
           <w:tcPr>
-            <w:tcW w:w="2019" w:type="dxa"/>
+            <w:tcW w:w="2315" w:type="dxa"/>
           </w:tcPr>
           <w:p>
             <w:pPr>
               <w:pStyle w:val="TableParagraph"/>
-              <w:ind w:left="539"/>
+              <w:ind w:left="544"/>
               <w:rPr>
                 <w:sz w:val="22"/>
               </w:rPr>
@@ -16070,10 +16045,10 @@
               <mc:AlternateContent>
                 <mc:Choice Requires="wps">
                   <w:drawing>
-                    <wp:anchor distT="0" distB="0" distL="0" distR="0" allowOverlap="1" layoutInCell="1" locked="0" behindDoc="1" simplePos="0" relativeHeight="487174656">
+                    <wp:anchor distT="0" distB="0" distL="0" distR="0" allowOverlap="1" layoutInCell="1" locked="0" behindDoc="1" simplePos="0" relativeHeight="487153152">
                       <wp:simplePos x="0" y="0"/>
                       <wp:positionH relativeFrom="column">
-                        <wp:posOffset>180509</wp:posOffset>
+                        <wp:posOffset>184082</wp:posOffset>
                       </wp:positionH>
                       <wp:positionV relativeFrom="paragraph">
                         <wp:posOffset>66311</wp:posOffset>
@@ -16166,8 +16141,8 @@
                 </mc:Choice>
                 <mc:Fallback>
                   <w:pict>
-                    <v:group style="position:absolute;margin-left:14.213369pt;margin-top:5.221381pt;width:3.8pt;height:3.8pt;mso-position-horizontal-relative:column;mso-position-vertical-relative:paragraph;z-index:-16141824" id="docshapegroup151" coordorigin="284,104" coordsize="76,76">
-                      <v:shape style="position:absolute;left:284;top:104;width:76;height:76" id="docshape152" coordorigin="284,104" coordsize="76,76" path="m327,179l317,179,312,179,284,147,284,137,317,104,327,104,359,142,359,147,327,179xe" filled="true" fillcolor="#1d1d1d" stroked="false">
+                    <v:group style="position:absolute;margin-left:14.494654pt;margin-top:5.221381pt;width:3.8pt;height:3.8pt;mso-position-horizontal-relative:column;mso-position-vertical-relative:paragraph;z-index:-16163328" id="docshapegroup151" coordorigin="290,104" coordsize="76,76">
+                      <v:shape style="position:absolute;left:289;top:104;width:76;height:76" id="docshape152" coordorigin="290,104" coordsize="76,76" path="m332,179l322,179,318,179,290,147,290,137,322,104,332,104,365,142,365,147,332,179xe" filled="true" fillcolor="#1d1d1d" stroked="false">
                         <v:path arrowok="t"/>
                         <v:fill type="solid"/>
                       </v:shape>
@@ -16180,22 +16155,22 @@
             <w:r>
               <w:rPr>
                 <w:color w:val="1D1D1D"/>
-                <w:spacing w:val="-2"/>
-                <w:w w:val="115"/>
-                <w:sz w:val="22"/>
-              </w:rPr>
-              <w:t>Express</w:t>
+                <w:spacing w:val="-4"/>
+                <w:w w:val="125"/>
+                <w:sz w:val="22"/>
+              </w:rPr>
+              <w:t>CNCF</w:t>
             </w:r>
           </w:p>
         </w:tc>
         <w:tc>
           <w:tcPr>
-            <w:tcW w:w="2604" w:type="dxa"/>
+            <w:tcW w:w="2019" w:type="dxa"/>
           </w:tcPr>
           <w:p>
             <w:pPr>
               <w:pStyle w:val="TableParagraph"/>
-              <w:ind w:left="625"/>
+              <w:ind w:left="539"/>
               <w:rPr>
                 <w:sz w:val="22"/>
               </w:rPr>
@@ -16207,10 +16182,10 @@
               <mc:AlternateContent>
                 <mc:Choice Requires="wps">
                   <w:drawing>
-                    <wp:anchor distT="0" distB="0" distL="0" distR="0" allowOverlap="1" layoutInCell="1" locked="0" behindDoc="1" simplePos="0" relativeHeight="487188480">
+                    <wp:anchor distT="0" distB="0" distL="0" distR="0" allowOverlap="1" layoutInCell="1" locked="0" behindDoc="1" simplePos="0" relativeHeight="487169024">
                       <wp:simplePos x="0" y="0"/>
                       <wp:positionH relativeFrom="column">
-                        <wp:posOffset>235208</wp:posOffset>
+                        <wp:posOffset>180509</wp:posOffset>
                       </wp:positionH>
                       <wp:positionV relativeFrom="paragraph">
                         <wp:posOffset>66311</wp:posOffset>
@@ -16303,8 +16278,8 @@
                 </mc:Choice>
                 <mc:Fallback>
                   <w:pict>
-                    <v:group style="position:absolute;margin-left:18.520393pt;margin-top:5.221381pt;width:3.8pt;height:3.8pt;mso-position-horizontal-relative:column;mso-position-vertical-relative:paragraph;z-index:-16128000" id="docshapegroup153" coordorigin="370,104" coordsize="76,76">
-                      <v:shape style="position:absolute;left:370;top:104;width:76;height:76" id="docshape154" coordorigin="370,104" coordsize="76,76" path="m413,179l403,179,398,179,370,147,370,137,403,104,413,104,445,142,445,147,413,179xe" filled="true" fillcolor="#1d1d1d" stroked="false">
+                    <v:group style="position:absolute;margin-left:14.213369pt;margin-top:5.221381pt;width:3.8pt;height:3.8pt;mso-position-horizontal-relative:column;mso-position-vertical-relative:paragraph;z-index:-16147456" id="docshapegroup153" coordorigin="284,104" coordsize="76,76">
+                      <v:shape style="position:absolute;left:284;top:104;width:76;height:76" id="docshape154" coordorigin="284,104" coordsize="76,76" path="m327,179l317,179,312,179,284,147,284,137,317,104,327,104,359,142,359,147,327,179xe" filled="true" fillcolor="#1d1d1d" stroked="false">
                         <v:path arrowok="t"/>
                         <v:fill type="solid"/>
                       </v:shape>
@@ -16317,121 +16292,22 @@
             <w:r>
               <w:rPr>
                 <w:color w:val="1D1D1D"/>
+                <w:spacing w:val="-2"/>
                 <w:w w:val="115"/>
                 <w:sz w:val="22"/>
               </w:rPr>
-              <w:t>Visual</w:t>
-            </w:r>
-            <w:r>
-              <w:rPr>
-                <w:color w:val="1D1D1D"/>
-                <w:spacing w:val="-13"/>
-                <w:w w:val="115"/>
-                <w:sz w:val="22"/>
-              </w:rPr>
-              <w:t> </w:t>
-            </w:r>
-            <w:r>
-              <w:rPr>
-                <w:color w:val="1D1D1D"/>
-                <w:w w:val="115"/>
-                <w:sz w:val="22"/>
-              </w:rPr>
-              <w:t>Studio</w:t>
-            </w:r>
-            <w:r>
-              <w:rPr>
-                <w:color w:val="1D1D1D"/>
-                <w:spacing w:val="-12"/>
-                <w:w w:val="115"/>
-                <w:sz w:val="22"/>
-              </w:rPr>
-              <w:t> </w:t>
-            </w:r>
-            <w:r>
-              <w:rPr>
-                <w:color w:val="1D1D1D"/>
-                <w:spacing w:val="-4"/>
-                <w:w w:val="115"/>
-                <w:sz w:val="22"/>
-              </w:rPr>
-              <w:t>Code</w:t>
+              <w:t>Express</w:t>
             </w:r>
           </w:p>
         </w:tc>
-      </w:tr>
-      <w:tr>
-        <w:trPr>
-          <w:trHeight w:val="300" w:hRule="atLeast"/>
-        </w:trPr>
         <w:tc>
           <w:tcPr>
-            <w:tcW w:w="1727" w:type="dxa"/>
+            <w:tcW w:w="2604" w:type="dxa"/>
           </w:tcPr>
           <w:p>
             <w:pPr>
               <w:pStyle w:val="TableParagraph"/>
-              <w:spacing w:line="240" w:lineRule="auto" w:before="0"/>
-              <w:rPr>
-                <w:rFonts w:ascii="Times New Roman"/>
-                <w:sz w:val="22"/>
-              </w:rPr>
-            </w:pPr>
-          </w:p>
-        </w:tc>
-        <w:tc>
-          <w:tcPr>
-            <w:tcW w:w="2208" w:type="dxa"/>
-          </w:tcPr>
-          <w:p>
-            <w:pPr>
-              <w:pStyle w:val="TableParagraph"/>
-              <w:ind w:right="167"/>
-              <w:jc w:val="right"/>
-              <w:rPr>
-                <w:b/>
-                <w:sz w:val="22"/>
-              </w:rPr>
-            </w:pPr>
-            <w:r>
-              <w:rPr>
-                <w:b/>
-                <w:color w:val="1D1D1D"/>
-                <w:w w:val="115"/>
-                <w:sz w:val="22"/>
-              </w:rPr>
-              <w:t>Data</w:t>
-            </w:r>
-            <w:r>
-              <w:rPr>
-                <w:b/>
-                <w:color w:val="1D1D1D"/>
-                <w:spacing w:val="-6"/>
-                <w:w w:val="115"/>
-                <w:sz w:val="22"/>
-              </w:rPr>
-              <w:t> </w:t>
-            </w:r>
-            <w:r>
-              <w:rPr>
-                <w:b/>
-                <w:color w:val="1D1D1D"/>
-                <w:spacing w:val="-2"/>
-                <w:w w:val="115"/>
-                <w:sz w:val="22"/>
-              </w:rPr>
-              <w:t>Platforms</w:t>
-            </w:r>
-          </w:p>
-        </w:tc>
-        <w:tc>
-          <w:tcPr>
-            <w:tcW w:w="2315" w:type="dxa"/>
-          </w:tcPr>
-          <w:p>
-            <w:pPr>
-              <w:pStyle w:val="TableParagraph"/>
-              <w:ind w:left="544"/>
+              <w:ind w:left="625"/>
               <w:rPr>
                 <w:sz w:val="22"/>
               </w:rPr>
@@ -16443,10 +16319,10 @@
               <mc:AlternateContent>
                 <mc:Choice Requires="wps">
                   <w:drawing>
-                    <wp:anchor distT="0" distB="0" distL="0" distR="0" allowOverlap="1" layoutInCell="1" locked="0" behindDoc="1" simplePos="0" relativeHeight="487159808">
+                    <wp:anchor distT="0" distB="0" distL="0" distR="0" allowOverlap="1" layoutInCell="1" locked="0" behindDoc="1" simplePos="0" relativeHeight="487184384">
                       <wp:simplePos x="0" y="0"/>
                       <wp:positionH relativeFrom="column">
-                        <wp:posOffset>184082</wp:posOffset>
+                        <wp:posOffset>235208</wp:posOffset>
                       </wp:positionH>
                       <wp:positionV relativeFrom="paragraph">
                         <wp:posOffset>66311</wp:posOffset>
@@ -16539,8 +16415,8 @@
                 </mc:Choice>
                 <mc:Fallback>
                   <w:pict>
-                    <v:group style="position:absolute;margin-left:14.494654pt;margin-top:5.221374pt;width:3.8pt;height:3.8pt;mso-position-horizontal-relative:column;mso-position-vertical-relative:paragraph;z-index:-16156672" id="docshapegroup155" coordorigin="290,104" coordsize="76,76">
-                      <v:shape style="position:absolute;left:289;top:104;width:76;height:76" id="docshape156" coordorigin="290,104" coordsize="76,76" path="m332,179l322,179,318,179,290,147,290,137,322,104,332,104,365,142,365,147,332,179xe" filled="true" fillcolor="#1d1d1d" stroked="false">
+                    <v:group style="position:absolute;margin-left:18.520393pt;margin-top:5.221381pt;width:3.8pt;height:3.8pt;mso-position-horizontal-relative:column;mso-position-vertical-relative:paragraph;z-index:-16132096" id="docshapegroup155" coordorigin="370,104" coordsize="76,76">
+                      <v:shape style="position:absolute;left:370;top:104;width:76;height:76" id="docshape156" coordorigin="370,104" coordsize="76,76" path="m413,179l403,179,398,179,370,147,370,137,403,104,413,104,445,142,445,147,413,179xe" filled="true" fillcolor="#1d1d1d" stroked="false">
                         <v:path arrowok="t"/>
                         <v:fill type="solid"/>
                       </v:shape>
@@ -16557,19 +16433,83 @@
                 <w:w w:val="115"/>
                 <w:sz w:val="22"/>
               </w:rPr>
-              <w:t>AWS</w:t>
-            </w:r>
+              <w:t>A2A</w:t>
+            </w:r>
+          </w:p>
+        </w:tc>
+      </w:tr>
+      <w:tr>
+        <w:trPr>
+          <w:trHeight w:val="300" w:hRule="atLeast"/>
+        </w:trPr>
+        <w:tc>
+          <w:tcPr>
+            <w:tcW w:w="1727" w:type="dxa"/>
+          </w:tcPr>
+          <w:p>
+            <w:pPr>
+              <w:pStyle w:val="TableParagraph"/>
+              <w:spacing w:line="240" w:lineRule="auto" w:before="0"/>
+              <w:rPr>
+                <w:rFonts w:ascii="Times New Roman"/>
+                <w:sz w:val="22"/>
+              </w:rPr>
+            </w:pPr>
           </w:p>
         </w:tc>
         <w:tc>
           <w:tcPr>
-            <w:tcW w:w="2019" w:type="dxa"/>
+            <w:tcW w:w="2208" w:type="dxa"/>
           </w:tcPr>
           <w:p>
             <w:pPr>
               <w:pStyle w:val="TableParagraph"/>
-              <w:ind w:right="326"/>
+              <w:ind w:right="167"/>
               <w:jc w:val="right"/>
+              <w:rPr>
+                <w:b/>
+                <w:sz w:val="22"/>
+              </w:rPr>
+            </w:pPr>
+            <w:r>
+              <w:rPr>
+                <w:b/>
+                <w:color w:val="1D1D1D"/>
+                <w:w w:val="115"/>
+                <w:sz w:val="22"/>
+              </w:rPr>
+              <w:t>Data</w:t>
+            </w:r>
+            <w:r>
+              <w:rPr>
+                <w:b/>
+                <w:color w:val="1D1D1D"/>
+                <w:spacing w:val="-6"/>
+                <w:w w:val="115"/>
+                <w:sz w:val="22"/>
+              </w:rPr>
+              <w:t> </w:t>
+            </w:r>
+            <w:r>
+              <w:rPr>
+                <w:b/>
+                <w:color w:val="1D1D1D"/>
+                <w:spacing w:val="-2"/>
+                <w:w w:val="115"/>
+                <w:sz w:val="22"/>
+              </w:rPr>
+              <w:t>Platforms</w:t>
+            </w:r>
+          </w:p>
+        </w:tc>
+        <w:tc>
+          <w:tcPr>
+            <w:tcW w:w="2315" w:type="dxa"/>
+          </w:tcPr>
+          <w:p>
+            <w:pPr>
+              <w:pStyle w:val="TableParagraph"/>
+              <w:ind w:left="544"/>
               <w:rPr>
                 <w:sz w:val="22"/>
               </w:rPr>
@@ -16581,10 +16521,10 @@
               <mc:AlternateContent>
                 <mc:Choice Requires="wps">
                   <w:drawing>
-                    <wp:anchor distT="0" distB="0" distL="0" distR="0" allowOverlap="1" layoutInCell="1" locked="0" behindDoc="1" simplePos="0" relativeHeight="487175168">
+                    <wp:anchor distT="0" distB="0" distL="0" distR="0" allowOverlap="1" layoutInCell="1" locked="0" behindDoc="1" simplePos="0" relativeHeight="487153664">
                       <wp:simplePos x="0" y="0"/>
                       <wp:positionH relativeFrom="column">
-                        <wp:posOffset>180509</wp:posOffset>
+                        <wp:posOffset>184082</wp:posOffset>
                       </wp:positionH>
                       <wp:positionV relativeFrom="paragraph">
                         <wp:posOffset>66311</wp:posOffset>
@@ -16677,8 +16617,8 @@
                 </mc:Choice>
                 <mc:Fallback>
                   <w:pict>
-                    <v:group style="position:absolute;margin-left:14.213369pt;margin-top:5.221374pt;width:3.8pt;height:3.8pt;mso-position-horizontal-relative:column;mso-position-vertical-relative:paragraph;z-index:-16141312" id="docshapegroup157" coordorigin="284,104" coordsize="76,76">
-                      <v:shape style="position:absolute;left:284;top:104;width:76;height:76" id="docshape158" coordorigin="284,104" coordsize="76,76" path="m327,179l317,179,312,179,284,147,284,137,317,104,327,104,359,142,359,147,327,179xe" filled="true" fillcolor="#1d1d1d" stroked="false">
+                    <v:group style="position:absolute;margin-left:14.494654pt;margin-top:5.221374pt;width:3.8pt;height:3.8pt;mso-position-horizontal-relative:column;mso-position-vertical-relative:paragraph;z-index:-16162816" id="docshapegroup157" coordorigin="290,104" coordsize="76,76">
+                      <v:shape style="position:absolute;left:289;top:104;width:76;height:76" id="docshape158" coordorigin="290,104" coordsize="76,76" path="m332,179l322,179,318,179,290,147,290,137,322,104,332,104,365,142,365,147,332,179xe" filled="true" fillcolor="#1d1d1d" stroked="false">
                         <v:path arrowok="t"/>
                         <v:fill type="solid"/>
                       </v:shape>
@@ -16691,22 +16631,23 @@
             <w:r>
               <w:rPr>
                 <w:color w:val="1D1D1D"/>
-                <w:spacing w:val="-2"/>
-                <w:w w:val="120"/>
-                <w:sz w:val="22"/>
-              </w:rPr>
-              <w:t>standardJS</w:t>
+                <w:spacing w:val="-5"/>
+                <w:w w:val="115"/>
+                <w:sz w:val="22"/>
+              </w:rPr>
+              <w:t>AWS</w:t>
             </w:r>
           </w:p>
         </w:tc>
         <w:tc>
           <w:tcPr>
-            <w:tcW w:w="2604" w:type="dxa"/>
+            <w:tcW w:w="2019" w:type="dxa"/>
           </w:tcPr>
           <w:p>
             <w:pPr>
               <w:pStyle w:val="TableParagraph"/>
-              <w:ind w:left="625"/>
+              <w:ind w:right="326"/>
+              <w:jc w:val="right"/>
               <w:rPr>
                 <w:sz w:val="22"/>
               </w:rPr>
@@ -16718,10 +16659,10 @@
               <mc:AlternateContent>
                 <mc:Choice Requires="wps">
                   <w:drawing>
-                    <wp:anchor distT="0" distB="0" distL="0" distR="0" allowOverlap="1" layoutInCell="1" locked="0" behindDoc="1" simplePos="0" relativeHeight="487188992">
+                    <wp:anchor distT="0" distB="0" distL="0" distR="0" allowOverlap="1" layoutInCell="1" locked="0" behindDoc="1" simplePos="0" relativeHeight="487169536">
                       <wp:simplePos x="0" y="0"/>
                       <wp:positionH relativeFrom="column">
-                        <wp:posOffset>235208</wp:posOffset>
+                        <wp:posOffset>180509</wp:posOffset>
                       </wp:positionH>
                       <wp:positionV relativeFrom="paragraph">
                         <wp:posOffset>66311</wp:posOffset>
@@ -16814,8 +16755,8 @@
                 </mc:Choice>
                 <mc:Fallback>
                   <w:pict>
-                    <v:group style="position:absolute;margin-left:18.520393pt;margin-top:5.221374pt;width:3.8pt;height:3.8pt;mso-position-horizontal-relative:column;mso-position-vertical-relative:paragraph;z-index:-16127488" id="docshapegroup159" coordorigin="370,104" coordsize="76,76">
-                      <v:shape style="position:absolute;left:370;top:104;width:76;height:76" id="docshape160" coordorigin="370,104" coordsize="76,76" path="m413,179l403,179,398,179,370,147,370,137,403,104,413,104,445,142,445,147,413,179xe" filled="true" fillcolor="#1d1d1d" stroked="false">
+                    <v:group style="position:absolute;margin-left:14.213369pt;margin-top:5.221374pt;width:3.8pt;height:3.8pt;mso-position-horizontal-relative:column;mso-position-vertical-relative:paragraph;z-index:-16146944" id="docshapegroup159" coordorigin="284,104" coordsize="76,76">
+                      <v:shape style="position:absolute;left:284;top:104;width:76;height:76" id="docshape160" coordorigin="284,104" coordsize="76,76" path="m327,179l317,179,312,179,284,147,284,137,317,104,327,104,359,142,359,147,327,179xe" filled="true" fillcolor="#1d1d1d" stroked="false">
                         <v:path arrowok="t"/>
                         <v:fill type="solid"/>
                       </v:shape>
@@ -16828,59 +16769,22 @@
             <w:r>
               <w:rPr>
                 <w:color w:val="1D1D1D"/>
-                <w:w w:val="115"/>
-                <w:sz w:val="22"/>
-              </w:rPr>
-              <w:t>Chrome</w:t>
-            </w:r>
-            <w:r>
-              <w:rPr>
-                <w:color w:val="1D1D1D"/>
-                <w:spacing w:val="-8"/>
-                <w:w w:val="115"/>
-                <w:sz w:val="22"/>
-              </w:rPr>
-              <w:t> </w:t>
-            </w:r>
-            <w:r>
-              <w:rPr>
-                <w:color w:val="1D1D1D"/>
                 <w:spacing w:val="-2"/>
-                <w:w w:val="115"/>
-                <w:sz w:val="22"/>
-              </w:rPr>
-              <w:t>DevTools</w:t>
+                <w:w w:val="120"/>
+                <w:sz w:val="22"/>
+              </w:rPr>
+              <w:t>standardJS</w:t>
             </w:r>
           </w:p>
         </w:tc>
-      </w:tr>
-      <w:tr>
-        <w:trPr>
-          <w:trHeight w:val="300" w:hRule="atLeast"/>
-        </w:trPr>
         <w:tc>
           <w:tcPr>
-            <w:tcW w:w="1727" w:type="dxa"/>
+            <w:tcW w:w="2604" w:type="dxa"/>
           </w:tcPr>
           <w:p>
             <w:pPr>
               <w:pStyle w:val="TableParagraph"/>
-              <w:spacing w:line="240" w:lineRule="auto" w:before="0"/>
-              <w:rPr>
-                <w:rFonts w:ascii="Times New Roman"/>
-                <w:sz w:val="22"/>
-              </w:rPr>
-            </w:pPr>
-          </w:p>
-        </w:tc>
-        <w:tc>
-          <w:tcPr>
-            <w:tcW w:w="2208" w:type="dxa"/>
-          </w:tcPr>
-          <w:p>
-            <w:pPr>
-              <w:pStyle w:val="TableParagraph"/>
-              <w:ind w:left="826"/>
+              <w:ind w:left="625"/>
               <w:rPr>
                 <w:sz w:val="22"/>
               </w:rPr>
@@ -16892,10 +16796,10 @@
               <mc:AlternateContent>
                 <mc:Choice Requires="wps">
                   <w:drawing>
-                    <wp:anchor distT="0" distB="0" distL="0" distR="0" allowOverlap="1" layoutInCell="1" locked="0" behindDoc="1" simplePos="0" relativeHeight="487144960">
+                    <wp:anchor distT="0" distB="0" distL="0" distR="0" allowOverlap="1" layoutInCell="1" locked="0" behindDoc="1" simplePos="0" relativeHeight="487184896">
                       <wp:simplePos x="0" y="0"/>
                       <wp:positionH relativeFrom="column">
-                        <wp:posOffset>363596</wp:posOffset>
+                        <wp:posOffset>235208</wp:posOffset>
                       </wp:positionH>
                       <wp:positionV relativeFrom="paragraph">
                         <wp:posOffset>66311</wp:posOffset>
@@ -16942,7 +16846,7 @@
                                         <a:pt x="20662" y="47642"/>
                                       </a:lnTo>
                                       <a:lnTo>
-                                        <a:pt x="17623" y="47037"/>
+                                        <a:pt x="17623" y="47038"/>
                                       </a:lnTo>
                                       <a:lnTo>
                                         <a:pt x="0" y="26980"/>
@@ -16988,8 +16892,8 @@
                 </mc:Choice>
                 <mc:Fallback>
                   <w:pict>
-                    <v:group style="position:absolute;margin-left:28.629654pt;margin-top:5.221382pt;width:3.8pt;height:3.8pt;mso-position-horizontal-relative:column;mso-position-vertical-relative:paragraph;z-index:-16171520" id="docshapegroup161" coordorigin="573,104" coordsize="76,76">
-                      <v:shape style="position:absolute;left:572;top:104;width:76;height:76" id="docshape162" coordorigin="573,104" coordsize="76,76" path="m615,179l605,179,600,179,573,147,573,137,605,104,615,104,648,142,648,147,615,179xe" filled="true" fillcolor="#1d1d1d" stroked="false">
+                    <v:group style="position:absolute;margin-left:18.520393pt;margin-top:5.221374pt;width:3.8pt;height:3.8pt;mso-position-horizontal-relative:column;mso-position-vertical-relative:paragraph;z-index:-16131584" id="docshapegroup161" coordorigin="370,104" coordsize="76,76">
+                      <v:shape style="position:absolute;left:370;top:104;width:76;height:76" id="docshape162" coordorigin="370,104" coordsize="76,76" path="m413,179l403,179,398,179,370,147,370,137,403,104,413,104,445,142,445,147,413,179xe" filled="true" fillcolor="#1d1d1d" stroked="false">
                         <v:path arrowok="t"/>
                         <v:fill type="solid"/>
                       </v:shape>
@@ -17006,18 +16910,38 @@
                 <w:w w:val="110"/>
                 <w:sz w:val="22"/>
               </w:rPr>
-              <w:t>MongoDB</w:t>
-            </w:r>
+              <w:t>AutoGluon</w:t>
+            </w:r>
+          </w:p>
+        </w:tc>
+      </w:tr>
+      <w:tr>
+        <w:trPr>
+          <w:trHeight w:val="300" w:hRule="atLeast"/>
+        </w:trPr>
+        <w:tc>
+          <w:tcPr>
+            <w:tcW w:w="1727" w:type="dxa"/>
+          </w:tcPr>
+          <w:p>
+            <w:pPr>
+              <w:pStyle w:val="TableParagraph"/>
+              <w:spacing w:line="240" w:lineRule="auto" w:before="0"/>
+              <w:rPr>
+                <w:rFonts w:ascii="Times New Roman"/>
+                <w:sz w:val="22"/>
+              </w:rPr>
+            </w:pPr>
           </w:p>
         </w:tc>
         <w:tc>
           <w:tcPr>
-            <w:tcW w:w="2315" w:type="dxa"/>
+            <w:tcW w:w="2208" w:type="dxa"/>
           </w:tcPr>
           <w:p>
             <w:pPr>
               <w:pStyle w:val="TableParagraph"/>
-              <w:ind w:left="544"/>
+              <w:ind w:left="826"/>
               <w:rPr>
                 <w:sz w:val="22"/>
               </w:rPr>
@@ -17029,10 +16953,10 @@
               <mc:AlternateContent>
                 <mc:Choice Requires="wps">
                   <w:drawing>
-                    <wp:anchor distT="0" distB="0" distL="0" distR="0" allowOverlap="1" layoutInCell="1" locked="0" behindDoc="1" simplePos="0" relativeHeight="487160320">
+                    <wp:anchor distT="0" distB="0" distL="0" distR="0" allowOverlap="1" layoutInCell="1" locked="0" behindDoc="1" simplePos="0" relativeHeight="487138816">
                       <wp:simplePos x="0" y="0"/>
                       <wp:positionH relativeFrom="column">
-                        <wp:posOffset>184082</wp:posOffset>
+                        <wp:posOffset>363596</wp:posOffset>
                       </wp:positionH>
                       <wp:positionV relativeFrom="paragraph">
                         <wp:posOffset>66311</wp:posOffset>
@@ -17125,8 +17049,8 @@
                 </mc:Choice>
                 <mc:Fallback>
                   <w:pict>
-                    <v:group style="position:absolute;margin-left:14.494654pt;margin-top:5.221382pt;width:3.8pt;height:3.8pt;mso-position-horizontal-relative:column;mso-position-vertical-relative:paragraph;z-index:-16156160" id="docshapegroup163" coordorigin="290,104" coordsize="76,76">
-                      <v:shape style="position:absolute;left:289;top:104;width:76;height:76" id="docshape164" coordorigin="290,104" coordsize="76,76" path="m332,179l322,179,318,179,290,147,290,137,322,104,332,104,365,142,365,147,332,179xe" filled="true" fillcolor="#1d1d1d" stroked="false">
+                    <v:group style="position:absolute;margin-left:28.629654pt;margin-top:5.221382pt;width:3.8pt;height:3.8pt;mso-position-horizontal-relative:column;mso-position-vertical-relative:paragraph;z-index:-16177664" id="docshapegroup163" coordorigin="573,104" coordsize="76,76">
+                      <v:shape style="position:absolute;left:572;top:104;width:76;height:76" id="docshape164" coordorigin="573,104" coordsize="76,76" path="m615,179l605,179,600,179,573,147,573,137,605,104,615,104,648,142,648,147,615,179xe" filled="true" fillcolor="#1d1d1d" stroked="false">
                         <v:path arrowok="t"/>
                         <v:fill type="solid"/>
                       </v:shape>
@@ -17140,64 +17064,21 @@
               <w:rPr>
                 <w:color w:val="1D1D1D"/>
                 <w:spacing w:val="-2"/>
-                <w:w w:val="115"/>
-                <w:sz w:val="22"/>
-              </w:rPr>
-              <w:t>Google</w:t>
-            </w:r>
-            <w:r>
-              <w:rPr>
-                <w:color w:val="1D1D1D"/>
-                <w:spacing w:val="-3"/>
-                <w:w w:val="115"/>
-                <w:sz w:val="22"/>
-              </w:rPr>
-              <w:t> </w:t>
-            </w:r>
-            <w:r>
-              <w:rPr>
-                <w:color w:val="1D1D1D"/>
-                <w:spacing w:val="-2"/>
-                <w:w w:val="115"/>
-                <w:sz w:val="22"/>
-              </w:rPr>
-              <w:t>Cloud</w:t>
+                <w:w w:val="110"/>
+                <w:sz w:val="22"/>
+              </w:rPr>
+              <w:t>MongoDB</w:t>
             </w:r>
           </w:p>
         </w:tc>
         <w:tc>
           <w:tcPr>
-            <w:tcW w:w="2019" w:type="dxa"/>
+            <w:tcW w:w="2315" w:type="dxa"/>
           </w:tcPr>
           <w:p>
             <w:pPr>
               <w:pStyle w:val="TableParagraph"/>
-              <w:ind w:left="165"/>
-              <w:rPr>
-                <w:b/>
-                <w:sz w:val="22"/>
-              </w:rPr>
-            </w:pPr>
-            <w:r>
-              <w:rPr>
-                <w:b/>
-                <w:color w:val="1D1D1D"/>
-                <w:spacing w:val="-2"/>
-                <w:w w:val="120"/>
-                <w:sz w:val="22"/>
-              </w:rPr>
-              <w:t>DevOps</w:t>
-            </w:r>
-          </w:p>
-        </w:tc>
-        <w:tc>
-          <w:tcPr>
-            <w:tcW w:w="2604" w:type="dxa"/>
-          </w:tcPr>
-          <w:p>
-            <w:pPr>
-              <w:pStyle w:val="TableParagraph"/>
-              <w:ind w:left="625"/>
+              <w:ind w:left="544"/>
               <w:rPr>
                 <w:sz w:val="22"/>
               </w:rPr>
@@ -17209,10 +17090,10 @@
               <mc:AlternateContent>
                 <mc:Choice Requires="wps">
                   <w:drawing>
-                    <wp:anchor distT="0" distB="0" distL="0" distR="0" allowOverlap="1" layoutInCell="1" locked="0" behindDoc="1" simplePos="0" relativeHeight="487189504">
+                    <wp:anchor distT="0" distB="0" distL="0" distR="0" allowOverlap="1" layoutInCell="1" locked="0" behindDoc="1" simplePos="0" relativeHeight="487154176">
                       <wp:simplePos x="0" y="0"/>
                       <wp:positionH relativeFrom="column">
-                        <wp:posOffset>235208</wp:posOffset>
+                        <wp:posOffset>184082</wp:posOffset>
                       </wp:positionH>
                       <wp:positionV relativeFrom="paragraph">
                         <wp:posOffset>66311</wp:posOffset>
@@ -17305,8 +17186,8 @@
                 </mc:Choice>
                 <mc:Fallback>
                   <w:pict>
-                    <v:group style="position:absolute;margin-left:18.520393pt;margin-top:5.221382pt;width:3.8pt;height:3.8pt;mso-position-horizontal-relative:column;mso-position-vertical-relative:paragraph;z-index:-16126976" id="docshapegroup165" coordorigin="370,104" coordsize="76,76">
-                      <v:shape style="position:absolute;left:370;top:104;width:76;height:76" id="docshape166" coordorigin="370,104" coordsize="76,76" path="m413,179l403,179,398,179,370,147,370,137,403,104,413,104,445,142,445,147,413,179xe" filled="true" fillcolor="#1d1d1d" stroked="false">
+                    <v:group style="position:absolute;margin-left:14.494654pt;margin-top:5.221382pt;width:3.8pt;height:3.8pt;mso-position-horizontal-relative:column;mso-position-vertical-relative:paragraph;z-index:-16162304" id="docshapegroup165" coordorigin="290,104" coordsize="76,76">
+                      <v:shape style="position:absolute;left:289;top:104;width:76;height:76" id="docshape166" coordorigin="290,104" coordsize="76,76" path="m332,179l322,179,318,179,290,147,290,137,322,104,332,104,365,142,365,147,332,179xe" filled="true" fillcolor="#1d1d1d" stroked="false">
                         <v:path arrowok="t"/>
                         <v:fill type="solid"/>
                       </v:shape>
@@ -17323,7 +17204,75 @@
                 <w:w w:val="115"/>
                 <w:sz w:val="22"/>
               </w:rPr>
-              <w:t>WebStorm</w:t>
+              <w:t>Google</w:t>
+            </w:r>
+            <w:r>
+              <w:rPr>
+                <w:color w:val="1D1D1D"/>
+                <w:spacing w:val="-3"/>
+                <w:w w:val="115"/>
+                <w:sz w:val="22"/>
+              </w:rPr>
+              <w:t> </w:t>
+            </w:r>
+            <w:r>
+              <w:rPr>
+                <w:color w:val="1D1D1D"/>
+                <w:spacing w:val="-2"/>
+                <w:w w:val="115"/>
+                <w:sz w:val="22"/>
+              </w:rPr>
+              <w:t>Cloud</w:t>
+            </w:r>
+          </w:p>
+        </w:tc>
+        <w:tc>
+          <w:tcPr>
+            <w:tcW w:w="2019" w:type="dxa"/>
+          </w:tcPr>
+          <w:p>
+            <w:pPr>
+              <w:pStyle w:val="TableParagraph"/>
+              <w:ind w:left="165"/>
+              <w:rPr>
+                <w:b/>
+                <w:sz w:val="22"/>
+              </w:rPr>
+            </w:pPr>
+            <w:r>
+              <w:rPr>
+                <w:b/>
+                <w:color w:val="1D1D1D"/>
+                <w:spacing w:val="-2"/>
+                <w:w w:val="120"/>
+                <w:sz w:val="22"/>
+              </w:rPr>
+              <w:t>DevOps</w:t>
+            </w:r>
+          </w:p>
+        </w:tc>
+        <w:tc>
+          <w:tcPr>
+            <w:tcW w:w="2604" w:type="dxa"/>
+          </w:tcPr>
+          <w:p>
+            <w:pPr>
+              <w:pStyle w:val="TableParagraph"/>
+              <w:ind w:left="252"/>
+              <w:rPr>
+                <w:b/>
+                <w:sz w:val="22"/>
+              </w:rPr>
+            </w:pPr>
+            <w:r>
+              <w:rPr>
+                <w:b/>
+                <w:color w:val="1D1D1D"/>
+                <w:spacing w:val="-5"/>
+                <w:w w:val="110"/>
+                <w:sz w:val="22"/>
+              </w:rPr>
+              <w:t>IDE</w:t>
             </w:r>
           </w:p>
         </w:tc>
@@ -17367,7 +17316,7 @@
               <mc:AlternateContent>
                 <mc:Choice Requires="wps">
                   <w:drawing>
-                    <wp:anchor distT="0" distB="0" distL="0" distR="0" allowOverlap="1" layoutInCell="1" locked="0" behindDoc="1" simplePos="0" relativeHeight="487145472">
+                    <wp:anchor distT="0" distB="0" distL="0" distR="0" allowOverlap="1" layoutInCell="1" locked="0" behindDoc="1" simplePos="0" relativeHeight="487139328">
                       <wp:simplePos x="0" y="0"/>
                       <wp:positionH relativeFrom="column">
                         <wp:posOffset>363596</wp:posOffset>
@@ -17463,7 +17412,7 @@
                 </mc:Choice>
                 <mc:Fallback>
                   <w:pict>
-                    <v:group style="position:absolute;margin-left:28.629654pt;margin-top:5.221375pt;width:3.8pt;height:3.8pt;mso-position-horizontal-relative:column;mso-position-vertical-relative:paragraph;z-index:-16171008" id="docshapegroup167" coordorigin="573,104" coordsize="76,76">
+                    <v:group style="position:absolute;margin-left:28.629654pt;margin-top:5.221375pt;width:3.8pt;height:3.8pt;mso-position-horizontal-relative:column;mso-position-vertical-relative:paragraph;z-index:-16177152" id="docshapegroup167" coordorigin="573,104" coordsize="76,76">
                       <v:shape style="position:absolute;left:572;top:104;width:76;height:76" id="docshape168" coordorigin="573,104" coordsize="76,76" path="m615,179l605,179,600,179,573,147,573,137,605,104,615,104,648,142,648,147,615,179xe" filled="true" fillcolor="#1d1d1d" stroked="false">
                         <v:path arrowok="t"/>
                         <v:fill type="solid"/>
@@ -17505,7 +17454,7 @@
               <mc:AlternateContent>
                 <mc:Choice Requires="wps">
                   <w:drawing>
-                    <wp:anchor distT="0" distB="0" distL="0" distR="0" allowOverlap="1" layoutInCell="1" locked="0" behindDoc="1" simplePos="0" relativeHeight="487160832">
+                    <wp:anchor distT="0" distB="0" distL="0" distR="0" allowOverlap="1" layoutInCell="1" locked="0" behindDoc="1" simplePos="0" relativeHeight="487154688">
                       <wp:simplePos x="0" y="0"/>
                       <wp:positionH relativeFrom="column">
                         <wp:posOffset>184082</wp:posOffset>
@@ -17601,7 +17550,7 @@
                 </mc:Choice>
                 <mc:Fallback>
                   <w:pict>
-                    <v:group style="position:absolute;margin-left:14.494654pt;margin-top:5.221375pt;width:3.8pt;height:3.8pt;mso-position-horizontal-relative:column;mso-position-vertical-relative:paragraph;z-index:-16155648" id="docshapegroup169" coordorigin="290,104" coordsize="76,76">
+                    <v:group style="position:absolute;margin-left:14.494654pt;margin-top:5.221375pt;width:3.8pt;height:3.8pt;mso-position-horizontal-relative:column;mso-position-vertical-relative:paragraph;z-index:-16161792" id="docshapegroup169" coordorigin="290,104" coordsize="76,76">
                       <v:shape style="position:absolute;left:289;top:104;width:76;height:76" id="docshape170" coordorigin="290,104" coordsize="76,76" path="m332,179l322,179,318,179,290,147,290,137,322,104,332,104,365,142,365,147,332,179xe" filled="true" fillcolor="#1d1d1d" stroked="false">
                         <v:path arrowok="t"/>
                         <v:fill type="solid"/>
@@ -17660,7 +17609,7 @@
               <mc:AlternateContent>
                 <mc:Choice Requires="wps">
                   <w:drawing>
-                    <wp:anchor distT="0" distB="0" distL="0" distR="0" allowOverlap="1" layoutInCell="1" locked="0" behindDoc="1" simplePos="0" relativeHeight="487175680">
+                    <wp:anchor distT="0" distB="0" distL="0" distR="0" allowOverlap="1" layoutInCell="1" locked="0" behindDoc="1" simplePos="0" relativeHeight="487170048">
                       <wp:simplePos x="0" y="0"/>
                       <wp:positionH relativeFrom="column">
                         <wp:posOffset>180509</wp:posOffset>
@@ -17756,7 +17705,7 @@
                 </mc:Choice>
                 <mc:Fallback>
                   <w:pict>
-                    <v:group style="position:absolute;margin-left:14.213369pt;margin-top:5.221375pt;width:3.8pt;height:3.8pt;mso-position-horizontal-relative:column;mso-position-vertical-relative:paragraph;z-index:-16140800" id="docshapegroup171" coordorigin="284,104" coordsize="76,76">
+                    <v:group style="position:absolute;margin-left:14.213369pt;margin-top:5.221375pt;width:3.8pt;height:3.8pt;mso-position-horizontal-relative:column;mso-position-vertical-relative:paragraph;z-index:-16146432" id="docshapegroup171" coordorigin="284,104" coordsize="76,76">
                       <v:shape style="position:absolute;left:284;top:104;width:76;height:76" id="docshape172" coordorigin="284,104" coordsize="76,76" path="m327,179l317,179,312,179,284,147,284,137,317,104,327,104,359,142,359,147,327,179xe" filled="true" fillcolor="#1d1d1d" stroked="false">
                         <v:path arrowok="t"/>
                         <v:fill type="solid"/>
@@ -17797,7 +17746,7 @@
               <mc:AlternateContent>
                 <mc:Choice Requires="wps">
                   <w:drawing>
-                    <wp:anchor distT="0" distB="0" distL="0" distR="0" allowOverlap="1" layoutInCell="1" locked="0" behindDoc="1" simplePos="0" relativeHeight="487190016">
+                    <wp:anchor distT="0" distB="0" distL="0" distR="0" allowOverlap="1" layoutInCell="1" locked="0" behindDoc="1" simplePos="0" relativeHeight="487185408">
                       <wp:simplePos x="0" y="0"/>
                       <wp:positionH relativeFrom="column">
                         <wp:posOffset>235208</wp:posOffset>
@@ -17893,7 +17842,7 @@
                 </mc:Choice>
                 <mc:Fallback>
                   <w:pict>
-                    <v:group style="position:absolute;margin-left:18.520393pt;margin-top:5.221375pt;width:3.8pt;height:3.8pt;mso-position-horizontal-relative:column;mso-position-vertical-relative:paragraph;z-index:-16126464" id="docshapegroup173" coordorigin="370,104" coordsize="76,76">
+                    <v:group style="position:absolute;margin-left:18.520393pt;margin-top:5.221375pt;width:3.8pt;height:3.8pt;mso-position-horizontal-relative:column;mso-position-vertical-relative:paragraph;z-index:-16131072" id="docshapegroup173" coordorigin="370,104" coordsize="76,76">
                       <v:shape style="position:absolute;left:370;top:104;width:76;height:76" id="docshape174" coordorigin="370,104" coordsize="76,76" path="m413,179l403,179,398,179,370,147,370,137,403,104,413,104,445,142,445,147,413,179xe" filled="true" fillcolor="#1d1d1d" stroked="false">
                         <v:path arrowok="t"/>
                         <v:fill type="solid"/>
@@ -17907,11 +17856,45 @@
             <w:r>
               <w:rPr>
                 <w:color w:val="1D1D1D"/>
-                <w:spacing w:val="-2"/>
                 <w:w w:val="115"/>
                 <w:sz w:val="22"/>
               </w:rPr>
-              <w:t>Eclipse</w:t>
+              <w:t>Visual</w:t>
+            </w:r>
+            <w:r>
+              <w:rPr>
+                <w:color w:val="1D1D1D"/>
+                <w:spacing w:val="-13"/>
+                <w:w w:val="115"/>
+                <w:sz w:val="22"/>
+              </w:rPr>
+              <w:t> </w:t>
+            </w:r>
+            <w:r>
+              <w:rPr>
+                <w:color w:val="1D1D1D"/>
+                <w:w w:val="115"/>
+                <w:sz w:val="22"/>
+              </w:rPr>
+              <w:t>Studio</w:t>
+            </w:r>
+            <w:r>
+              <w:rPr>
+                <w:color w:val="1D1D1D"/>
+                <w:spacing w:val="-12"/>
+                <w:w w:val="115"/>
+                <w:sz w:val="22"/>
+              </w:rPr>
+              <w:t> </w:t>
+            </w:r>
+            <w:r>
+              <w:rPr>
+                <w:color w:val="1D1D1D"/>
+                <w:spacing w:val="-4"/>
+                <w:w w:val="115"/>
+                <w:sz w:val="22"/>
+              </w:rPr>
+              <w:t>Code</w:t>
             </w:r>
           </w:p>
         </w:tc>
@@ -17955,7 +17938,7 @@
               <mc:AlternateContent>
                 <mc:Choice Requires="wps">
                   <w:drawing>
-                    <wp:anchor distT="0" distB="0" distL="0" distR="0" allowOverlap="1" layoutInCell="1" locked="0" behindDoc="1" simplePos="0" relativeHeight="487145984">
+                    <wp:anchor distT="0" distB="0" distL="0" distR="0" allowOverlap="1" layoutInCell="1" locked="0" behindDoc="1" simplePos="0" relativeHeight="487139840">
                       <wp:simplePos x="0" y="0"/>
                       <wp:positionH relativeFrom="column">
                         <wp:posOffset>363596</wp:posOffset>
@@ -18051,7 +18034,7 @@
                 </mc:Choice>
                 <mc:Fallback>
                   <w:pict>
-                    <v:group style="position:absolute;margin-left:28.629654pt;margin-top:5.221384pt;width:3.8pt;height:3.8pt;mso-position-horizontal-relative:column;mso-position-vertical-relative:paragraph;z-index:-16170496" id="docshapegroup175" coordorigin="573,104" coordsize="76,76">
+                    <v:group style="position:absolute;margin-left:28.629654pt;margin-top:5.221384pt;width:3.8pt;height:3.8pt;mso-position-horizontal-relative:column;mso-position-vertical-relative:paragraph;z-index:-16176640" id="docshapegroup175" coordorigin="573,104" coordsize="76,76">
                       <v:shape style="position:absolute;left:572;top:104;width:76;height:76" id="docshape176" coordorigin="573,104" coordsize="76,76" path="m615,179l605,179,600,179,573,147,573,137,605,104,615,104,648,142,648,147,615,179xe" filled="true" fillcolor="#1d1d1d" stroked="false">
                         <v:path arrowok="t"/>
                         <v:fill type="solid"/>
@@ -18092,7 +18075,7 @@
               <mc:AlternateContent>
                 <mc:Choice Requires="wps">
                   <w:drawing>
-                    <wp:anchor distT="0" distB="0" distL="0" distR="0" allowOverlap="1" layoutInCell="1" locked="0" behindDoc="1" simplePos="0" relativeHeight="487161344">
+                    <wp:anchor distT="0" distB="0" distL="0" distR="0" allowOverlap="1" layoutInCell="1" locked="0" behindDoc="1" simplePos="0" relativeHeight="487155200">
                       <wp:simplePos x="0" y="0"/>
                       <wp:positionH relativeFrom="column">
                         <wp:posOffset>184082</wp:posOffset>
@@ -18188,7 +18171,7 @@
                 </mc:Choice>
                 <mc:Fallback>
                   <w:pict>
-                    <v:group style="position:absolute;margin-left:14.494654pt;margin-top:5.221384pt;width:3.8pt;height:3.8pt;mso-position-horizontal-relative:column;mso-position-vertical-relative:paragraph;z-index:-16155136" id="docshapegroup177" coordorigin="290,104" coordsize="76,76">
+                    <v:group style="position:absolute;margin-left:14.494654pt;margin-top:5.221384pt;width:3.8pt;height:3.8pt;mso-position-horizontal-relative:column;mso-position-vertical-relative:paragraph;z-index:-16161280" id="docshapegroup177" coordorigin="290,104" coordsize="76,76">
                       <v:shape style="position:absolute;left:289;top:104;width:76;height:76" id="docshape178" coordorigin="290,104" coordsize="76,76" path="m332,179l322,179,318,179,290,147,290,137,322,104,332,104,365,142,365,147,332,179xe" filled="true" fillcolor="#1d1d1d" stroked="false">
                         <v:path arrowok="t"/>
                         <v:fill type="solid"/>
@@ -18202,28 +18185,11 @@
             <w:r>
               <w:rPr>
                 <w:color w:val="1D1D1D"/>
-                <w:w w:val="115"/>
-                <w:sz w:val="22"/>
-              </w:rPr>
-              <w:t>SAP</w:t>
-            </w:r>
-            <w:r>
-              <w:rPr>
-                <w:color w:val="1D1D1D"/>
-                <w:spacing w:val="3"/>
-                <w:w w:val="115"/>
-                <w:sz w:val="22"/>
-              </w:rPr>
-              <w:t> </w:t>
-            </w:r>
-            <w:r>
-              <w:rPr>
-                <w:color w:val="1D1D1D"/>
                 <w:spacing w:val="-2"/>
-                <w:w w:val="115"/>
-                <w:sz w:val="22"/>
-              </w:rPr>
-              <w:t>S4/HANA</w:t>
+                <w:w w:val="110"/>
+                <w:sz w:val="22"/>
+              </w:rPr>
+              <w:t>Cloudflare</w:t>
             </w:r>
           </w:p>
         </w:tc>
@@ -18246,7 +18212,7 @@
               <mc:AlternateContent>
                 <mc:Choice Requires="wps">
                   <w:drawing>
-                    <wp:anchor distT="0" distB="0" distL="0" distR="0" allowOverlap="1" layoutInCell="1" locked="0" behindDoc="1" simplePos="0" relativeHeight="487176192">
+                    <wp:anchor distT="0" distB="0" distL="0" distR="0" allowOverlap="1" layoutInCell="1" locked="0" behindDoc="1" simplePos="0" relativeHeight="487170560">
                       <wp:simplePos x="0" y="0"/>
                       <wp:positionH relativeFrom="column">
                         <wp:posOffset>180509</wp:posOffset>
@@ -18342,7 +18308,7 @@
                 </mc:Choice>
                 <mc:Fallback>
                   <w:pict>
-                    <v:group style="position:absolute;margin-left:14.213369pt;margin-top:5.221384pt;width:3.8pt;height:3.8pt;mso-position-horizontal-relative:column;mso-position-vertical-relative:paragraph;z-index:-16140288" id="docshapegroup179" coordorigin="284,104" coordsize="76,76">
+                    <v:group style="position:absolute;margin-left:14.213369pt;margin-top:5.221384pt;width:3.8pt;height:3.8pt;mso-position-horizontal-relative:column;mso-position-vertical-relative:paragraph;z-index:-16145920" id="docshapegroup179" coordorigin="284,104" coordsize="76,76">
                       <v:shape style="position:absolute;left:284;top:104;width:76;height:76" id="docshape180" coordorigin="284,104" coordsize="76,76" path="m327,179l317,179,312,179,284,147,284,137,317,104,327,104,359,142,359,147,327,179xe" filled="true" fillcolor="#1d1d1d" stroked="false">
                         <v:path arrowok="t"/>
                         <v:fill type="solid"/>
@@ -18383,7 +18349,7 @@
               <mc:AlternateContent>
                 <mc:Choice Requires="wps">
                   <w:drawing>
-                    <wp:anchor distT="0" distB="0" distL="0" distR="0" allowOverlap="1" layoutInCell="1" locked="0" behindDoc="1" simplePos="0" relativeHeight="487190528">
+                    <wp:anchor distT="0" distB="0" distL="0" distR="0" allowOverlap="1" layoutInCell="1" locked="0" behindDoc="1" simplePos="0" relativeHeight="487185920">
                       <wp:simplePos x="0" y="0"/>
                       <wp:positionH relativeFrom="column">
                         <wp:posOffset>235208</wp:posOffset>
@@ -18479,7 +18445,7 @@
                 </mc:Choice>
                 <mc:Fallback>
                   <w:pict>
-                    <v:group style="position:absolute;margin-left:18.520393pt;margin-top:5.221384pt;width:3.8pt;height:3.8pt;mso-position-horizontal-relative:column;mso-position-vertical-relative:paragraph;z-index:-16125952" id="docshapegroup181" coordorigin="370,104" coordsize="76,76">
+                    <v:group style="position:absolute;margin-left:18.520393pt;margin-top:5.221384pt;width:3.8pt;height:3.8pt;mso-position-horizontal-relative:column;mso-position-vertical-relative:paragraph;z-index:-16130560" id="docshapegroup181" coordorigin="370,104" coordsize="76,76">
                       <v:shape style="position:absolute;left:370;top:104;width:76;height:76" id="docshape182" coordorigin="370,104" coordsize="76,76" path="m413,179l403,179,398,179,370,147,370,137,403,104,413,104,445,142,445,147,413,179xe" filled="true" fillcolor="#1d1d1d" stroked="false">
                         <v:path arrowok="t"/>
                         <v:fill type="solid"/>
@@ -18493,11 +18459,28 @@
             <w:r>
               <w:rPr>
                 <w:color w:val="1D1D1D"/>
+                <w:w w:val="115"/>
+                <w:sz w:val="22"/>
+              </w:rPr>
+              <w:t>Chrome</w:t>
+            </w:r>
+            <w:r>
+              <w:rPr>
+                <w:color w:val="1D1D1D"/>
+                <w:spacing w:val="-8"/>
+                <w:w w:val="115"/>
+                <w:sz w:val="22"/>
+              </w:rPr>
+              <w:t> </w:t>
+            </w:r>
+            <w:r>
+              <w:rPr>
+                <w:color w:val="1D1D1D"/>
                 <w:spacing w:val="-2"/>
-                <w:w w:val="110"/>
-                <w:sz w:val="22"/>
-              </w:rPr>
-              <w:t>Code::Blocks</w:t>
+                <w:w w:val="115"/>
+                <w:sz w:val="22"/>
+              </w:rPr>
+              <w:t>DevTools</w:t>
             </w:r>
           </w:p>
         </w:tc>
@@ -18541,7 +18524,7 @@
               <mc:AlternateContent>
                 <mc:Choice Requires="wps">
                   <w:drawing>
-                    <wp:anchor distT="0" distB="0" distL="0" distR="0" allowOverlap="1" layoutInCell="1" locked="0" behindDoc="1" simplePos="0" relativeHeight="487146496">
+                    <wp:anchor distT="0" distB="0" distL="0" distR="0" allowOverlap="1" layoutInCell="1" locked="0" behindDoc="1" simplePos="0" relativeHeight="487140352">
                       <wp:simplePos x="0" y="0"/>
                       <wp:positionH relativeFrom="column">
                         <wp:posOffset>363596</wp:posOffset>
@@ -18637,7 +18620,7 @@
                 </mc:Choice>
                 <mc:Fallback>
                   <w:pict>
-                    <v:group style="position:absolute;margin-left:28.629654pt;margin-top:5.221377pt;width:3.8pt;height:3.8pt;mso-position-horizontal-relative:column;mso-position-vertical-relative:paragraph;z-index:-16169984" id="docshapegroup183" coordorigin="573,104" coordsize="76,76">
+                    <v:group style="position:absolute;margin-left:28.629654pt;margin-top:5.221377pt;width:3.8pt;height:3.8pt;mso-position-horizontal-relative:column;mso-position-vertical-relative:paragraph;z-index:-16176128" id="docshapegroup183" coordorigin="573,104" coordsize="76,76">
                       <v:shape style="position:absolute;left:572;top:104;width:76;height:76" id="docshape184" coordorigin="573,104" coordsize="76,76" path="m615,179l605,179,600,179,573,147,573,137,605,104,615,104,648,142,648,147,615,179xe" filled="true" fillcolor="#1d1d1d" stroked="false">
                         <v:path arrowok="t"/>
                         <v:fill type="solid"/>
@@ -18666,51 +18649,7 @@
           <w:p>
             <w:pPr>
               <w:pStyle w:val="TableParagraph"/>
-              <w:ind w:left="170"/>
-              <w:rPr>
-                <w:b/>
-                <w:sz w:val="22"/>
-              </w:rPr>
-            </w:pPr>
-            <w:r>
-              <w:rPr>
-                <w:b/>
-                <w:color w:val="1D1D1D"/>
-                <w:w w:val="115"/>
-                <w:sz w:val="22"/>
-              </w:rPr>
-              <w:t>Big</w:t>
-            </w:r>
-            <w:r>
-              <w:rPr>
-                <w:b/>
-                <w:color w:val="1D1D1D"/>
-                <w:spacing w:val="-10"/>
-                <w:w w:val="115"/>
-                <w:sz w:val="22"/>
-              </w:rPr>
-              <w:t> </w:t>
-            </w:r>
-            <w:r>
-              <w:rPr>
-                <w:b/>
-                <w:color w:val="1D1D1D"/>
-                <w:spacing w:val="-4"/>
-                <w:w w:val="115"/>
-                <w:sz w:val="22"/>
-              </w:rPr>
-              <w:t>Data</w:t>
-            </w:r>
-          </w:p>
-        </w:tc>
-        <w:tc>
-          <w:tcPr>
-            <w:tcW w:w="2019" w:type="dxa"/>
-          </w:tcPr>
-          <w:p>
-            <w:pPr>
-              <w:pStyle w:val="TableParagraph"/>
-              <w:ind w:left="539"/>
+              <w:ind w:left="544"/>
               <w:rPr>
                 <w:sz w:val="22"/>
               </w:rPr>
@@ -18722,10 +18661,10 @@
               <mc:AlternateContent>
                 <mc:Choice Requires="wps">
                   <w:drawing>
-                    <wp:anchor distT="0" distB="0" distL="0" distR="0" allowOverlap="1" layoutInCell="1" locked="0" behindDoc="1" simplePos="0" relativeHeight="487176704">
+                    <wp:anchor distT="0" distB="0" distL="0" distR="0" allowOverlap="1" layoutInCell="1" locked="0" behindDoc="1" simplePos="0" relativeHeight="487155712">
                       <wp:simplePos x="0" y="0"/>
                       <wp:positionH relativeFrom="column">
-                        <wp:posOffset>180509</wp:posOffset>
+                        <wp:posOffset>184082</wp:posOffset>
                       </wp:positionH>
                       <wp:positionV relativeFrom="paragraph">
                         <wp:posOffset>66311</wp:posOffset>
@@ -18818,8 +18757,8 @@
                 </mc:Choice>
                 <mc:Fallback>
                   <w:pict>
-                    <v:group style="position:absolute;margin-left:14.213369pt;margin-top:5.221377pt;width:3.8pt;height:3.8pt;mso-position-horizontal-relative:column;mso-position-vertical-relative:paragraph;z-index:-16139776" id="docshapegroup185" coordorigin="284,104" coordsize="76,76">
-                      <v:shape style="position:absolute;left:284;top:104;width:76;height:76" id="docshape186" coordorigin="284,104" coordsize="76,76" path="m327,179l317,179,312,179,284,147,284,137,317,104,327,104,359,142,359,147,327,179xe" filled="true" fillcolor="#1d1d1d" stroked="false">
+                    <v:group style="position:absolute;margin-left:14.494654pt;margin-top:5.221377pt;width:3.8pt;height:3.8pt;mso-position-horizontal-relative:column;mso-position-vertical-relative:paragraph;z-index:-16160768" id="docshapegroup185" coordorigin="290,104" coordsize="76,76">
+                      <v:shape style="position:absolute;left:289;top:104;width:76;height:76" id="docshape186" coordorigin="290,104" coordsize="76,76" path="m332,179l322,179,318,179,290,147,290,137,322,104,332,104,365,142,365,147,332,179xe" filled="true" fillcolor="#1d1d1d" stroked="false">
                         <v:path arrowok="t"/>
                         <v:fill type="solid"/>
                       </v:shape>
@@ -18832,22 +18771,39 @@
             <w:r>
               <w:rPr>
                 <w:color w:val="1D1D1D"/>
+                <w:w w:val="115"/>
+                <w:sz w:val="22"/>
+              </w:rPr>
+              <w:t>SAP</w:t>
+            </w:r>
+            <w:r>
+              <w:rPr>
+                <w:color w:val="1D1D1D"/>
+                <w:spacing w:val="3"/>
+                <w:w w:val="115"/>
+                <w:sz w:val="22"/>
+              </w:rPr>
+              <w:t> </w:t>
+            </w:r>
+            <w:r>
+              <w:rPr>
+                <w:color w:val="1D1D1D"/>
                 <w:spacing w:val="-2"/>
-                <w:w w:val="110"/>
-                <w:sz w:val="22"/>
-              </w:rPr>
-              <w:t>Knative</w:t>
+                <w:w w:val="115"/>
+                <w:sz w:val="22"/>
+              </w:rPr>
+              <w:t>S4/HANA</w:t>
             </w:r>
           </w:p>
         </w:tc>
         <w:tc>
           <w:tcPr>
-            <w:tcW w:w="2604" w:type="dxa"/>
+            <w:tcW w:w="2019" w:type="dxa"/>
           </w:tcPr>
           <w:p>
             <w:pPr>
               <w:pStyle w:val="TableParagraph"/>
-              <w:ind w:left="625"/>
+              <w:ind w:left="539"/>
               <w:rPr>
                 <w:sz w:val="22"/>
               </w:rPr>
@@ -18859,10 +18815,10 @@
               <mc:AlternateContent>
                 <mc:Choice Requires="wps">
                   <w:drawing>
-                    <wp:anchor distT="0" distB="0" distL="0" distR="0" allowOverlap="1" layoutInCell="1" locked="0" behindDoc="1" simplePos="0" relativeHeight="487191040">
+                    <wp:anchor distT="0" distB="0" distL="0" distR="0" allowOverlap="1" layoutInCell="1" locked="0" behindDoc="1" simplePos="0" relativeHeight="487171072">
                       <wp:simplePos x="0" y="0"/>
                       <wp:positionH relativeFrom="column">
-                        <wp:posOffset>235208</wp:posOffset>
+                        <wp:posOffset>180509</wp:posOffset>
                       </wp:positionH>
                       <wp:positionV relativeFrom="paragraph">
                         <wp:posOffset>66311</wp:posOffset>
@@ -18955,8 +18911,8 @@
                 </mc:Choice>
                 <mc:Fallback>
                   <w:pict>
-                    <v:group style="position:absolute;margin-left:18.520393pt;margin-top:5.221377pt;width:3.8pt;height:3.8pt;mso-position-horizontal-relative:column;mso-position-vertical-relative:paragraph;z-index:-16125440" id="docshapegroup187" coordorigin="370,104" coordsize="76,76">
-                      <v:shape style="position:absolute;left:370;top:104;width:76;height:76" id="docshape188" coordorigin="370,104" coordsize="76,76" path="m413,179l403,179,398,179,370,147,370,137,403,104,413,104,445,142,445,147,413,179xe" filled="true" fillcolor="#1d1d1d" stroked="false">
+                    <v:group style="position:absolute;margin-left:14.213369pt;margin-top:5.221377pt;width:3.8pt;height:3.8pt;mso-position-horizontal-relative:column;mso-position-vertical-relative:paragraph;z-index:-16145408" id="docshapegroup187" coordorigin="284,104" coordsize="76,76">
+                      <v:shape style="position:absolute;left:284;top:104;width:76;height:76" id="docshape188" coordorigin="284,104" coordsize="76,76" path="m327,179l317,179,312,179,284,147,284,137,317,104,327,104,359,142,359,147,327,179xe" filled="true" fillcolor="#1d1d1d" stroked="false">
                         <v:path arrowok="t"/>
                         <v:fill type="solid"/>
                       </v:shape>
@@ -18969,60 +18925,22 @@
             <w:r>
               <w:rPr>
                 <w:color w:val="1D1D1D"/>
+                <w:spacing w:val="-2"/>
                 <w:w w:val="110"/>
                 <w:sz w:val="22"/>
               </w:rPr>
-              <w:t>IntelliJ</w:t>
-            </w:r>
-            <w:r>
-              <w:rPr>
-                <w:color w:val="1D1D1D"/>
-                <w:spacing w:val="6"/>
-                <w:w w:val="110"/>
-                <w:sz w:val="22"/>
-              </w:rPr>
-              <w:t> </w:t>
-            </w:r>
-            <w:r>
-              <w:rPr>
-                <w:color w:val="1D1D1D"/>
-                <w:spacing w:val="-4"/>
-                <w:w w:val="110"/>
-                <w:sz w:val="22"/>
-              </w:rPr>
-              <w:t>IDEA</w:t>
+              <w:t>Knative</w:t>
             </w:r>
           </w:p>
         </w:tc>
-      </w:tr>
-      <w:tr>
-        <w:trPr>
-          <w:trHeight w:val="300" w:hRule="atLeast"/>
-        </w:trPr>
         <w:tc>
           <w:tcPr>
-            <w:tcW w:w="1727" w:type="dxa"/>
+            <w:tcW w:w="2604" w:type="dxa"/>
           </w:tcPr>
           <w:p>
             <w:pPr>
               <w:pStyle w:val="TableParagraph"/>
-              <w:spacing w:line="240" w:lineRule="auto" w:before="0"/>
-              <w:rPr>
-                <w:rFonts w:ascii="Times New Roman"/>
-                <w:sz w:val="22"/>
-              </w:rPr>
-            </w:pPr>
-          </w:p>
-        </w:tc>
-        <w:tc>
-          <w:tcPr>
-            <w:tcW w:w="2208" w:type="dxa"/>
-          </w:tcPr>
-          <w:p>
-            <w:pPr>
-              <w:pStyle w:val="TableParagraph"/>
-              <w:ind w:right="199"/>
-              <w:jc w:val="right"/>
+              <w:ind w:left="625"/>
               <w:rPr>
                 <w:sz w:val="22"/>
               </w:rPr>
@@ -19034,10 +18952,10 @@
               <mc:AlternateContent>
                 <mc:Choice Requires="wps">
                   <w:drawing>
-                    <wp:anchor distT="0" distB="0" distL="0" distR="0" allowOverlap="1" layoutInCell="1" locked="0" behindDoc="1" simplePos="0" relativeHeight="487147008">
+                    <wp:anchor distT="0" distB="0" distL="0" distR="0" allowOverlap="1" layoutInCell="1" locked="0" behindDoc="1" simplePos="0" relativeHeight="487186432">
                       <wp:simplePos x="0" y="0"/>
                       <wp:positionH relativeFrom="column">
-                        <wp:posOffset>363596</wp:posOffset>
+                        <wp:posOffset>235208</wp:posOffset>
                       </wp:positionH>
                       <wp:positionV relativeFrom="paragraph">
                         <wp:posOffset>66311</wp:posOffset>
@@ -19130,8 +19048,8 @@
                 </mc:Choice>
                 <mc:Fallback>
                   <w:pict>
-                    <v:group style="position:absolute;margin-left:28.629654pt;margin-top:5.221385pt;width:3.8pt;height:3.8pt;mso-position-horizontal-relative:column;mso-position-vertical-relative:paragraph;z-index:-16169472" id="docshapegroup189" coordorigin="573,104" coordsize="76,76">
-                      <v:shape style="position:absolute;left:572;top:104;width:76;height:76" id="docshape190" coordorigin="573,104" coordsize="76,76" path="m615,179l605,179,600,179,573,147,573,137,605,104,615,104,648,142,648,147,615,179xe" filled="true" fillcolor="#1d1d1d" stroked="false">
+                    <v:group style="position:absolute;margin-left:18.520393pt;margin-top:5.221377pt;width:3.8pt;height:3.8pt;mso-position-horizontal-relative:column;mso-position-vertical-relative:paragraph;z-index:-16130048" id="docshapegroup189" coordorigin="370,104" coordsize="76,76">
+                      <v:shape style="position:absolute;left:370;top:104;width:76;height:76" id="docshape190" coordorigin="370,104" coordsize="76,76" path="m413,179l403,179,398,179,370,147,370,137,403,104,413,104,445,142,445,147,413,179xe" filled="true" fillcolor="#1d1d1d" stroked="false">
                         <v:path arrowok="t"/>
                         <v:fill type="solid"/>
                       </v:shape>
@@ -19144,39 +19062,43 @@
             <w:r>
               <w:rPr>
                 <w:color w:val="1D1D1D"/>
-                <w:w w:val="120"/>
-                <w:sz w:val="22"/>
-              </w:rPr>
-              <w:t>Cosmos</w:t>
-            </w:r>
-            <w:r>
-              <w:rPr>
-                <w:color w:val="1D1D1D"/>
-                <w:spacing w:val="-10"/>
-                <w:w w:val="120"/>
-                <w:sz w:val="22"/>
-              </w:rPr>
-              <w:t> </w:t>
-            </w:r>
-            <w:r>
-              <w:rPr>
-                <w:color w:val="1D1D1D"/>
-                <w:spacing w:val="-5"/>
-                <w:w w:val="120"/>
-                <w:sz w:val="22"/>
-              </w:rPr>
-              <w:t>DB</w:t>
-            </w:r>
+                <w:spacing w:val="-2"/>
+                <w:w w:val="115"/>
+                <w:sz w:val="22"/>
+              </w:rPr>
+              <w:t>WebStorm</w:t>
+            </w:r>
+          </w:p>
+        </w:tc>
+      </w:tr>
+      <w:tr>
+        <w:trPr>
+          <w:trHeight w:val="300" w:hRule="atLeast"/>
+        </w:trPr>
+        <w:tc>
+          <w:tcPr>
+            <w:tcW w:w="1727" w:type="dxa"/>
+          </w:tcPr>
+          <w:p>
+            <w:pPr>
+              <w:pStyle w:val="TableParagraph"/>
+              <w:spacing w:line="240" w:lineRule="auto" w:before="0"/>
+              <w:rPr>
+                <w:rFonts w:ascii="Times New Roman"/>
+                <w:sz w:val="22"/>
+              </w:rPr>
+            </w:pPr>
           </w:p>
         </w:tc>
         <w:tc>
           <w:tcPr>
-            <w:tcW w:w="2315" w:type="dxa"/>
+            <w:tcW w:w="2208" w:type="dxa"/>
           </w:tcPr>
           <w:p>
             <w:pPr>
               <w:pStyle w:val="TableParagraph"/>
-              <w:ind w:left="544"/>
+              <w:ind w:right="199"/>
+              <w:jc w:val="right"/>
               <w:rPr>
                 <w:sz w:val="22"/>
               </w:rPr>
@@ -19188,10 +19110,10 @@
               <mc:AlternateContent>
                 <mc:Choice Requires="wps">
                   <w:drawing>
-                    <wp:anchor distT="0" distB="0" distL="0" distR="0" allowOverlap="1" layoutInCell="1" locked="0" behindDoc="1" simplePos="0" relativeHeight="487161856">
+                    <wp:anchor distT="0" distB="0" distL="0" distR="0" allowOverlap="1" layoutInCell="1" locked="0" behindDoc="1" simplePos="0" relativeHeight="487140864">
                       <wp:simplePos x="0" y="0"/>
                       <wp:positionH relativeFrom="column">
-                        <wp:posOffset>184082</wp:posOffset>
+                        <wp:posOffset>363596</wp:posOffset>
                       </wp:positionH>
                       <wp:positionV relativeFrom="paragraph">
                         <wp:posOffset>66311</wp:posOffset>
@@ -19284,8 +19206,8 @@
                 </mc:Choice>
                 <mc:Fallback>
                   <w:pict>
-                    <v:group style="position:absolute;margin-left:14.494654pt;margin-top:5.221385pt;width:3.8pt;height:3.8pt;mso-position-horizontal-relative:column;mso-position-vertical-relative:paragraph;z-index:-16154624" id="docshapegroup191" coordorigin="290,104" coordsize="76,76">
-                      <v:shape style="position:absolute;left:289;top:104;width:76;height:76" id="docshape192" coordorigin="290,104" coordsize="76,76" path="m332,179l322,179,318,179,290,147,290,137,322,104,332,104,365,142,365,147,332,179xe" filled="true" fillcolor="#1d1d1d" stroked="false">
+                    <v:group style="position:absolute;margin-left:28.629654pt;margin-top:5.221385pt;width:3.8pt;height:3.8pt;mso-position-horizontal-relative:column;mso-position-vertical-relative:paragraph;z-index:-16175616" id="docshapegroup191" coordorigin="573,104" coordsize="76,76">
+                      <v:shape style="position:absolute;left:572;top:104;width:76;height:76" id="docshape192" coordorigin="573,104" coordsize="76,76" path="m615,179l605,179,600,179,573,147,573,137,605,104,615,104,648,142,648,147,615,179xe" filled="true" fillcolor="#1d1d1d" stroked="false">
                         <v:path arrowok="t"/>
                         <v:fill type="solid"/>
                       </v:shape>
@@ -19298,28 +19220,72 @@
             <w:r>
               <w:rPr>
                 <w:color w:val="1D1D1D"/>
-                <w:w w:val="110"/>
-                <w:sz w:val="22"/>
-              </w:rPr>
-              <w:t>Delta</w:t>
+                <w:w w:val="120"/>
+                <w:sz w:val="22"/>
+              </w:rPr>
+              <w:t>Cosmos</w:t>
             </w:r>
             <w:r>
               <w:rPr>
                 <w:color w:val="1D1D1D"/>
-                <w:spacing w:val="3"/>
+                <w:spacing w:val="-10"/>
+                <w:w w:val="120"/>
+                <w:sz w:val="22"/>
+              </w:rPr>
+              <w:t> </w:t>
+            </w:r>
+            <w:r>
+              <w:rPr>
+                <w:color w:val="1D1D1D"/>
+                <w:spacing w:val="-5"/>
+                <w:w w:val="120"/>
+                <w:sz w:val="22"/>
+              </w:rPr>
+              <w:t>DB</w:t>
+            </w:r>
+          </w:p>
+        </w:tc>
+        <w:tc>
+          <w:tcPr>
+            <w:tcW w:w="2315" w:type="dxa"/>
+          </w:tcPr>
+          <w:p>
+            <w:pPr>
+              <w:pStyle w:val="TableParagraph"/>
+              <w:ind w:left="170"/>
+              <w:rPr>
+                <w:b/>
+                <w:sz w:val="22"/>
+              </w:rPr>
+            </w:pPr>
+            <w:r>
+              <w:rPr>
+                <w:b/>
+                <w:color w:val="1D1D1D"/>
                 <w:w w:val="115"/>
                 <w:sz w:val="22"/>
               </w:rPr>
+              <w:t>Big</w:t>
+            </w:r>
+            <w:r>
+              <w:rPr>
+                <w:b/>
+                <w:color w:val="1D1D1D"/>
+                <w:spacing w:val="-10"/>
+                <w:w w:val="115"/>
+                <w:sz w:val="22"/>
+              </w:rPr>
               <w:t> </w:t>
             </w:r>
             <w:r>
               <w:rPr>
+                <w:b/>
                 <w:color w:val="1D1D1D"/>
                 <w:spacing w:val="-4"/>
                 <w:w w:val="115"/>
                 <w:sz w:val="22"/>
               </w:rPr>
-              <w:t>Lake</w:t>
+              <w:t>Data</w:t>
             </w:r>
           </w:p>
         </w:tc>
@@ -19342,7 +19308,7 @@
               <mc:AlternateContent>
                 <mc:Choice Requires="wps">
                   <w:drawing>
-                    <wp:anchor distT="0" distB="0" distL="0" distR="0" allowOverlap="1" layoutInCell="1" locked="0" behindDoc="1" simplePos="0" relativeHeight="487177216">
+                    <wp:anchor distT="0" distB="0" distL="0" distR="0" allowOverlap="1" layoutInCell="1" locked="0" behindDoc="1" simplePos="0" relativeHeight="487171584">
                       <wp:simplePos x="0" y="0"/>
                       <wp:positionH relativeFrom="column">
                         <wp:posOffset>180509</wp:posOffset>
@@ -19438,7 +19404,7 @@
                 </mc:Choice>
                 <mc:Fallback>
                   <w:pict>
-                    <v:group style="position:absolute;margin-left:14.213369pt;margin-top:5.221385pt;width:3.8pt;height:3.8pt;mso-position-horizontal-relative:column;mso-position-vertical-relative:paragraph;z-index:-16139264" id="docshapegroup193" coordorigin="284,104" coordsize="76,76">
+                    <v:group style="position:absolute;margin-left:14.213369pt;margin-top:5.221385pt;width:3.8pt;height:3.8pt;mso-position-horizontal-relative:column;mso-position-vertical-relative:paragraph;z-index:-16144896" id="docshapegroup193" coordorigin="284,104" coordsize="76,76">
                       <v:shape style="position:absolute;left:284;top:104;width:76;height:76" id="docshape194" coordorigin="284,104" coordsize="76,76" path="m327,179l317,179,312,179,284,147,284,137,317,104,327,104,359,142,359,147,327,179xe" filled="true" fillcolor="#1d1d1d" stroked="false">
                         <v:path arrowok="t"/>
                         <v:fill type="solid"/>
@@ -19479,7 +19445,7 @@
               <mc:AlternateContent>
                 <mc:Choice Requires="wps">
                   <w:drawing>
-                    <wp:anchor distT="0" distB="0" distL="0" distR="0" allowOverlap="1" layoutInCell="1" locked="0" behindDoc="1" simplePos="0" relativeHeight="487191552">
+                    <wp:anchor distT="0" distB="0" distL="0" distR="0" allowOverlap="1" layoutInCell="1" locked="0" behindDoc="1" simplePos="0" relativeHeight="487186944">
                       <wp:simplePos x="0" y="0"/>
                       <wp:positionH relativeFrom="column">
                         <wp:posOffset>235208</wp:posOffset>
@@ -19575,7 +19541,7 @@
                 </mc:Choice>
                 <mc:Fallback>
                   <w:pict>
-                    <v:group style="position:absolute;margin-left:18.520393pt;margin-top:5.221385pt;width:3.8pt;height:3.8pt;mso-position-horizontal-relative:column;mso-position-vertical-relative:paragraph;z-index:-16124928" id="docshapegroup195" coordorigin="370,104" coordsize="76,76">
+                    <v:group style="position:absolute;margin-left:18.520393pt;margin-top:5.221385pt;width:3.8pt;height:3.8pt;mso-position-horizontal-relative:column;mso-position-vertical-relative:paragraph;z-index:-16129536" id="docshapegroup195" coordorigin="370,104" coordsize="76,76">
                       <v:shape style="position:absolute;left:370;top:104;width:76;height:76" id="docshape196" coordorigin="370,104" coordsize="76,76" path="m413,179l403,179,398,179,370,147,370,137,403,104,413,104,445,142,445,147,413,179xe" filled="true" fillcolor="#1d1d1d" stroked="false">
                         <v:path arrowok="t"/>
                         <v:fill type="solid"/>
@@ -19589,28 +19555,11 @@
             <w:r>
               <w:rPr>
                 <w:color w:val="1D1D1D"/>
-                <w:w w:val="110"/>
-                <w:sz w:val="22"/>
-              </w:rPr>
-              <w:t>Visual</w:t>
-            </w:r>
-            <w:r>
-              <w:rPr>
-                <w:color w:val="1D1D1D"/>
-                <w:spacing w:val="11"/>
-                <w:w w:val="110"/>
-                <w:sz w:val="22"/>
-              </w:rPr>
-              <w:t> </w:t>
-            </w:r>
-            <w:r>
-              <w:rPr>
-                <w:color w:val="1D1D1D"/>
                 <w:spacing w:val="-2"/>
-                <w:w w:val="110"/>
-                <w:sz w:val="22"/>
-              </w:rPr>
-              <w:t>Studio</w:t>
+                <w:w w:val="115"/>
+                <w:sz w:val="22"/>
+              </w:rPr>
+              <w:t>Eclipse</w:t>
             </w:r>
           </w:p>
         </w:tc>
@@ -19654,7 +19603,7 @@
               <mc:AlternateContent>
                 <mc:Choice Requires="wps">
                   <w:drawing>
-                    <wp:anchor distT="0" distB="0" distL="0" distR="0" allowOverlap="1" layoutInCell="1" locked="0" behindDoc="1" simplePos="0" relativeHeight="487147520">
+                    <wp:anchor distT="0" distB="0" distL="0" distR="0" allowOverlap="1" layoutInCell="1" locked="0" behindDoc="1" simplePos="0" relativeHeight="487141376">
                       <wp:simplePos x="0" y="0"/>
                       <wp:positionH relativeFrom="column">
                         <wp:posOffset>363596</wp:posOffset>
@@ -19750,7 +19699,7 @@
                 </mc:Choice>
                 <mc:Fallback>
                   <w:pict>
-                    <v:group style="position:absolute;margin-left:28.629654pt;margin-top:5.221378pt;width:3.8pt;height:3.8pt;mso-position-horizontal-relative:column;mso-position-vertical-relative:paragraph;z-index:-16168960" id="docshapegroup197" coordorigin="573,104" coordsize="76,76">
+                    <v:group style="position:absolute;margin-left:28.629654pt;margin-top:5.221378pt;width:3.8pt;height:3.8pt;mso-position-horizontal-relative:column;mso-position-vertical-relative:paragraph;z-index:-16175104" id="docshapegroup197" coordorigin="573,104" coordsize="76,76">
                       <v:shape style="position:absolute;left:572;top:104;width:76;height:76" id="docshape198" coordorigin="573,104" coordsize="76,76" path="m615,179l605,179,600,179,573,147,573,137,605,104,615,104,648,142,648,147,615,179xe" filled="true" fillcolor="#1d1d1d" stroked="false">
                         <v:path arrowok="t"/>
                         <v:fill type="solid"/>
@@ -19791,7 +19740,7 @@
               <mc:AlternateContent>
                 <mc:Choice Requires="wps">
                   <w:drawing>
-                    <wp:anchor distT="0" distB="0" distL="0" distR="0" allowOverlap="1" layoutInCell="1" locked="0" behindDoc="1" simplePos="0" relativeHeight="487162368">
+                    <wp:anchor distT="0" distB="0" distL="0" distR="0" allowOverlap="1" layoutInCell="1" locked="0" behindDoc="1" simplePos="0" relativeHeight="487156224">
                       <wp:simplePos x="0" y="0"/>
                       <wp:positionH relativeFrom="column">
                         <wp:posOffset>184082</wp:posOffset>
@@ -19887,7 +19836,7 @@
                 </mc:Choice>
                 <mc:Fallback>
                   <w:pict>
-                    <v:group style="position:absolute;margin-left:14.494654pt;margin-top:5.221378pt;width:3.8pt;height:3.8pt;mso-position-horizontal-relative:column;mso-position-vertical-relative:paragraph;z-index:-16154112" id="docshapegroup199" coordorigin="290,104" coordsize="76,76">
+                    <v:group style="position:absolute;margin-left:14.494654pt;margin-top:5.221378pt;width:3.8pt;height:3.8pt;mso-position-horizontal-relative:column;mso-position-vertical-relative:paragraph;z-index:-16160256" id="docshapegroup199" coordorigin="290,104" coordsize="76,76">
                       <v:shape style="position:absolute;left:289;top:104;width:76;height:76" id="docshape200" coordorigin="290,104" coordsize="76,76" path="m332,179l322,179,318,179,290,147,290,137,322,104,332,104,365,142,365,147,332,179xe" filled="true" fillcolor="#1d1d1d" stroked="false">
                         <v:path arrowok="t"/>
                         <v:fill type="solid"/>
@@ -19901,11 +19850,28 @@
             <w:r>
               <w:rPr>
                 <w:color w:val="1D1D1D"/>
+                <w:w w:val="110"/>
+                <w:sz w:val="22"/>
+              </w:rPr>
+              <w:t>Delta</w:t>
+            </w:r>
+            <w:r>
+              <w:rPr>
+                <w:color w:val="1D1D1D"/>
+                <w:spacing w:val="3"/>
+                <w:w w:val="115"/>
+                <w:sz w:val="22"/>
+              </w:rPr>
+              <w:t> </w:t>
+            </w:r>
+            <w:r>
+              <w:rPr>
+                <w:color w:val="1D1D1D"/>
                 <w:spacing w:val="-4"/>
-                <w:w w:val="110"/>
-                <w:sz w:val="22"/>
-              </w:rPr>
-              <w:t>NiFi</w:t>
+                <w:w w:val="115"/>
+                <w:sz w:val="22"/>
+              </w:rPr>
+              <w:t>Lake</w:t>
             </w:r>
           </w:p>
         </w:tc>
@@ -19928,7 +19894,7 @@
               <mc:AlternateContent>
                 <mc:Choice Requires="wps">
                   <w:drawing>
-                    <wp:anchor distT="0" distB="0" distL="0" distR="0" allowOverlap="1" layoutInCell="1" locked="0" behindDoc="1" simplePos="0" relativeHeight="487177728">
+                    <wp:anchor distT="0" distB="0" distL="0" distR="0" allowOverlap="1" layoutInCell="1" locked="0" behindDoc="1" simplePos="0" relativeHeight="487172096">
                       <wp:simplePos x="0" y="0"/>
                       <wp:positionH relativeFrom="column">
                         <wp:posOffset>180509</wp:posOffset>
@@ -20024,7 +19990,7 @@
                 </mc:Choice>
                 <mc:Fallback>
                   <w:pict>
-                    <v:group style="position:absolute;margin-left:14.213369pt;margin-top:5.221378pt;width:3.8pt;height:3.8pt;mso-position-horizontal-relative:column;mso-position-vertical-relative:paragraph;z-index:-16138752" id="docshapegroup201" coordorigin="284,104" coordsize="76,76">
+                    <v:group style="position:absolute;margin-left:14.213369pt;margin-top:5.221378pt;width:3.8pt;height:3.8pt;mso-position-horizontal-relative:column;mso-position-vertical-relative:paragraph;z-index:-16144384" id="docshapegroup201" coordorigin="284,104" coordsize="76,76">
                       <v:shape style="position:absolute;left:284;top:104;width:76;height:76" id="docshape202" coordorigin="284,104" coordsize="76,76" path="m327,179l317,179,312,179,284,147,284,137,317,104,327,104,359,142,359,147,327,179xe" filled="true" fillcolor="#1d1d1d" stroked="false">
                         <v:path arrowok="t"/>
                         <v:fill type="solid"/>
@@ -20065,7 +20031,7 @@
               <mc:AlternateContent>
                 <mc:Choice Requires="wps">
                   <w:drawing>
-                    <wp:anchor distT="0" distB="0" distL="0" distR="0" allowOverlap="1" layoutInCell="1" locked="0" behindDoc="1" simplePos="0" relativeHeight="487192064">
+                    <wp:anchor distT="0" distB="0" distL="0" distR="0" allowOverlap="1" layoutInCell="1" locked="0" behindDoc="1" simplePos="0" relativeHeight="487187456">
                       <wp:simplePos x="0" y="0"/>
                       <wp:positionH relativeFrom="column">
                         <wp:posOffset>235208</wp:posOffset>
@@ -20161,7 +20127,7 @@
                 </mc:Choice>
                 <mc:Fallback>
                   <w:pict>
-                    <v:group style="position:absolute;margin-left:18.520393pt;margin-top:5.221378pt;width:3.8pt;height:3.8pt;mso-position-horizontal-relative:column;mso-position-vertical-relative:paragraph;z-index:-16124416" id="docshapegroup203" coordorigin="370,104" coordsize="76,76">
+                    <v:group style="position:absolute;margin-left:18.520393pt;margin-top:5.221378pt;width:3.8pt;height:3.8pt;mso-position-horizontal-relative:column;mso-position-vertical-relative:paragraph;z-index:-16129024" id="docshapegroup203" coordorigin="370,104" coordsize="76,76">
                       <v:shape style="position:absolute;left:370;top:104;width:76;height:76" id="docshape204" coordorigin="370,104" coordsize="76,76" path="m413,179l403,179,398,179,370,147,370,137,403,104,413,104,445,142,445,147,413,179xe" filled="true" fillcolor="#1d1d1d" stroked="false">
                         <v:path arrowok="t"/>
                         <v:fill type="solid"/>
@@ -20179,7 +20145,7 @@
                 <w:w w:val="110"/>
                 <w:sz w:val="22"/>
               </w:rPr>
-              <w:t>Antigravity</w:t>
+              <w:t>Code::Blocks</w:t>
             </w:r>
           </w:p>
         </w:tc>
@@ -20223,7 +20189,7 @@
               <mc:AlternateContent>
                 <mc:Choice Requires="wps">
                   <w:drawing>
-                    <wp:anchor distT="0" distB="0" distL="0" distR="0" allowOverlap="1" layoutInCell="1" locked="0" behindDoc="1" simplePos="0" relativeHeight="487148032">
+                    <wp:anchor distT="0" distB="0" distL="0" distR="0" allowOverlap="1" layoutInCell="1" locked="0" behindDoc="1" simplePos="0" relativeHeight="487141888">
                       <wp:simplePos x="0" y="0"/>
                       <wp:positionH relativeFrom="column">
                         <wp:posOffset>363596</wp:posOffset>
@@ -20319,7 +20285,7 @@
                 </mc:Choice>
                 <mc:Fallback>
                   <w:pict>
-                    <v:group style="position:absolute;margin-left:28.629654pt;margin-top:5.221379pt;width:3.8pt;height:3.8pt;mso-position-horizontal-relative:column;mso-position-vertical-relative:paragraph;z-index:-16168448" id="docshapegroup205" coordorigin="573,104" coordsize="76,76">
+                    <v:group style="position:absolute;margin-left:28.629654pt;margin-top:5.221379pt;width:3.8pt;height:3.8pt;mso-position-horizontal-relative:column;mso-position-vertical-relative:paragraph;z-index:-16174592" id="docshapegroup205" coordorigin="573,104" coordsize="76,76">
                       <v:shape style="position:absolute;left:572;top:104;width:76;height:76" id="docshape206" coordorigin="573,104" coordsize="76,76" path="m615,179l605,179,600,179,573,147,573,137,605,104,615,104,648,142,648,147,615,179xe" filled="true" fillcolor="#1d1d1d" stroked="false">
                         <v:path arrowok="t"/>
                         <v:fill type="solid"/>
@@ -20360,7 +20326,7 @@
               <mc:AlternateContent>
                 <mc:Choice Requires="wps">
                   <w:drawing>
-                    <wp:anchor distT="0" distB="0" distL="0" distR="0" allowOverlap="1" layoutInCell="1" locked="0" behindDoc="1" simplePos="0" relativeHeight="487162880">
+                    <wp:anchor distT="0" distB="0" distL="0" distR="0" allowOverlap="1" layoutInCell="1" locked="0" behindDoc="1" simplePos="0" relativeHeight="487156736">
                       <wp:simplePos x="0" y="0"/>
                       <wp:positionH relativeFrom="column">
                         <wp:posOffset>184082</wp:posOffset>
@@ -20456,7 +20422,7 @@
                 </mc:Choice>
                 <mc:Fallback>
                   <w:pict>
-                    <v:group style="position:absolute;margin-left:14.494654pt;margin-top:5.221379pt;width:3.8pt;height:3.8pt;mso-position-horizontal-relative:column;mso-position-vertical-relative:paragraph;z-index:-16153600" id="docshapegroup207" coordorigin="290,104" coordsize="76,76">
+                    <v:group style="position:absolute;margin-left:14.494654pt;margin-top:5.221379pt;width:3.8pt;height:3.8pt;mso-position-horizontal-relative:column;mso-position-vertical-relative:paragraph;z-index:-16159744" id="docshapegroup207" coordorigin="290,104" coordsize="76,76">
                       <v:shape style="position:absolute;left:289;top:104;width:76;height:76" id="docshape208" coordorigin="290,104" coordsize="76,76" path="m332,179l322,179,318,179,290,147,290,137,322,104,332,104,365,142,365,147,332,179xe" filled="true" fillcolor="#1d1d1d" stroked="false">
                         <v:path arrowok="t"/>
                         <v:fill type="solid"/>
@@ -20470,11 +20436,11 @@
             <w:r>
               <w:rPr>
                 <w:color w:val="1D1D1D"/>
-                <w:spacing w:val="-2"/>
-                <w:w w:val="105"/>
-                <w:sz w:val="22"/>
-              </w:rPr>
-              <w:t>Airflow</w:t>
+                <w:spacing w:val="-4"/>
+                <w:w w:val="110"/>
+                <w:sz w:val="22"/>
+              </w:rPr>
+              <w:t>NiFi</w:t>
             </w:r>
           </w:p>
         </w:tc>
@@ -20497,7 +20463,7 @@
               <mc:AlternateContent>
                 <mc:Choice Requires="wps">
                   <w:drawing>
-                    <wp:anchor distT="0" distB="0" distL="0" distR="0" allowOverlap="1" layoutInCell="1" locked="0" behindDoc="1" simplePos="0" relativeHeight="487178240">
+                    <wp:anchor distT="0" distB="0" distL="0" distR="0" allowOverlap="1" layoutInCell="1" locked="0" behindDoc="1" simplePos="0" relativeHeight="487172608">
                       <wp:simplePos x="0" y="0"/>
                       <wp:positionH relativeFrom="column">
                         <wp:posOffset>180509</wp:posOffset>
@@ -20593,7 +20559,7 @@
                 </mc:Choice>
                 <mc:Fallback>
                   <w:pict>
-                    <v:group style="position:absolute;margin-left:14.213369pt;margin-top:5.221379pt;width:3.8pt;height:3.8pt;mso-position-horizontal-relative:column;mso-position-vertical-relative:paragraph;z-index:-16138240" id="docshapegroup209" coordorigin="284,104" coordsize="76,76">
+                    <v:group style="position:absolute;margin-left:14.213369pt;margin-top:5.221379pt;width:3.8pt;height:3.8pt;mso-position-horizontal-relative:column;mso-position-vertical-relative:paragraph;z-index:-16143872" id="docshapegroup209" coordorigin="284,104" coordsize="76,76">
                       <v:shape style="position:absolute;left:284;top:104;width:76;height:76" id="docshape210" coordorigin="284,104" coordsize="76,76" path="m327,179l317,179,312,179,284,147,284,137,317,104,327,104,359,142,359,147,327,179xe" filled="true" fillcolor="#1d1d1d" stroked="false">
                         <v:path arrowok="t"/>
                         <v:fill type="solid"/>
@@ -20634,7 +20600,7 @@
               <mc:AlternateContent>
                 <mc:Choice Requires="wps">
                   <w:drawing>
-                    <wp:anchor distT="0" distB="0" distL="0" distR="0" allowOverlap="1" layoutInCell="1" locked="0" behindDoc="1" simplePos="0" relativeHeight="487192576">
+                    <wp:anchor distT="0" distB="0" distL="0" distR="0" allowOverlap="1" layoutInCell="1" locked="0" behindDoc="1" simplePos="0" relativeHeight="487187968">
                       <wp:simplePos x="0" y="0"/>
                       <wp:positionH relativeFrom="column">
                         <wp:posOffset>235208</wp:posOffset>
@@ -20730,7 +20696,7 @@
                 </mc:Choice>
                 <mc:Fallback>
                   <w:pict>
-                    <v:group style="position:absolute;margin-left:18.520393pt;margin-top:5.221379pt;width:3.8pt;height:3.8pt;mso-position-horizontal-relative:column;mso-position-vertical-relative:paragraph;z-index:-16123904" id="docshapegroup211" coordorigin="370,104" coordsize="76,76">
+                    <v:group style="position:absolute;margin-left:18.520393pt;margin-top:5.221379pt;width:3.8pt;height:3.8pt;mso-position-horizontal-relative:column;mso-position-vertical-relative:paragraph;z-index:-16128512" id="docshapegroup211" coordorigin="370,104" coordsize="76,76">
                       <v:shape style="position:absolute;left:370;top:104;width:76;height:76" id="docshape212" coordorigin="370,104" coordsize="76,76" path="m413,179l403,179,398,179,370,147,370,137,403,104,413,104,445,142,445,147,413,179xe" filled="true" fillcolor="#1d1d1d" stroked="false">
                         <v:path arrowok="t"/>
                         <v:fill type="solid"/>
@@ -20744,11 +20710,28 @@
             <w:r>
               <w:rPr>
                 <w:color w:val="1D1D1D"/>
-                <w:spacing w:val="-2"/>
-                <w:w w:val="115"/>
-                <w:sz w:val="22"/>
-              </w:rPr>
-              <w:t>Cursor</w:t>
+                <w:w w:val="110"/>
+                <w:sz w:val="22"/>
+              </w:rPr>
+              <w:t>IntelliJ</w:t>
+            </w:r>
+            <w:r>
+              <w:rPr>
+                <w:color w:val="1D1D1D"/>
+                <w:spacing w:val="6"/>
+                <w:w w:val="110"/>
+                <w:sz w:val="22"/>
+              </w:rPr>
+              <w:t> </w:t>
+            </w:r>
+            <w:r>
+              <w:rPr>
+                <w:color w:val="1D1D1D"/>
+                <w:spacing w:val="-4"/>
+                <w:w w:val="110"/>
+                <w:sz w:val="22"/>
+              </w:rPr>
+              <w:t>IDEA</w:t>
             </w:r>
           </w:p>
         </w:tc>
@@ -20816,7 +20799,7 @@
               <mc:AlternateContent>
                 <mc:Choice Requires="wps">
                   <w:drawing>
-                    <wp:anchor distT="0" distB="0" distL="0" distR="0" allowOverlap="1" layoutInCell="1" locked="0" behindDoc="1" simplePos="0" relativeHeight="487163392">
+                    <wp:anchor distT="0" distB="0" distL="0" distR="0" allowOverlap="1" layoutInCell="1" locked="0" behindDoc="1" simplePos="0" relativeHeight="487157248">
                       <wp:simplePos x="0" y="0"/>
                       <wp:positionH relativeFrom="column">
                         <wp:posOffset>184082</wp:posOffset>
@@ -20912,7 +20895,7 @@
                 </mc:Choice>
                 <mc:Fallback>
                   <w:pict>
-                    <v:group style="position:absolute;margin-left:14.494654pt;margin-top:5.22138pt;width:3.8pt;height:3.8pt;mso-position-horizontal-relative:column;mso-position-vertical-relative:paragraph;z-index:-16153088" id="docshapegroup213" coordorigin="290,104" coordsize="76,76">
+                    <v:group style="position:absolute;margin-left:14.494654pt;margin-top:5.22138pt;width:3.8pt;height:3.8pt;mso-position-horizontal-relative:column;mso-position-vertical-relative:paragraph;z-index:-16159232" id="docshapegroup213" coordorigin="290,104" coordsize="76,76">
                       <v:shape style="position:absolute;left:289;top:104;width:76;height:76" id="docshape214" coordorigin="290,104" coordsize="76,76" path="m332,179l322,179,318,179,290,147,290,137,322,104,332,104,365,142,365,147,332,179xe" filled="true" fillcolor="#1d1d1d" stroked="false">
                         <v:path arrowok="t"/>
                         <v:fill type="solid"/>
@@ -20927,10 +20910,10 @@
               <w:rPr>
                 <w:color w:val="1D1D1D"/>
                 <w:spacing w:val="-2"/>
-                <w:w w:val="115"/>
-                <w:sz w:val="22"/>
-              </w:rPr>
-              <w:t>Celery</w:t>
+                <w:w w:val="105"/>
+                <w:sz w:val="22"/>
+              </w:rPr>
+              <w:t>Airflow</w:t>
             </w:r>
           </w:p>
         </w:tc>
@@ -20978,7 +20961,7 @@
               <mc:AlternateContent>
                 <mc:Choice Requires="wps">
                   <w:drawing>
-                    <wp:anchor distT="0" distB="0" distL="0" distR="0" allowOverlap="1" layoutInCell="1" locked="0" behindDoc="1" simplePos="0" relativeHeight="487193088">
+                    <wp:anchor distT="0" distB="0" distL="0" distR="0" allowOverlap="1" layoutInCell="1" locked="0" behindDoc="1" simplePos="0" relativeHeight="487188480">
                       <wp:simplePos x="0" y="0"/>
                       <wp:positionH relativeFrom="column">
                         <wp:posOffset>235208</wp:posOffset>
@@ -21074,7 +21057,7 @@
                 </mc:Choice>
                 <mc:Fallback>
                   <w:pict>
-                    <v:group style="position:absolute;margin-left:18.520393pt;margin-top:5.22138pt;width:3.8pt;height:3.8pt;mso-position-horizontal-relative:column;mso-position-vertical-relative:paragraph;z-index:-16123392" id="docshapegroup215" coordorigin="370,104" coordsize="76,76">
+                    <v:group style="position:absolute;margin-left:18.520393pt;margin-top:5.22138pt;width:3.8pt;height:3.8pt;mso-position-horizontal-relative:column;mso-position-vertical-relative:paragraph;z-index:-16128000" id="docshapegroup215" coordorigin="370,104" coordsize="76,76">
                       <v:shape style="position:absolute;left:370;top:104;width:76;height:76" id="docshape216" coordorigin="370,104" coordsize="76,76" path="m413,179l403,179,398,179,370,147,370,137,403,104,413,104,445,142,445,147,413,179xe" filled="true" fillcolor="#1d1d1d" stroked="false">
                         <v:path arrowok="t"/>
                         <v:fill type="solid"/>
@@ -21088,16 +21071,16 @@
             <w:r>
               <w:rPr>
                 <w:color w:val="1D1D1D"/>
-                <w:w w:val="115"/>
-                <w:sz w:val="22"/>
-              </w:rPr>
-              <w:t>Claude</w:t>
+                <w:w w:val="110"/>
+                <w:sz w:val="22"/>
+              </w:rPr>
+              <w:t>Visual</w:t>
             </w:r>
             <w:r>
               <w:rPr>
                 <w:color w:val="1D1D1D"/>
-                <w:spacing w:val="1"/>
-                <w:w w:val="115"/>
+                <w:spacing w:val="11"/>
+                <w:w w:val="110"/>
                 <w:sz w:val="22"/>
               </w:rPr>
               <w:t> </w:t>
@@ -21105,11 +21088,11 @@
             <w:r>
               <w:rPr>
                 <w:color w:val="1D1D1D"/>
-                <w:spacing w:val="-4"/>
-                <w:w w:val="115"/>
-                <w:sz w:val="22"/>
-              </w:rPr>
-              <w:t>Code</w:t>
+                <w:spacing w:val="-2"/>
+                <w:w w:val="110"/>
+                <w:sz w:val="22"/>
+              </w:rPr>
+              <w:t>Studio</w:t>
             </w:r>
           </w:p>
         </w:tc>
@@ -21153,7 +21136,7 @@
               <mc:AlternateContent>
                 <mc:Choice Requires="wps">
                   <w:drawing>
-                    <wp:anchor distT="0" distB="0" distL="0" distR="0" allowOverlap="1" layoutInCell="1" locked="0" behindDoc="1" simplePos="0" relativeHeight="487148544">
+                    <wp:anchor distT="0" distB="0" distL="0" distR="0" allowOverlap="1" layoutInCell="1" locked="0" behindDoc="1" simplePos="0" relativeHeight="487142400">
                       <wp:simplePos x="0" y="0"/>
                       <wp:positionH relativeFrom="column">
                         <wp:posOffset>363596</wp:posOffset>
@@ -21249,7 +21232,7 @@
                 </mc:Choice>
                 <mc:Fallback>
                   <w:pict>
-                    <v:group style="position:absolute;margin-left:28.629654pt;margin-top:5.22138pt;width:3.8pt;height:3.8pt;mso-position-horizontal-relative:column;mso-position-vertical-relative:paragraph;z-index:-16167936" id="docshapegroup217" coordorigin="573,104" coordsize="76,76">
+                    <v:group style="position:absolute;margin-left:28.629654pt;margin-top:5.22138pt;width:3.8pt;height:3.8pt;mso-position-horizontal-relative:column;mso-position-vertical-relative:paragraph;z-index:-16174080" id="docshapegroup217" coordorigin="573,104" coordsize="76,76">
                       <v:shape style="position:absolute;left:572;top:104;width:76;height:76" id="docshape218" coordorigin="573,104" coordsize="76,76" path="m615,179l605,179,600,179,573,147,573,137,605,104,615,104,648,142,648,147,615,179xe" filled="true" fillcolor="#1d1d1d" stroked="false">
                         <v:path arrowok="t"/>
                         <v:fill type="solid"/>
@@ -21290,7 +21273,7 @@
               <mc:AlternateContent>
                 <mc:Choice Requires="wps">
                   <w:drawing>
-                    <wp:anchor distT="0" distB="0" distL="0" distR="0" allowOverlap="1" layoutInCell="1" locked="0" behindDoc="1" simplePos="0" relativeHeight="487163904">
+                    <wp:anchor distT="0" distB="0" distL="0" distR="0" allowOverlap="1" layoutInCell="1" locked="0" behindDoc="1" simplePos="0" relativeHeight="487157760">
                       <wp:simplePos x="0" y="0"/>
                       <wp:positionH relativeFrom="column">
                         <wp:posOffset>184082</wp:posOffset>
@@ -21386,7 +21369,7 @@
                 </mc:Choice>
                 <mc:Fallback>
                   <w:pict>
-                    <v:group style="position:absolute;margin-left:14.494654pt;margin-top:5.22138pt;width:3.8pt;height:3.8pt;mso-position-horizontal-relative:column;mso-position-vertical-relative:paragraph;z-index:-16152576" id="docshapegroup219" coordorigin="290,104" coordsize="76,76">
+                    <v:group style="position:absolute;margin-left:14.494654pt;margin-top:5.22138pt;width:3.8pt;height:3.8pt;mso-position-horizontal-relative:column;mso-position-vertical-relative:paragraph;z-index:-16158720" id="docshapegroup219" coordorigin="290,104" coordsize="76,76">
                       <v:shape style="position:absolute;left:289;top:104;width:76;height:76" id="docshape220" coordorigin="290,104" coordsize="76,76" path="m332,179l322,179,318,179,290,147,290,137,322,104,332,104,365,142,365,147,332,179xe" filled="true" fillcolor="#1d1d1d" stroked="false">
                         <v:path arrowok="t"/>
                         <v:fill type="solid"/>
@@ -21401,10 +21384,10 @@
               <w:rPr>
                 <w:color w:val="1D1D1D"/>
                 <w:spacing w:val="-2"/>
-                <w:w w:val="105"/>
-                <w:sz w:val="22"/>
-              </w:rPr>
-              <w:t>Flink</w:t>
+                <w:w w:val="115"/>
+                <w:sz w:val="22"/>
+              </w:rPr>
+              <w:t>Celery</w:t>
             </w:r>
           </w:p>
         </w:tc>
@@ -21428,7 +21411,7 @@
               <mc:AlternateContent>
                 <mc:Choice Requires="wps">
                   <w:drawing>
-                    <wp:anchor distT="0" distB="0" distL="0" distR="0" allowOverlap="1" layoutInCell="1" locked="0" behindDoc="1" simplePos="0" relativeHeight="487178752">
+                    <wp:anchor distT="0" distB="0" distL="0" distR="0" allowOverlap="1" layoutInCell="1" locked="0" behindDoc="1" simplePos="0" relativeHeight="487173120">
                       <wp:simplePos x="0" y="0"/>
                       <wp:positionH relativeFrom="column">
                         <wp:posOffset>180509</wp:posOffset>
@@ -21524,7 +21507,7 @@
                 </mc:Choice>
                 <mc:Fallback>
                   <w:pict>
-                    <v:group style="position:absolute;margin-left:14.213369pt;margin-top:5.22138pt;width:3.8pt;height:3.8pt;mso-position-horizontal-relative:column;mso-position-vertical-relative:paragraph;z-index:-16137728" id="docshapegroup221" coordorigin="284,104" coordsize="76,76">
+                    <v:group style="position:absolute;margin-left:14.213369pt;margin-top:5.22138pt;width:3.8pt;height:3.8pt;mso-position-horizontal-relative:column;mso-position-vertical-relative:paragraph;z-index:-16143360" id="docshapegroup221" coordorigin="284,104" coordsize="76,76">
                       <v:shape style="position:absolute;left:284;top:104;width:76;height:76" id="docshape222" coordorigin="284,104" coordsize="76,76" path="m327,179l317,179,312,179,284,147,284,137,317,104,327,104,359,142,359,147,327,179xe" filled="true" fillcolor="#1d1d1d" stroked="false">
                         <v:path arrowok="t"/>
                         <v:fill type="solid"/>
@@ -21565,7 +21548,7 @@
               <mc:AlternateContent>
                 <mc:Choice Requires="wps">
                   <w:drawing>
-                    <wp:anchor distT="0" distB="0" distL="0" distR="0" allowOverlap="1" layoutInCell="1" locked="0" behindDoc="1" simplePos="0" relativeHeight="487193600">
+                    <wp:anchor distT="0" distB="0" distL="0" distR="0" allowOverlap="1" layoutInCell="1" locked="0" behindDoc="1" simplePos="0" relativeHeight="487188992">
                       <wp:simplePos x="0" y="0"/>
                       <wp:positionH relativeFrom="column">
                         <wp:posOffset>235208</wp:posOffset>
@@ -21661,7 +21644,7 @@
                 </mc:Choice>
                 <mc:Fallback>
                   <w:pict>
-                    <v:group style="position:absolute;margin-left:18.520393pt;margin-top:5.22138pt;width:3.8pt;height:3.8pt;mso-position-horizontal-relative:column;mso-position-vertical-relative:paragraph;z-index:-16122880" id="docshapegroup223" coordorigin="370,104" coordsize="76,76">
+                    <v:group style="position:absolute;margin-left:18.520393pt;margin-top:5.22138pt;width:3.8pt;height:3.8pt;mso-position-horizontal-relative:column;mso-position-vertical-relative:paragraph;z-index:-16127488" id="docshapegroup223" coordorigin="370,104" coordsize="76,76">
                       <v:shape style="position:absolute;left:370;top:104;width:76;height:76" id="docshape224" coordorigin="370,104" coordsize="76,76" path="m413,179l403,179,398,179,370,147,370,137,403,104,413,104,445,142,445,147,413,179xe" filled="true" fillcolor="#1d1d1d" stroked="false">
                         <v:path arrowok="t"/>
                         <v:fill type="solid"/>
@@ -21676,10 +21659,10 @@
               <w:rPr>
                 <w:color w:val="1D1D1D"/>
                 <w:spacing w:val="-2"/>
-                <w:w w:val="120"/>
-                <w:sz w:val="22"/>
-              </w:rPr>
-              <w:t>Codex</w:t>
+                <w:w w:val="110"/>
+                <w:sz w:val="22"/>
+              </w:rPr>
+              <w:t>Antigravity</w:t>
             </w:r>
           </w:p>
         </w:tc>
@@ -21723,7 +21706,7 @@
               <mc:AlternateContent>
                 <mc:Choice Requires="wps">
                   <w:drawing>
-                    <wp:anchor distT="0" distB="0" distL="0" distR="0" allowOverlap="1" layoutInCell="1" locked="0" behindDoc="1" simplePos="0" relativeHeight="487149056">
+                    <wp:anchor distT="0" distB="0" distL="0" distR="0" allowOverlap="1" layoutInCell="1" locked="0" behindDoc="1" simplePos="0" relativeHeight="487142912">
                       <wp:simplePos x="0" y="0"/>
                       <wp:positionH relativeFrom="column">
                         <wp:posOffset>363596</wp:posOffset>
@@ -21819,7 +21802,7 @@
                 </mc:Choice>
                 <mc:Fallback>
                   <w:pict>
-                    <v:group style="position:absolute;margin-left:28.629654pt;margin-top:5.221381pt;width:3.8pt;height:3.8pt;mso-position-horizontal-relative:column;mso-position-vertical-relative:paragraph;z-index:-16167424" id="docshapegroup225" coordorigin="573,104" coordsize="76,76">
+                    <v:group style="position:absolute;margin-left:28.629654pt;margin-top:5.221381pt;width:3.8pt;height:3.8pt;mso-position-horizontal-relative:column;mso-position-vertical-relative:paragraph;z-index:-16173568" id="docshapegroup225" coordorigin="573,104" coordsize="76,76">
                       <v:shape style="position:absolute;left:572;top:104;width:76;height:76" id="docshape226" coordorigin="573,104" coordsize="76,76" path="m615,179l605,179,600,179,573,147,573,137,605,104,615,104,648,142,648,147,615,179xe" filled="true" fillcolor="#1d1d1d" stroked="false">
                         <v:path arrowok="t"/>
                         <v:fill type="solid"/>
@@ -21860,7 +21843,7 @@
               <mc:AlternateContent>
                 <mc:Choice Requires="wps">
                   <w:drawing>
-                    <wp:anchor distT="0" distB="0" distL="0" distR="0" allowOverlap="1" layoutInCell="1" locked="0" behindDoc="1" simplePos="0" relativeHeight="487164416">
+                    <wp:anchor distT="0" distB="0" distL="0" distR="0" allowOverlap="1" layoutInCell="1" locked="0" behindDoc="1" simplePos="0" relativeHeight="487158272">
                       <wp:simplePos x="0" y="0"/>
                       <wp:positionH relativeFrom="column">
                         <wp:posOffset>184082</wp:posOffset>
@@ -21956,7 +21939,7 @@
                 </mc:Choice>
                 <mc:Fallback>
                   <w:pict>
-                    <v:group style="position:absolute;margin-left:14.494654pt;margin-top:5.221381pt;width:3.8pt;height:3.8pt;mso-position-horizontal-relative:column;mso-position-vertical-relative:paragraph;z-index:-16152064" id="docshapegroup227" coordorigin="290,104" coordsize="76,76">
+                    <v:group style="position:absolute;margin-left:14.494654pt;margin-top:5.221381pt;width:3.8pt;height:3.8pt;mso-position-horizontal-relative:column;mso-position-vertical-relative:paragraph;z-index:-16158208" id="docshapegroup227" coordorigin="290,104" coordsize="76,76">
                       <v:shape style="position:absolute;left:289;top:104;width:76;height:76" id="docshape228" coordorigin="290,104" coordsize="76,76" path="m332,179l322,179,318,179,290,147,290,137,322,104,332,104,365,142,365,147,332,179xe" filled="true" fillcolor="#1d1d1d" stroked="false">
                         <v:path arrowok="t"/>
                         <v:fill type="solid"/>
@@ -21970,11 +21953,11 @@
             <w:r>
               <w:rPr>
                 <w:color w:val="1D1D1D"/>
-                <w:spacing w:val="-4"/>
-                <w:w w:val="115"/>
-                <w:sz w:val="22"/>
-              </w:rPr>
-              <w:t>Spark</w:t>
+                <w:spacing w:val="-2"/>
+                <w:w w:val="105"/>
+                <w:sz w:val="22"/>
+              </w:rPr>
+              <w:t>Flink</w:t>
             </w:r>
           </w:p>
         </w:tc>
@@ -21997,7 +21980,7 @@
               <mc:AlternateContent>
                 <mc:Choice Requires="wps">
                   <w:drawing>
-                    <wp:anchor distT="0" distB="0" distL="0" distR="0" allowOverlap="1" layoutInCell="1" locked="0" behindDoc="1" simplePos="0" relativeHeight="487179264">
+                    <wp:anchor distT="0" distB="0" distL="0" distR="0" allowOverlap="1" layoutInCell="1" locked="0" behindDoc="1" simplePos="0" relativeHeight="487173632">
                       <wp:simplePos x="0" y="0"/>
                       <wp:positionH relativeFrom="column">
                         <wp:posOffset>180509</wp:posOffset>
@@ -22093,7 +22076,7 @@
                 </mc:Choice>
                 <mc:Fallback>
                   <w:pict>
-                    <v:group style="position:absolute;margin-left:14.213369pt;margin-top:5.221381pt;width:3.8pt;height:3.8pt;mso-position-horizontal-relative:column;mso-position-vertical-relative:paragraph;z-index:-16137216" id="docshapegroup229" coordorigin="284,104" coordsize="76,76">
+                    <v:group style="position:absolute;margin-left:14.213369pt;margin-top:5.221381pt;width:3.8pt;height:3.8pt;mso-position-horizontal-relative:column;mso-position-vertical-relative:paragraph;z-index:-16142848" id="docshapegroup229" coordorigin="284,104" coordsize="76,76">
                       <v:shape style="position:absolute;left:284;top:104;width:76;height:76" id="docshape230" coordorigin="284,104" coordsize="76,76" path="m327,179l317,179,312,179,284,147,284,137,317,104,327,104,359,142,359,147,327,179xe" filled="true" fillcolor="#1d1d1d" stroked="false">
                         <v:path arrowok="t"/>
                         <v:fill type="solid"/>
@@ -22122,43 +22105,7 @@
           <w:p>
             <w:pPr>
               <w:pStyle w:val="TableParagraph"/>
-              <w:spacing w:line="240" w:lineRule="auto" w:before="0"/>
-              <w:rPr>
-                <w:rFonts w:ascii="Times New Roman"/>
-                <w:sz w:val="22"/>
-              </w:rPr>
-            </w:pPr>
-          </w:p>
-        </w:tc>
-      </w:tr>
-      <w:tr>
-        <w:trPr>
-          <w:trHeight w:val="300" w:hRule="atLeast"/>
-        </w:trPr>
-        <w:tc>
-          <w:tcPr>
-            <w:tcW w:w="1727" w:type="dxa"/>
-          </w:tcPr>
-          <w:p>
-            <w:pPr>
-              <w:pStyle w:val="TableParagraph"/>
-              <w:spacing w:line="240" w:lineRule="auto" w:before="0"/>
-              <w:rPr>
-                <w:rFonts w:ascii="Times New Roman"/>
-                <w:sz w:val="22"/>
-              </w:rPr>
-            </w:pPr>
-          </w:p>
-        </w:tc>
-        <w:tc>
-          <w:tcPr>
-            <w:tcW w:w="2208" w:type="dxa"/>
-          </w:tcPr>
-          <w:p>
-            <w:pPr>
-              <w:pStyle w:val="TableParagraph"/>
-              <w:ind w:left="338" w:right="421"/>
-              <w:jc w:val="center"/>
+              <w:ind w:left="625"/>
               <w:rPr>
                 <w:sz w:val="22"/>
               </w:rPr>
@@ -22170,10 +22117,10 @@
               <mc:AlternateContent>
                 <mc:Choice Requires="wps">
                   <w:drawing>
-                    <wp:anchor distT="0" distB="0" distL="0" distR="0" allowOverlap="1" layoutInCell="1" locked="0" behindDoc="1" simplePos="0" relativeHeight="487149568">
+                    <wp:anchor distT="0" distB="0" distL="0" distR="0" allowOverlap="1" layoutInCell="1" locked="0" behindDoc="1" simplePos="0" relativeHeight="487189504">
                       <wp:simplePos x="0" y="0"/>
                       <wp:positionH relativeFrom="column">
-                        <wp:posOffset>363596</wp:posOffset>
+                        <wp:posOffset>235208</wp:posOffset>
                       </wp:positionH>
                       <wp:positionV relativeFrom="paragraph">
                         <wp:posOffset>66311</wp:posOffset>
@@ -22220,7 +22167,7 @@
                                         <a:pt x="20662" y="47642"/>
                                       </a:lnTo>
                                       <a:lnTo>
-                                        <a:pt x="17623" y="47037"/>
+                                        <a:pt x="17623" y="47038"/>
                                       </a:lnTo>
                                       <a:lnTo>
                                         <a:pt x="0" y="26980"/>
@@ -22266,8 +22213,8 @@
                 </mc:Choice>
                 <mc:Fallback>
                   <w:pict>
-                    <v:group style="position:absolute;margin-left:28.629654pt;margin-top:5.221382pt;width:3.8pt;height:3.8pt;mso-position-horizontal-relative:column;mso-position-vertical-relative:paragraph;z-index:-16166912" id="docshapegroup231" coordorigin="573,104" coordsize="76,76">
-                      <v:shape style="position:absolute;left:572;top:104;width:76;height:76" id="docshape232" coordorigin="573,104" coordsize="76,76" path="m615,179l605,179,600,179,573,147,573,137,605,104,615,104,648,142,648,147,615,179xe" filled="true" fillcolor="#1d1d1d" stroked="false">
+                    <v:group style="position:absolute;margin-left:18.520393pt;margin-top:5.221381pt;width:3.8pt;height:3.8pt;mso-position-horizontal-relative:column;mso-position-vertical-relative:paragraph;z-index:-16126976" id="docshapegroup231" coordorigin="370,104" coordsize="76,76">
+                      <v:shape style="position:absolute;left:370;top:104;width:76;height:76" id="docshape232" coordorigin="370,104" coordsize="76,76" path="m413,179l403,179,398,179,370,147,370,137,403,104,413,104,445,142,445,147,413,179xe" filled="true" fillcolor="#1d1d1d" stroked="false">
                         <v:path arrowok="t"/>
                         <v:fill type="solid"/>
                       </v:shape>
@@ -22280,22 +22227,43 @@
             <w:r>
               <w:rPr>
                 <w:color w:val="1D1D1D"/>
-                <w:spacing w:val="-4"/>
-                <w:w w:val="105"/>
-                <w:sz w:val="22"/>
-              </w:rPr>
-              <w:t>Rally</w:t>
-            </w:r>
+                <w:spacing w:val="-2"/>
+                <w:w w:val="115"/>
+                <w:sz w:val="22"/>
+              </w:rPr>
+              <w:t>Cursor</w:t>
+            </w:r>
+          </w:p>
+        </w:tc>
+      </w:tr>
+      <w:tr>
+        <w:trPr>
+          <w:trHeight w:val="300" w:hRule="atLeast"/>
+        </w:trPr>
+        <w:tc>
+          <w:tcPr>
+            <w:tcW w:w="1727" w:type="dxa"/>
+          </w:tcPr>
+          <w:p>
+            <w:pPr>
+              <w:pStyle w:val="TableParagraph"/>
+              <w:spacing w:line="240" w:lineRule="auto" w:before="0"/>
+              <w:rPr>
+                <w:rFonts w:ascii="Times New Roman"/>
+                <w:sz w:val="22"/>
+              </w:rPr>
+            </w:pPr>
           </w:p>
         </w:tc>
         <w:tc>
           <w:tcPr>
-            <w:tcW w:w="2315" w:type="dxa"/>
+            <w:tcW w:w="2208" w:type="dxa"/>
           </w:tcPr>
           <w:p>
             <w:pPr>
               <w:pStyle w:val="TableParagraph"/>
-              <w:ind w:left="544"/>
+              <w:ind w:left="338" w:right="421"/>
+              <w:jc w:val="center"/>
               <w:rPr>
                 <w:sz w:val="22"/>
               </w:rPr>
@@ -22307,10 +22275,10 @@
               <mc:AlternateContent>
                 <mc:Choice Requires="wps">
                   <w:drawing>
-                    <wp:anchor distT="0" distB="0" distL="0" distR="0" allowOverlap="1" layoutInCell="1" locked="0" behindDoc="1" simplePos="0" relativeHeight="487164928">
+                    <wp:anchor distT="0" distB="0" distL="0" distR="0" allowOverlap="1" layoutInCell="1" locked="0" behindDoc="1" simplePos="0" relativeHeight="487143424">
                       <wp:simplePos x="0" y="0"/>
                       <wp:positionH relativeFrom="column">
-                        <wp:posOffset>184082</wp:posOffset>
+                        <wp:posOffset>363596</wp:posOffset>
                       </wp:positionH>
                       <wp:positionV relativeFrom="paragraph">
                         <wp:posOffset>66311</wp:posOffset>
@@ -22403,8 +22371,8 @@
                 </mc:Choice>
                 <mc:Fallback>
                   <w:pict>
-                    <v:group style="position:absolute;margin-left:14.494654pt;margin-top:5.221382pt;width:3.8pt;height:3.8pt;mso-position-horizontal-relative:column;mso-position-vertical-relative:paragraph;z-index:-16151552" id="docshapegroup233" coordorigin="290,104" coordsize="76,76">
-                      <v:shape style="position:absolute;left:289;top:104;width:76;height:76" id="docshape234" coordorigin="290,104" coordsize="76,76" path="m332,179l322,179,318,179,290,147,290,137,322,104,332,104,365,142,365,147,332,179xe" filled="true" fillcolor="#1d1d1d" stroked="false">
+                    <v:group style="position:absolute;margin-left:28.629654pt;margin-top:5.221382pt;width:3.8pt;height:3.8pt;mso-position-horizontal-relative:column;mso-position-vertical-relative:paragraph;z-index:-16173056" id="docshapegroup233" coordorigin="573,104" coordsize="76,76">
+                      <v:shape style="position:absolute;left:572;top:104;width:76;height:76" id="docshape234" coordorigin="573,104" coordsize="76,76" path="m615,179l605,179,600,179,573,147,573,137,605,104,615,104,648,142,648,147,615,179xe" filled="true" fillcolor="#1d1d1d" stroked="false">
                         <v:path arrowok="t"/>
                         <v:fill type="solid"/>
                       </v:shape>
@@ -22417,74 +22385,22 @@
             <w:r>
               <w:rPr>
                 <w:color w:val="1D1D1D"/>
-                <w:spacing w:val="-5"/>
-                <w:w w:val="115"/>
-                <w:sz w:val="22"/>
-              </w:rPr>
-              <w:t>ELK</w:t>
+                <w:spacing w:val="-4"/>
+                <w:w w:val="105"/>
+                <w:sz w:val="22"/>
+              </w:rPr>
+              <w:t>Rally</w:t>
             </w:r>
           </w:p>
         </w:tc>
         <w:tc>
           <w:tcPr>
-            <w:tcW w:w="2019" w:type="dxa"/>
+            <w:tcW w:w="2315" w:type="dxa"/>
           </w:tcPr>
           <w:p>
             <w:pPr>
               <w:pStyle w:val="TableParagraph"/>
-              <w:spacing w:line="240" w:lineRule="auto" w:before="0"/>
-              <w:rPr>
-                <w:rFonts w:ascii="Times New Roman"/>
-                <w:sz w:val="22"/>
-              </w:rPr>
-            </w:pPr>
-          </w:p>
-        </w:tc>
-        <w:tc>
-          <w:tcPr>
-            <w:tcW w:w="2604" w:type="dxa"/>
-          </w:tcPr>
-          <w:p>
-            <w:pPr>
-              <w:pStyle w:val="TableParagraph"/>
-              <w:spacing w:line="240" w:lineRule="auto" w:before="0"/>
-              <w:rPr>
-                <w:rFonts w:ascii="Times New Roman"/>
-                <w:sz w:val="22"/>
-              </w:rPr>
-            </w:pPr>
-          </w:p>
-        </w:tc>
-      </w:tr>
-      <w:tr>
-        <w:trPr>
-          <w:trHeight w:val="485" w:hRule="atLeast"/>
-        </w:trPr>
-        <w:tc>
-          <w:tcPr>
-            <w:tcW w:w="1727" w:type="dxa"/>
-          </w:tcPr>
-          <w:p>
-            <w:pPr>
-              <w:pStyle w:val="TableParagraph"/>
-              <w:spacing w:line="240" w:lineRule="auto" w:before="0"/>
-              <w:rPr>
-                <w:rFonts w:ascii="Times New Roman"/>
-                <w:sz w:val="22"/>
-              </w:rPr>
-            </w:pPr>
-          </w:p>
-        </w:tc>
-        <w:tc>
-          <w:tcPr>
-            <w:tcW w:w="2208" w:type="dxa"/>
-          </w:tcPr>
-          <w:p>
-            <w:pPr>
-              <w:pStyle w:val="TableParagraph"/>
-              <w:spacing w:line="240" w:lineRule="auto"/>
-              <w:ind w:left="455" w:right="421"/>
-              <w:jc w:val="center"/>
+              <w:ind w:left="544"/>
               <w:rPr>
                 <w:sz w:val="22"/>
               </w:rPr>
@@ -22496,10 +22412,10 @@
               <mc:AlternateContent>
                 <mc:Choice Requires="wps">
                   <w:drawing>
-                    <wp:anchor distT="0" distB="0" distL="0" distR="0" allowOverlap="1" layoutInCell="1" locked="0" behindDoc="1" simplePos="0" relativeHeight="487150080">
+                    <wp:anchor distT="0" distB="0" distL="0" distR="0" allowOverlap="1" layoutInCell="1" locked="0" behindDoc="1" simplePos="0" relativeHeight="487158784">
                       <wp:simplePos x="0" y="0"/>
                       <wp:positionH relativeFrom="column">
-                        <wp:posOffset>363596</wp:posOffset>
+                        <wp:posOffset>184082</wp:posOffset>
                       </wp:positionH>
                       <wp:positionV relativeFrom="paragraph">
                         <wp:posOffset>66311</wp:posOffset>
@@ -22552,7 +22468,7 @@
                                         <a:pt x="0" y="26980"/>
                                       </a:lnTo>
                                       <a:lnTo>
-                                        <a:pt x="0" y="20661"/>
+                                        <a:pt x="0" y="20662"/>
                                       </a:lnTo>
                                       <a:lnTo>
                                         <a:pt x="20662" y="0"/>
@@ -22592,8 +22508,458 @@
                 </mc:Choice>
                 <mc:Fallback>
                   <w:pict>
-                    <v:group style="position:absolute;margin-left:28.629654pt;margin-top:5.221383pt;width:3.8pt;height:3.8pt;mso-position-horizontal-relative:column;mso-position-vertical-relative:paragraph;z-index:-16166400" id="docshapegroup235" coordorigin="573,104" coordsize="76,76">
-                      <v:shape style="position:absolute;left:572;top:104;width:76;height:76" id="docshape236" coordorigin="573,104" coordsize="76,76" path="m615,179l605,179,600,179,573,147,573,137,605,104,615,104,648,142,648,147,615,179xe" filled="true" fillcolor="#1d1d1d" stroked="false">
+                    <v:group style="position:absolute;margin-left:14.494654pt;margin-top:5.221382pt;width:3.8pt;height:3.8pt;mso-position-horizontal-relative:column;mso-position-vertical-relative:paragraph;z-index:-16157696" id="docshapegroup235" coordorigin="290,104" coordsize="76,76">
+                      <v:shape style="position:absolute;left:289;top:104;width:76;height:76" id="docshape236" coordorigin="290,104" coordsize="76,76" path="m332,179l322,179,318,179,290,147,290,137,322,104,332,104,365,142,365,147,332,179xe" filled="true" fillcolor="#1d1d1d" stroked="false">
+                        <v:path arrowok="t"/>
+                        <v:fill type="solid"/>
+                      </v:shape>
+                      <w10:wrap type="none"/>
+                    </v:group>
+                  </w:pict>
+                </mc:Fallback>
+              </mc:AlternateContent>
+            </w:r>
+            <w:r>
+              <w:rPr>
+                <w:color w:val="1D1D1D"/>
+                <w:spacing w:val="-4"/>
+                <w:w w:val="115"/>
+                <w:sz w:val="22"/>
+              </w:rPr>
+              <w:t>Spark</w:t>
+            </w:r>
+          </w:p>
+        </w:tc>
+        <w:tc>
+          <w:tcPr>
+            <w:tcW w:w="2019" w:type="dxa"/>
+          </w:tcPr>
+          <w:p>
+            <w:pPr>
+              <w:pStyle w:val="TableParagraph"/>
+              <w:ind w:left="539"/>
+              <w:rPr>
+                <w:sz w:val="22"/>
+              </w:rPr>
+            </w:pPr>
+            <w:r>
+              <w:rPr>
+                <w:sz w:val="22"/>
+              </w:rPr>
+              <mc:AlternateContent>
+                <mc:Choice Requires="wps">
+                  <w:drawing>
+                    <wp:anchor distT="0" distB="0" distL="0" distR="0" allowOverlap="1" layoutInCell="1" locked="0" behindDoc="1" simplePos="0" relativeHeight="487174144">
+                      <wp:simplePos x="0" y="0"/>
+                      <wp:positionH relativeFrom="column">
+                        <wp:posOffset>180509</wp:posOffset>
+                      </wp:positionH>
+                      <wp:positionV relativeFrom="paragraph">
+                        <wp:posOffset>66311</wp:posOffset>
+                      </wp:positionV>
+                      <wp:extent cx="48260" cy="48260"/>
+                      <wp:effectExtent l="0" t="0" r="0" b="0"/>
+                      <wp:wrapNone/>
+                      <wp:docPr id="239" name="Group 239"/>
+                      <wp:cNvGraphicFramePr>
+                        <a:graphicFrameLocks/>
+                      </wp:cNvGraphicFramePr>
+                      <a:graphic>
+                        <a:graphicData uri="http://schemas.microsoft.com/office/word/2010/wordprocessingGroup">
+                          <wpg:wgp>
+                            <wpg:cNvPr id="239" name="Group 239"/>
+                            <wpg:cNvGrpSpPr/>
+                            <wpg:grpSpPr>
+                              <a:xfrm>
+                                <a:off x="0" y="0"/>
+                                <a:ext cx="48260" cy="48260"/>
+                                <a:chExt cx="48260" cy="48260"/>
+                              </a:xfrm>
+                            </wpg:grpSpPr>
+                            <wps:wsp>
+                              <wps:cNvPr id="240" name="Graphic 240"/>
+                              <wps:cNvSpPr/>
+                              <wps:spPr>
+                                <a:xfrm>
+                                  <a:off x="0" y="0"/>
+                                  <a:ext cx="48260" cy="48260"/>
+                                </a:xfrm>
+                                <a:custGeom>
+                                  <a:avLst/>
+                                  <a:gdLst/>
+                                  <a:ahLst/>
+                                  <a:cxnLst/>
+                                  <a:rect l="l" t="t" r="r" b="b"/>
+                                  <a:pathLst>
+                                    <a:path w="48260" h="48260">
+                                      <a:moveTo>
+                                        <a:pt x="26980" y="47642"/>
+                                      </a:moveTo>
+                                      <a:lnTo>
+                                        <a:pt x="20662" y="47642"/>
+                                      </a:lnTo>
+                                      <a:lnTo>
+                                        <a:pt x="17623" y="47037"/>
+                                      </a:lnTo>
+                                      <a:lnTo>
+                                        <a:pt x="0" y="26980"/>
+                                      </a:lnTo>
+                                      <a:lnTo>
+                                        <a:pt x="0" y="20662"/>
+                                      </a:lnTo>
+                                      <a:lnTo>
+                                        <a:pt x="20662" y="0"/>
+                                      </a:lnTo>
+                                      <a:lnTo>
+                                        <a:pt x="26980" y="0"/>
+                                      </a:lnTo>
+                                      <a:lnTo>
+                                        <a:pt x="47642" y="23821"/>
+                                      </a:lnTo>
+                                      <a:lnTo>
+                                        <a:pt x="47642" y="26980"/>
+                                      </a:lnTo>
+                                      <a:lnTo>
+                                        <a:pt x="26980" y="47642"/>
+                                      </a:lnTo>
+                                      <a:close/>
+                                    </a:path>
+                                  </a:pathLst>
+                                </a:custGeom>
+                                <a:solidFill>
+                                  <a:srgbClr val="1D1D1D"/>
+                                </a:solidFill>
+                              </wps:spPr>
+                              <wps:bodyPr wrap="square" lIns="0" tIns="0" rIns="0" bIns="0" rtlCol="0">
+                                <a:prstTxWarp prst="textNoShape">
+                                  <a:avLst/>
+                                </a:prstTxWarp>
+                                <a:noAutofit/>
+                              </wps:bodyPr>
+                            </wps:wsp>
+                          </wpg:wgp>
+                        </a:graphicData>
+                      </a:graphic>
+                    </wp:anchor>
+                  </w:drawing>
+                </mc:Choice>
+                <mc:Fallback>
+                  <w:pict>
+                    <v:group style="position:absolute;margin-left:14.213369pt;margin-top:5.221382pt;width:3.8pt;height:3.8pt;mso-position-horizontal-relative:column;mso-position-vertical-relative:paragraph;z-index:-16142336" id="docshapegroup237" coordorigin="284,104" coordsize="76,76">
+                      <v:shape style="position:absolute;left:284;top:104;width:76;height:76" id="docshape238" coordorigin="284,104" coordsize="76,76" path="m327,179l317,179,312,179,284,147,284,137,317,104,327,104,359,142,359,147,327,179xe" filled="true" fillcolor="#1d1d1d" stroked="false">
+                        <v:path arrowok="t"/>
+                        <v:fill type="solid"/>
+                      </v:shape>
+                      <w10:wrap type="none"/>
+                    </v:group>
+                  </w:pict>
+                </mc:Fallback>
+              </mc:AlternateContent>
+            </w:r>
+            <w:r>
+              <w:rPr>
+                <w:color w:val="1D1D1D"/>
+                <w:spacing w:val="-2"/>
+                <w:w w:val="115"/>
+                <w:sz w:val="22"/>
+              </w:rPr>
+              <w:t>Datadog</w:t>
+            </w:r>
+          </w:p>
+        </w:tc>
+        <w:tc>
+          <w:tcPr>
+            <w:tcW w:w="2604" w:type="dxa"/>
+          </w:tcPr>
+          <w:p>
+            <w:pPr>
+              <w:pStyle w:val="TableParagraph"/>
+              <w:ind w:left="625"/>
+              <w:rPr>
+                <w:sz w:val="22"/>
+              </w:rPr>
+            </w:pPr>
+            <w:r>
+              <w:rPr>
+                <w:sz w:val="22"/>
+              </w:rPr>
+              <mc:AlternateContent>
+                <mc:Choice Requires="wps">
+                  <w:drawing>
+                    <wp:anchor distT="0" distB="0" distL="0" distR="0" allowOverlap="1" layoutInCell="1" locked="0" behindDoc="1" simplePos="0" relativeHeight="487190016">
+                      <wp:simplePos x="0" y="0"/>
+                      <wp:positionH relativeFrom="column">
+                        <wp:posOffset>235208</wp:posOffset>
+                      </wp:positionH>
+                      <wp:positionV relativeFrom="paragraph">
+                        <wp:posOffset>66311</wp:posOffset>
+                      </wp:positionV>
+                      <wp:extent cx="48260" cy="48260"/>
+                      <wp:effectExtent l="0" t="0" r="0" b="0"/>
+                      <wp:wrapNone/>
+                      <wp:docPr id="241" name="Group 241"/>
+                      <wp:cNvGraphicFramePr>
+                        <a:graphicFrameLocks/>
+                      </wp:cNvGraphicFramePr>
+                      <a:graphic>
+                        <a:graphicData uri="http://schemas.microsoft.com/office/word/2010/wordprocessingGroup">
+                          <wpg:wgp>
+                            <wpg:cNvPr id="241" name="Group 241"/>
+                            <wpg:cNvGrpSpPr/>
+                            <wpg:grpSpPr>
+                              <a:xfrm>
+                                <a:off x="0" y="0"/>
+                                <a:ext cx="48260" cy="48260"/>
+                                <a:chExt cx="48260" cy="48260"/>
+                              </a:xfrm>
+                            </wpg:grpSpPr>
+                            <wps:wsp>
+                              <wps:cNvPr id="242" name="Graphic 242"/>
+                              <wps:cNvSpPr/>
+                              <wps:spPr>
+                                <a:xfrm>
+                                  <a:off x="0" y="0"/>
+                                  <a:ext cx="48260" cy="48260"/>
+                                </a:xfrm>
+                                <a:custGeom>
+                                  <a:avLst/>
+                                  <a:gdLst/>
+                                  <a:ahLst/>
+                                  <a:cxnLst/>
+                                  <a:rect l="l" t="t" r="r" b="b"/>
+                                  <a:pathLst>
+                                    <a:path w="48260" h="48260">
+                                      <a:moveTo>
+                                        <a:pt x="26980" y="47642"/>
+                                      </a:moveTo>
+                                      <a:lnTo>
+                                        <a:pt x="20662" y="47642"/>
+                                      </a:lnTo>
+                                      <a:lnTo>
+                                        <a:pt x="17623" y="47037"/>
+                                      </a:lnTo>
+                                      <a:lnTo>
+                                        <a:pt x="0" y="26980"/>
+                                      </a:lnTo>
+                                      <a:lnTo>
+                                        <a:pt x="0" y="20662"/>
+                                      </a:lnTo>
+                                      <a:lnTo>
+                                        <a:pt x="20662" y="0"/>
+                                      </a:lnTo>
+                                      <a:lnTo>
+                                        <a:pt x="26980" y="0"/>
+                                      </a:lnTo>
+                                      <a:lnTo>
+                                        <a:pt x="47642" y="23821"/>
+                                      </a:lnTo>
+                                      <a:lnTo>
+                                        <a:pt x="47642" y="26980"/>
+                                      </a:lnTo>
+                                      <a:lnTo>
+                                        <a:pt x="26980" y="47642"/>
+                                      </a:lnTo>
+                                      <a:close/>
+                                    </a:path>
+                                  </a:pathLst>
+                                </a:custGeom>
+                                <a:solidFill>
+                                  <a:srgbClr val="1D1D1D"/>
+                                </a:solidFill>
+                              </wps:spPr>
+                              <wps:bodyPr wrap="square" lIns="0" tIns="0" rIns="0" bIns="0" rtlCol="0">
+                                <a:prstTxWarp prst="textNoShape">
+                                  <a:avLst/>
+                                </a:prstTxWarp>
+                                <a:noAutofit/>
+                              </wps:bodyPr>
+                            </wps:wsp>
+                          </wpg:wgp>
+                        </a:graphicData>
+                      </a:graphic>
+                    </wp:anchor>
+                  </w:drawing>
+                </mc:Choice>
+                <mc:Fallback>
+                  <w:pict>
+                    <v:group style="position:absolute;margin-left:18.520393pt;margin-top:5.221382pt;width:3.8pt;height:3.8pt;mso-position-horizontal-relative:column;mso-position-vertical-relative:paragraph;z-index:-16126464" id="docshapegroup239" coordorigin="370,104" coordsize="76,76">
+                      <v:shape style="position:absolute;left:370;top:104;width:76;height:76" id="docshape240" coordorigin="370,104" coordsize="76,76" path="m413,179l403,179,398,179,370,147,370,137,403,104,413,104,445,142,445,147,413,179xe" filled="true" fillcolor="#1d1d1d" stroked="false">
+                        <v:path arrowok="t"/>
+                        <v:fill type="solid"/>
+                      </v:shape>
+                      <w10:wrap type="none"/>
+                    </v:group>
+                  </w:pict>
+                </mc:Fallback>
+              </mc:AlternateContent>
+            </w:r>
+            <w:r>
+              <w:rPr>
+                <w:color w:val="1D1D1D"/>
+                <w:w w:val="115"/>
+                <w:sz w:val="22"/>
+              </w:rPr>
+              <w:t>Claude</w:t>
+            </w:r>
+            <w:r>
+              <w:rPr>
+                <w:color w:val="1D1D1D"/>
+                <w:spacing w:val="1"/>
+                <w:w w:val="115"/>
+                <w:sz w:val="22"/>
+              </w:rPr>
+              <w:t> </w:t>
+            </w:r>
+            <w:r>
+              <w:rPr>
+                <w:color w:val="1D1D1D"/>
+                <w:spacing w:val="-4"/>
+                <w:w w:val="115"/>
+                <w:sz w:val="22"/>
+              </w:rPr>
+              <w:t>Code</w:t>
+            </w:r>
+          </w:p>
+        </w:tc>
+      </w:tr>
+      <w:tr>
+        <w:trPr>
+          <w:trHeight w:val="485" w:hRule="atLeast"/>
+        </w:trPr>
+        <w:tc>
+          <w:tcPr>
+            <w:tcW w:w="1727" w:type="dxa"/>
+          </w:tcPr>
+          <w:p>
+            <w:pPr>
+              <w:pStyle w:val="TableParagraph"/>
+              <w:spacing w:line="240" w:lineRule="auto" w:before="0"/>
+              <w:rPr>
+                <w:rFonts w:ascii="Times New Roman"/>
+                <w:sz w:val="22"/>
+              </w:rPr>
+            </w:pPr>
+          </w:p>
+        </w:tc>
+        <w:tc>
+          <w:tcPr>
+            <w:tcW w:w="2208" w:type="dxa"/>
+          </w:tcPr>
+          <w:p>
+            <w:pPr>
+              <w:pStyle w:val="TableParagraph"/>
+              <w:spacing w:line="240" w:lineRule="auto"/>
+              <w:ind w:left="455" w:right="421"/>
+              <w:jc w:val="center"/>
+              <w:rPr>
+                <w:sz w:val="22"/>
+              </w:rPr>
+            </w:pPr>
+            <w:r>
+              <w:rPr>
+                <w:sz w:val="22"/>
+              </w:rPr>
+              <mc:AlternateContent>
+                <mc:Choice Requires="wps">
+                  <w:drawing>
+                    <wp:anchor distT="0" distB="0" distL="0" distR="0" allowOverlap="1" layoutInCell="1" locked="0" behindDoc="1" simplePos="0" relativeHeight="487143936">
+                      <wp:simplePos x="0" y="0"/>
+                      <wp:positionH relativeFrom="column">
+                        <wp:posOffset>363596</wp:posOffset>
+                      </wp:positionH>
+                      <wp:positionV relativeFrom="paragraph">
+                        <wp:posOffset>66311</wp:posOffset>
+                      </wp:positionV>
+                      <wp:extent cx="48260" cy="48260"/>
+                      <wp:effectExtent l="0" t="0" r="0" b="0"/>
+                      <wp:wrapNone/>
+                      <wp:docPr id="243" name="Group 243"/>
+                      <wp:cNvGraphicFramePr>
+                        <a:graphicFrameLocks/>
+                      </wp:cNvGraphicFramePr>
+                      <a:graphic>
+                        <a:graphicData uri="http://schemas.microsoft.com/office/word/2010/wordprocessingGroup">
+                          <wpg:wgp>
+                            <wpg:cNvPr id="243" name="Group 243"/>
+                            <wpg:cNvGrpSpPr/>
+                            <wpg:grpSpPr>
+                              <a:xfrm>
+                                <a:off x="0" y="0"/>
+                                <a:ext cx="48260" cy="48260"/>
+                                <a:chExt cx="48260" cy="48260"/>
+                              </a:xfrm>
+                            </wpg:grpSpPr>
+                            <wps:wsp>
+                              <wps:cNvPr id="244" name="Graphic 244"/>
+                              <wps:cNvSpPr/>
+                              <wps:spPr>
+                                <a:xfrm>
+                                  <a:off x="0" y="0"/>
+                                  <a:ext cx="48260" cy="48260"/>
+                                </a:xfrm>
+                                <a:custGeom>
+                                  <a:avLst/>
+                                  <a:gdLst/>
+                                  <a:ahLst/>
+                                  <a:cxnLst/>
+                                  <a:rect l="l" t="t" r="r" b="b"/>
+                                  <a:pathLst>
+                                    <a:path w="48260" h="48260">
+                                      <a:moveTo>
+                                        <a:pt x="26980" y="47642"/>
+                                      </a:moveTo>
+                                      <a:lnTo>
+                                        <a:pt x="20662" y="47642"/>
+                                      </a:lnTo>
+                                      <a:lnTo>
+                                        <a:pt x="17623" y="47037"/>
+                                      </a:lnTo>
+                                      <a:lnTo>
+                                        <a:pt x="0" y="26980"/>
+                                      </a:lnTo>
+                                      <a:lnTo>
+                                        <a:pt x="0" y="20661"/>
+                                      </a:lnTo>
+                                      <a:lnTo>
+                                        <a:pt x="20662" y="0"/>
+                                      </a:lnTo>
+                                      <a:lnTo>
+                                        <a:pt x="26980" y="0"/>
+                                      </a:lnTo>
+                                      <a:lnTo>
+                                        <a:pt x="47642" y="23821"/>
+                                      </a:lnTo>
+                                      <a:lnTo>
+                                        <a:pt x="47642" y="26980"/>
+                                      </a:lnTo>
+                                      <a:lnTo>
+                                        <a:pt x="26980" y="47642"/>
+                                      </a:lnTo>
+                                      <a:close/>
+                                    </a:path>
+                                  </a:pathLst>
+                                </a:custGeom>
+                                <a:solidFill>
+                                  <a:srgbClr val="1D1D1D"/>
+                                </a:solidFill>
+                              </wps:spPr>
+                              <wps:bodyPr wrap="square" lIns="0" tIns="0" rIns="0" bIns="0" rtlCol="0">
+                                <a:prstTxWarp prst="textNoShape">
+                                  <a:avLst/>
+                                </a:prstTxWarp>
+                                <a:noAutofit/>
+                              </wps:bodyPr>
+                            </wps:wsp>
+                          </wpg:wgp>
+                        </a:graphicData>
+                      </a:graphic>
+                    </wp:anchor>
+                  </w:drawing>
+                </mc:Choice>
+                <mc:Fallback>
+                  <w:pict>
+                    <v:group style="position:absolute;margin-left:28.629654pt;margin-top:5.221383pt;width:3.8pt;height:3.8pt;mso-position-horizontal-relative:column;mso-position-vertical-relative:paragraph;z-index:-16172544" id="docshapegroup241" coordorigin="573,104" coordsize="76,76">
+                      <v:shape style="position:absolute;left:572;top:104;width:76;height:76" id="docshape242" coordorigin="573,104" coordsize="76,76" path="m615,179l605,179,600,179,573,147,573,137,605,104,615,104,648,142,648,147,615,179xe" filled="true" fillcolor="#1d1d1d" stroked="false">
                         <v:path arrowok="t"/>
                         <v:fill type="solid"/>
                       </v:shape>
@@ -22621,12 +22987,135 @@
           <w:p>
             <w:pPr>
               <w:pStyle w:val="TableParagraph"/>
-              <w:spacing w:line="240" w:lineRule="auto" w:before="0"/>
-              <w:rPr>
-                <w:rFonts w:ascii="Times New Roman"/>
+              <w:spacing w:line="240" w:lineRule="auto"/>
+              <w:ind w:left="544"/>
+              <w:rPr>
                 <w:sz w:val="22"/>
               </w:rPr>
             </w:pPr>
+            <w:r>
+              <w:rPr>
+                <w:sz w:val="22"/>
+              </w:rPr>
+              <mc:AlternateContent>
+                <mc:Choice Requires="wps">
+                  <w:drawing>
+                    <wp:anchor distT="0" distB="0" distL="0" distR="0" allowOverlap="1" layoutInCell="1" locked="0" behindDoc="1" simplePos="0" relativeHeight="487159296">
+                      <wp:simplePos x="0" y="0"/>
+                      <wp:positionH relativeFrom="column">
+                        <wp:posOffset>184082</wp:posOffset>
+                      </wp:positionH>
+                      <wp:positionV relativeFrom="paragraph">
+                        <wp:posOffset>66311</wp:posOffset>
+                      </wp:positionV>
+                      <wp:extent cx="48260" cy="48260"/>
+                      <wp:effectExtent l="0" t="0" r="0" b="0"/>
+                      <wp:wrapNone/>
+                      <wp:docPr id="245" name="Group 245"/>
+                      <wp:cNvGraphicFramePr>
+                        <a:graphicFrameLocks/>
+                      </wp:cNvGraphicFramePr>
+                      <a:graphic>
+                        <a:graphicData uri="http://schemas.microsoft.com/office/word/2010/wordprocessingGroup">
+                          <wpg:wgp>
+                            <wpg:cNvPr id="245" name="Group 245"/>
+                            <wpg:cNvGrpSpPr/>
+                            <wpg:grpSpPr>
+                              <a:xfrm>
+                                <a:off x="0" y="0"/>
+                                <a:ext cx="48260" cy="48260"/>
+                                <a:chExt cx="48260" cy="48260"/>
+                              </a:xfrm>
+                            </wpg:grpSpPr>
+                            <wps:wsp>
+                              <wps:cNvPr id="246" name="Graphic 246"/>
+                              <wps:cNvSpPr/>
+                              <wps:spPr>
+                                <a:xfrm>
+                                  <a:off x="0" y="0"/>
+                                  <a:ext cx="48260" cy="48260"/>
+                                </a:xfrm>
+                                <a:custGeom>
+                                  <a:avLst/>
+                                  <a:gdLst/>
+                                  <a:ahLst/>
+                                  <a:cxnLst/>
+                                  <a:rect l="l" t="t" r="r" b="b"/>
+                                  <a:pathLst>
+                                    <a:path w="48260" h="48260">
+                                      <a:moveTo>
+                                        <a:pt x="26980" y="47642"/>
+                                      </a:moveTo>
+                                      <a:lnTo>
+                                        <a:pt x="20662" y="47642"/>
+                                      </a:lnTo>
+                                      <a:lnTo>
+                                        <a:pt x="17623" y="47037"/>
+                                      </a:lnTo>
+                                      <a:lnTo>
+                                        <a:pt x="0" y="26980"/>
+                                      </a:lnTo>
+                                      <a:lnTo>
+                                        <a:pt x="0" y="20661"/>
+                                      </a:lnTo>
+                                      <a:lnTo>
+                                        <a:pt x="20662" y="0"/>
+                                      </a:lnTo>
+                                      <a:lnTo>
+                                        <a:pt x="26980" y="0"/>
+                                      </a:lnTo>
+                                      <a:lnTo>
+                                        <a:pt x="47642" y="23821"/>
+                                      </a:lnTo>
+                                      <a:lnTo>
+                                        <a:pt x="47642" y="26980"/>
+                                      </a:lnTo>
+                                      <a:lnTo>
+                                        <a:pt x="26980" y="47642"/>
+                                      </a:lnTo>
+                                      <a:close/>
+                                    </a:path>
+                                  </a:pathLst>
+                                </a:custGeom>
+                                <a:solidFill>
+                                  <a:srgbClr val="1D1D1D"/>
+                                </a:solidFill>
+                              </wps:spPr>
+                              <wps:bodyPr wrap="square" lIns="0" tIns="0" rIns="0" bIns="0" rtlCol="0">
+                                <a:prstTxWarp prst="textNoShape">
+                                  <a:avLst/>
+                                </a:prstTxWarp>
+                                <a:noAutofit/>
+                              </wps:bodyPr>
+                            </wps:wsp>
+                          </wpg:wgp>
+                        </a:graphicData>
+                      </a:graphic>
+                    </wp:anchor>
+                  </w:drawing>
+                </mc:Choice>
+                <mc:Fallback>
+                  <w:pict>
+                    <v:group style="position:absolute;margin-left:14.494654pt;margin-top:5.221383pt;width:3.8pt;height:3.8pt;mso-position-horizontal-relative:column;mso-position-vertical-relative:paragraph;z-index:-16157184" id="docshapegroup243" coordorigin="290,104" coordsize="76,76">
+                      <v:shape style="position:absolute;left:289;top:104;width:76;height:76" id="docshape244" coordorigin="290,104" coordsize="76,76" path="m332,179l322,179,318,179,290,147,290,137,322,104,332,104,365,142,365,147,332,179xe" filled="true" fillcolor="#1d1d1d" stroked="false">
+                        <v:path arrowok="t"/>
+                        <v:fill type="solid"/>
+                      </v:shape>
+                      <w10:wrap type="none"/>
+                    </v:group>
+                  </w:pict>
+                </mc:Fallback>
+              </mc:AlternateContent>
+            </w:r>
+            <w:r>
+              <w:rPr>
+                <w:color w:val="1D1D1D"/>
+                <w:spacing w:val="-5"/>
+                <w:w w:val="115"/>
+                <w:sz w:val="22"/>
+              </w:rPr>
+              <w:t>ELK</w:t>
+            </w:r>
           </w:p>
         </w:tc>
         <w:tc>
@@ -22636,12 +23125,152 @@
           <w:p>
             <w:pPr>
               <w:pStyle w:val="TableParagraph"/>
-              <w:spacing w:line="240" w:lineRule="auto" w:before="0"/>
-              <w:rPr>
-                <w:rFonts w:ascii="Times New Roman"/>
+              <w:spacing w:line="240" w:lineRule="auto"/>
+              <w:ind w:left="539"/>
+              <w:rPr>
                 <w:sz w:val="22"/>
               </w:rPr>
             </w:pPr>
+            <w:r>
+              <w:rPr>
+                <w:sz w:val="22"/>
+              </w:rPr>
+              <mc:AlternateContent>
+                <mc:Choice Requires="wps">
+                  <w:drawing>
+                    <wp:anchor distT="0" distB="0" distL="0" distR="0" allowOverlap="1" layoutInCell="1" locked="0" behindDoc="1" simplePos="0" relativeHeight="487174656">
+                      <wp:simplePos x="0" y="0"/>
+                      <wp:positionH relativeFrom="column">
+                        <wp:posOffset>180509</wp:posOffset>
+                      </wp:positionH>
+                      <wp:positionV relativeFrom="paragraph">
+                        <wp:posOffset>66311</wp:posOffset>
+                      </wp:positionV>
+                      <wp:extent cx="48260" cy="48260"/>
+                      <wp:effectExtent l="0" t="0" r="0" b="0"/>
+                      <wp:wrapNone/>
+                      <wp:docPr id="247" name="Group 247"/>
+                      <wp:cNvGraphicFramePr>
+                        <a:graphicFrameLocks/>
+                      </wp:cNvGraphicFramePr>
+                      <a:graphic>
+                        <a:graphicData uri="http://schemas.microsoft.com/office/word/2010/wordprocessingGroup">
+                          <wpg:wgp>
+                            <wpg:cNvPr id="247" name="Group 247"/>
+                            <wpg:cNvGrpSpPr/>
+                            <wpg:grpSpPr>
+                              <a:xfrm>
+                                <a:off x="0" y="0"/>
+                                <a:ext cx="48260" cy="48260"/>
+                                <a:chExt cx="48260" cy="48260"/>
+                              </a:xfrm>
+                            </wpg:grpSpPr>
+                            <wps:wsp>
+                              <wps:cNvPr id="248" name="Graphic 248"/>
+                              <wps:cNvSpPr/>
+                              <wps:spPr>
+                                <a:xfrm>
+                                  <a:off x="0" y="0"/>
+                                  <a:ext cx="48260" cy="48260"/>
+                                </a:xfrm>
+                                <a:custGeom>
+                                  <a:avLst/>
+                                  <a:gdLst/>
+                                  <a:ahLst/>
+                                  <a:cxnLst/>
+                                  <a:rect l="l" t="t" r="r" b="b"/>
+                                  <a:pathLst>
+                                    <a:path w="48260" h="48260">
+                                      <a:moveTo>
+                                        <a:pt x="26980" y="47642"/>
+                                      </a:moveTo>
+                                      <a:lnTo>
+                                        <a:pt x="20662" y="47642"/>
+                                      </a:lnTo>
+                                      <a:lnTo>
+                                        <a:pt x="17623" y="47037"/>
+                                      </a:lnTo>
+                                      <a:lnTo>
+                                        <a:pt x="0" y="26980"/>
+                                      </a:lnTo>
+                                      <a:lnTo>
+                                        <a:pt x="0" y="20661"/>
+                                      </a:lnTo>
+                                      <a:lnTo>
+                                        <a:pt x="20662" y="0"/>
+                                      </a:lnTo>
+                                      <a:lnTo>
+                                        <a:pt x="26980" y="0"/>
+                                      </a:lnTo>
+                                      <a:lnTo>
+                                        <a:pt x="47642" y="23821"/>
+                                      </a:lnTo>
+                                      <a:lnTo>
+                                        <a:pt x="47642" y="26980"/>
+                                      </a:lnTo>
+                                      <a:lnTo>
+                                        <a:pt x="26980" y="47642"/>
+                                      </a:lnTo>
+                                      <a:close/>
+                                    </a:path>
+                                  </a:pathLst>
+                                </a:custGeom>
+                                <a:solidFill>
+                                  <a:srgbClr val="1D1D1D"/>
+                                </a:solidFill>
+                              </wps:spPr>
+                              <wps:bodyPr wrap="square" lIns="0" tIns="0" rIns="0" bIns="0" rtlCol="0">
+                                <a:prstTxWarp prst="textNoShape">
+                                  <a:avLst/>
+                                </a:prstTxWarp>
+                                <a:noAutofit/>
+                              </wps:bodyPr>
+                            </wps:wsp>
+                          </wpg:wgp>
+                        </a:graphicData>
+                      </a:graphic>
+                    </wp:anchor>
+                  </w:drawing>
+                </mc:Choice>
+                <mc:Fallback>
+                  <w:pict>
+                    <v:group style="position:absolute;margin-left:14.213369pt;margin-top:5.221383pt;width:3.8pt;height:3.8pt;mso-position-horizontal-relative:column;mso-position-vertical-relative:paragraph;z-index:-16141824" id="docshapegroup245" coordorigin="284,104" coordsize="76,76">
+                      <v:shape style="position:absolute;left:284;top:104;width:76;height:76" id="docshape246" coordorigin="284,104" coordsize="76,76" path="m327,179l317,179,312,179,284,147,284,137,317,104,327,104,359,142,359,147,327,179xe" filled="true" fillcolor="#1d1d1d" stroked="false">
+                        <v:path arrowok="t"/>
+                        <v:fill type="solid"/>
+                      </v:shape>
+                      <w10:wrap type="none"/>
+                    </v:group>
+                  </w:pict>
+                </mc:Fallback>
+              </mc:AlternateContent>
+            </w:r>
+            <w:r>
+              <w:rPr>
+                <w:color w:val="1D1D1D"/>
+                <w:w w:val="110"/>
+                <w:sz w:val="22"/>
+              </w:rPr>
+              <w:t>New</w:t>
+            </w:r>
+            <w:r>
+              <w:rPr>
+                <w:color w:val="1D1D1D"/>
+                <w:spacing w:val="-9"/>
+                <w:w w:val="110"/>
+                <w:sz w:val="22"/>
+              </w:rPr>
+              <w:t> </w:t>
+            </w:r>
+            <w:r>
+              <w:rPr>
+                <w:color w:val="1D1D1D"/>
+                <w:spacing w:val="-2"/>
+                <w:w w:val="110"/>
+                <w:sz w:val="22"/>
+              </w:rPr>
+              <w:t>Relic</w:t>
+            </w:r>
           </w:p>
         </w:tc>
         <w:tc>
@@ -22651,12 +23280,135 @@
           <w:p>
             <w:pPr>
               <w:pStyle w:val="TableParagraph"/>
-              <w:spacing w:line="240" w:lineRule="auto" w:before="0"/>
-              <w:rPr>
-                <w:rFonts w:ascii="Times New Roman"/>
+              <w:spacing w:line="240" w:lineRule="auto"/>
+              <w:ind w:left="625"/>
+              <w:rPr>
                 <w:sz w:val="22"/>
               </w:rPr>
             </w:pPr>
+            <w:r>
+              <w:rPr>
+                <w:sz w:val="22"/>
+              </w:rPr>
+              <mc:AlternateContent>
+                <mc:Choice Requires="wps">
+                  <w:drawing>
+                    <wp:anchor distT="0" distB="0" distL="0" distR="0" allowOverlap="1" layoutInCell="1" locked="0" behindDoc="1" simplePos="0" relativeHeight="487190528">
+                      <wp:simplePos x="0" y="0"/>
+                      <wp:positionH relativeFrom="column">
+                        <wp:posOffset>235208</wp:posOffset>
+                      </wp:positionH>
+                      <wp:positionV relativeFrom="paragraph">
+                        <wp:posOffset>66311</wp:posOffset>
+                      </wp:positionV>
+                      <wp:extent cx="48260" cy="48260"/>
+                      <wp:effectExtent l="0" t="0" r="0" b="0"/>
+                      <wp:wrapNone/>
+                      <wp:docPr id="249" name="Group 249"/>
+                      <wp:cNvGraphicFramePr>
+                        <a:graphicFrameLocks/>
+                      </wp:cNvGraphicFramePr>
+                      <a:graphic>
+                        <a:graphicData uri="http://schemas.microsoft.com/office/word/2010/wordprocessingGroup">
+                          <wpg:wgp>
+                            <wpg:cNvPr id="249" name="Group 249"/>
+                            <wpg:cNvGrpSpPr/>
+                            <wpg:grpSpPr>
+                              <a:xfrm>
+                                <a:off x="0" y="0"/>
+                                <a:ext cx="48260" cy="48260"/>
+                                <a:chExt cx="48260" cy="48260"/>
+                              </a:xfrm>
+                            </wpg:grpSpPr>
+                            <wps:wsp>
+                              <wps:cNvPr id="250" name="Graphic 250"/>
+                              <wps:cNvSpPr/>
+                              <wps:spPr>
+                                <a:xfrm>
+                                  <a:off x="0" y="0"/>
+                                  <a:ext cx="48260" cy="48260"/>
+                                </a:xfrm>
+                                <a:custGeom>
+                                  <a:avLst/>
+                                  <a:gdLst/>
+                                  <a:ahLst/>
+                                  <a:cxnLst/>
+                                  <a:rect l="l" t="t" r="r" b="b"/>
+                                  <a:pathLst>
+                                    <a:path w="48260" h="48260">
+                                      <a:moveTo>
+                                        <a:pt x="26980" y="47642"/>
+                                      </a:moveTo>
+                                      <a:lnTo>
+                                        <a:pt x="20662" y="47642"/>
+                                      </a:lnTo>
+                                      <a:lnTo>
+                                        <a:pt x="17623" y="47037"/>
+                                      </a:lnTo>
+                                      <a:lnTo>
+                                        <a:pt x="0" y="26980"/>
+                                      </a:lnTo>
+                                      <a:lnTo>
+                                        <a:pt x="0" y="20661"/>
+                                      </a:lnTo>
+                                      <a:lnTo>
+                                        <a:pt x="20662" y="0"/>
+                                      </a:lnTo>
+                                      <a:lnTo>
+                                        <a:pt x="26980" y="0"/>
+                                      </a:lnTo>
+                                      <a:lnTo>
+                                        <a:pt x="47642" y="23821"/>
+                                      </a:lnTo>
+                                      <a:lnTo>
+                                        <a:pt x="47642" y="26980"/>
+                                      </a:lnTo>
+                                      <a:lnTo>
+                                        <a:pt x="26980" y="47642"/>
+                                      </a:lnTo>
+                                      <a:close/>
+                                    </a:path>
+                                  </a:pathLst>
+                                </a:custGeom>
+                                <a:solidFill>
+                                  <a:srgbClr val="1D1D1D"/>
+                                </a:solidFill>
+                              </wps:spPr>
+                              <wps:bodyPr wrap="square" lIns="0" tIns="0" rIns="0" bIns="0" rtlCol="0">
+                                <a:prstTxWarp prst="textNoShape">
+                                  <a:avLst/>
+                                </a:prstTxWarp>
+                                <a:noAutofit/>
+                              </wps:bodyPr>
+                            </wps:wsp>
+                          </wpg:wgp>
+                        </a:graphicData>
+                      </a:graphic>
+                    </wp:anchor>
+                  </w:drawing>
+                </mc:Choice>
+                <mc:Fallback>
+                  <w:pict>
+                    <v:group style="position:absolute;margin-left:18.520393pt;margin-top:5.221383pt;width:3.8pt;height:3.8pt;mso-position-horizontal-relative:column;mso-position-vertical-relative:paragraph;z-index:-16125952" id="docshapegroup247" coordorigin="370,104" coordsize="76,76">
+                      <v:shape style="position:absolute;left:370;top:104;width:76;height:76" id="docshape248" coordorigin="370,104" coordsize="76,76" path="m413,179l403,179,398,179,370,147,370,137,403,104,413,104,445,142,445,147,413,179xe" filled="true" fillcolor="#1d1d1d" stroked="false">
+                        <v:path arrowok="t"/>
+                        <v:fill type="solid"/>
+                      </v:shape>
+                      <w10:wrap type="none"/>
+                    </v:group>
+                  </w:pict>
+                </mc:Fallback>
+              </mc:AlternateContent>
+            </w:r>
+            <w:r>
+              <w:rPr>
+                <w:color w:val="1D1D1D"/>
+                <w:spacing w:val="-2"/>
+                <w:w w:val="120"/>
+                <w:sz w:val="22"/>
+              </w:rPr>
+              <w:t>Codex</w:t>
+            </w:r>
           </w:p>
         </w:tc>
       </w:tr>
